--- a/Documents/KnowledgeBase/функциональные требования.docx
+++ b/Documents/KnowledgeBase/функциональные требования.docx
@@ -1,6 +1,6 @@
 
 <file path=word/document.xml><?xml version="1.0" encoding="utf-8"?>
-<w:document xmlns:wpc="http://schemas.microsoft.com/office/word/2010/wordprocessingCanvas" xmlns:cx="http://schemas.microsoft.com/office/drawing/2014/chartex" xmlns:cx1="http://schemas.microsoft.com/office/drawing/2015/9/8/chartex" xmlns:cx2="http://schemas.microsoft.com/office/drawing/2015/10/21/chartex" xmlns:cx3="http://schemas.microsoft.com/office/drawing/2016/5/9/chartex" xmlns:cx4="http://schemas.microsoft.com/office/drawing/2016/5/10/chartex" xmlns:cx5="http://schemas.microsoft.com/office/drawing/2016/5/11/chartex" xmlns:cx6="http://schemas.microsoft.com/office/drawing/2016/5/12/chartex" xmlns:cx7="http://schemas.microsoft.com/office/drawing/2016/5/13/chartex" xmlns:cx8="http://schemas.microsoft.com/office/drawing/2016/5/14/chartex" xmlns:mc="http://schemas.openxmlformats.org/markup-compatibility/2006" xmlns:aink="http://schemas.microsoft.com/office/drawing/2016/ink" xmlns:am3d="http://schemas.microsoft.com/office/drawing/2017/model3d" xmlns:o="urn:schemas-microsoft-com:office:office" xmlns:r="http://schemas.openxmlformats.org/officeDocument/2006/relationships" xmlns:m="http://schemas.openxmlformats.org/officeDocument/2006/math" xmlns:v="urn:schemas-microsoft-com:vml" xmlns:wp14="http://schemas.microsoft.com/office/word/2010/wordprocessingDrawing" xmlns:wp="http://schemas.openxmlformats.org/drawingml/2006/wordprocessingDrawing" xmlns:w10="urn:schemas-microsoft-com:office:word" xmlns:w="http://schemas.openxmlformats.org/wordprocessingml/2006/main" xmlns:w14="http://schemas.microsoft.com/office/word/2010/wordml" xmlns:w15="http://schemas.microsoft.com/office/word/2012/wordml" xmlns:w16cex="http://schemas.microsoft.com/office/word/2018/wordml/cex" xmlns:w16cid="http://schemas.microsoft.com/office/word/2016/wordml/cid" xmlns:w16="http://schemas.microsoft.com/office/word/2018/wordml" xmlns:w16sdtdh="http://schemas.microsoft.com/office/word/2020/wordml/sdtdatahash" xmlns:w16se="http://schemas.microsoft.com/office/word/2015/wordml/symex" xmlns:wpg="http://schemas.microsoft.com/office/word/2010/wordprocessingGroup" xmlns:wpi="http://schemas.microsoft.com/office/word/2010/wordprocessingInk" xmlns:wne="http://schemas.microsoft.com/office/word/2006/wordml" xmlns:wps="http://schemas.microsoft.com/office/word/2010/wordprocessingShape" mc:Ignorable="w14 w15 w16se w16cid w16 w16cex w16sdtdh wp14">
+<w:document xmlns:ve="http://schemas.openxmlformats.org/markup-compatibility/2006" xmlns:o="urn:schemas-microsoft-com:office:office" xmlns:r="http://schemas.openxmlformats.org/officeDocument/2006/relationships" xmlns:m="http://schemas.openxmlformats.org/officeDocument/2006/math" xmlns:v="urn:schemas-microsoft-com:vml" xmlns:wp="http://schemas.openxmlformats.org/drawingml/2006/wordprocessingDrawing" xmlns:w10="urn:schemas-microsoft-com:office:word" xmlns:w="http://schemas.openxmlformats.org/wordprocessingml/2006/main" xmlns:wne="http://schemas.microsoft.com/office/word/2006/wordml">
   <w:body>
     <w:p>
       <w:pPr>
@@ -56,35 +56,7 @@
           <w:highlight w:val="green"/>
         </w:rPr>
         <w:br/>
-      </w:r>
-      <w:r>
-        <w:rPr>
-          <w:rFonts w:ascii="Times New Roman" w:hAnsi="Times New Roman" w:cs="Times New Roman"/>
-          <w:sz w:val="28"/>
-          <w:szCs w:val="28"/>
-          <w:highlight w:val="green"/>
-        </w:rPr>
-        <w:t xml:space="preserve">1.1. Система должна предоставлять форму регистрации для соискателя, включающую поля: </w:t>
-      </w:r>
-      <w:proofErr w:type="spellStart"/>
-      <w:r>
-        <w:rPr>
-          <w:rFonts w:ascii="Times New Roman" w:hAnsi="Times New Roman" w:cs="Times New Roman"/>
-          <w:sz w:val="28"/>
-          <w:szCs w:val="28"/>
-          <w:highlight w:val="green"/>
-        </w:rPr>
-        <w:t>Email</w:t>
-      </w:r>
-      <w:proofErr w:type="spellEnd"/>
-      <w:r>
-        <w:rPr>
-          <w:rFonts w:ascii="Times New Roman" w:hAnsi="Times New Roman" w:cs="Times New Roman"/>
-          <w:sz w:val="28"/>
-          <w:szCs w:val="28"/>
-          <w:highlight w:val="green"/>
-        </w:rPr>
-        <w:t>, Пароль, Подтверждение пароля.</w:t>
+        <w:t>1.1. Система должна предоставлять форму регистрации для соискателя, включающую поля: Email, Пароль, Подтверждение пароля.</w:t>
       </w:r>
       <w:r>
         <w:rPr>
@@ -94,47 +66,7 @@
           <w:highlight w:val="green"/>
         </w:rPr>
         <w:br/>
-        <w:t xml:space="preserve">1.2. Система должна проверять уникальность </w:t>
-      </w:r>
-      <w:proofErr w:type="spellStart"/>
-      <w:r>
-        <w:rPr>
-          <w:rFonts w:ascii="Times New Roman" w:hAnsi="Times New Roman" w:cs="Times New Roman"/>
-          <w:sz w:val="28"/>
-          <w:szCs w:val="28"/>
-          <w:highlight w:val="green"/>
-        </w:rPr>
-        <w:t>Email</w:t>
-      </w:r>
-      <w:proofErr w:type="spellEnd"/>
-      <w:r>
-        <w:rPr>
-          <w:rFonts w:ascii="Times New Roman" w:hAnsi="Times New Roman" w:cs="Times New Roman"/>
-          <w:sz w:val="28"/>
-          <w:szCs w:val="28"/>
-          <w:highlight w:val="green"/>
-        </w:rPr>
-        <w:t xml:space="preserve"> при регистрации и сообщать об ошибке, если </w:t>
-      </w:r>
-      <w:proofErr w:type="spellStart"/>
-      <w:r>
-        <w:rPr>
-          <w:rFonts w:ascii="Times New Roman" w:hAnsi="Times New Roman" w:cs="Times New Roman"/>
-          <w:sz w:val="28"/>
-          <w:szCs w:val="28"/>
-          <w:highlight w:val="green"/>
-        </w:rPr>
-        <w:t>Email</w:t>
-      </w:r>
-      <w:proofErr w:type="spellEnd"/>
-      <w:r>
-        <w:rPr>
-          <w:rFonts w:ascii="Times New Roman" w:hAnsi="Times New Roman" w:cs="Times New Roman"/>
-          <w:sz w:val="28"/>
-          <w:szCs w:val="28"/>
-          <w:highlight w:val="green"/>
-        </w:rPr>
-        <w:t xml:space="preserve"> уже используется.</w:t>
+        <w:t>1.2. Система должна проверять уникальность Email при регистрации и сообщать об ошибке, если Email уже используется.</w:t>
       </w:r>
       <w:r>
         <w:rPr>
@@ -144,36 +76,7 @@
           <w:highlight w:val="green"/>
         </w:rPr>
         <w:br/>
-        <w:t>1.3. Система должн</w:t>
-      </w:r>
-      <w:r>
-        <w:rPr>
-          <w:rFonts w:ascii="Times New Roman" w:hAnsi="Times New Roman" w:cs="Times New Roman"/>
-          <w:sz w:val="28"/>
-          <w:szCs w:val="28"/>
-          <w:highlight w:val="green"/>
-        </w:rPr>
-        <w:t xml:space="preserve">а позволять соискателю войти в систему, используя ранее зарегистрированные </w:t>
-      </w:r>
-      <w:proofErr w:type="spellStart"/>
-      <w:r>
-        <w:rPr>
-          <w:rFonts w:ascii="Times New Roman" w:hAnsi="Times New Roman" w:cs="Times New Roman"/>
-          <w:sz w:val="28"/>
-          <w:szCs w:val="28"/>
-          <w:highlight w:val="green"/>
-        </w:rPr>
-        <w:t>Email</w:t>
-      </w:r>
-      <w:proofErr w:type="spellEnd"/>
-      <w:r>
-        <w:rPr>
-          <w:rFonts w:ascii="Times New Roman" w:hAnsi="Times New Roman" w:cs="Times New Roman"/>
-          <w:sz w:val="28"/>
-          <w:szCs w:val="28"/>
-          <w:highlight w:val="green"/>
-        </w:rPr>
-        <w:t xml:space="preserve"> и пароль.</w:t>
+        <w:t>1.3. Система должна позволять соискателю войти в систему, используя ранее зарегистрированные Email и пароль.</w:t>
       </w:r>
       <w:r>
         <w:rPr>
@@ -183,16 +86,7 @@
           <w:highlight w:val="green"/>
         </w:rPr>
         <w:br/>
-        <w:t>1.4. Система должна предоставлять соискателю возможность создать резюме, включающее следующие разделы: "Личные данные" (ФИО, дата рождения, город проживания, контакт</w:t>
-      </w:r>
-      <w:r>
-        <w:rPr>
-          <w:rFonts w:ascii="Times New Roman" w:hAnsi="Times New Roman" w:cs="Times New Roman"/>
-          <w:sz w:val="28"/>
-          <w:szCs w:val="28"/>
-          <w:highlight w:val="green"/>
-        </w:rPr>
-        <w:t>ный телефон), "Желаемая должность и зарплата", "Опыт работы", "Образование", "Ключевые навыки".</w:t>
+        <w:t>1.4. Система должна предоставлять соискателю возможность создать резюме, включающее следующие разделы: "Личные данные" (ФИО, дата рождения, город проживания, контактный телефон), "Желаемая должность и зарплата", "Опыт работы", "Образование", "Ключевые навыки".</w:t>
       </w:r>
       <w:r>
         <w:rPr>
@@ -209,16 +103,7 @@
           <w:szCs w:val="28"/>
           <w:highlight w:val="green"/>
         </w:rPr>
-        <w:t>1.5. Система должна позволять соискателю добавлять несколько мест работы в раздел "Опыт работы", с указанием периода, названия компании, должности и должностных</w:t>
-      </w:r>
-      <w:r>
-        <w:rPr>
-          <w:rFonts w:ascii="Times New Roman" w:hAnsi="Times New Roman" w:cs="Times New Roman"/>
-          <w:sz w:val="28"/>
-          <w:szCs w:val="28"/>
-          <w:highlight w:val="green"/>
-        </w:rPr>
-        <w:t xml:space="preserve"> обязанностей.</w:t>
+        <w:t>1.5. Система должна позволять соискателю добавлять несколько мест работы в раздел "Опыт работы", с указанием периода, названия компании, должности и должностных обязанностей.</w:t>
       </w:r>
       <w:r>
         <w:rPr>
@@ -287,16 +172,7 @@
           <w:szCs w:val="28"/>
           <w:highlight w:val="green"/>
         </w:rPr>
-        <w:t>2.1. Система должна отобр</w:t>
-      </w:r>
-      <w:r>
-        <w:rPr>
-          <w:rFonts w:ascii="Times New Roman" w:hAnsi="Times New Roman" w:cs="Times New Roman"/>
-          <w:sz w:val="28"/>
-          <w:szCs w:val="28"/>
-          <w:highlight w:val="green"/>
-        </w:rPr>
-        <w:t>ажать страницу со списком всех опубликованных вакансий.</w:t>
+        <w:t>2.1. Система должна отображать страницу со списком всех опубликованных вакансий.</w:t>
       </w:r>
       <w:r>
         <w:rPr>
@@ -316,16 +192,7 @@
           <w:highlight w:val="green"/>
         </w:rPr>
         <w:br/>
-        <w:t>2.3. Система должна предоставлять текстовое поле для поиска вакансий по ключевым с</w:t>
-      </w:r>
-      <w:r>
-        <w:rPr>
-          <w:rFonts w:ascii="Times New Roman" w:hAnsi="Times New Roman" w:cs="Times New Roman"/>
-          <w:sz w:val="28"/>
-          <w:szCs w:val="28"/>
-          <w:highlight w:val="green"/>
-        </w:rPr>
-        <w:t>ловам.</w:t>
+        <w:t>2.3. Система должна предоставлять текстовое поле для поиска вакансий по ключевым словам.</w:t>
       </w:r>
       <w:r>
         <w:rPr>
@@ -335,27 +202,7 @@
           <w:highlight w:val="green"/>
         </w:rPr>
         <w:br/>
-        <w:t xml:space="preserve">2.4. Система должна предоставлять фильтр для выбора города из выпадающего списка или списка с </w:t>
-      </w:r>
-      <w:proofErr w:type="spellStart"/>
-      <w:r>
-        <w:rPr>
-          <w:rFonts w:ascii="Times New Roman" w:hAnsi="Times New Roman" w:cs="Times New Roman"/>
-          <w:sz w:val="28"/>
-          <w:szCs w:val="28"/>
-          <w:highlight w:val="green"/>
-        </w:rPr>
-        <w:t>автодополнением</w:t>
-      </w:r>
-      <w:proofErr w:type="spellEnd"/>
-      <w:r>
-        <w:rPr>
-          <w:rFonts w:ascii="Times New Roman" w:hAnsi="Times New Roman" w:cs="Times New Roman"/>
-          <w:sz w:val="28"/>
-          <w:szCs w:val="28"/>
-          <w:highlight w:val="green"/>
-        </w:rPr>
-        <w:t>.</w:t>
+        <w:t>2.4. Система должна предоставлять фильтр для выбора города из выпадающего списка или списка с автодополнением.</w:t>
       </w:r>
       <w:r>
         <w:rPr>
@@ -390,34 +237,9 @@
           <w:rFonts w:ascii="Times New Roman" w:hAnsi="Times New Roman" w:cs="Times New Roman"/>
           <w:sz w:val="28"/>
           <w:szCs w:val="28"/>
+          <w:highlight w:val="green"/>
         </w:rPr>
-        <w:t>2.6. Система должна пред</w:t>
-      </w:r>
-      <w:r>
-        <w:rPr>
-          <w:rFonts w:ascii="Times New Roman" w:hAnsi="Times New Roman" w:cs="Times New Roman"/>
-          <w:sz w:val="28"/>
-          <w:szCs w:val="28"/>
-        </w:rPr>
-        <w:t xml:space="preserve">оставлять фильтр для выбора графика работы (например, "полный день", "сменный график", "удаленная работа") в виде набора </w:t>
-      </w:r>
-      <w:proofErr w:type="spellStart"/>
-      <w:r>
-        <w:rPr>
-          <w:rFonts w:ascii="Times New Roman" w:hAnsi="Times New Roman" w:cs="Times New Roman"/>
-          <w:sz w:val="28"/>
-          <w:szCs w:val="28"/>
-        </w:rPr>
-        <w:t>чекбоксов</w:t>
-      </w:r>
-      <w:proofErr w:type="spellEnd"/>
-      <w:r>
-        <w:rPr>
-          <w:rFonts w:ascii="Times New Roman" w:hAnsi="Times New Roman" w:cs="Times New Roman"/>
-          <w:sz w:val="28"/>
-          <w:szCs w:val="28"/>
-        </w:rPr>
-        <w:t>.</w:t>
+        <w:t>2.6. Система должна предоставлять фильтр для выбора графика работы (например, "полный день", "сменный график", "удаленная работа") в виде набора чекбоксов.</w:t>
       </w:r>
       <w:r>
         <w:rPr>
@@ -460,17 +282,7 @@
           <w:sz w:val="28"/>
           <w:szCs w:val="28"/>
         </w:rPr>
-        <w:t xml:space="preserve">Отклики </w:t>
-      </w:r>
-      <w:r>
-        <w:rPr>
-          <w:rFonts w:ascii="Times New Roman" w:hAnsi="Times New Roman" w:cs="Times New Roman"/>
-          <w:b/>
-          <w:bCs/>
-          <w:sz w:val="28"/>
-          <w:szCs w:val="28"/>
-        </w:rPr>
-        <w:t>и коммуникация</w:t>
+        <w:t>Отклики и коммуникация</w:t>
       </w:r>
       <w:r>
         <w:rPr>
@@ -507,16 +319,7 @@
           <w:highlight w:val="green"/>
         </w:rPr>
         <w:br/>
-        <w:t>3.3. Система должна предоставл</w:t>
-      </w:r>
-      <w:r>
-        <w:rPr>
-          <w:rFonts w:ascii="Times New Roman" w:hAnsi="Times New Roman" w:cs="Times New Roman"/>
-          <w:sz w:val="28"/>
-          <w:szCs w:val="28"/>
-          <w:highlight w:val="green"/>
-        </w:rPr>
-        <w:t>ять возможность написать сопроводительное письмо в текстовом поле при отклике на вакансию.</w:t>
+        <w:t>3.3. Система должна предоставлять возможность написать сопроводительное письмо в текстовом поле при отклике на вакансию.</w:t>
       </w:r>
       <w:r>
         <w:rPr>
@@ -536,16 +339,7 @@
           <w:highlight w:val="green"/>
         </w:rPr>
         <w:br/>
-        <w:t>3.5. Система должна для каждого отклика отображать его текущий статус: "Отправл</w:t>
-      </w:r>
-      <w:r>
-        <w:rPr>
-          <w:rFonts w:ascii="Times New Roman" w:hAnsi="Times New Roman" w:cs="Times New Roman"/>
-          <w:sz w:val="28"/>
-          <w:szCs w:val="28"/>
-          <w:highlight w:val="green"/>
-        </w:rPr>
-        <w:t>ено", "Просмотрено работодателем", "Приглашение", "Отказ".</w:t>
+        <w:t>3.5. Система должна для каждого отклика отображать его текущий статус: "Отправлено", "Просмотрено работодателем", "Приглашение", "Отказ".</w:t>
       </w:r>
       <w:r>
         <w:rPr>
@@ -554,23 +348,7 @@
           <w:szCs w:val="28"/>
         </w:rPr>
         <w:br/>
-        <w:t>3</w:t>
-      </w:r>
-      <w:r>
-        <w:rPr>
-          <w:rFonts w:ascii="Times New Roman" w:hAnsi="Times New Roman" w:cs="Times New Roman"/>
-          <w:sz w:val="28"/>
-          <w:szCs w:val="28"/>
-        </w:rPr>
-        <w:t>.6. Система должна позволять соискателю получать и просматривать приглашения от работодателей</w:t>
-      </w:r>
-      <w:r>
-        <w:rPr>
-          <w:rFonts w:ascii="Times New Roman" w:hAnsi="Times New Roman" w:cs="Times New Roman"/>
-          <w:sz w:val="28"/>
-          <w:szCs w:val="28"/>
-        </w:rPr>
-        <w:t>.</w:t>
+        <w:t>3.6. Система должна позволять соискателю получать и просматривать приглашения от работодателей.</w:t>
       </w:r>
       <w:r>
         <w:rPr>
@@ -587,16 +365,7 @@
           <w:szCs w:val="28"/>
           <w:highlight w:val="red"/>
         </w:rPr>
-        <w:t>3.7. Система должна предоставлять встроенный чат для текстового общения соискателя с работодателем по</w:t>
-      </w:r>
-      <w:r>
-        <w:rPr>
-          <w:rFonts w:ascii="Times New Roman" w:hAnsi="Times New Roman" w:cs="Times New Roman"/>
-          <w:sz w:val="28"/>
-          <w:szCs w:val="28"/>
-          <w:highlight w:val="red"/>
-        </w:rPr>
-        <w:t>сле получения приглашения.</w:t>
+        <w:t>3.7. Система должна предоставлять встроенный чат для текстового общения соискателя с работодателем после получения приглашения.</w:t>
       </w:r>
     </w:p>
     <w:p>
@@ -638,27 +407,7 @@
           <w:szCs w:val="28"/>
           <w:highlight w:val="red"/>
         </w:rPr>
-        <w:t xml:space="preserve">4.1. Система должна позволять соискателю настроить </w:t>
-      </w:r>
-      <w:proofErr w:type="spellStart"/>
-      <w:r>
-        <w:rPr>
-          <w:rFonts w:ascii="Times New Roman" w:hAnsi="Times New Roman" w:cs="Times New Roman"/>
-          <w:sz w:val="28"/>
-          <w:szCs w:val="28"/>
-          <w:highlight w:val="red"/>
-        </w:rPr>
-        <w:t>email</w:t>
-      </w:r>
-      <w:proofErr w:type="spellEnd"/>
-      <w:r>
-        <w:rPr>
-          <w:rFonts w:ascii="Times New Roman" w:hAnsi="Times New Roman" w:cs="Times New Roman"/>
-          <w:sz w:val="28"/>
-          <w:szCs w:val="28"/>
-          <w:highlight w:val="red"/>
-        </w:rPr>
-        <w:t>-подписку на новые вакансии по сохраненным параметрам фильтрации.</w:t>
+        <w:t>4.1. Система должна позволять соискателю настроить email-подписку на новые вакансии по сохраненным параметрам фильтрации.</w:t>
       </w:r>
       <w:r>
         <w:rPr>
@@ -668,16 +417,7 @@
           <w:highlight w:val="red"/>
         </w:rPr>
         <w:br/>
-        <w:t>4.2. Система должна предоставлять соискателю возможность воспользоваться платной усл</w:t>
-      </w:r>
-      <w:r>
-        <w:rPr>
-          <w:rFonts w:ascii="Times New Roman" w:hAnsi="Times New Roman" w:cs="Times New Roman"/>
-          <w:sz w:val="28"/>
-          <w:szCs w:val="28"/>
-          <w:highlight w:val="red"/>
-        </w:rPr>
-        <w:t>угой "Продвижение резюме", чтобы поднять его в результатах поиска для работодателей.</w:t>
+        <w:t>4.2. Система должна предоставлять соискателю возможность воспользоваться платной услугой "Продвижение резюме", чтобы поднять его в результатах поиска для работодателей.</w:t>
       </w:r>
     </w:p>
     <w:p>
@@ -755,33 +495,7 @@
           <w:szCs w:val="28"/>
         </w:rPr>
         <w:br/>
-        <w:t xml:space="preserve">5.1. Система должна предоставлять форму регистрации для работодателя, включающую поля: </w:t>
-      </w:r>
-      <w:proofErr w:type="spellStart"/>
-      <w:r>
-        <w:rPr>
-          <w:rFonts w:ascii="Times New Roman" w:hAnsi="Times New Roman" w:cs="Times New Roman"/>
-          <w:sz w:val="28"/>
-          <w:szCs w:val="28"/>
-        </w:rPr>
-        <w:t>Email</w:t>
-      </w:r>
-      <w:proofErr w:type="spellEnd"/>
-      <w:r>
-        <w:rPr>
-          <w:rFonts w:ascii="Times New Roman" w:hAnsi="Times New Roman" w:cs="Times New Roman"/>
-          <w:sz w:val="28"/>
-          <w:szCs w:val="28"/>
-        </w:rPr>
-        <w:t>, Пароль, Название компан</w:t>
-      </w:r>
-      <w:r>
-        <w:rPr>
-          <w:rFonts w:ascii="Times New Roman" w:hAnsi="Times New Roman" w:cs="Times New Roman"/>
-          <w:sz w:val="28"/>
-          <w:szCs w:val="28"/>
-        </w:rPr>
-        <w:t>ии, ИНН, Контактное лицо.</w:t>
+        <w:t>5.1. Система должна предоставлять форму регистрации для работодателя, включающую поля: Email, Пароль, Название компании, ИНН, Контактное лицо.</w:t>
       </w:r>
       <w:r>
         <w:rPr>
@@ -825,15 +539,7 @@
           <w:szCs w:val="28"/>
         </w:rPr>
         <w:br/>
-        <w:t>6.1. Система должна предоставлять работодателю форму для создания новой в</w:t>
-      </w:r>
-      <w:r>
-        <w:rPr>
-          <w:rFonts w:ascii="Times New Roman" w:hAnsi="Times New Roman" w:cs="Times New Roman"/>
-          <w:sz w:val="28"/>
-          <w:szCs w:val="28"/>
-        </w:rPr>
-        <w:t>акансии с полями: Название должности, Сфера деятельности, Требуемый опыт, График работы, Зарплата (от/до), Описание вакансии, Требования к кандидату, Условия работы.</w:t>
+        <w:t>6.1. Система должна предоставлять работодателю форму для создания новой вакансии с полями: Название должности, Сфера деятельности, Требуемый опыт, График работы, Зарплата (от/до), Описание вакансии, Требования к кандидату, Условия работы.</w:t>
       </w:r>
       <w:r>
         <w:rPr>
@@ -842,15 +548,7 @@
           <w:szCs w:val="28"/>
         </w:rPr>
         <w:br/>
-        <w:t>6.2. Система должна позволять работодателю публиковать вакансию, делая ее видимой для всех</w:t>
-      </w:r>
-      <w:r>
-        <w:rPr>
-          <w:rFonts w:ascii="Times New Roman" w:hAnsi="Times New Roman" w:cs="Times New Roman"/>
-          <w:sz w:val="28"/>
-          <w:szCs w:val="28"/>
-        </w:rPr>
-        <w:t xml:space="preserve"> соискателей.</w:t>
+        <w:t>6.2. Система должна позволять работодателю публиковать вакансию, делая ее видимой для всех соискателей.</w:t>
       </w:r>
       <w:r>
         <w:rPr>
@@ -885,33 +583,7 @@
           <w:szCs w:val="28"/>
           <w:highlight w:val="green"/>
         </w:rPr>
-        <w:t>6.5. Система должна отображать работодат</w:t>
-      </w:r>
-      <w:r>
-        <w:rPr>
-          <w:rFonts w:ascii="Times New Roman" w:hAnsi="Times New Roman" w:cs="Times New Roman"/>
-          <w:sz w:val="28"/>
-          <w:szCs w:val="28"/>
-          <w:highlight w:val="green"/>
-        </w:rPr>
-        <w:t>елю в личном кабинете</w:t>
-      </w:r>
-      <w:r>
-        <w:rPr>
-          <w:rFonts w:ascii="Times New Roman" w:hAnsi="Times New Roman" w:cs="Times New Roman"/>
-          <w:sz w:val="28"/>
-          <w:szCs w:val="28"/>
-        </w:rPr>
-        <w:t xml:space="preserve"> </w:t>
-      </w:r>
-      <w:r>
-        <w:rPr>
-          <w:rFonts w:ascii="Times New Roman" w:hAnsi="Times New Roman" w:cs="Times New Roman"/>
-          <w:sz w:val="28"/>
-          <w:szCs w:val="28"/>
-          <w:highlight w:val="green"/>
-        </w:rPr>
-        <w:t>список всех его вакансий с указанием их статуса (активна, в архиве).</w:t>
+        <w:t>6.5. Система должна отображать работодателю в личном кабинетесписок всех его вакансий с указанием их статуса (активна, в архиве).</w:t>
       </w:r>
     </w:p>
     <w:p>
@@ -970,16 +642,7 @@
           <w:szCs w:val="28"/>
           <w:highlight w:val="green"/>
         </w:rPr>
-        <w:t>7.2. Система должна по</w:t>
-      </w:r>
-      <w:r>
-        <w:rPr>
-          <w:rFonts w:ascii="Times New Roman" w:hAnsi="Times New Roman" w:cs="Times New Roman"/>
-          <w:sz w:val="28"/>
-          <w:szCs w:val="28"/>
-          <w:highlight w:val="green"/>
-        </w:rPr>
-        <w:t>зволять работодателю отправлять приглашения подходящим кандидатам на конкретные вакансии.</w:t>
+        <w:t>7.2. Система должна позволять работодателю отправлять приглашения подходящим кандидатам на конкретные вакансии.</w:t>
       </w:r>
       <w:r>
         <w:rPr>
@@ -1022,7 +685,6 @@
           <w:szCs w:val="28"/>
         </w:rPr>
         <w:br/>
-        <w:t xml:space="preserve">7.5. Система должна позволять работодателю изменять статус для </w:t>
       </w:r>
       <w:r>
         <w:rPr>
@@ -1031,7 +693,7 @@
           <w:szCs w:val="28"/>
         </w:rPr>
         <w:lastRenderedPageBreak/>
-        <w:t>каждого откликнувшегося кандидата: "Рассматривается", "Приглашён", "Отказ".</w:t>
+        <w:t>7.5. Система должна позволять работодателю изменять статус для каждого откликнувшегося кандидата: "Рассматривается", "Приглашён", "Отказ".</w:t>
       </w:r>
     </w:p>
     <w:p>
@@ -1068,16 +730,7 @@
           <w:highlight w:val="red"/>
         </w:rPr>
         <w:br/>
-        <w:t>8.1. Система должна позволять работодателю приобретать пакеты услуг (например, количество доступных п</w:t>
-      </w:r>
-      <w:r>
-        <w:rPr>
-          <w:rFonts w:ascii="Times New Roman" w:hAnsi="Times New Roman" w:cs="Times New Roman"/>
-          <w:sz w:val="28"/>
-          <w:szCs w:val="28"/>
-          <w:highlight w:val="red"/>
-        </w:rPr>
-        <w:t>убликаций вакансий или срок доступа к базе резюме).</w:t>
+        <w:t>8.1. Система должна позволять работодателю приобретать пакеты услуг (например, количество доступных публикаций вакансий или срок доступа к базе резюме).</w:t>
       </w:r>
     </w:p>
     <w:p>
@@ -1142,15 +795,7 @@
           <w:szCs w:val="28"/>
         </w:rPr>
         <w:br/>
-        <w:t>9.2. Система должна предоставлять администратору и</w:t>
-      </w:r>
-      <w:r>
-        <w:rPr>
-          <w:rFonts w:ascii="Times New Roman" w:hAnsi="Times New Roman" w:cs="Times New Roman"/>
-          <w:sz w:val="28"/>
-          <w:szCs w:val="28"/>
-        </w:rPr>
-        <w:t>нтерфейс для модерации резюме и профилей компаний (например, по жалобам пользователей).</w:t>
+        <w:t>9.2. Система должна предоставлять администратору интерфейс для модерации резюме и профилей компаний (например, по жалобам пользователей).</w:t>
       </w:r>
       <w:r>
         <w:rPr>
@@ -1201,16 +846,7 @@
           <w:szCs w:val="28"/>
           <w:highlight w:val="red"/>
         </w:rPr>
-        <w:t>10.1. Система должна предоставлять админист</w:t>
-      </w:r>
-      <w:r>
-        <w:rPr>
-          <w:rFonts w:ascii="Times New Roman" w:hAnsi="Times New Roman" w:cs="Times New Roman"/>
-          <w:sz w:val="28"/>
-          <w:szCs w:val="28"/>
-          <w:highlight w:val="red"/>
-        </w:rPr>
-        <w:t>ратору инструменты для оказания технической помощи пользователям.</w:t>
+        <w:t>10.1. Система должна предоставлять администратору инструменты для оказания технической помощи пользователям.</w:t>
       </w:r>
       <w:r>
         <w:rPr>
@@ -1261,17 +897,7 @@
           <w:sz w:val="28"/>
           <w:szCs w:val="28"/>
         </w:rPr>
-        <w:t xml:space="preserve"> Управ</w:t>
-      </w:r>
-      <w:r>
-        <w:rPr>
-          <w:rFonts w:ascii="Times New Roman" w:hAnsi="Times New Roman" w:cs="Times New Roman"/>
-          <w:b/>
-          <w:bCs/>
-          <w:sz w:val="28"/>
-          <w:szCs w:val="28"/>
-        </w:rPr>
-        <w:t>ление системой</w:t>
+        <w:t xml:space="preserve"> Управление системой</w:t>
       </w:r>
       <w:r>
         <w:rPr>
@@ -1316,15 +942,7 @@
           <w:szCs w:val="28"/>
         </w:rPr>
         <w:lastRenderedPageBreak/>
-        <w:t>стати</w:t>
-      </w:r>
-      <w:r>
-        <w:rPr>
-          <w:rFonts w:ascii="Times New Roman" w:hAnsi="Times New Roman" w:cs="Times New Roman"/>
-          <w:sz w:val="28"/>
-          <w:szCs w:val="28"/>
-        </w:rPr>
-        <w:t>стику: количество активных вакансий, количество откликов за период, количество новых пользователей.</w:t>
+        <w:t>статистику: количество активных вакансий, количество откликов за период, количество новых пользователей.</w:t>
       </w:r>
     </w:p>
     <w:p>
@@ -1349,8 +967,8 @@
 </file>
 
 <file path=word/endnotes.xml><?xml version="1.0" encoding="utf-8"?>
-<w:endnotes xmlns:wpc="http://schemas.microsoft.com/office/word/2010/wordprocessingCanvas" xmlns:cx="http://schemas.microsoft.com/office/drawing/2014/chartex" xmlns:cx1="http://schemas.microsoft.com/office/drawing/2015/9/8/chartex" xmlns:cx2="http://schemas.microsoft.com/office/drawing/2015/10/21/chartex" xmlns:cx3="http://schemas.microsoft.com/office/drawing/2016/5/9/chartex" xmlns:cx4="http://schemas.microsoft.com/office/drawing/2016/5/10/chartex" xmlns:cx5="http://schemas.microsoft.com/office/drawing/2016/5/11/chartex" xmlns:cx6="http://schemas.microsoft.com/office/drawing/2016/5/12/chartex" xmlns:cx7="http://schemas.microsoft.com/office/drawing/2016/5/13/chartex" xmlns:cx8="http://schemas.microsoft.com/office/drawing/2016/5/14/chartex" xmlns:mc="http://schemas.openxmlformats.org/markup-compatibility/2006" xmlns:aink="http://schemas.microsoft.com/office/drawing/2016/ink" xmlns:am3d="http://schemas.microsoft.com/office/drawing/2017/model3d" xmlns:o="urn:schemas-microsoft-com:office:office" xmlns:r="http://schemas.openxmlformats.org/officeDocument/2006/relationships" xmlns:m="http://schemas.openxmlformats.org/officeDocument/2006/math" xmlns:v="urn:schemas-microsoft-com:vml" xmlns:wp14="http://schemas.microsoft.com/office/word/2010/wordprocessingDrawing" xmlns:wp="http://schemas.openxmlformats.org/drawingml/2006/wordprocessingDrawing" xmlns:w10="urn:schemas-microsoft-com:office:word" xmlns:w="http://schemas.openxmlformats.org/wordprocessingml/2006/main" xmlns:w14="http://schemas.microsoft.com/office/word/2010/wordml" xmlns:w15="http://schemas.microsoft.com/office/word/2012/wordml" xmlns:w16cex="http://schemas.microsoft.com/office/word/2018/wordml/cex" xmlns:w16cid="http://schemas.microsoft.com/office/word/2016/wordml/cid" xmlns:w16="http://schemas.microsoft.com/office/word/2018/wordml" xmlns:w16sdtdh="http://schemas.microsoft.com/office/word/2020/wordml/sdtdatahash" xmlns:w16se="http://schemas.microsoft.com/office/word/2015/wordml/symex" xmlns:wpg="http://schemas.microsoft.com/office/word/2010/wordprocessingGroup" xmlns:wpi="http://schemas.microsoft.com/office/word/2010/wordprocessingInk" xmlns:wne="http://schemas.microsoft.com/office/word/2006/wordml" xmlns:wps="http://schemas.microsoft.com/office/word/2010/wordprocessingShape" mc:Ignorable="w14 w15 w16se w16cid w16 w16cex w16sdtdh wp14">
-  <w:endnote w:type="separator" w:id="-1">
+<w:endnotes xmlns:ve="http://schemas.openxmlformats.org/markup-compatibility/2006" xmlns:o="urn:schemas-microsoft-com:office:office" xmlns:r="http://schemas.openxmlformats.org/officeDocument/2006/relationships" xmlns:m="http://schemas.openxmlformats.org/officeDocument/2006/math" xmlns:v="urn:schemas-microsoft-com:vml" xmlns:wp="http://schemas.openxmlformats.org/drawingml/2006/wordprocessingDrawing" xmlns:w10="urn:schemas-microsoft-com:office:word" xmlns:w="http://schemas.openxmlformats.org/wordprocessingml/2006/main" xmlns:wne="http://schemas.microsoft.com/office/word/2006/wordml">
+  <w:endnote w:type="separator" w:id="0">
     <w:p>
       <w:pPr>
         <w:spacing w:after="0" w:line="240" w:lineRule="auto"/>
@@ -1360,7 +978,7 @@
       </w:r>
     </w:p>
   </w:endnote>
-  <w:endnote w:type="continuationSeparator" w:id="0">
+  <w:endnote w:type="continuationSeparator" w:id="1">
     <w:p>
       <w:pPr>
         <w:spacing w:after="0" w:line="240" w:lineRule="auto"/>
@@ -1374,8 +992,8 @@
 </file>
 
 <file path=word/footnotes.xml><?xml version="1.0" encoding="utf-8"?>
-<w:footnotes xmlns:wpc="http://schemas.microsoft.com/office/word/2010/wordprocessingCanvas" xmlns:cx="http://schemas.microsoft.com/office/drawing/2014/chartex" xmlns:cx1="http://schemas.microsoft.com/office/drawing/2015/9/8/chartex" xmlns:cx2="http://schemas.microsoft.com/office/drawing/2015/10/21/chartex" xmlns:cx3="http://schemas.microsoft.com/office/drawing/2016/5/9/chartex" xmlns:cx4="http://schemas.microsoft.com/office/drawing/2016/5/10/chartex" xmlns:cx5="http://schemas.microsoft.com/office/drawing/2016/5/11/chartex" xmlns:cx6="http://schemas.microsoft.com/office/drawing/2016/5/12/chartex" xmlns:cx7="http://schemas.microsoft.com/office/drawing/2016/5/13/chartex" xmlns:cx8="http://schemas.microsoft.com/office/drawing/2016/5/14/chartex" xmlns:mc="http://schemas.openxmlformats.org/markup-compatibility/2006" xmlns:aink="http://schemas.microsoft.com/office/drawing/2016/ink" xmlns:am3d="http://schemas.microsoft.com/office/drawing/2017/model3d" xmlns:o="urn:schemas-microsoft-com:office:office" xmlns:r="http://schemas.openxmlformats.org/officeDocument/2006/relationships" xmlns:m="http://schemas.openxmlformats.org/officeDocument/2006/math" xmlns:v="urn:schemas-microsoft-com:vml" xmlns:wp14="http://schemas.microsoft.com/office/word/2010/wordprocessingDrawing" xmlns:wp="http://schemas.openxmlformats.org/drawingml/2006/wordprocessingDrawing" xmlns:w10="urn:schemas-microsoft-com:office:word" xmlns:w="http://schemas.openxmlformats.org/wordprocessingml/2006/main" xmlns:w14="http://schemas.microsoft.com/office/word/2010/wordml" xmlns:w15="http://schemas.microsoft.com/office/word/2012/wordml" xmlns:w16cex="http://schemas.microsoft.com/office/word/2018/wordml/cex" xmlns:w16cid="http://schemas.microsoft.com/office/word/2016/wordml/cid" xmlns:w16="http://schemas.microsoft.com/office/word/2018/wordml" xmlns:w16sdtdh="http://schemas.microsoft.com/office/word/2020/wordml/sdtdatahash" xmlns:w16se="http://schemas.microsoft.com/office/word/2015/wordml/symex" xmlns:wpg="http://schemas.microsoft.com/office/word/2010/wordprocessingGroup" xmlns:wpi="http://schemas.microsoft.com/office/word/2010/wordprocessingInk" xmlns:wne="http://schemas.microsoft.com/office/word/2006/wordml" xmlns:wps="http://schemas.microsoft.com/office/word/2010/wordprocessingShape" mc:Ignorable="w14 w15 w16se w16cid w16 w16cex w16sdtdh wp14">
-  <w:footnote w:type="separator" w:id="-1">
+<w:footnotes xmlns:ve="http://schemas.openxmlformats.org/markup-compatibility/2006" xmlns:o="urn:schemas-microsoft-com:office:office" xmlns:r="http://schemas.openxmlformats.org/officeDocument/2006/relationships" xmlns:m="http://schemas.openxmlformats.org/officeDocument/2006/math" xmlns:v="urn:schemas-microsoft-com:vml" xmlns:wp="http://schemas.openxmlformats.org/drawingml/2006/wordprocessingDrawing" xmlns:w10="urn:schemas-microsoft-com:office:word" xmlns:w="http://schemas.openxmlformats.org/wordprocessingml/2006/main" xmlns:wne="http://schemas.microsoft.com/office/word/2006/wordml">
+  <w:footnote w:type="separator" w:id="0">
     <w:p>
       <w:pPr>
         <w:spacing w:after="0" w:line="240" w:lineRule="auto"/>
@@ -1385,7 +1003,7 @@
       </w:r>
     </w:p>
   </w:footnote>
-  <w:footnote w:type="continuationSeparator" w:id="0">
+  <w:footnote w:type="continuationSeparator" w:id="1">
     <w:p>
       <w:pPr>
         <w:spacing w:after="0" w:line="240" w:lineRule="auto"/>
@@ -1399,8 +1017,8 @@
 </file>
 
 <file path=word/numbering.xml><?xml version="1.0" encoding="utf-8"?>
-<w:numbering xmlns:wpc="http://schemas.microsoft.com/office/word/2010/wordprocessingCanvas" xmlns:cx="http://schemas.microsoft.com/office/drawing/2014/chartex" xmlns:cx1="http://schemas.microsoft.com/office/drawing/2015/9/8/chartex" xmlns:cx2="http://schemas.microsoft.com/office/drawing/2015/10/21/chartex" xmlns:cx3="http://schemas.microsoft.com/office/drawing/2016/5/9/chartex" xmlns:cx4="http://schemas.microsoft.com/office/drawing/2016/5/10/chartex" xmlns:cx5="http://schemas.microsoft.com/office/drawing/2016/5/11/chartex" xmlns:cx6="http://schemas.microsoft.com/office/drawing/2016/5/12/chartex" xmlns:cx7="http://schemas.microsoft.com/office/drawing/2016/5/13/chartex" xmlns:cx8="http://schemas.microsoft.com/office/drawing/2016/5/14/chartex" xmlns:mc="http://schemas.openxmlformats.org/markup-compatibility/2006" xmlns:aink="http://schemas.microsoft.com/office/drawing/2016/ink" xmlns:am3d="http://schemas.microsoft.com/office/drawing/2017/model3d" xmlns:o="urn:schemas-microsoft-com:office:office" xmlns:r="http://schemas.openxmlformats.org/officeDocument/2006/relationships" xmlns:m="http://schemas.openxmlformats.org/officeDocument/2006/math" xmlns:v="urn:schemas-microsoft-com:vml" xmlns:wp14="http://schemas.microsoft.com/office/word/2010/wordprocessingDrawing" xmlns:wp="http://schemas.openxmlformats.org/drawingml/2006/wordprocessingDrawing" xmlns:w10="urn:schemas-microsoft-com:office:word" xmlns:w="http://schemas.openxmlformats.org/wordprocessingml/2006/main" xmlns:w14="http://schemas.microsoft.com/office/word/2010/wordml" xmlns:w15="http://schemas.microsoft.com/office/word/2012/wordml" xmlns:w16cex="http://schemas.microsoft.com/office/word/2018/wordml/cex" xmlns:w16cid="http://schemas.microsoft.com/office/word/2016/wordml/cid" xmlns:w16="http://schemas.microsoft.com/office/word/2018/wordml" xmlns:w16sdtdh="http://schemas.microsoft.com/office/word/2020/wordml/sdtdatahash" xmlns:w16se="http://schemas.microsoft.com/office/word/2015/wordml/symex" xmlns:wpg="http://schemas.microsoft.com/office/word/2010/wordprocessingGroup" xmlns:wpi="http://schemas.microsoft.com/office/word/2010/wordprocessingInk" xmlns:wne="http://schemas.microsoft.com/office/word/2006/wordml" xmlns:wps="http://schemas.microsoft.com/office/word/2010/wordprocessingShape" mc:Ignorable="w14 w15 w16se w16cid w16 w16cex w16sdtdh wp14">
-  <w:abstractNum w:abstractNumId="0" w15:restartNumberingAfterBreak="0">
+<w:numbering xmlns:ve="http://schemas.openxmlformats.org/markup-compatibility/2006" xmlns:o="urn:schemas-microsoft-com:office:office" xmlns:r="http://schemas.openxmlformats.org/officeDocument/2006/relationships" xmlns:m="http://schemas.openxmlformats.org/officeDocument/2006/math" xmlns:v="urn:schemas-microsoft-com:vml" xmlns:wp="http://schemas.openxmlformats.org/drawingml/2006/wordprocessingDrawing" xmlns:w10="urn:schemas-microsoft-com:office:word" xmlns:w="http://schemas.openxmlformats.org/wordprocessingml/2006/main" xmlns:wne="http://schemas.microsoft.com/office/word/2006/wordml">
+  <w:abstractNum w:abstractNumId="0">
     <w:nsid w:val="0DC26CC0"/>
     <w:multiLevelType w:val="hybridMultilevel"/>
     <w:tmpl w:val="8B1E9550"/>
@@ -1486,7 +1104,7 @@
       </w:pPr>
     </w:lvl>
   </w:abstractNum>
-  <w:abstractNum w:abstractNumId="1" w15:restartNumberingAfterBreak="0">
+  <w:abstractNum w:abstractNumId="1">
     <w:nsid w:val="170F3DB4"/>
     <w:multiLevelType w:val="hybridMultilevel"/>
     <w:tmpl w:val="C81A1C94"/>
@@ -1572,7 +1190,7 @@
       </w:pPr>
     </w:lvl>
   </w:abstractNum>
-  <w:abstractNum w:abstractNumId="2" w15:restartNumberingAfterBreak="0">
+  <w:abstractNum w:abstractNumId="2">
     <w:nsid w:val="176532D8"/>
     <w:multiLevelType w:val="hybridMultilevel"/>
     <w:tmpl w:val="A2867790"/>
@@ -1662,7 +1280,7 @@
       </w:pPr>
     </w:lvl>
   </w:abstractNum>
-  <w:abstractNum w:abstractNumId="3" w15:restartNumberingAfterBreak="0">
+  <w:abstractNum w:abstractNumId="3">
     <w:nsid w:val="1FBE7A7F"/>
     <w:multiLevelType w:val="hybridMultilevel"/>
     <w:tmpl w:val="4CCA69D4"/>
@@ -1748,7 +1366,7 @@
       </w:pPr>
     </w:lvl>
   </w:abstractNum>
-  <w:abstractNum w:abstractNumId="4" w15:restartNumberingAfterBreak="0">
+  <w:abstractNum w:abstractNumId="4">
     <w:nsid w:val="32180A2A"/>
     <w:multiLevelType w:val="hybridMultilevel"/>
     <w:tmpl w:val="4162AF1E"/>
@@ -1838,7 +1456,7 @@
       </w:pPr>
     </w:lvl>
   </w:abstractNum>
-  <w:abstractNum w:abstractNumId="5" w15:restartNumberingAfterBreak="0">
+  <w:abstractNum w:abstractNumId="5">
     <w:nsid w:val="358904C9"/>
     <w:multiLevelType w:val="hybridMultilevel"/>
     <w:tmpl w:val="9AE844B6"/>
@@ -1928,7 +1546,7 @@
       </w:pPr>
     </w:lvl>
   </w:abstractNum>
-  <w:abstractNum w:abstractNumId="6" w15:restartNumberingAfterBreak="0">
+  <w:abstractNum w:abstractNumId="6">
     <w:nsid w:val="3BF143FC"/>
     <w:multiLevelType w:val="hybridMultilevel"/>
     <w:tmpl w:val="C25A9BAA"/>
@@ -2041,7 +1659,7 @@
       </w:pPr>
     </w:lvl>
   </w:abstractNum>
-  <w:abstractNum w:abstractNumId="7" w15:restartNumberingAfterBreak="0">
+  <w:abstractNum w:abstractNumId="7">
     <w:nsid w:val="48716A5C"/>
     <w:multiLevelType w:val="hybridMultilevel"/>
     <w:tmpl w:val="0D7247D2"/>
@@ -2154,7 +1772,7 @@
       </w:pPr>
     </w:lvl>
   </w:abstractNum>
-  <w:abstractNum w:abstractNumId="8" w15:restartNumberingAfterBreak="0">
+  <w:abstractNum w:abstractNumId="8">
     <w:nsid w:val="607C3F4B"/>
     <w:multiLevelType w:val="hybridMultilevel"/>
     <w:tmpl w:val="DF42A5DA"/>
@@ -2267,7 +1885,7 @@
       </w:pPr>
     </w:lvl>
   </w:abstractNum>
-  <w:abstractNum w:abstractNumId="9" w15:restartNumberingAfterBreak="0">
+  <w:abstractNum w:abstractNumId="9">
     <w:nsid w:val="7C5F09F0"/>
     <w:multiLevelType w:val="hybridMultilevel"/>
     <w:tmpl w:val="D1D09C86"/>
@@ -2387,7 +2005,7 @@
 </file>
 
 <file path=word/styles.xml><?xml version="1.0" encoding="utf-8"?>
-<w:styles xmlns:mc="http://schemas.openxmlformats.org/markup-compatibility/2006" xmlns:r="http://schemas.openxmlformats.org/officeDocument/2006/relationships" xmlns:w="http://schemas.openxmlformats.org/wordprocessingml/2006/main" xmlns:w14="http://schemas.microsoft.com/office/word/2010/wordml" xmlns:w15="http://schemas.microsoft.com/office/word/2012/wordml" xmlns:w16cex="http://schemas.microsoft.com/office/word/2018/wordml/cex" xmlns:w16cid="http://schemas.microsoft.com/office/word/2016/wordml/cid" xmlns:w16="http://schemas.microsoft.com/office/word/2018/wordml" xmlns:w16sdtdh="http://schemas.microsoft.com/office/word/2020/wordml/sdtdatahash" xmlns:w16se="http://schemas.microsoft.com/office/word/2015/wordml/symex" mc:Ignorable="w14 w15 w16se w16cid w16 w16cex w16sdtdh">
+<w:styles xmlns:r="http://schemas.openxmlformats.org/officeDocument/2006/relationships" xmlns:w="http://schemas.openxmlformats.org/wordprocessingml/2006/main">
   <w:docDefaults>
     <w:rPrDefault>
       <w:rPr>
@@ -2395,7 +2013,6 @@
         <w:sz w:val="24"/>
         <w:szCs w:val="24"/>
         <w:lang w:val="ru-RU" w:eastAsia="en-US" w:bidi="ar-SA"/>
-        <w14:ligatures w14:val="standardContextual"/>
       </w:rPr>
     </w:rPrDefault>
     <w:pPrDefault>
@@ -2404,387 +2021,149 @@
       </w:pPr>
     </w:pPrDefault>
   </w:docDefaults>
-  <w:latentStyles w:defLockedState="0" w:defUIPriority="99" w:defSemiHidden="0" w:defUnhideWhenUsed="0" w:defQFormat="0" w:count="376">
-    <w:lsdException w:name="Normal" w:uiPriority="0" w:qFormat="1"/>
-    <w:lsdException w:name="heading 1" w:uiPriority="9" w:qFormat="1"/>
-    <w:lsdException w:name="heading 2" w:semiHidden="1" w:uiPriority="9" w:unhideWhenUsed="1" w:qFormat="1"/>
-    <w:lsdException w:name="heading 3" w:semiHidden="1" w:uiPriority="9" w:unhideWhenUsed="1" w:qFormat="1"/>
-    <w:lsdException w:name="heading 4" w:semiHidden="1" w:uiPriority="9" w:unhideWhenUsed="1" w:qFormat="1"/>
-    <w:lsdException w:name="heading 5" w:semiHidden="1" w:uiPriority="9" w:unhideWhenUsed="1" w:qFormat="1"/>
-    <w:lsdException w:name="heading 6" w:semiHidden="1" w:uiPriority="9" w:unhideWhenUsed="1" w:qFormat="1"/>
-    <w:lsdException w:name="heading 7" w:semiHidden="1" w:uiPriority="9" w:unhideWhenUsed="1" w:qFormat="1"/>
-    <w:lsdException w:name="heading 8" w:semiHidden="1" w:uiPriority="9" w:unhideWhenUsed="1" w:qFormat="1"/>
-    <w:lsdException w:name="heading 9" w:semiHidden="1" w:uiPriority="9" w:unhideWhenUsed="1" w:qFormat="1"/>
-    <w:lsdException w:name="index 1" w:semiHidden="1" w:unhideWhenUsed="1"/>
-    <w:lsdException w:name="index 2" w:semiHidden="1" w:unhideWhenUsed="1"/>
-    <w:lsdException w:name="index 3" w:semiHidden="1" w:unhideWhenUsed="1"/>
-    <w:lsdException w:name="index 4" w:semiHidden="1" w:unhideWhenUsed="1"/>
-    <w:lsdException w:name="index 5" w:semiHidden="1" w:unhideWhenUsed="1"/>
-    <w:lsdException w:name="index 6" w:semiHidden="1" w:unhideWhenUsed="1"/>
-    <w:lsdException w:name="index 7" w:semiHidden="1" w:unhideWhenUsed="1"/>
-    <w:lsdException w:name="index 8" w:semiHidden="1" w:unhideWhenUsed="1"/>
-    <w:lsdException w:name="index 9" w:semiHidden="1" w:unhideWhenUsed="1"/>
-    <w:lsdException w:name="toc 1" w:semiHidden="1" w:uiPriority="39" w:unhideWhenUsed="1"/>
-    <w:lsdException w:name="toc 2" w:semiHidden="1" w:uiPriority="39" w:unhideWhenUsed="1"/>
-    <w:lsdException w:name="toc 3" w:semiHidden="1" w:uiPriority="39" w:unhideWhenUsed="1"/>
-    <w:lsdException w:name="toc 4" w:semiHidden="1" w:uiPriority="39" w:unhideWhenUsed="1"/>
-    <w:lsdException w:name="toc 5" w:semiHidden="1" w:uiPriority="39" w:unhideWhenUsed="1"/>
-    <w:lsdException w:name="toc 6" w:semiHidden="1" w:uiPriority="39" w:unhideWhenUsed="1"/>
-    <w:lsdException w:name="toc 7" w:semiHidden="1" w:uiPriority="39" w:unhideWhenUsed="1"/>
-    <w:lsdException w:name="toc 8" w:semiHidden="1" w:uiPriority="39" w:unhideWhenUsed="1"/>
-    <w:lsdException w:name="toc 9" w:semiHidden="1" w:uiPriority="39" w:unhideWhenUsed="1"/>
-    <w:lsdException w:name="Normal Indent" w:semiHidden="1" w:unhideWhenUsed="1"/>
-    <w:lsdException w:name="footnote text" w:semiHidden="1" w:unhideWhenUsed="1"/>
-    <w:lsdException w:name="annotation text" w:semiHidden="1" w:unhideWhenUsed="1"/>
-    <w:lsdException w:name="header" w:semiHidden="1" w:unhideWhenUsed="1"/>
-    <w:lsdException w:name="footer" w:semiHidden="1" w:unhideWhenUsed="1"/>
-    <w:lsdException w:name="index heading" w:semiHidden="1" w:unhideWhenUsed="1"/>
-    <w:lsdException w:name="caption" w:semiHidden="1" w:uiPriority="35" w:unhideWhenUsed="1" w:qFormat="1"/>
-    <w:lsdException w:name="table of figures" w:semiHidden="1" w:unhideWhenUsed="1"/>
-    <w:lsdException w:name="envelope address" w:semiHidden="1" w:unhideWhenUsed="1"/>
-    <w:lsdException w:name="envelope return" w:semiHidden="1" w:unhideWhenUsed="1"/>
-    <w:lsdException w:name="footnote reference" w:semiHidden="1" w:unhideWhenUsed="1"/>
-    <w:lsdException w:name="annotation reference" w:semiHidden="1" w:unhideWhenUsed="1"/>
-    <w:lsdException w:name="line number" w:semiHidden="1" w:unhideWhenUsed="1"/>
-    <w:lsdException w:name="page number" w:semiHidden="1" w:unhideWhenUsed="1"/>
-    <w:lsdException w:name="endnote reference" w:semiHidden="1" w:unhideWhenUsed="1"/>
-    <w:lsdException w:name="endnote text" w:semiHidden="1" w:unhideWhenUsed="1"/>
-    <w:lsdException w:name="table of authorities" w:semiHidden="1" w:unhideWhenUsed="1"/>
-    <w:lsdException w:name="macro" w:semiHidden="1" w:unhideWhenUsed="1"/>
-    <w:lsdException w:name="toa heading" w:semiHidden="1" w:unhideWhenUsed="1"/>
-    <w:lsdException w:name="List" w:semiHidden="1" w:unhideWhenUsed="1"/>
-    <w:lsdException w:name="List Bullet" w:semiHidden="1" w:unhideWhenUsed="1"/>
-    <w:lsdException w:name="List Number" w:semiHidden="1" w:unhideWhenUsed="1"/>
-    <w:lsdException w:name="List 2" w:semiHidden="1" w:unhideWhenUsed="1"/>
-    <w:lsdException w:name="List 3" w:semiHidden="1" w:unhideWhenUsed="1"/>
-    <w:lsdException w:name="List 4" w:semiHidden="1" w:unhideWhenUsed="1"/>
-    <w:lsdException w:name="List 5" w:semiHidden="1" w:unhideWhenUsed="1"/>
-    <w:lsdException w:name="List Bullet 2" w:semiHidden="1" w:unhideWhenUsed="1"/>
-    <w:lsdException w:name="List Bullet 3" w:semiHidden="1" w:unhideWhenUsed="1"/>
-    <w:lsdException w:name="List Bullet 4" w:semiHidden="1" w:unhideWhenUsed="1"/>
-    <w:lsdException w:name="List Bullet 5" w:semiHidden="1" w:unhideWhenUsed="1"/>
-    <w:lsdException w:name="List Number 2" w:semiHidden="1" w:unhideWhenUsed="1"/>
-    <w:lsdException w:name="List Number 3" w:semiHidden="1" w:unhideWhenUsed="1"/>
-    <w:lsdException w:name="List Number 4" w:semiHidden="1" w:unhideWhenUsed="1"/>
-    <w:lsdException w:name="List Number 5" w:semiHidden="1" w:unhideWhenUsed="1"/>
-    <w:lsdException w:name="Title" w:uiPriority="10" w:qFormat="1"/>
-    <w:lsdException w:name="Closing" w:semiHidden="1" w:unhideWhenUsed="1"/>
-    <w:lsdException w:name="Signature" w:semiHidden="1" w:unhideWhenUsed="1"/>
-    <w:lsdException w:name="Default Paragraph Font" w:semiHidden="1" w:uiPriority="1" w:unhideWhenUsed="1"/>
-    <w:lsdException w:name="Body Text" w:semiHidden="1" w:unhideWhenUsed="1"/>
-    <w:lsdException w:name="Body Text Indent" w:semiHidden="1" w:unhideWhenUsed="1"/>
-    <w:lsdException w:name="List Continue" w:semiHidden="1" w:unhideWhenUsed="1"/>
-    <w:lsdException w:name="List Continue 2" w:semiHidden="1" w:unhideWhenUsed="1"/>
-    <w:lsdException w:name="List Continue 3" w:semiHidden="1" w:unhideWhenUsed="1"/>
-    <w:lsdException w:name="List Continue 4" w:semiHidden="1" w:unhideWhenUsed="1"/>
-    <w:lsdException w:name="List Continue 5" w:semiHidden="1" w:unhideWhenUsed="1"/>
-    <w:lsdException w:name="Message Header" w:semiHidden="1" w:unhideWhenUsed="1"/>
-    <w:lsdException w:name="Subtitle" w:uiPriority="11" w:qFormat="1"/>
-    <w:lsdException w:name="Salutation" w:semiHidden="1" w:unhideWhenUsed="1"/>
-    <w:lsdException w:name="Date" w:semiHidden="1" w:unhideWhenUsed="1"/>
-    <w:lsdException w:name="Body Text First Indent" w:semiHidden="1" w:unhideWhenUsed="1"/>
-    <w:lsdException w:name="Body Text First Indent 2" w:semiHidden="1" w:unhideWhenUsed="1"/>
-    <w:lsdException w:name="Note Heading" w:semiHidden="1" w:unhideWhenUsed="1"/>
-    <w:lsdException w:name="Body Text 2" w:semiHidden="1" w:unhideWhenUsed="1"/>
-    <w:lsdException w:name="Body Text 3" w:semiHidden="1" w:unhideWhenUsed="1"/>
-    <w:lsdException w:name="Body Text Indent 2" w:semiHidden="1" w:unhideWhenUsed="1"/>
-    <w:lsdException w:name="Body Text Indent 3" w:semiHidden="1" w:unhideWhenUsed="1"/>
-    <w:lsdException w:name="Block Text" w:semiHidden="1" w:unhideWhenUsed="1"/>
-    <w:lsdException w:name="Hyperlink" w:semiHidden="1" w:unhideWhenUsed="1"/>
-    <w:lsdException w:name="FollowedHyperlink" w:semiHidden="1" w:unhideWhenUsed="1"/>
-    <w:lsdException w:name="Strong" w:uiPriority="22" w:qFormat="1"/>
-    <w:lsdException w:name="Emphasis" w:uiPriority="20" w:qFormat="1"/>
-    <w:lsdException w:name="Document Map" w:semiHidden="1" w:unhideWhenUsed="1"/>
-    <w:lsdException w:name="Plain Text" w:semiHidden="1" w:unhideWhenUsed="1"/>
-    <w:lsdException w:name="E-mail Signature" w:semiHidden="1" w:unhideWhenUsed="1"/>
-    <w:lsdException w:name="HTML Top of Form" w:semiHidden="1" w:unhideWhenUsed="1"/>
-    <w:lsdException w:name="HTML Bottom of Form" w:semiHidden="1" w:unhideWhenUsed="1"/>
-    <w:lsdException w:name="Normal (Web)" w:semiHidden="1" w:unhideWhenUsed="1"/>
-    <w:lsdException w:name="HTML Acronym" w:semiHidden="1" w:unhideWhenUsed="1"/>
-    <w:lsdException w:name="HTML Address" w:semiHidden="1" w:unhideWhenUsed="1"/>
-    <w:lsdException w:name="HTML Cite" w:semiHidden="1" w:unhideWhenUsed="1"/>
-    <w:lsdException w:name="HTML Code" w:semiHidden="1" w:unhideWhenUsed="1"/>
-    <w:lsdException w:name="HTML Definition" w:semiHidden="1" w:unhideWhenUsed="1"/>
-    <w:lsdException w:name="HTML Keyboard" w:semiHidden="1" w:unhideWhenUsed="1"/>
-    <w:lsdException w:name="HTML Preformatted" w:semiHidden="1" w:unhideWhenUsed="1"/>
-    <w:lsdException w:name="HTML Sample" w:semiHidden="1" w:unhideWhenUsed="1"/>
-    <w:lsdException w:name="HTML Typewriter" w:semiHidden="1" w:unhideWhenUsed="1"/>
-    <w:lsdException w:name="HTML Variable" w:semiHidden="1" w:unhideWhenUsed="1"/>
-    <w:lsdException w:name="Normal Table" w:semiHidden="1" w:unhideWhenUsed="1"/>
-    <w:lsdException w:name="annotation subject" w:semiHidden="1" w:unhideWhenUsed="1"/>
-    <w:lsdException w:name="No List" w:semiHidden="1" w:unhideWhenUsed="1"/>
-    <w:lsdException w:name="Outline List 1" w:semiHidden="1" w:unhideWhenUsed="1"/>
-    <w:lsdException w:name="Outline List 2" w:semiHidden="1" w:unhideWhenUsed="1"/>
-    <w:lsdException w:name="Outline List 3" w:semiHidden="1" w:unhideWhenUsed="1"/>
-    <w:lsdException w:name="Table Simple 1" w:semiHidden="1" w:unhideWhenUsed="1"/>
-    <w:lsdException w:name="Table Simple 2" w:semiHidden="1" w:unhideWhenUsed="1"/>
-    <w:lsdException w:name="Table Simple 3" w:semiHidden="1" w:unhideWhenUsed="1"/>
-    <w:lsdException w:name="Table Classic 1" w:semiHidden="1" w:unhideWhenUsed="1"/>
-    <w:lsdException w:name="Table Classic 2" w:semiHidden="1" w:unhideWhenUsed="1"/>
-    <w:lsdException w:name="Table Classic 3" w:semiHidden="1" w:unhideWhenUsed="1"/>
-    <w:lsdException w:name="Table Classic 4" w:semiHidden="1" w:unhideWhenUsed="1"/>
-    <w:lsdException w:name="Table Colorful 1" w:semiHidden="1" w:unhideWhenUsed="1"/>
-    <w:lsdException w:name="Table Colorful 2" w:semiHidden="1" w:unhideWhenUsed="1"/>
-    <w:lsdException w:name="Table Colorful 3" w:semiHidden="1" w:unhideWhenUsed="1"/>
-    <w:lsdException w:name="Table Columns 1" w:semiHidden="1" w:unhideWhenUsed="1"/>
-    <w:lsdException w:name="Table Columns 2" w:semiHidden="1" w:unhideWhenUsed="1"/>
-    <w:lsdException w:name="Table Columns 3" w:semiHidden="1" w:unhideWhenUsed="1"/>
-    <w:lsdException w:name="Table Columns 4" w:semiHidden="1" w:unhideWhenUsed="1"/>
-    <w:lsdException w:name="Table Columns 5" w:semiHidden="1" w:unhideWhenUsed="1"/>
-    <w:lsdException w:name="Table Grid 1" w:semiHidden="1" w:unhideWhenUsed="1"/>
-    <w:lsdException w:name="Table Grid 2" w:semiHidden="1" w:unhideWhenUsed="1"/>
-    <w:lsdException w:name="Table Grid 3" w:semiHidden="1" w:unhideWhenUsed="1"/>
-    <w:lsdException w:name="Table Grid 4" w:semiHidden="1" w:unhideWhenUsed="1"/>
-    <w:lsdException w:name="Table Grid 5" w:semiHidden="1" w:unhideWhenUsed="1"/>
-    <w:lsdException w:name="Table Grid 6" w:semiHidden="1" w:unhideWhenUsed="1"/>
-    <w:lsdException w:name="Table Grid 7" w:semiHidden="1" w:unhideWhenUsed="1"/>
-    <w:lsdException w:name="Table Grid 8" w:semiHidden="1" w:unhideWhenUsed="1"/>
-    <w:lsdException w:name="Table List 1" w:semiHidden="1" w:unhideWhenUsed="1"/>
-    <w:lsdException w:name="Table List 2" w:semiHidden="1" w:unhideWhenUsed="1"/>
-    <w:lsdException w:name="Table List 3" w:semiHidden="1" w:unhideWhenUsed="1"/>
-    <w:lsdException w:name="Table List 4" w:semiHidden="1" w:unhideWhenUsed="1"/>
-    <w:lsdException w:name="Table List 5" w:semiHidden="1" w:unhideWhenUsed="1"/>
-    <w:lsdException w:name="Table List 6" w:semiHidden="1" w:unhideWhenUsed="1"/>
-    <w:lsdException w:name="Table List 7" w:semiHidden="1" w:unhideWhenUsed="1"/>
-    <w:lsdException w:name="Table List 8" w:semiHidden="1" w:unhideWhenUsed="1"/>
-    <w:lsdException w:name="Table 3D effects 1" w:semiHidden="1" w:unhideWhenUsed="1"/>
-    <w:lsdException w:name="Table 3D effects 2" w:semiHidden="1" w:unhideWhenUsed="1"/>
-    <w:lsdException w:name="Table 3D effects 3" w:semiHidden="1" w:unhideWhenUsed="1"/>
-    <w:lsdException w:name="Table Contemporary" w:semiHidden="1" w:unhideWhenUsed="1"/>
-    <w:lsdException w:name="Table Elegant" w:semiHidden="1" w:unhideWhenUsed="1"/>
-    <w:lsdException w:name="Table Professional" w:semiHidden="1" w:unhideWhenUsed="1"/>
-    <w:lsdException w:name="Table Subtle 1" w:semiHidden="1" w:unhideWhenUsed="1"/>
-    <w:lsdException w:name="Table Subtle 2" w:semiHidden="1" w:unhideWhenUsed="1"/>
-    <w:lsdException w:name="Table Web 1" w:semiHidden="1" w:unhideWhenUsed="1"/>
-    <w:lsdException w:name="Table Web 2" w:semiHidden="1" w:unhideWhenUsed="1"/>
-    <w:lsdException w:name="Table Web 3" w:semiHidden="1" w:unhideWhenUsed="1"/>
-    <w:lsdException w:name="Balloon Text" w:semiHidden="1" w:unhideWhenUsed="1"/>
-    <w:lsdException w:name="Table Grid" w:semiHidden="1" w:uiPriority="59" w:unhideWhenUsed="1"/>
-    <w:lsdException w:name="Table Theme" w:semiHidden="1" w:unhideWhenUsed="1"/>
-    <w:lsdException w:name="Placeholder Text" w:semiHidden="1"/>
-    <w:lsdException w:name="No Spacing" w:uiPriority="1" w:qFormat="1"/>
-    <w:lsdException w:name="Light Shading" w:uiPriority="60"/>
-    <w:lsdException w:name="Light List" w:uiPriority="61"/>
-    <w:lsdException w:name="Light Grid" w:uiPriority="62"/>
-    <w:lsdException w:name="Medium Shading 1" w:uiPriority="63"/>
-    <w:lsdException w:name="Medium Shading 2" w:uiPriority="64"/>
-    <w:lsdException w:name="Medium List 1" w:uiPriority="65"/>
-    <w:lsdException w:name="Medium List 2" w:uiPriority="66"/>
-    <w:lsdException w:name="Medium Grid 1" w:uiPriority="67"/>
-    <w:lsdException w:name="Medium Grid 2" w:uiPriority="68"/>
-    <w:lsdException w:name="Medium Grid 3" w:uiPriority="69"/>
-    <w:lsdException w:name="Dark List" w:uiPriority="70"/>
-    <w:lsdException w:name="Colorful Shading" w:uiPriority="71"/>
-    <w:lsdException w:name="Colorful List" w:uiPriority="72"/>
-    <w:lsdException w:name="Colorful Grid" w:uiPriority="73"/>
-    <w:lsdException w:name="Light Shading Accent 1" w:uiPriority="60"/>
-    <w:lsdException w:name="Light List Accent 1" w:uiPriority="61"/>
-    <w:lsdException w:name="Light Grid Accent 1" w:uiPriority="62"/>
-    <w:lsdException w:name="Medium Shading 1 Accent 1" w:uiPriority="63"/>
-    <w:lsdException w:name="Medium Shading 2 Accent 1" w:uiPriority="64"/>
-    <w:lsdException w:name="Medium List 1 Accent 1" w:uiPriority="65"/>
-    <w:lsdException w:name="Revision" w:semiHidden="1"/>
-    <w:lsdException w:name="List Paragraph" w:uiPriority="34" w:qFormat="1"/>
-    <w:lsdException w:name="Quote" w:uiPriority="29" w:qFormat="1"/>
-    <w:lsdException w:name="Intense Quote" w:uiPriority="30" w:qFormat="1"/>
-    <w:lsdException w:name="Medium List 2 Accent 1" w:uiPriority="66"/>
-    <w:lsdException w:name="Medium Grid 1 Accent 1" w:uiPriority="67"/>
-    <w:lsdException w:name="Medium Grid 2 Accent 1" w:uiPriority="68"/>
-    <w:lsdException w:name="Medium Grid 3 Accent 1" w:uiPriority="69"/>
-    <w:lsdException w:name="Dark List Accent 1" w:uiPriority="70"/>
-    <w:lsdException w:name="Colorful Shading Accent 1" w:uiPriority="71"/>
-    <w:lsdException w:name="Colorful List Accent 1" w:uiPriority="72"/>
-    <w:lsdException w:name="Colorful Grid Accent 1" w:uiPriority="73"/>
-    <w:lsdException w:name="Light Shading Accent 2" w:uiPriority="60"/>
-    <w:lsdException w:name="Light List Accent 2" w:uiPriority="61"/>
-    <w:lsdException w:name="Light Grid Accent 2" w:uiPriority="62"/>
-    <w:lsdException w:name="Medium Shading 1 Accent 2" w:uiPriority="63"/>
-    <w:lsdException w:name="Medium Shading 2 Accent 2" w:uiPriority="64"/>
-    <w:lsdException w:name="Medium List 1 Accent 2" w:uiPriority="65"/>
-    <w:lsdException w:name="Medium List 2 Accent 2" w:uiPriority="66"/>
-    <w:lsdException w:name="Medium Grid 1 Accent 2" w:uiPriority="67"/>
-    <w:lsdException w:name="Medium Grid 2 Accent 2" w:uiPriority="68"/>
-    <w:lsdException w:name="Medium Grid 3 Accent 2" w:uiPriority="69"/>
-    <w:lsdException w:name="Dark List Accent 2" w:uiPriority="70"/>
-    <w:lsdException w:name="Colorful Shading Accent 2" w:uiPriority="71"/>
-    <w:lsdException w:name="Colorful List Accent 2" w:uiPriority="72"/>
-    <w:lsdException w:name="Colorful Grid Accent 2" w:uiPriority="73"/>
-    <w:lsdException w:name="Light Shading Accent 3" w:uiPriority="60"/>
-    <w:lsdException w:name="Light List Accent 3" w:uiPriority="61"/>
-    <w:lsdException w:name="Light Grid Accent 3" w:uiPriority="62"/>
-    <w:lsdException w:name="Medium Shading 1 Accent 3" w:uiPriority="63"/>
-    <w:lsdException w:name="Medium Shading 2 Accent 3" w:uiPriority="64"/>
-    <w:lsdException w:name="Medium List 1 Accent 3" w:uiPriority="65"/>
-    <w:lsdException w:name="Medium List 2 Accent 3" w:uiPriority="66"/>
-    <w:lsdException w:name="Medium Grid 1 Accent 3" w:uiPriority="67"/>
-    <w:lsdException w:name="Medium Grid 2 Accent 3" w:uiPriority="68"/>
-    <w:lsdException w:name="Medium Grid 3 Accent 3" w:uiPriority="69"/>
-    <w:lsdException w:name="Dark List Accent 3" w:uiPriority="70"/>
-    <w:lsdException w:name="Colorful Shading Accent 3" w:uiPriority="71"/>
-    <w:lsdException w:name="Colorful List Accent 3" w:uiPriority="72"/>
-    <w:lsdException w:name="Colorful Grid Accent 3" w:uiPriority="73"/>
-    <w:lsdException w:name="Light Shading Accent 4" w:uiPriority="60"/>
-    <w:lsdException w:name="Light List Accent 4" w:uiPriority="61"/>
-    <w:lsdException w:name="Light Grid Accent 4" w:uiPriority="62"/>
-    <w:lsdException w:name="Medium Shading 1 Accent 4" w:uiPriority="63"/>
-    <w:lsdException w:name="Medium Shading 2 Accent 4" w:uiPriority="64"/>
-    <w:lsdException w:name="Medium List 1 Accent 4" w:uiPriority="65"/>
-    <w:lsdException w:name="Medium List 2 Accent 4" w:uiPriority="66"/>
-    <w:lsdException w:name="Medium Grid 1 Accent 4" w:uiPriority="67"/>
-    <w:lsdException w:name="Medium Grid 2 Accent 4" w:uiPriority="68"/>
-    <w:lsdException w:name="Medium Grid 3 Accent 4" w:uiPriority="69"/>
-    <w:lsdException w:name="Dark List Accent 4" w:uiPriority="70"/>
-    <w:lsdException w:name="Colorful Shading Accent 4" w:uiPriority="71"/>
-    <w:lsdException w:name="Colorful List Accent 4" w:uiPriority="72"/>
-    <w:lsdException w:name="Colorful Grid Accent 4" w:uiPriority="73"/>
-    <w:lsdException w:name="Light Shading Accent 5" w:uiPriority="60"/>
-    <w:lsdException w:name="Light List Accent 5" w:uiPriority="61"/>
-    <w:lsdException w:name="Light Grid Accent 5" w:uiPriority="62"/>
-    <w:lsdException w:name="Medium Shading 1 Accent 5" w:uiPriority="63"/>
-    <w:lsdException w:name="Medium Shading 2 Accent 5" w:uiPriority="64"/>
-    <w:lsdException w:name="Medium List 1 Accent 5" w:uiPriority="65"/>
-    <w:lsdException w:name="Medium List 2 Accent 5" w:uiPriority="66"/>
-    <w:lsdException w:name="Medium Grid 1 Accent 5" w:uiPriority="67"/>
-    <w:lsdException w:name="Medium Grid 2 Accent 5" w:uiPriority="68"/>
-    <w:lsdException w:name="Medium Grid 3 Accent 5" w:uiPriority="69"/>
-    <w:lsdException w:name="Dark List Accent 5" w:uiPriority="70"/>
-    <w:lsdException w:name="Colorful Shading Accent 5" w:uiPriority="71"/>
-    <w:lsdException w:name="Colorful List Accent 5" w:uiPriority="72"/>
-    <w:lsdException w:name="Colorful Grid Accent 5" w:uiPriority="73"/>
-    <w:lsdException w:name="Light Shading Accent 6" w:uiPriority="60"/>
-    <w:lsdException w:name="Light List Accent 6" w:uiPriority="61"/>
-    <w:lsdException w:name="Light Grid Accent 6" w:uiPriority="62"/>
-    <w:lsdException w:name="Medium Shading 1 Accent 6" w:uiPriority="63"/>
-    <w:lsdException w:name="Medium Shading 2 Accent 6" w:uiPriority="64"/>
-    <w:lsdException w:name="Medium List 1 Accent 6" w:uiPriority="65"/>
-    <w:lsdException w:name="Medium List 2 Accent 6" w:uiPriority="66"/>
-    <w:lsdException w:name="Medium Grid 1 Accent 6" w:uiPriority="67"/>
-    <w:lsdException w:name="Medium Grid 2 Accent 6" w:uiPriority="68"/>
-    <w:lsdException w:name="Medium Grid 3 Accent 6" w:uiPriority="69"/>
-    <w:lsdException w:name="Dark List Accent 6" w:uiPriority="70"/>
-    <w:lsdException w:name="Colorful Shading Accent 6" w:uiPriority="71"/>
-    <w:lsdException w:name="Colorful List Accent 6" w:uiPriority="72"/>
-    <w:lsdException w:name="Colorful Grid Accent 6" w:uiPriority="73"/>
-    <w:lsdException w:name="Subtle Emphasis" w:uiPriority="19" w:qFormat="1"/>
-    <w:lsdException w:name="Intense Emphasis" w:uiPriority="21" w:qFormat="1"/>
-    <w:lsdException w:name="Subtle Reference" w:uiPriority="31" w:qFormat="1"/>
-    <w:lsdException w:name="Intense Reference" w:uiPriority="32" w:qFormat="1"/>
-    <w:lsdException w:name="Book Title" w:uiPriority="33" w:qFormat="1"/>
-    <w:lsdException w:name="Bibliography" w:semiHidden="1" w:uiPriority="37" w:unhideWhenUsed="1"/>
-    <w:lsdException w:name="TOC Heading" w:semiHidden="1" w:uiPriority="39" w:unhideWhenUsed="1" w:qFormat="1"/>
-    <w:lsdException w:name="Plain Table 1" w:uiPriority="41"/>
-    <w:lsdException w:name="Plain Table 2" w:uiPriority="42"/>
-    <w:lsdException w:name="Plain Table 3" w:uiPriority="43"/>
-    <w:lsdException w:name="Plain Table 4" w:uiPriority="44"/>
-    <w:lsdException w:name="Plain Table 5" w:uiPriority="45"/>
-    <w:lsdException w:name="Grid Table Light" w:uiPriority="40"/>
-    <w:lsdException w:name="Grid Table 1 Light" w:uiPriority="46"/>
-    <w:lsdException w:name="Grid Table 2" w:uiPriority="47"/>
-    <w:lsdException w:name="Grid Table 3" w:uiPriority="48"/>
-    <w:lsdException w:name="Grid Table 4" w:uiPriority="49"/>
-    <w:lsdException w:name="Grid Table 5 Dark" w:uiPriority="50"/>
-    <w:lsdException w:name="Grid Table 6 Colorful" w:uiPriority="51"/>
-    <w:lsdException w:name="Grid Table 7 Colorful" w:uiPriority="52"/>
-    <w:lsdException w:name="Grid Table 1 Light Accent 1" w:uiPriority="46"/>
-    <w:lsdException w:name="Grid Table 2 Accent 1" w:uiPriority="47"/>
-    <w:lsdException w:name="Grid Table 3 Accent 1" w:uiPriority="48"/>
-    <w:lsdException w:name="Grid Table 4 Accent 1" w:uiPriority="49"/>
-    <w:lsdException w:name="Grid Table 5 Dark Accent 1" w:uiPriority="50"/>
-    <w:lsdException w:name="Grid Table 6 Colorful Accent 1" w:uiPriority="51"/>
-    <w:lsdException w:name="Grid Table 7 Colorful Accent 1" w:uiPriority="52"/>
-    <w:lsdException w:name="Grid Table 1 Light Accent 2" w:uiPriority="46"/>
-    <w:lsdException w:name="Grid Table 2 Accent 2" w:uiPriority="47"/>
-    <w:lsdException w:name="Grid Table 3 Accent 2" w:uiPriority="48"/>
-    <w:lsdException w:name="Grid Table 4 Accent 2" w:uiPriority="49"/>
-    <w:lsdException w:name="Grid Table 5 Dark Accent 2" w:uiPriority="50"/>
-    <w:lsdException w:name="Grid Table 6 Colorful Accent 2" w:uiPriority="51"/>
-    <w:lsdException w:name="Grid Table 7 Colorful Accent 2" w:uiPriority="52"/>
-    <w:lsdException w:name="Grid Table 1 Light Accent 3" w:uiPriority="46"/>
-    <w:lsdException w:name="Grid Table 2 Accent 3" w:uiPriority="47"/>
-    <w:lsdException w:name="Grid Table 3 Accent 3" w:uiPriority="48"/>
-    <w:lsdException w:name="Grid Table 4 Accent 3" w:uiPriority="49"/>
-    <w:lsdException w:name="Grid Table 5 Dark Accent 3" w:uiPriority="50"/>
-    <w:lsdException w:name="Grid Table 6 Colorful Accent 3" w:uiPriority="51"/>
-    <w:lsdException w:name="Grid Table 7 Colorful Accent 3" w:uiPriority="52"/>
-    <w:lsdException w:name="Grid Table 1 Light Accent 4" w:uiPriority="46"/>
-    <w:lsdException w:name="Grid Table 2 Accent 4" w:uiPriority="47"/>
-    <w:lsdException w:name="Grid Table 3 Accent 4" w:uiPriority="48"/>
-    <w:lsdException w:name="Grid Table 4 Accent 4" w:uiPriority="49"/>
-    <w:lsdException w:name="Grid Table 5 Dark Accent 4" w:uiPriority="50"/>
-    <w:lsdException w:name="Grid Table 6 Colorful Accent 4" w:uiPriority="51"/>
-    <w:lsdException w:name="Grid Table 7 Colorful Accent 4" w:uiPriority="52"/>
-    <w:lsdException w:name="Grid Table 1 Light Accent 5" w:uiPriority="46"/>
-    <w:lsdException w:name="Grid Table 2 Accent 5" w:uiPriority="47"/>
-    <w:lsdException w:name="Grid Table 3 Accent 5" w:uiPriority="48"/>
-    <w:lsdException w:name="Grid Table 4 Accent 5" w:uiPriority="49"/>
-    <w:lsdException w:name="Grid Table 5 Dark Accent 5" w:uiPriority="50"/>
-    <w:lsdException w:name="Grid Table 6 Colorful Accent 5" w:uiPriority="51"/>
-    <w:lsdException w:name="Grid Table 7 Colorful Accent 5" w:uiPriority="52"/>
-    <w:lsdException w:name="Grid Table 1 Light Accent 6" w:uiPriority="46"/>
-    <w:lsdException w:name="Grid Table 2 Accent 6" w:uiPriority="47"/>
-    <w:lsdException w:name="Grid Table 3 Accent 6" w:uiPriority="48"/>
-    <w:lsdException w:name="Grid Table 4 Accent 6" w:uiPriority="49"/>
-    <w:lsdException w:name="Grid Table 5 Dark Accent 6" w:uiPriority="50"/>
-    <w:lsdException w:name="Grid Table 6 Colorful Accent 6" w:uiPriority="51"/>
-    <w:lsdException w:name="Grid Table 7 Colorful Accent 6" w:uiPriority="52"/>
-    <w:lsdException w:name="List Table 1 Light" w:uiPriority="46"/>
-    <w:lsdException w:name="List Table 2" w:uiPriority="47"/>
-    <w:lsdException w:name="List Table 3" w:uiPriority="48"/>
-    <w:lsdException w:name="List Table 4" w:uiPriority="49"/>
-    <w:lsdException w:name="List Table 5 Dark" w:uiPriority="50"/>
-    <w:lsdException w:name="List Table 6 Colorful" w:uiPriority="51"/>
-    <w:lsdException w:name="List Table 7 Colorful" w:uiPriority="52"/>
-    <w:lsdException w:name="List Table 1 Light Accent 1" w:uiPriority="46"/>
-    <w:lsdException w:name="List Table 2 Accent 1" w:uiPriority="47"/>
-    <w:lsdException w:name="List Table 3 Accent 1" w:uiPriority="48"/>
-    <w:lsdException w:name="List Table 4 Accent 1" w:uiPriority="49"/>
-    <w:lsdException w:name="List Table 5 Dark Accent 1" w:uiPriority="50"/>
-    <w:lsdException w:name="List Table 6 Colorful Accent 1" w:uiPriority="51"/>
-    <w:lsdException w:name="List Table 7 Colorful Accent 1" w:uiPriority="52"/>
-    <w:lsdException w:name="List Table 1 Light Accent 2" w:uiPriority="46"/>
-    <w:lsdException w:name="List Table 2 Accent 2" w:uiPriority="47"/>
-    <w:lsdException w:name="List Table 3 Accent 2" w:uiPriority="48"/>
-    <w:lsdException w:name="List Table 4 Accent 2" w:uiPriority="49"/>
-    <w:lsdException w:name="List Table 5 Dark Accent 2" w:uiPriority="50"/>
-    <w:lsdException w:name="List Table 6 Colorful Accent 2" w:uiPriority="51"/>
-    <w:lsdException w:name="List Table 7 Colorful Accent 2" w:uiPriority="52"/>
-    <w:lsdException w:name="List Table 1 Light Accent 3" w:uiPriority="46"/>
-    <w:lsdException w:name="List Table 2 Accent 3" w:uiPriority="47"/>
-    <w:lsdException w:name="List Table 3 Accent 3" w:uiPriority="48"/>
-    <w:lsdException w:name="List Table 4 Accent 3" w:uiPriority="49"/>
-    <w:lsdException w:name="List Table 5 Dark Accent 3" w:uiPriority="50"/>
-    <w:lsdException w:name="List Table 6 Colorful Accent 3" w:uiPriority="51"/>
-    <w:lsdException w:name="List Table 7 Colorful Accent 3" w:uiPriority="52"/>
-    <w:lsdException w:name="List Table 1 Light Accent 4" w:uiPriority="46"/>
-    <w:lsdException w:name="List Table 2 Accent 4" w:uiPriority="47"/>
-    <w:lsdException w:name="List Table 3 Accent 4" w:uiPriority="48"/>
-    <w:lsdException w:name="List Table 4 Accent 4" w:uiPriority="49"/>
-    <w:lsdException w:name="List Table 5 Dark Accent 4" w:uiPriority="50"/>
-    <w:lsdException w:name="List Table 6 Colorful Accent 4" w:uiPriority="51"/>
-    <w:lsdException w:name="List Table 7 Colorful Accent 4" w:uiPriority="52"/>
-    <w:lsdException w:name="List Table 1 Light Accent 5" w:uiPriority="46"/>
-    <w:lsdException w:name="List Table 2 Accent 5" w:uiPriority="47"/>
-    <w:lsdException w:name="List Table 3 Accent 5" w:uiPriority="48"/>
-    <w:lsdException w:name="List Table 4 Accent 5" w:uiPriority="49"/>
-    <w:lsdException w:name="List Table 5 Dark Accent 5" w:uiPriority="50"/>
-    <w:lsdException w:name="List Table 6 Colorful Accent 5" w:uiPriority="51"/>
-    <w:lsdException w:name="List Table 7 Colorful Accent 5" w:uiPriority="52"/>
-    <w:lsdException w:name="List Table 1 Light Accent 6" w:uiPriority="46"/>
-    <w:lsdException w:name="List Table 2 Accent 6" w:uiPriority="47"/>
-    <w:lsdException w:name="List Table 3 Accent 6" w:uiPriority="48"/>
-    <w:lsdException w:name="List Table 4 Accent 6" w:uiPriority="49"/>
-    <w:lsdException w:name="List Table 5 Dark Accent 6" w:uiPriority="50"/>
-    <w:lsdException w:name="List Table 6 Colorful Accent 6" w:uiPriority="51"/>
-    <w:lsdException w:name="List Table 7 Colorful Accent 6" w:uiPriority="52"/>
-    <w:lsdException w:name="Mention" w:semiHidden="1" w:unhideWhenUsed="1"/>
-    <w:lsdException w:name="Smart Hyperlink" w:semiHidden="1" w:unhideWhenUsed="1"/>
-    <w:lsdException w:name="Hashtag" w:semiHidden="1" w:unhideWhenUsed="1"/>
-    <w:lsdException w:name="Unresolved Mention" w:semiHidden="1" w:unhideWhenUsed="1"/>
-    <w:lsdException w:name="Smart Link" w:semiHidden="1" w:unhideWhenUsed="1"/>
+  <w:latentStyles w:defLockedState="0" w:defUIPriority="99" w:defSemiHidden="1" w:defUnhideWhenUsed="1" w:defQFormat="0" w:count="267">
+    <w:lsdException w:name="Normal" w:semiHidden="0" w:uiPriority="0" w:unhideWhenUsed="0" w:qFormat="1"/>
+    <w:lsdException w:name="heading 1" w:semiHidden="0" w:uiPriority="9" w:unhideWhenUsed="0" w:qFormat="1"/>
+    <w:lsdException w:name="heading 2" w:uiPriority="9" w:qFormat="1"/>
+    <w:lsdException w:name="heading 3" w:uiPriority="9" w:qFormat="1"/>
+    <w:lsdException w:name="heading 4" w:uiPriority="9" w:qFormat="1"/>
+    <w:lsdException w:name="heading 5" w:uiPriority="9" w:qFormat="1"/>
+    <w:lsdException w:name="heading 6" w:uiPriority="9" w:qFormat="1"/>
+    <w:lsdException w:name="heading 7" w:uiPriority="9" w:qFormat="1"/>
+    <w:lsdException w:name="heading 8" w:uiPriority="9" w:qFormat="1"/>
+    <w:lsdException w:name="heading 9" w:uiPriority="9" w:qFormat="1"/>
+    <w:lsdException w:name="toc 1" w:uiPriority="39"/>
+    <w:lsdException w:name="toc 2" w:uiPriority="39"/>
+    <w:lsdException w:name="toc 3" w:uiPriority="39"/>
+    <w:lsdException w:name="toc 4" w:uiPriority="39"/>
+    <w:lsdException w:name="toc 5" w:uiPriority="39"/>
+    <w:lsdException w:name="toc 6" w:uiPriority="39"/>
+    <w:lsdException w:name="toc 7" w:uiPriority="39"/>
+    <w:lsdException w:name="toc 8" w:uiPriority="39"/>
+    <w:lsdException w:name="toc 9" w:uiPriority="39"/>
+    <w:lsdException w:name="caption" w:uiPriority="35" w:qFormat="1"/>
+    <w:lsdException w:name="Title" w:semiHidden="0" w:uiPriority="10" w:unhideWhenUsed="0" w:qFormat="1"/>
+    <w:lsdException w:name="Default Paragraph Font" w:uiPriority="1"/>
+    <w:lsdException w:name="Subtitle" w:semiHidden="0" w:uiPriority="11" w:unhideWhenUsed="0" w:qFormat="1"/>
+    <w:lsdException w:name="Strong" w:semiHidden="0" w:uiPriority="22" w:unhideWhenUsed="0" w:qFormat="1"/>
+    <w:lsdException w:name="Emphasis" w:semiHidden="0" w:uiPriority="20" w:unhideWhenUsed="0" w:qFormat="1"/>
+    <w:lsdException w:name="Table Grid" w:uiPriority="59"/>
+    <w:lsdException w:name="Placeholder Text" w:unhideWhenUsed="0"/>
+    <w:lsdException w:name="No Spacing" w:semiHidden="0" w:uiPriority="1" w:unhideWhenUsed="0" w:qFormat="1"/>
+    <w:lsdException w:name="Light Shading" w:semiHidden="0" w:uiPriority="60" w:unhideWhenUsed="0"/>
+    <w:lsdException w:name="Light List" w:semiHidden="0" w:uiPriority="61" w:unhideWhenUsed="0"/>
+    <w:lsdException w:name="Light Grid" w:semiHidden="0" w:uiPriority="62" w:unhideWhenUsed="0"/>
+    <w:lsdException w:name="Medium Shading 1" w:semiHidden="0" w:uiPriority="63" w:unhideWhenUsed="0"/>
+    <w:lsdException w:name="Medium Shading 2" w:semiHidden="0" w:uiPriority="64" w:unhideWhenUsed="0"/>
+    <w:lsdException w:name="Medium List 1" w:semiHidden="0" w:uiPriority="65" w:unhideWhenUsed="0"/>
+    <w:lsdException w:name="Medium List 2" w:semiHidden="0" w:uiPriority="66" w:unhideWhenUsed="0"/>
+    <w:lsdException w:name="Medium Grid 1" w:semiHidden="0" w:uiPriority="67" w:unhideWhenUsed="0"/>
+    <w:lsdException w:name="Medium Grid 2" w:semiHidden="0" w:uiPriority="68" w:unhideWhenUsed="0"/>
+    <w:lsdException w:name="Medium Grid 3" w:semiHidden="0" w:uiPriority="69" w:unhideWhenUsed="0"/>
+    <w:lsdException w:name="Dark List" w:semiHidden="0" w:uiPriority="70" w:unhideWhenUsed="0"/>
+    <w:lsdException w:name="Colorful Shading" w:semiHidden="0" w:uiPriority="71" w:unhideWhenUsed="0"/>
+    <w:lsdException w:name="Colorful List" w:semiHidden="0" w:uiPriority="72" w:unhideWhenUsed="0"/>
+    <w:lsdException w:name="Colorful Grid" w:semiHidden="0" w:uiPriority="73" w:unhideWhenUsed="0"/>
+    <w:lsdException w:name="Light Shading Accent 1" w:semiHidden="0" w:uiPriority="60" w:unhideWhenUsed="0"/>
+    <w:lsdException w:name="Light List Accent 1" w:semiHidden="0" w:uiPriority="61" w:unhideWhenUsed="0"/>
+    <w:lsdException w:name="Light Grid Accent 1" w:semiHidden="0" w:uiPriority="62" w:unhideWhenUsed="0"/>
+    <w:lsdException w:name="Medium Shading 1 Accent 1" w:semiHidden="0" w:uiPriority="63" w:unhideWhenUsed="0"/>
+    <w:lsdException w:name="Medium Shading 2 Accent 1" w:semiHidden="0" w:uiPriority="64" w:unhideWhenUsed="0"/>
+    <w:lsdException w:name="Medium List 1 Accent 1" w:semiHidden="0" w:uiPriority="65" w:unhideWhenUsed="0"/>
+    <w:lsdException w:name="Revision" w:unhideWhenUsed="0"/>
+    <w:lsdException w:name="List Paragraph" w:semiHidden="0" w:uiPriority="34" w:unhideWhenUsed="0" w:qFormat="1"/>
+    <w:lsdException w:name="Quote" w:semiHidden="0" w:uiPriority="29" w:unhideWhenUsed="0" w:qFormat="1"/>
+    <w:lsdException w:name="Intense Quote" w:semiHidden="0" w:uiPriority="30" w:unhideWhenUsed="0" w:qFormat="1"/>
+    <w:lsdException w:name="Medium List 2 Accent 1" w:semiHidden="0" w:uiPriority="66" w:unhideWhenUsed="0"/>
+    <w:lsdException w:name="Medium Grid 1 Accent 1" w:semiHidden="0" w:uiPriority="67" w:unhideWhenUsed="0"/>
+    <w:lsdException w:name="Medium Grid 2 Accent 1" w:semiHidden="0" w:uiPriority="68" w:unhideWhenUsed="0"/>
+    <w:lsdException w:name="Medium Grid 3 Accent 1" w:semiHidden="0" w:uiPriority="69" w:unhideWhenUsed="0"/>
+    <w:lsdException w:name="Dark List Accent 1" w:semiHidden="0" w:uiPriority="70" w:unhideWhenUsed="0"/>
+    <w:lsdException w:name="Colorful Shading Accent 1" w:semiHidden="0" w:uiPriority="71" w:unhideWhenUsed="0"/>
+    <w:lsdException w:name="Colorful List Accent 1" w:semiHidden="0" w:uiPriority="72" w:unhideWhenUsed="0"/>
+    <w:lsdException w:name="Colorful Grid Accent 1" w:semiHidden="0" w:uiPriority="73" w:unhideWhenUsed="0"/>
+    <w:lsdException w:name="Light Shading Accent 2" w:semiHidden="0" w:uiPriority="60" w:unhideWhenUsed="0"/>
+    <w:lsdException w:name="Light List Accent 2" w:semiHidden="0" w:uiPriority="61" w:unhideWhenUsed="0"/>
+    <w:lsdException w:name="Light Grid Accent 2" w:semiHidden="0" w:uiPriority="62" w:unhideWhenUsed="0"/>
+    <w:lsdException w:name="Medium Shading 1 Accent 2" w:semiHidden="0" w:uiPriority="63" w:unhideWhenUsed="0"/>
+    <w:lsdException w:name="Medium Shading 2 Accent 2" w:semiHidden="0" w:uiPriority="64" w:unhideWhenUsed="0"/>
+    <w:lsdException w:name="Medium List 1 Accent 2" w:semiHidden="0" w:uiPriority="65" w:unhideWhenUsed="0"/>
+    <w:lsdException w:name="Medium List 2 Accent 2" w:semiHidden="0" w:uiPriority="66" w:unhideWhenUsed="0"/>
+    <w:lsdException w:name="Medium Grid 1 Accent 2" w:semiHidden="0" w:uiPriority="67" w:unhideWhenUsed="0"/>
+    <w:lsdException w:name="Medium Grid 2 Accent 2" w:semiHidden="0" w:uiPriority="68" w:unhideWhenUsed="0"/>
+    <w:lsdException w:name="Medium Grid 3 Accent 2" w:semiHidden="0" w:uiPriority="69" w:unhideWhenUsed="0"/>
+    <w:lsdException w:name="Dark List Accent 2" w:semiHidden="0" w:uiPriority="70" w:unhideWhenUsed="0"/>
+    <w:lsdException w:name="Colorful Shading Accent 2" w:semiHidden="0" w:uiPriority="71" w:unhideWhenUsed="0"/>
+    <w:lsdException w:name="Colorful List Accent 2" w:semiHidden="0" w:uiPriority="72" w:unhideWhenUsed="0"/>
+    <w:lsdException w:name="Colorful Grid Accent 2" w:semiHidden="0" w:uiPriority="73" w:unhideWhenUsed="0"/>
+    <w:lsdException w:name="Light Shading Accent 3" w:semiHidden="0" w:uiPriority="60" w:unhideWhenUsed="0"/>
+    <w:lsdException w:name="Light List Accent 3" w:semiHidden="0" w:uiPriority="61" w:unhideWhenUsed="0"/>
+    <w:lsdException w:name="Light Grid Accent 3" w:semiHidden="0" w:uiPriority="62" w:unhideWhenUsed="0"/>
+    <w:lsdException w:name="Medium Shading 1 Accent 3" w:semiHidden="0" w:uiPriority="63" w:unhideWhenUsed="0"/>
+    <w:lsdException w:name="Medium Shading 2 Accent 3" w:semiHidden="0" w:uiPriority="64" w:unhideWhenUsed="0"/>
+    <w:lsdException w:name="Medium List 1 Accent 3" w:semiHidden="0" w:uiPriority="65" w:unhideWhenUsed="0"/>
+    <w:lsdException w:name="Medium List 2 Accent 3" w:semiHidden="0" w:uiPriority="66" w:unhideWhenUsed="0"/>
+    <w:lsdException w:name="Medium Grid 1 Accent 3" w:semiHidden="0" w:uiPriority="67" w:unhideWhenUsed="0"/>
+    <w:lsdException w:name="Medium Grid 2 Accent 3" w:semiHidden="0" w:uiPriority="68" w:unhideWhenUsed="0"/>
+    <w:lsdException w:name="Medium Grid 3 Accent 3" w:semiHidden="0" w:uiPriority="69" w:unhideWhenUsed="0"/>
+    <w:lsdException w:name="Dark List Accent 3" w:semiHidden="0" w:uiPriority="70" w:unhideWhenUsed="0"/>
+    <w:lsdException w:name="Colorful Shading Accent 3" w:semiHidden="0" w:uiPriority="71" w:unhideWhenUsed="0"/>
+    <w:lsdException w:name="Colorful List Accent 3" w:semiHidden="0" w:uiPriority="72" w:unhideWhenUsed="0"/>
+    <w:lsdException w:name="Colorful Grid Accent 3" w:semiHidden="0" w:uiPriority="73" w:unhideWhenUsed="0"/>
+    <w:lsdException w:name="Light Shading Accent 4" w:semiHidden="0" w:uiPriority="60" w:unhideWhenUsed="0"/>
+    <w:lsdException w:name="Light List Accent 4" w:semiHidden="0" w:uiPriority="61" w:unhideWhenUsed="0"/>
+    <w:lsdException w:name="Light Grid Accent 4" w:semiHidden="0" w:uiPriority="62" w:unhideWhenUsed="0"/>
+    <w:lsdException w:name="Medium Shading 1 Accent 4" w:semiHidden="0" w:uiPriority="63" w:unhideWhenUsed="0"/>
+    <w:lsdException w:name="Medium Shading 2 Accent 4" w:semiHidden="0" w:uiPriority="64" w:unhideWhenUsed="0"/>
+    <w:lsdException w:name="Medium List 1 Accent 4" w:semiHidden="0" w:uiPriority="65" w:unhideWhenUsed="0"/>
+    <w:lsdException w:name="Medium List 2 Accent 4" w:semiHidden="0" w:uiPriority="66" w:unhideWhenUsed="0"/>
+    <w:lsdException w:name="Medium Grid 1 Accent 4" w:semiHidden="0" w:uiPriority="67" w:unhideWhenUsed="0"/>
+    <w:lsdException w:name="Medium Grid 2 Accent 4" w:semiHidden="0" w:uiPriority="68" w:unhideWhenUsed="0"/>
+    <w:lsdException w:name="Medium Grid 3 Accent 4" w:semiHidden="0" w:uiPriority="69" w:unhideWhenUsed="0"/>
+    <w:lsdException w:name="Dark List Accent 4" w:semiHidden="0" w:uiPriority="70" w:unhideWhenUsed="0"/>
+    <w:lsdException w:name="Colorful Shading Accent 4" w:semiHidden="0" w:uiPriority="71" w:unhideWhenUsed="0"/>
+    <w:lsdException w:name="Colorful List Accent 4" w:semiHidden="0" w:uiPriority="72" w:unhideWhenUsed="0"/>
+    <w:lsdException w:name="Colorful Grid Accent 4" w:semiHidden="0" w:uiPriority="73" w:unhideWhenUsed="0"/>
+    <w:lsdException w:name="Light Shading Accent 5" w:semiHidden="0" w:uiPriority="60" w:unhideWhenUsed="0"/>
+    <w:lsdException w:name="Light List Accent 5" w:semiHidden="0" w:uiPriority="61" w:unhideWhenUsed="0"/>
+    <w:lsdException w:name="Light Grid Accent 5" w:semiHidden="0" w:uiPriority="62" w:unhideWhenUsed="0"/>
+    <w:lsdException w:name="Medium Shading 1 Accent 5" w:semiHidden="0" w:uiPriority="63" w:unhideWhenUsed="0"/>
+    <w:lsdException w:name="Medium Shading 2 Accent 5" w:semiHidden="0" w:uiPriority="64" w:unhideWhenUsed="0"/>
+    <w:lsdException w:name="Medium List 1 Accent 5" w:semiHidden="0" w:uiPriority="65" w:unhideWhenUsed="0"/>
+    <w:lsdException w:name="Medium List 2 Accent 5" w:semiHidden="0" w:uiPriority="66" w:unhideWhenUsed="0"/>
+    <w:lsdException w:name="Medium Grid 1 Accent 5" w:semiHidden="0" w:uiPriority="67" w:unhideWhenUsed="0"/>
+    <w:lsdException w:name="Medium Grid 2 Accent 5" w:semiHidden="0" w:uiPriority="68" w:unhideWhenUsed="0"/>
+    <w:lsdException w:name="Medium Grid 3 Accent 5" w:semiHidden="0" w:uiPriority="69" w:unhideWhenUsed="0"/>
+    <w:lsdException w:name="Dark List Accent 5" w:semiHidden="0" w:uiPriority="70" w:unhideWhenUsed="0"/>
+    <w:lsdException w:name="Colorful Shading Accent 5" w:semiHidden="0" w:uiPriority="71" w:unhideWhenUsed="0"/>
+    <w:lsdException w:name="Colorful List Accent 5" w:semiHidden="0" w:uiPriority="72" w:unhideWhenUsed="0"/>
+    <w:lsdException w:name="Colorful Grid Accent 5" w:semiHidden="0" w:uiPriority="73" w:unhideWhenUsed="0"/>
+    <w:lsdException w:name="Light Shading Accent 6" w:semiHidden="0" w:uiPriority="60" w:unhideWhenUsed="0"/>
+    <w:lsdException w:name="Light List Accent 6" w:semiHidden="0" w:uiPriority="61" w:unhideWhenUsed="0"/>
+    <w:lsdException w:name="Light Grid Accent 6" w:semiHidden="0" w:uiPriority="62" w:unhideWhenUsed="0"/>
+    <w:lsdException w:name="Medium Shading 1 Accent 6" w:semiHidden="0" w:uiPriority="63" w:unhideWhenUsed="0"/>
+    <w:lsdException w:name="Medium Shading 2 Accent 6" w:semiHidden="0" w:uiPriority="64" w:unhideWhenUsed="0"/>
+    <w:lsdException w:name="Medium List 1 Accent 6" w:semiHidden="0" w:uiPriority="65" w:unhideWhenUsed="0"/>
+    <w:lsdException w:name="Medium List 2 Accent 6" w:semiHidden="0" w:uiPriority="66" w:unhideWhenUsed="0"/>
+    <w:lsdException w:name="Medium Grid 1 Accent 6" w:semiHidden="0" w:uiPriority="67" w:unhideWhenUsed="0"/>
+    <w:lsdException w:name="Medium Grid 2 Accent 6" w:semiHidden="0" w:uiPriority="68" w:unhideWhenUsed="0"/>
+    <w:lsdException w:name="Medium Grid 3 Accent 6" w:semiHidden="0" w:uiPriority="69" w:unhideWhenUsed="0"/>
+    <w:lsdException w:name="Dark List Accent 6" w:semiHidden="0" w:uiPriority="70" w:unhideWhenUsed="0"/>
+    <w:lsdException w:name="Colorful Shading Accent 6" w:semiHidden="0" w:uiPriority="71" w:unhideWhenUsed="0"/>
+    <w:lsdException w:name="Colorful List Accent 6" w:semiHidden="0" w:uiPriority="72" w:unhideWhenUsed="0"/>
+    <w:lsdException w:name="Colorful Grid Accent 6" w:semiHidden="0" w:uiPriority="73" w:unhideWhenUsed="0"/>
+    <w:lsdException w:name="Subtle Emphasis" w:semiHidden="0" w:uiPriority="19" w:unhideWhenUsed="0" w:qFormat="1"/>
+    <w:lsdException w:name="Intense Emphasis" w:semiHidden="0" w:uiPriority="21" w:unhideWhenUsed="0" w:qFormat="1"/>
+    <w:lsdException w:name="Subtle Reference" w:semiHidden="0" w:uiPriority="31" w:unhideWhenUsed="0" w:qFormat="1"/>
+    <w:lsdException w:name="Intense Reference" w:semiHidden="0" w:uiPriority="32" w:unhideWhenUsed="0" w:qFormat="1"/>
+    <w:lsdException w:name="Book Title" w:semiHidden="0" w:uiPriority="33" w:unhideWhenUsed="0" w:qFormat="1"/>
+    <w:lsdException w:name="Bibliography" w:uiPriority="37"/>
+    <w:lsdException w:name="TOC Heading" w:uiPriority="39" w:qFormat="1"/>
   </w:latentStyles>
   <w:style w:type="paragraph" w:default="1" w:styleId="a">
     <w:name w:val="Normal"/>
     <w:qFormat/>
+    <w:rsid w:val="0006470D"/>
   </w:style>
   <w:style w:type="paragraph" w:styleId="1">
     <w:name w:val="heading 1"/>
@@ -2793,6 +2172,7 @@
     <w:link w:val="10"/>
     <w:uiPriority w:val="9"/>
     <w:qFormat/>
+    <w:rsid w:val="0006470D"/>
     <w:pPr>
       <w:keepNext/>
       <w:keepLines/>
@@ -2815,6 +2195,7 @@
     <w:semiHidden/>
     <w:unhideWhenUsed/>
     <w:qFormat/>
+    <w:rsid w:val="0006470D"/>
     <w:pPr>
       <w:keepNext/>
       <w:keepLines/>
@@ -2837,6 +2218,7 @@
     <w:semiHidden/>
     <w:unhideWhenUsed/>
     <w:qFormat/>
+    <w:rsid w:val="0006470D"/>
     <w:pPr>
       <w:keepNext/>
       <w:keepLines/>
@@ -2859,6 +2241,7 @@
     <w:semiHidden/>
     <w:unhideWhenUsed/>
     <w:qFormat/>
+    <w:rsid w:val="0006470D"/>
     <w:pPr>
       <w:keepNext/>
       <w:keepLines/>
@@ -2881,6 +2264,7 @@
     <w:semiHidden/>
     <w:unhideWhenUsed/>
     <w:qFormat/>
+    <w:rsid w:val="0006470D"/>
     <w:pPr>
       <w:keepNext/>
       <w:keepLines/>
@@ -2901,6 +2285,7 @@
     <w:semiHidden/>
     <w:unhideWhenUsed/>
     <w:qFormat/>
+    <w:rsid w:val="0006470D"/>
     <w:pPr>
       <w:keepNext/>
       <w:keepLines/>
@@ -2923,6 +2308,7 @@
     <w:semiHidden/>
     <w:unhideWhenUsed/>
     <w:qFormat/>
+    <w:rsid w:val="0006470D"/>
     <w:pPr>
       <w:keepNext/>
       <w:keepLines/>
@@ -2943,6 +2329,7 @@
     <w:semiHidden/>
     <w:unhideWhenUsed/>
     <w:qFormat/>
+    <w:rsid w:val="0006470D"/>
     <w:pPr>
       <w:keepNext/>
       <w:keepLines/>
@@ -2965,6 +2352,7 @@
     <w:semiHidden/>
     <w:unhideWhenUsed/>
     <w:qFormat/>
+    <w:rsid w:val="0006470D"/>
     <w:pPr>
       <w:keepNext/>
       <w:keepLines/>
@@ -2987,6 +2375,7 @@
     <w:uiPriority w:val="99"/>
     <w:semiHidden/>
     <w:unhideWhenUsed/>
+    <w:qFormat/>
     <w:tblPr>
       <w:tblInd w:w="0" w:type="dxa"/>
       <w:tblCellMar>
@@ -3007,6 +2396,7 @@
     <w:name w:val="Heading 1 Char"/>
     <w:basedOn w:val="a0"/>
     <w:uiPriority w:val="9"/>
+    <w:rsid w:val="0006470D"/>
     <w:rPr>
       <w:rFonts w:ascii="Arial" w:eastAsia="Arial" w:hAnsi="Arial" w:cs="Arial"/>
       <w:sz w:val="40"/>
@@ -3017,6 +2407,7 @@
     <w:name w:val="Heading 2 Char"/>
     <w:basedOn w:val="a0"/>
     <w:uiPriority w:val="9"/>
+    <w:rsid w:val="0006470D"/>
     <w:rPr>
       <w:rFonts w:ascii="Arial" w:eastAsia="Arial" w:hAnsi="Arial" w:cs="Arial"/>
       <w:sz w:val="34"/>
@@ -3026,6 +2417,7 @@
     <w:name w:val="Heading 3 Char"/>
     <w:basedOn w:val="a0"/>
     <w:uiPriority w:val="9"/>
+    <w:rsid w:val="0006470D"/>
     <w:rPr>
       <w:rFonts w:ascii="Arial" w:eastAsia="Arial" w:hAnsi="Arial" w:cs="Arial"/>
       <w:sz w:val="30"/>
@@ -3036,6 +2428,7 @@
     <w:name w:val="Heading 4 Char"/>
     <w:basedOn w:val="a0"/>
     <w:uiPriority w:val="9"/>
+    <w:rsid w:val="0006470D"/>
     <w:rPr>
       <w:rFonts w:ascii="Arial" w:eastAsia="Arial" w:hAnsi="Arial" w:cs="Arial"/>
       <w:b/>
@@ -3048,6 +2441,7 @@
     <w:name w:val="Heading 5 Char"/>
     <w:basedOn w:val="a0"/>
     <w:uiPriority w:val="9"/>
+    <w:rsid w:val="0006470D"/>
     <w:rPr>
       <w:rFonts w:ascii="Arial" w:eastAsia="Arial" w:hAnsi="Arial" w:cs="Arial"/>
       <w:b/>
@@ -3060,6 +2454,7 @@
     <w:name w:val="Heading 6 Char"/>
     <w:basedOn w:val="a0"/>
     <w:uiPriority w:val="9"/>
+    <w:rsid w:val="0006470D"/>
     <w:rPr>
       <w:rFonts w:ascii="Arial" w:eastAsia="Arial" w:hAnsi="Arial" w:cs="Arial"/>
       <w:b/>
@@ -3072,6 +2467,7 @@
     <w:name w:val="Heading 7 Char"/>
     <w:basedOn w:val="a0"/>
     <w:uiPriority w:val="9"/>
+    <w:rsid w:val="0006470D"/>
     <w:rPr>
       <w:rFonts w:ascii="Arial" w:eastAsia="Arial" w:hAnsi="Arial" w:cs="Arial"/>
       <w:b/>
@@ -3086,6 +2482,7 @@
     <w:name w:val="Heading 8 Char"/>
     <w:basedOn w:val="a0"/>
     <w:uiPriority w:val="9"/>
+    <w:rsid w:val="0006470D"/>
     <w:rPr>
       <w:rFonts w:ascii="Arial" w:eastAsia="Arial" w:hAnsi="Arial" w:cs="Arial"/>
       <w:i/>
@@ -3098,6 +2495,7 @@
     <w:name w:val="Heading 9 Char"/>
     <w:basedOn w:val="a0"/>
     <w:uiPriority w:val="9"/>
+    <w:rsid w:val="0006470D"/>
     <w:rPr>
       <w:rFonts w:ascii="Arial" w:eastAsia="Arial" w:hAnsi="Arial" w:cs="Arial"/>
       <w:i/>
@@ -3110,6 +2508,7 @@
     <w:name w:val="No Spacing"/>
     <w:uiPriority w:val="1"/>
     <w:qFormat/>
+    <w:rsid w:val="0006470D"/>
     <w:pPr>
       <w:spacing w:after="0" w:line="240" w:lineRule="auto"/>
     </w:pPr>
@@ -3118,6 +2517,7 @@
     <w:name w:val="Title Char"/>
     <w:basedOn w:val="a0"/>
     <w:uiPriority w:val="10"/>
+    <w:rsid w:val="0006470D"/>
     <w:rPr>
       <w:sz w:val="48"/>
       <w:szCs w:val="48"/>
@@ -3127,6 +2527,7 @@
     <w:name w:val="Subtitle Char"/>
     <w:basedOn w:val="a0"/>
     <w:uiPriority w:val="11"/>
+    <w:rsid w:val="0006470D"/>
     <w:rPr>
       <w:sz w:val="24"/>
       <w:szCs w:val="24"/>
@@ -3135,6 +2536,7 @@
   <w:style w:type="character" w:customStyle="1" w:styleId="QuoteChar">
     <w:name w:val="Quote Char"/>
     <w:uiPriority w:val="29"/>
+    <w:rsid w:val="0006470D"/>
     <w:rPr>
       <w:i/>
     </w:rPr>
@@ -3142,6 +2544,7 @@
   <w:style w:type="character" w:customStyle="1" w:styleId="IntenseQuoteChar">
     <w:name w:val="Intense Quote Char"/>
     <w:uiPriority w:val="30"/>
+    <w:rsid w:val="0006470D"/>
     <w:rPr>
       <w:i/>
     </w:rPr>
@@ -3152,6 +2555,7 @@
     <w:link w:val="a5"/>
     <w:uiPriority w:val="99"/>
     <w:unhideWhenUsed/>
+    <w:rsid w:val="0006470D"/>
     <w:pPr>
       <w:tabs>
         <w:tab w:val="center" w:pos="7143"/>
@@ -3165,6 +2569,7 @@
     <w:basedOn w:val="a0"/>
     <w:link w:val="a4"/>
     <w:uiPriority w:val="99"/>
+    <w:rsid w:val="0006470D"/>
   </w:style>
   <w:style w:type="paragraph" w:styleId="a6">
     <w:name w:val="footer"/>
@@ -3172,6 +2577,7 @@
     <w:link w:val="a7"/>
     <w:uiPriority w:val="99"/>
     <w:unhideWhenUsed/>
+    <w:rsid w:val="0006470D"/>
     <w:pPr>
       <w:tabs>
         <w:tab w:val="center" w:pos="7143"/>
@@ -3184,6 +2590,7 @@
     <w:name w:val="Footer Char"/>
     <w:basedOn w:val="a0"/>
     <w:uiPriority w:val="99"/>
+    <w:rsid w:val="0006470D"/>
   </w:style>
   <w:style w:type="paragraph" w:styleId="a8">
     <w:name w:val="caption"/>
@@ -3193,6 +2600,7 @@
     <w:semiHidden/>
     <w:unhideWhenUsed/>
     <w:qFormat/>
+    <w:rsid w:val="0006470D"/>
     <w:pPr>
       <w:spacing w:line="276" w:lineRule="auto"/>
     </w:pPr>
@@ -3208,15 +2616,18 @@
     <w:name w:val="Нижний колонтитул Знак"/>
     <w:link w:val="a6"/>
     <w:uiPriority w:val="99"/>
+    <w:rsid w:val="0006470D"/>
   </w:style>
   <w:style w:type="table" w:styleId="a9">
     <w:name w:val="Table Grid"/>
     <w:basedOn w:val="a1"/>
     <w:uiPriority w:val="59"/>
+    <w:rsid w:val="0006470D"/>
     <w:pPr>
       <w:spacing w:after="0" w:line="240" w:lineRule="auto"/>
     </w:pPr>
     <w:tblPr>
+      <w:tblInd w:w="0" w:type="dxa"/>
       <w:tblBorders>
         <w:top w:val="single" w:sz="4" w:space="0" w:color="000000"/>
         <w:left w:val="single" w:sz="4" w:space="0" w:color="000000"/>
@@ -3225,16 +2636,24 @@
         <w:insideH w:val="single" w:sz="4" w:space="0" w:color="000000"/>
         <w:insideV w:val="single" w:sz="4" w:space="0" w:color="000000"/>
       </w:tblBorders>
+      <w:tblCellMar>
+        <w:top w:w="0" w:type="dxa"/>
+        <w:left w:w="108" w:type="dxa"/>
+        <w:bottom w:w="0" w:type="dxa"/>
+        <w:right w:w="108" w:type="dxa"/>
+      </w:tblCellMar>
     </w:tblPr>
   </w:style>
   <w:style w:type="table" w:customStyle="1" w:styleId="TableGridLight">
     <w:name w:val="Table Grid Light"/>
     <w:basedOn w:val="a1"/>
     <w:uiPriority w:val="59"/>
+    <w:rsid w:val="0006470D"/>
     <w:pPr>
       <w:spacing w:after="0" w:line="240" w:lineRule="auto"/>
     </w:pPr>
     <w:tblPr>
+      <w:tblInd w:w="0" w:type="dxa"/>
       <w:tblBorders>
         <w:top w:val="single" w:sz="4" w:space="0" w:color="AFAFAF" w:themeColor="text1" w:themeTint="50"/>
         <w:left w:val="single" w:sz="4" w:space="0" w:color="AFAFAF" w:themeColor="text1" w:themeTint="50"/>
@@ -3243,16 +2662,24 @@
         <w:insideH w:val="single" w:sz="4" w:space="0" w:color="AFAFAF" w:themeColor="text1" w:themeTint="50"/>
         <w:insideV w:val="single" w:sz="4" w:space="0" w:color="AFAFAF" w:themeColor="text1" w:themeTint="50"/>
       </w:tblBorders>
+      <w:tblCellMar>
+        <w:top w:w="0" w:type="dxa"/>
+        <w:left w:w="108" w:type="dxa"/>
+        <w:bottom w:w="0" w:type="dxa"/>
+        <w:right w:w="108" w:type="dxa"/>
+      </w:tblCellMar>
     </w:tblPr>
   </w:style>
-  <w:style w:type="table" w:styleId="11">
+  <w:style w:type="table" w:customStyle="1" w:styleId="PlainTable1">
     <w:name w:val="Plain Table 1"/>
     <w:basedOn w:val="a1"/>
     <w:uiPriority w:val="59"/>
+    <w:rsid w:val="0006470D"/>
     <w:pPr>
       <w:spacing w:after="0" w:line="240" w:lineRule="auto"/>
     </w:pPr>
     <w:tblPr>
+      <w:tblInd w:w="0" w:type="dxa"/>
       <w:tblBorders>
         <w:top w:val="single" w:sz="4" w:space="0" w:color="AFAFAF" w:themeColor="text1" w:themeTint="50"/>
         <w:left w:val="single" w:sz="4" w:space="0" w:color="AFAFAF" w:themeColor="text1" w:themeTint="50"/>
@@ -3261,6 +2688,12 @@
         <w:insideH w:val="single" w:sz="4" w:space="0" w:color="AFAFAF" w:themeColor="text1" w:themeTint="50"/>
         <w:insideV w:val="single" w:sz="4" w:space="0" w:color="AFAFAF" w:themeColor="text1" w:themeTint="50"/>
       </w:tblBorders>
+      <w:tblCellMar>
+        <w:top w:w="0" w:type="dxa"/>
+        <w:left w:w="108" w:type="dxa"/>
+        <w:bottom w:w="0" w:type="dxa"/>
+        <w:right w:w="108" w:type="dxa"/>
+      </w:tblCellMar>
     </w:tblPr>
     <w:tblStylePr w:type="firstRow">
       <w:rPr>
@@ -3297,30 +2730,38 @@
     <w:tblStylePr w:type="band1Vert">
       <w:tblPr/>
       <w:tcPr>
-        <w:shd w:val="clear" w:color="F2F2F2" w:themeColor="text1" w:themeTint="0D" w:fill="F2F2F2" w:themeFill="text1" w:themeFillTint="0D"/>
+        <w:shd w:val="clear" w:color="F2F2F2" w:themeColor="text1" w:themeTint="D" w:fill="F2F2F2" w:themeFill="text1" w:themeFillTint="D"/>
       </w:tcPr>
     </w:tblStylePr>
     <w:tblStylePr w:type="band1Horz">
       <w:tblPr/>
       <w:tcPr>
-        <w:shd w:val="clear" w:color="F2F2F2" w:themeColor="text1" w:themeTint="0D" w:fill="F2F2F2" w:themeFill="text1" w:themeFillTint="0D"/>
-      </w:tcPr>
-    </w:tblStylePr>
-  </w:style>
-  <w:style w:type="table" w:styleId="21">
+        <w:shd w:val="clear" w:color="F2F2F2" w:themeColor="text1" w:themeTint="D" w:fill="F2F2F2" w:themeFill="text1" w:themeFillTint="D"/>
+      </w:tcPr>
+    </w:tblStylePr>
+  </w:style>
+  <w:style w:type="table" w:customStyle="1" w:styleId="PlainTable2">
     <w:name w:val="Plain Table 2"/>
     <w:basedOn w:val="a1"/>
     <w:uiPriority w:val="59"/>
+    <w:rsid w:val="0006470D"/>
     <w:pPr>
       <w:spacing w:after="0" w:line="240" w:lineRule="auto"/>
     </w:pPr>
     <w:tblPr>
+      <w:tblInd w:w="0" w:type="dxa"/>
       <w:tblBorders>
         <w:top w:val="single" w:sz="4" w:space="0" w:color="000000" w:themeColor="text1"/>
         <w:left w:val="none" w:sz="4" w:space="0" w:color="000000" w:themeColor="text1"/>
         <w:bottom w:val="single" w:sz="4" w:space="0" w:color="000000" w:themeColor="text1"/>
         <w:right w:val="none" w:sz="4" w:space="0" w:color="000000" w:themeColor="text1"/>
       </w:tblBorders>
+      <w:tblCellMar>
+        <w:top w:w="0" w:type="dxa"/>
+        <w:left w:w="108" w:type="dxa"/>
+        <w:bottom w:w="0" w:type="dxa"/>
+        <w:right w:w="108" w:type="dxa"/>
+      </w:tblCellMar>
     </w:tblPr>
     <w:tblStylePr w:type="firstRow">
       <w:rPr>
@@ -3389,16 +2830,24 @@
       </w:tcPr>
     </w:tblStylePr>
   </w:style>
-  <w:style w:type="table" w:styleId="31">
+  <w:style w:type="table" w:customStyle="1" w:styleId="PlainTable3">
     <w:name w:val="Plain Table 3"/>
     <w:basedOn w:val="a1"/>
     <w:uiPriority w:val="99"/>
+    <w:rsid w:val="0006470D"/>
     <w:pPr>
       <w:spacing w:after="0" w:line="240" w:lineRule="auto"/>
     </w:pPr>
     <w:tblPr>
       <w:tblStyleRowBandSize w:val="1"/>
       <w:tblStyleColBandSize w:val="1"/>
+      <w:tblInd w:w="0" w:type="dxa"/>
+      <w:tblCellMar>
+        <w:top w:w="0" w:type="dxa"/>
+        <w:left w:w="108" w:type="dxa"/>
+        <w:bottom w:w="0" w:type="dxa"/>
+        <w:right w:w="108" w:type="dxa"/>
+      </w:tblCellMar>
     </w:tblPr>
     <w:tblStylePr w:type="firstRow">
       <w:rPr>
@@ -3454,7 +2903,7 @@
       </w:rPr>
       <w:tblPr/>
       <w:tcPr>
-        <w:shd w:val="clear" w:color="F2F2F2" w:themeColor="text1" w:themeTint="0D" w:fill="F2F2F2" w:themeFill="text1" w:themeFillTint="0D"/>
+        <w:shd w:val="clear" w:color="F2F2F2" w:themeColor="text1" w:themeTint="D" w:fill="F2F2F2" w:themeFill="text1" w:themeFillTint="D"/>
       </w:tcPr>
     </w:tblStylePr>
     <w:tblStylePr w:type="band1Horz">
@@ -3465,20 +2914,28 @@
       </w:rPr>
       <w:tblPr/>
       <w:tcPr>
-        <w:shd w:val="clear" w:color="F2F2F2" w:themeColor="text1" w:themeTint="0D" w:fill="F2F2F2" w:themeFill="text1" w:themeFillTint="0D"/>
-      </w:tcPr>
-    </w:tblStylePr>
-  </w:style>
-  <w:style w:type="table" w:styleId="41">
+        <w:shd w:val="clear" w:color="F2F2F2" w:themeColor="text1" w:themeTint="D" w:fill="F2F2F2" w:themeFill="text1" w:themeFillTint="D"/>
+      </w:tcPr>
+    </w:tblStylePr>
+  </w:style>
+  <w:style w:type="table" w:customStyle="1" w:styleId="PlainTable4">
     <w:name w:val="Plain Table 4"/>
     <w:basedOn w:val="a1"/>
     <w:uiPriority w:val="99"/>
+    <w:rsid w:val="0006470D"/>
     <w:pPr>
       <w:spacing w:after="0" w:line="240" w:lineRule="auto"/>
     </w:pPr>
     <w:tblPr>
       <w:tblStyleRowBandSize w:val="1"/>
       <w:tblStyleColBandSize w:val="1"/>
+      <w:tblInd w:w="0" w:type="dxa"/>
+      <w:tblCellMar>
+        <w:top w:w="0" w:type="dxa"/>
+        <w:left w:w="108" w:type="dxa"/>
+        <w:bottom w:w="0" w:type="dxa"/>
+        <w:right w:w="108" w:type="dxa"/>
+      </w:tblCellMar>
     </w:tblPr>
     <w:tblStylePr w:type="firstRow">
       <w:rPr>
@@ -3512,7 +2969,7 @@
       </w:rPr>
       <w:tblPr/>
       <w:tcPr>
-        <w:shd w:val="clear" w:color="F2F2F2" w:themeColor="text1" w:themeTint="0D" w:fill="F2F2F2" w:themeFill="text1" w:themeFillTint="0D"/>
+        <w:shd w:val="clear" w:color="F2F2F2" w:themeColor="text1" w:themeTint="D" w:fill="F2F2F2" w:themeFill="text1" w:themeFillTint="D"/>
       </w:tcPr>
     </w:tblStylePr>
     <w:tblStylePr w:type="band1Horz">
@@ -3523,20 +2980,28 @@
       </w:rPr>
       <w:tblPr/>
       <w:tcPr>
-        <w:shd w:val="clear" w:color="F2F2F2" w:themeColor="text1" w:themeTint="0D" w:fill="F2F2F2" w:themeFill="text1" w:themeFillTint="0D"/>
-      </w:tcPr>
-    </w:tblStylePr>
-  </w:style>
-  <w:style w:type="table" w:styleId="51">
+        <w:shd w:val="clear" w:color="F2F2F2" w:themeColor="text1" w:themeTint="D" w:fill="F2F2F2" w:themeFill="text1" w:themeFillTint="D"/>
+      </w:tcPr>
+    </w:tblStylePr>
+  </w:style>
+  <w:style w:type="table" w:customStyle="1" w:styleId="PlainTable5">
     <w:name w:val="Plain Table 5"/>
     <w:basedOn w:val="a1"/>
     <w:uiPriority w:val="99"/>
+    <w:rsid w:val="0006470D"/>
     <w:pPr>
       <w:spacing w:after="0" w:line="240" w:lineRule="auto"/>
     </w:pPr>
     <w:tblPr>
       <w:tblStyleRowBandSize w:val="1"/>
       <w:tblStyleColBandSize w:val="1"/>
+      <w:tblInd w:w="0" w:type="dxa"/>
+      <w:tblCellMar>
+        <w:top w:w="0" w:type="dxa"/>
+        <w:left w:w="108" w:type="dxa"/>
+        <w:bottom w:w="0" w:type="dxa"/>
+        <w:right w:w="108" w:type="dxa"/>
+      </w:tblCellMar>
     </w:tblPr>
     <w:tblStylePr w:type="firstRow">
       <w:rPr>
@@ -3605,7 +3070,7 @@
       </w:rPr>
       <w:tblPr/>
       <w:tcPr>
-        <w:shd w:val="clear" w:color="F2F2F2" w:themeColor="text1" w:themeTint="0D" w:fill="F2F2F2" w:themeFill="text1" w:themeFillTint="0D"/>
+        <w:shd w:val="clear" w:color="F2F2F2" w:themeColor="text1" w:themeTint="D" w:fill="F2F2F2" w:themeFill="text1" w:themeFillTint="D"/>
       </w:tcPr>
     </w:tblStylePr>
     <w:tblStylePr w:type="band1Horz">
@@ -3616,20 +3081,22 @@
       </w:rPr>
       <w:tblPr/>
       <w:tcPr>
-        <w:shd w:val="clear" w:color="F2F2F2" w:themeColor="text1" w:themeTint="0D" w:fill="F2F2F2" w:themeFill="text1" w:themeFillTint="0D"/>
-      </w:tcPr>
-    </w:tblStylePr>
-  </w:style>
-  <w:style w:type="table" w:styleId="-1">
+        <w:shd w:val="clear" w:color="F2F2F2" w:themeColor="text1" w:themeTint="D" w:fill="F2F2F2" w:themeFill="text1" w:themeFillTint="D"/>
+      </w:tcPr>
+    </w:tblStylePr>
+  </w:style>
+  <w:style w:type="table" w:customStyle="1" w:styleId="GridTable1Light">
     <w:name w:val="Grid Table 1 Light"/>
     <w:basedOn w:val="a1"/>
     <w:uiPriority w:val="99"/>
+    <w:rsid w:val="0006470D"/>
     <w:pPr>
       <w:spacing w:after="0" w:line="240" w:lineRule="auto"/>
     </w:pPr>
     <w:tblPr>
       <w:tblStyleRowBandSize w:val="1"/>
       <w:tblStyleColBandSize w:val="1"/>
+      <w:tblInd w:w="0" w:type="dxa"/>
       <w:tblBorders>
         <w:top w:val="single" w:sz="4" w:space="0" w:color="989898" w:themeColor="text1" w:themeTint="67"/>
         <w:left w:val="single" w:sz="4" w:space="0" w:color="989898" w:themeColor="text1" w:themeTint="67"/>
@@ -3638,6 +3105,12 @@
         <w:insideH w:val="single" w:sz="4" w:space="0" w:color="989898" w:themeColor="text1" w:themeTint="67"/>
         <w:insideV w:val="single" w:sz="4" w:space="0" w:color="989898" w:themeColor="text1" w:themeTint="67"/>
       </w:tblBorders>
+      <w:tblCellMar>
+        <w:top w:w="0" w:type="dxa"/>
+        <w:left w:w="108" w:type="dxa"/>
+        <w:bottom w:w="0" w:type="dxa"/>
+        <w:right w:w="108" w:type="dxa"/>
+      </w:tblCellMar>
     </w:tblPr>
     <w:tblStylePr w:type="firstRow">
       <w:rPr>
@@ -3690,12 +3163,14 @@
     <w:name w:val="Grid Table 1 Light - Accent 1"/>
     <w:basedOn w:val="a1"/>
     <w:uiPriority w:val="99"/>
+    <w:rsid w:val="0006470D"/>
     <w:pPr>
       <w:spacing w:after="0" w:line="240" w:lineRule="auto"/>
     </w:pPr>
     <w:tblPr>
       <w:tblStyleRowBandSize w:val="1"/>
       <w:tblStyleColBandSize w:val="1"/>
+      <w:tblInd w:w="0" w:type="dxa"/>
       <w:tblBorders>
         <w:top w:val="single" w:sz="4" w:space="0" w:color="81C9EA" w:themeColor="accent1" w:themeTint="67"/>
         <w:left w:val="single" w:sz="4" w:space="0" w:color="81C9EA" w:themeColor="accent1" w:themeTint="67"/>
@@ -3704,6 +3179,12 @@
         <w:insideH w:val="single" w:sz="4" w:space="0" w:color="81C9EA" w:themeColor="accent1" w:themeTint="67"/>
         <w:insideV w:val="single" w:sz="4" w:space="0" w:color="81C9EA" w:themeColor="accent1" w:themeTint="67"/>
       </w:tblBorders>
+      <w:tblCellMar>
+        <w:top w:w="0" w:type="dxa"/>
+        <w:left w:w="108" w:type="dxa"/>
+        <w:bottom w:w="0" w:type="dxa"/>
+        <w:right w:w="108" w:type="dxa"/>
+      </w:tblCellMar>
     </w:tblPr>
     <w:tblStylePr w:type="firstRow">
       <w:rPr>
@@ -3756,12 +3237,14 @@
     <w:name w:val="Grid Table 1 Light - Accent 2"/>
     <w:basedOn w:val="a1"/>
     <w:uiPriority w:val="99"/>
+    <w:rsid w:val="0006470D"/>
     <w:pPr>
       <w:spacing w:after="0" w:line="240" w:lineRule="auto"/>
     </w:pPr>
     <w:tblPr>
       <w:tblStyleRowBandSize w:val="1"/>
       <w:tblStyleColBandSize w:val="1"/>
+      <w:tblInd w:w="0" w:type="dxa"/>
       <w:tblBorders>
         <w:top w:val="single" w:sz="4" w:space="0" w:color="F6C5AB" w:themeColor="accent2" w:themeTint="67"/>
         <w:left w:val="single" w:sz="4" w:space="0" w:color="F6C5AB" w:themeColor="accent2" w:themeTint="67"/>
@@ -3770,6 +3253,12 @@
         <w:insideH w:val="single" w:sz="4" w:space="0" w:color="F6C5AB" w:themeColor="accent2" w:themeTint="67"/>
         <w:insideV w:val="single" w:sz="4" w:space="0" w:color="F6C5AB" w:themeColor="accent2" w:themeTint="67"/>
       </w:tblBorders>
+      <w:tblCellMar>
+        <w:top w:w="0" w:type="dxa"/>
+        <w:left w:w="108" w:type="dxa"/>
+        <w:bottom w:w="0" w:type="dxa"/>
+        <w:right w:w="108" w:type="dxa"/>
+      </w:tblCellMar>
     </w:tblPr>
     <w:tblStylePr w:type="firstRow">
       <w:rPr>
@@ -3822,12 +3311,14 @@
     <w:name w:val="Grid Table 1 Light - Accent 3"/>
     <w:basedOn w:val="a1"/>
     <w:uiPriority w:val="99"/>
+    <w:rsid w:val="0006470D"/>
     <w:pPr>
       <w:spacing w:after="0" w:line="240" w:lineRule="auto"/>
     </w:pPr>
     <w:tblPr>
       <w:tblStyleRowBandSize w:val="1"/>
       <w:tblStyleColBandSize w:val="1"/>
+      <w:tblInd w:w="0" w:type="dxa"/>
       <w:tblBorders>
         <w:top w:val="single" w:sz="4" w:space="0" w:color="83E28F" w:themeColor="accent3" w:themeTint="67"/>
         <w:left w:val="single" w:sz="4" w:space="0" w:color="83E28F" w:themeColor="accent3" w:themeTint="67"/>
@@ -3836,6 +3327,12 @@
         <w:insideH w:val="single" w:sz="4" w:space="0" w:color="83E28F" w:themeColor="accent3" w:themeTint="67"/>
         <w:insideV w:val="single" w:sz="4" w:space="0" w:color="83E28F" w:themeColor="accent3" w:themeTint="67"/>
       </w:tblBorders>
+      <w:tblCellMar>
+        <w:top w:w="0" w:type="dxa"/>
+        <w:left w:w="108" w:type="dxa"/>
+        <w:bottom w:w="0" w:type="dxa"/>
+        <w:right w:w="108" w:type="dxa"/>
+      </w:tblCellMar>
     </w:tblPr>
     <w:tblStylePr w:type="firstRow">
       <w:rPr>
@@ -3888,12 +3385,14 @@
     <w:name w:val="Grid Table 1 Light - Accent 4"/>
     <w:basedOn w:val="a1"/>
     <w:uiPriority w:val="99"/>
+    <w:rsid w:val="0006470D"/>
     <w:pPr>
       <w:spacing w:after="0" w:line="240" w:lineRule="auto"/>
     </w:pPr>
     <w:tblPr>
       <w:tblStyleRowBandSize w:val="1"/>
       <w:tblStyleColBandSize w:val="1"/>
+      <w:tblInd w:w="0" w:type="dxa"/>
       <w:tblBorders>
         <w:top w:val="single" w:sz="4" w:space="0" w:color="94DBF7" w:themeColor="accent4" w:themeTint="67"/>
         <w:left w:val="single" w:sz="4" w:space="0" w:color="94DBF7" w:themeColor="accent4" w:themeTint="67"/>
@@ -3902,6 +3401,12 @@
         <w:insideH w:val="single" w:sz="4" w:space="0" w:color="94DBF7" w:themeColor="accent4" w:themeTint="67"/>
         <w:insideV w:val="single" w:sz="4" w:space="0" w:color="94DBF7" w:themeColor="accent4" w:themeTint="67"/>
       </w:tblBorders>
+      <w:tblCellMar>
+        <w:top w:w="0" w:type="dxa"/>
+        <w:left w:w="108" w:type="dxa"/>
+        <w:bottom w:w="0" w:type="dxa"/>
+        <w:right w:w="108" w:type="dxa"/>
+      </w:tblCellMar>
     </w:tblPr>
     <w:tblStylePr w:type="firstRow">
       <w:rPr>
@@ -3954,12 +3459,14 @@
     <w:name w:val="Grid Table 1 Light - Accent 5"/>
     <w:basedOn w:val="a1"/>
     <w:uiPriority w:val="99"/>
+    <w:rsid w:val="0006470D"/>
     <w:pPr>
       <w:spacing w:after="0" w:line="240" w:lineRule="auto"/>
     </w:pPr>
     <w:tblPr>
       <w:tblStyleRowBandSize w:val="1"/>
       <w:tblStyleColBandSize w:val="1"/>
+      <w:tblInd w:w="0" w:type="dxa"/>
       <w:tblBorders>
         <w:top w:val="single" w:sz="4" w:space="0" w:color="E49DDC" w:themeColor="accent5" w:themeTint="67"/>
         <w:left w:val="single" w:sz="4" w:space="0" w:color="E49DDC" w:themeColor="accent5" w:themeTint="67"/>
@@ -3968,6 +3475,12 @@
         <w:insideH w:val="single" w:sz="4" w:space="0" w:color="E49DDC" w:themeColor="accent5" w:themeTint="67"/>
         <w:insideV w:val="single" w:sz="4" w:space="0" w:color="E49DDC" w:themeColor="accent5" w:themeTint="67"/>
       </w:tblBorders>
+      <w:tblCellMar>
+        <w:top w:w="0" w:type="dxa"/>
+        <w:left w:w="108" w:type="dxa"/>
+        <w:bottom w:w="0" w:type="dxa"/>
+        <w:right w:w="108" w:type="dxa"/>
+      </w:tblCellMar>
     </w:tblPr>
     <w:tblStylePr w:type="firstRow">
       <w:rPr>
@@ -4020,12 +3533,14 @@
     <w:name w:val="Grid Table 1 Light - Accent 6"/>
     <w:basedOn w:val="a1"/>
     <w:uiPriority w:val="99"/>
+    <w:rsid w:val="0006470D"/>
     <w:pPr>
       <w:spacing w:after="0" w:line="240" w:lineRule="auto"/>
     </w:pPr>
     <w:tblPr>
       <w:tblStyleRowBandSize w:val="1"/>
       <w:tblStyleColBandSize w:val="1"/>
+      <w:tblInd w:w="0" w:type="dxa"/>
       <w:tblBorders>
         <w:top w:val="single" w:sz="4" w:space="0" w:color="B2E5A0" w:themeColor="accent6" w:themeTint="67"/>
         <w:left w:val="single" w:sz="4" w:space="0" w:color="B2E5A0" w:themeColor="accent6" w:themeTint="67"/>
@@ -4034,6 +3549,12 @@
         <w:insideH w:val="single" w:sz="4" w:space="0" w:color="B2E5A0" w:themeColor="accent6" w:themeTint="67"/>
         <w:insideV w:val="single" w:sz="4" w:space="0" w:color="B2E5A0" w:themeColor="accent6" w:themeTint="67"/>
       </w:tblBorders>
+      <w:tblCellMar>
+        <w:top w:w="0" w:type="dxa"/>
+        <w:left w:w="108" w:type="dxa"/>
+        <w:bottom w:w="0" w:type="dxa"/>
+        <w:right w:w="108" w:type="dxa"/>
+      </w:tblCellMar>
     </w:tblPr>
     <w:tblStylePr w:type="firstRow">
       <w:rPr>
@@ -4082,21 +3603,29 @@
       </w:tcPr>
     </w:tblStylePr>
   </w:style>
-  <w:style w:type="table" w:styleId="-2">
+  <w:style w:type="table" w:customStyle="1" w:styleId="GridTable2">
     <w:name w:val="Grid Table 2"/>
     <w:basedOn w:val="a1"/>
     <w:uiPriority w:val="99"/>
+    <w:rsid w:val="0006470D"/>
     <w:pPr>
       <w:spacing w:after="0" w:line="240" w:lineRule="auto"/>
     </w:pPr>
     <w:tblPr>
       <w:tblStyleRowBandSize w:val="1"/>
       <w:tblStyleColBandSize w:val="1"/>
+      <w:tblInd w:w="0" w:type="dxa"/>
       <w:tblBorders>
         <w:bottom w:val="single" w:sz="4" w:space="0" w:color="6A6A6A" w:themeColor="text1" w:themeTint="95"/>
         <w:insideH w:val="single" w:sz="4" w:space="0" w:color="6A6A6A" w:themeColor="text1" w:themeTint="95"/>
         <w:insideV w:val="single" w:sz="4" w:space="0" w:color="6A6A6A" w:themeColor="text1" w:themeTint="95"/>
       </w:tblBorders>
+      <w:tblCellMar>
+        <w:top w:w="0" w:type="dxa"/>
+        <w:left w:w="108" w:type="dxa"/>
+        <w:bottom w:w="0" w:type="dxa"/>
+        <w:right w:w="108" w:type="dxa"/>
+      </w:tblCellMar>
     </w:tblPr>
     <w:tblStylePr w:type="firstRow">
       <w:rPr>
@@ -4169,17 +3698,25 @@
     <w:name w:val="Grid Table 2 - Accent 1"/>
     <w:basedOn w:val="a1"/>
     <w:uiPriority w:val="99"/>
+    <w:rsid w:val="0006470D"/>
     <w:pPr>
       <w:spacing w:after="0" w:line="240" w:lineRule="auto"/>
     </w:pPr>
     <w:tblPr>
       <w:tblStyleRowBandSize w:val="1"/>
       <w:tblStyleColBandSize w:val="1"/>
+      <w:tblInd w:w="0" w:type="dxa"/>
       <w:tblBorders>
         <w:bottom w:val="single" w:sz="4" w:space="0" w:color="19729B" w:themeColor="accent1" w:themeTint="EA"/>
         <w:insideH w:val="single" w:sz="4" w:space="0" w:color="19729B" w:themeColor="accent1" w:themeTint="EA"/>
         <w:insideV w:val="single" w:sz="4" w:space="0" w:color="19729B" w:themeColor="accent1" w:themeTint="EA"/>
       </w:tblBorders>
+      <w:tblCellMar>
+        <w:top w:w="0" w:type="dxa"/>
+        <w:left w:w="108" w:type="dxa"/>
+        <w:bottom w:w="0" w:type="dxa"/>
+        <w:right w:w="108" w:type="dxa"/>
+      </w:tblCellMar>
     </w:tblPr>
     <w:tblStylePr w:type="firstRow">
       <w:rPr>
@@ -4252,17 +3789,25 @@
     <w:name w:val="Grid Table 2 - Accent 2"/>
     <w:basedOn w:val="a1"/>
     <w:uiPriority w:val="99"/>
+    <w:rsid w:val="0006470D"/>
     <w:pPr>
       <w:spacing w:after="0" w:line="240" w:lineRule="auto"/>
     </w:pPr>
     <w:tblPr>
       <w:tblStyleRowBandSize w:val="1"/>
       <w:tblStyleColBandSize w:val="1"/>
+      <w:tblInd w:w="0" w:type="dxa"/>
       <w:tblBorders>
         <w:bottom w:val="single" w:sz="4" w:space="0" w:color="F2AA85" w:themeColor="accent2" w:themeTint="97"/>
         <w:insideH w:val="single" w:sz="4" w:space="0" w:color="F2AA85" w:themeColor="accent2" w:themeTint="97"/>
         <w:insideV w:val="single" w:sz="4" w:space="0" w:color="F2AA85" w:themeColor="accent2" w:themeTint="97"/>
       </w:tblBorders>
+      <w:tblCellMar>
+        <w:top w:w="0" w:type="dxa"/>
+        <w:left w:w="108" w:type="dxa"/>
+        <w:bottom w:w="0" w:type="dxa"/>
+        <w:right w:w="108" w:type="dxa"/>
+      </w:tblCellMar>
     </w:tblPr>
     <w:tblStylePr w:type="firstRow">
       <w:rPr>
@@ -4335,17 +3880,25 @@
     <w:name w:val="Grid Table 2 - Accent 3"/>
     <w:basedOn w:val="a1"/>
     <w:uiPriority w:val="99"/>
+    <w:rsid w:val="0006470D"/>
     <w:pPr>
       <w:spacing w:after="0" w:line="240" w:lineRule="auto"/>
     </w:pPr>
     <w:tblPr>
       <w:tblStyleRowBandSize w:val="1"/>
       <w:tblStyleColBandSize w:val="1"/>
+      <w:tblInd w:w="0" w:type="dxa"/>
       <w:tblBorders>
         <w:bottom w:val="single" w:sz="4" w:space="0" w:color="196C24" w:themeColor="accent3" w:themeTint="FE"/>
         <w:insideH w:val="single" w:sz="4" w:space="0" w:color="196C24" w:themeColor="accent3" w:themeTint="FE"/>
         <w:insideV w:val="single" w:sz="4" w:space="0" w:color="196C24" w:themeColor="accent3" w:themeTint="FE"/>
       </w:tblBorders>
+      <w:tblCellMar>
+        <w:top w:w="0" w:type="dxa"/>
+        <w:left w:w="108" w:type="dxa"/>
+        <w:bottom w:w="0" w:type="dxa"/>
+        <w:right w:w="108" w:type="dxa"/>
+      </w:tblCellMar>
     </w:tblPr>
     <w:tblStylePr w:type="firstRow">
       <w:rPr>
@@ -4418,17 +3971,25 @@
     <w:name w:val="Grid Table 2 - Accent 4"/>
     <w:basedOn w:val="a1"/>
     <w:uiPriority w:val="99"/>
+    <w:rsid w:val="0006470D"/>
     <w:pPr>
       <w:spacing w:after="0" w:line="240" w:lineRule="auto"/>
     </w:pPr>
     <w:tblPr>
       <w:tblStyleRowBandSize w:val="1"/>
       <w:tblStyleColBandSize w:val="1"/>
+      <w:tblInd w:w="0" w:type="dxa"/>
       <w:tblBorders>
         <w:bottom w:val="single" w:sz="4" w:space="0" w:color="5FCAF3" w:themeColor="accent4" w:themeTint="9A"/>
         <w:insideH w:val="single" w:sz="4" w:space="0" w:color="5FCAF3" w:themeColor="accent4" w:themeTint="9A"/>
         <w:insideV w:val="single" w:sz="4" w:space="0" w:color="5FCAF3" w:themeColor="accent4" w:themeTint="9A"/>
       </w:tblBorders>
+      <w:tblCellMar>
+        <w:top w:w="0" w:type="dxa"/>
+        <w:left w:w="108" w:type="dxa"/>
+        <w:bottom w:w="0" w:type="dxa"/>
+        <w:right w:w="108" w:type="dxa"/>
+      </w:tblCellMar>
     </w:tblPr>
     <w:tblStylePr w:type="firstRow">
       <w:rPr>
@@ -4501,17 +4062,25 @@
     <w:name w:val="Grid Table 2 - Accent 5"/>
     <w:basedOn w:val="a1"/>
     <w:uiPriority w:val="99"/>
+    <w:rsid w:val="0006470D"/>
     <w:pPr>
       <w:spacing w:after="0" w:line="240" w:lineRule="auto"/>
     </w:pPr>
     <w:tblPr>
       <w:tblStyleRowBandSize w:val="1"/>
       <w:tblStyleColBandSize w:val="1"/>
+      <w:tblInd w:w="0" w:type="dxa"/>
       <w:tblBorders>
         <w:bottom w:val="single" w:sz="4" w:space="0" w:color="A02B93" w:themeColor="accent5"/>
         <w:insideH w:val="single" w:sz="4" w:space="0" w:color="A02B93" w:themeColor="accent5"/>
         <w:insideV w:val="single" w:sz="4" w:space="0" w:color="A02B93" w:themeColor="accent5"/>
       </w:tblBorders>
+      <w:tblCellMar>
+        <w:top w:w="0" w:type="dxa"/>
+        <w:left w:w="108" w:type="dxa"/>
+        <w:bottom w:w="0" w:type="dxa"/>
+        <w:right w:w="108" w:type="dxa"/>
+      </w:tblCellMar>
     </w:tblPr>
     <w:tblStylePr w:type="firstRow">
       <w:rPr>
@@ -4584,17 +4153,25 @@
     <w:name w:val="Grid Table 2 - Accent 6"/>
     <w:basedOn w:val="a1"/>
     <w:uiPriority w:val="99"/>
+    <w:rsid w:val="0006470D"/>
     <w:pPr>
       <w:spacing w:after="0" w:line="240" w:lineRule="auto"/>
     </w:pPr>
     <w:tblPr>
       <w:tblStyleRowBandSize w:val="1"/>
       <w:tblStyleColBandSize w:val="1"/>
+      <w:tblInd w:w="0" w:type="dxa"/>
       <w:tblBorders>
         <w:bottom w:val="single" w:sz="4" w:space="0" w:color="4EA72E" w:themeColor="accent6"/>
         <w:insideH w:val="single" w:sz="4" w:space="0" w:color="4EA72E" w:themeColor="accent6"/>
         <w:insideV w:val="single" w:sz="4" w:space="0" w:color="4EA72E" w:themeColor="accent6"/>
       </w:tblBorders>
+      <w:tblCellMar>
+        <w:top w:w="0" w:type="dxa"/>
+        <w:left w:w="108" w:type="dxa"/>
+        <w:bottom w:w="0" w:type="dxa"/>
+        <w:right w:w="108" w:type="dxa"/>
+      </w:tblCellMar>
     </w:tblPr>
     <w:tblStylePr w:type="firstRow">
       <w:rPr>
@@ -4663,21 +4240,29 @@
       </w:tcPr>
     </w:tblStylePr>
   </w:style>
-  <w:style w:type="table" w:styleId="-3">
+  <w:style w:type="table" w:customStyle="1" w:styleId="GridTable3">
     <w:name w:val="Grid Table 3"/>
     <w:basedOn w:val="a1"/>
     <w:uiPriority w:val="99"/>
+    <w:rsid w:val="0006470D"/>
     <w:pPr>
       <w:spacing w:after="0" w:line="240" w:lineRule="auto"/>
     </w:pPr>
     <w:tblPr>
       <w:tblStyleRowBandSize w:val="1"/>
       <w:tblStyleColBandSize w:val="1"/>
+      <w:tblInd w:w="0" w:type="dxa"/>
       <w:tblBorders>
         <w:bottom w:val="single" w:sz="4" w:space="0" w:color="6A6A6A" w:themeColor="text1" w:themeTint="95"/>
         <w:insideH w:val="single" w:sz="4" w:space="0" w:color="6A6A6A" w:themeColor="text1" w:themeTint="95"/>
         <w:insideV w:val="single" w:sz="4" w:space="0" w:color="6A6A6A" w:themeColor="text1" w:themeTint="95"/>
       </w:tblBorders>
+      <w:tblCellMar>
+        <w:top w:w="0" w:type="dxa"/>
+        <w:left w:w="108" w:type="dxa"/>
+        <w:bottom w:w="0" w:type="dxa"/>
+        <w:right w:w="108" w:type="dxa"/>
+      </w:tblCellMar>
     </w:tblPr>
     <w:tblStylePr w:type="firstRow">
       <w:rPr>
@@ -4773,17 +4358,25 @@
     <w:name w:val="Grid Table 3 - Accent 1"/>
     <w:basedOn w:val="a1"/>
     <w:uiPriority w:val="99"/>
+    <w:rsid w:val="0006470D"/>
     <w:pPr>
       <w:spacing w:after="0" w:line="240" w:lineRule="auto"/>
     </w:pPr>
     <w:tblPr>
       <w:tblStyleRowBandSize w:val="1"/>
       <w:tblStyleColBandSize w:val="1"/>
+      <w:tblInd w:w="0" w:type="dxa"/>
       <w:tblBorders>
         <w:bottom w:val="single" w:sz="4" w:space="0" w:color="19729B" w:themeColor="accent1" w:themeTint="EA"/>
         <w:insideH w:val="single" w:sz="4" w:space="0" w:color="19729B" w:themeColor="accent1" w:themeTint="EA"/>
         <w:insideV w:val="single" w:sz="4" w:space="0" w:color="19729B" w:themeColor="accent1" w:themeTint="EA"/>
       </w:tblBorders>
+      <w:tblCellMar>
+        <w:top w:w="0" w:type="dxa"/>
+        <w:left w:w="108" w:type="dxa"/>
+        <w:bottom w:w="0" w:type="dxa"/>
+        <w:right w:w="108" w:type="dxa"/>
+      </w:tblCellMar>
     </w:tblPr>
     <w:tblStylePr w:type="firstRow">
       <w:rPr>
@@ -4879,17 +4472,25 @@
     <w:name w:val="Grid Table 3 - Accent 2"/>
     <w:basedOn w:val="a1"/>
     <w:uiPriority w:val="99"/>
+    <w:rsid w:val="0006470D"/>
     <w:pPr>
       <w:spacing w:after="0" w:line="240" w:lineRule="auto"/>
     </w:pPr>
     <w:tblPr>
       <w:tblStyleRowBandSize w:val="1"/>
       <w:tblStyleColBandSize w:val="1"/>
+      <w:tblInd w:w="0" w:type="dxa"/>
       <w:tblBorders>
         <w:bottom w:val="single" w:sz="4" w:space="0" w:color="F2AA85" w:themeColor="accent2" w:themeTint="97"/>
         <w:insideH w:val="single" w:sz="4" w:space="0" w:color="F2AA85" w:themeColor="accent2" w:themeTint="97"/>
         <w:insideV w:val="single" w:sz="4" w:space="0" w:color="F2AA85" w:themeColor="accent2" w:themeTint="97"/>
       </w:tblBorders>
+      <w:tblCellMar>
+        <w:top w:w="0" w:type="dxa"/>
+        <w:left w:w="108" w:type="dxa"/>
+        <w:bottom w:w="0" w:type="dxa"/>
+        <w:right w:w="108" w:type="dxa"/>
+      </w:tblCellMar>
     </w:tblPr>
     <w:tblStylePr w:type="firstRow">
       <w:rPr>
@@ -4985,17 +4586,25 @@
     <w:name w:val="Grid Table 3 - Accent 3"/>
     <w:basedOn w:val="a1"/>
     <w:uiPriority w:val="99"/>
+    <w:rsid w:val="0006470D"/>
     <w:pPr>
       <w:spacing w:after="0" w:line="240" w:lineRule="auto"/>
     </w:pPr>
     <w:tblPr>
       <w:tblStyleRowBandSize w:val="1"/>
       <w:tblStyleColBandSize w:val="1"/>
+      <w:tblInd w:w="0" w:type="dxa"/>
       <w:tblBorders>
         <w:bottom w:val="single" w:sz="4" w:space="0" w:color="196C24" w:themeColor="accent3" w:themeTint="FE"/>
         <w:insideH w:val="single" w:sz="4" w:space="0" w:color="196C24" w:themeColor="accent3" w:themeTint="FE"/>
         <w:insideV w:val="single" w:sz="4" w:space="0" w:color="196C24" w:themeColor="accent3" w:themeTint="FE"/>
       </w:tblBorders>
+      <w:tblCellMar>
+        <w:top w:w="0" w:type="dxa"/>
+        <w:left w:w="108" w:type="dxa"/>
+        <w:bottom w:w="0" w:type="dxa"/>
+        <w:right w:w="108" w:type="dxa"/>
+      </w:tblCellMar>
     </w:tblPr>
     <w:tblStylePr w:type="firstRow">
       <w:rPr>
@@ -5091,17 +4700,25 @@
     <w:name w:val="Grid Table 3 - Accent 4"/>
     <w:basedOn w:val="a1"/>
     <w:uiPriority w:val="99"/>
+    <w:rsid w:val="0006470D"/>
     <w:pPr>
       <w:spacing w:after="0" w:line="240" w:lineRule="auto"/>
     </w:pPr>
     <w:tblPr>
       <w:tblStyleRowBandSize w:val="1"/>
       <w:tblStyleColBandSize w:val="1"/>
+      <w:tblInd w:w="0" w:type="dxa"/>
       <w:tblBorders>
         <w:bottom w:val="single" w:sz="4" w:space="0" w:color="5FCAF3" w:themeColor="accent4" w:themeTint="9A"/>
         <w:insideH w:val="single" w:sz="4" w:space="0" w:color="5FCAF3" w:themeColor="accent4" w:themeTint="9A"/>
         <w:insideV w:val="single" w:sz="4" w:space="0" w:color="5FCAF3" w:themeColor="accent4" w:themeTint="9A"/>
       </w:tblBorders>
+      <w:tblCellMar>
+        <w:top w:w="0" w:type="dxa"/>
+        <w:left w:w="108" w:type="dxa"/>
+        <w:bottom w:w="0" w:type="dxa"/>
+        <w:right w:w="108" w:type="dxa"/>
+      </w:tblCellMar>
     </w:tblPr>
     <w:tblStylePr w:type="firstRow">
       <w:rPr>
@@ -5197,17 +4814,25 @@
     <w:name w:val="Grid Table 3 - Accent 5"/>
     <w:basedOn w:val="a1"/>
     <w:uiPriority w:val="99"/>
+    <w:rsid w:val="0006470D"/>
     <w:pPr>
       <w:spacing w:after="0" w:line="240" w:lineRule="auto"/>
     </w:pPr>
     <w:tblPr>
       <w:tblStyleRowBandSize w:val="1"/>
       <w:tblStyleColBandSize w:val="1"/>
+      <w:tblInd w:w="0" w:type="dxa"/>
       <w:tblBorders>
         <w:bottom w:val="single" w:sz="4" w:space="0" w:color="A02B93" w:themeColor="accent5"/>
         <w:insideH w:val="single" w:sz="4" w:space="0" w:color="A02B93" w:themeColor="accent5"/>
         <w:insideV w:val="single" w:sz="4" w:space="0" w:color="A02B93" w:themeColor="accent5"/>
       </w:tblBorders>
+      <w:tblCellMar>
+        <w:top w:w="0" w:type="dxa"/>
+        <w:left w:w="108" w:type="dxa"/>
+        <w:bottom w:w="0" w:type="dxa"/>
+        <w:right w:w="108" w:type="dxa"/>
+      </w:tblCellMar>
     </w:tblPr>
     <w:tblStylePr w:type="firstRow">
       <w:rPr>
@@ -5303,17 +4928,25 @@
     <w:name w:val="Grid Table 3 - Accent 6"/>
     <w:basedOn w:val="a1"/>
     <w:uiPriority w:val="99"/>
+    <w:rsid w:val="0006470D"/>
     <w:pPr>
       <w:spacing w:after="0" w:line="240" w:lineRule="auto"/>
     </w:pPr>
     <w:tblPr>
       <w:tblStyleRowBandSize w:val="1"/>
       <w:tblStyleColBandSize w:val="1"/>
+      <w:tblInd w:w="0" w:type="dxa"/>
       <w:tblBorders>
         <w:bottom w:val="single" w:sz="4" w:space="0" w:color="4EA72E" w:themeColor="accent6"/>
         <w:insideH w:val="single" w:sz="4" w:space="0" w:color="4EA72E" w:themeColor="accent6"/>
         <w:insideV w:val="single" w:sz="4" w:space="0" w:color="4EA72E" w:themeColor="accent6"/>
       </w:tblBorders>
+      <w:tblCellMar>
+        <w:top w:w="0" w:type="dxa"/>
+        <w:left w:w="108" w:type="dxa"/>
+        <w:bottom w:w="0" w:type="dxa"/>
+        <w:right w:w="108" w:type="dxa"/>
+      </w:tblCellMar>
     </w:tblPr>
     <w:tblStylePr w:type="firstRow">
       <w:rPr>
@@ -5405,16 +5038,18 @@
       </w:tcPr>
     </w:tblStylePr>
   </w:style>
-  <w:style w:type="table" w:styleId="-4">
+  <w:style w:type="table" w:customStyle="1" w:styleId="GridTable4">
     <w:name w:val="Grid Table 4"/>
     <w:basedOn w:val="a1"/>
     <w:uiPriority w:val="59"/>
+    <w:rsid w:val="0006470D"/>
     <w:pPr>
       <w:spacing w:after="0" w:line="240" w:lineRule="auto"/>
     </w:pPr>
     <w:tblPr>
       <w:tblStyleRowBandSize w:val="1"/>
       <w:tblStyleColBandSize w:val="1"/>
+      <w:tblInd w:w="0" w:type="dxa"/>
       <w:tblBorders>
         <w:top w:val="single" w:sz="4" w:space="0" w:color="6F6F6F" w:themeColor="text1" w:themeTint="90"/>
         <w:left w:val="single" w:sz="4" w:space="0" w:color="6F6F6F" w:themeColor="text1" w:themeTint="90"/>
@@ -5423,6 +5058,12 @@
         <w:insideH w:val="single" w:sz="4" w:space="0" w:color="6F6F6F" w:themeColor="text1" w:themeTint="90"/>
         <w:insideV w:val="single" w:sz="4" w:space="0" w:color="6F6F6F" w:themeColor="text1" w:themeTint="90"/>
       </w:tblBorders>
+      <w:tblCellMar>
+        <w:top w:w="0" w:type="dxa"/>
+        <w:left w:w="108" w:type="dxa"/>
+        <w:bottom w:w="0" w:type="dxa"/>
+        <w:right w:w="108" w:type="dxa"/>
+      </w:tblCellMar>
     </w:tblPr>
     <w:tblStylePr w:type="firstRow">
       <w:rPr>
@@ -5493,12 +5134,14 @@
     <w:name w:val="Grid Table 4 - Accent 1"/>
     <w:basedOn w:val="a1"/>
     <w:uiPriority w:val="59"/>
+    <w:rsid w:val="0006470D"/>
     <w:pPr>
       <w:spacing w:after="0" w:line="240" w:lineRule="auto"/>
     </w:pPr>
     <w:tblPr>
       <w:tblStyleRowBandSize w:val="1"/>
       <w:tblStyleColBandSize w:val="1"/>
+      <w:tblInd w:w="0" w:type="dxa"/>
       <w:tblBorders>
         <w:top w:val="single" w:sz="4" w:space="0" w:color="50B4E2" w:themeColor="accent1" w:themeTint="90"/>
         <w:left w:val="single" w:sz="4" w:space="0" w:color="50B4E2" w:themeColor="accent1" w:themeTint="90"/>
@@ -5507,6 +5150,12 @@
         <w:insideH w:val="single" w:sz="4" w:space="0" w:color="50B4E2" w:themeColor="accent1" w:themeTint="90"/>
         <w:insideV w:val="single" w:sz="4" w:space="0" w:color="50B4E2" w:themeColor="accent1" w:themeTint="90"/>
       </w:tblBorders>
+      <w:tblCellMar>
+        <w:top w:w="0" w:type="dxa"/>
+        <w:left w:w="108" w:type="dxa"/>
+        <w:bottom w:w="0" w:type="dxa"/>
+        <w:right w:w="108" w:type="dxa"/>
+      </w:tblCellMar>
     </w:tblPr>
     <w:tblStylePr w:type="firstRow">
       <w:rPr>
@@ -5577,12 +5226,14 @@
     <w:name w:val="Grid Table 4 - Accent 2"/>
     <w:basedOn w:val="a1"/>
     <w:uiPriority w:val="59"/>
+    <w:rsid w:val="0006470D"/>
     <w:pPr>
       <w:spacing w:after="0" w:line="240" w:lineRule="auto"/>
     </w:pPr>
     <w:tblPr>
       <w:tblStyleRowBandSize w:val="1"/>
       <w:tblStyleColBandSize w:val="1"/>
+      <w:tblInd w:w="0" w:type="dxa"/>
       <w:tblBorders>
         <w:top w:val="single" w:sz="4" w:space="0" w:color="F2AE8B" w:themeColor="accent2" w:themeTint="90"/>
         <w:left w:val="single" w:sz="4" w:space="0" w:color="F2AE8B" w:themeColor="accent2" w:themeTint="90"/>
@@ -5591,6 +5242,12 @@
         <w:insideH w:val="single" w:sz="4" w:space="0" w:color="F2AE8B" w:themeColor="accent2" w:themeTint="90"/>
         <w:insideV w:val="single" w:sz="4" w:space="0" w:color="F2AE8B" w:themeColor="accent2" w:themeTint="90"/>
       </w:tblBorders>
+      <w:tblCellMar>
+        <w:top w:w="0" w:type="dxa"/>
+        <w:left w:w="108" w:type="dxa"/>
+        <w:bottom w:w="0" w:type="dxa"/>
+        <w:right w:w="108" w:type="dxa"/>
+      </w:tblCellMar>
     </w:tblPr>
     <w:tblStylePr w:type="firstRow">
       <w:rPr>
@@ -5661,12 +5318,14 @@
     <w:name w:val="Grid Table 4 - Accent 3"/>
     <w:basedOn w:val="a1"/>
     <w:uiPriority w:val="59"/>
+    <w:rsid w:val="0006470D"/>
     <w:pPr>
       <w:spacing w:after="0" w:line="240" w:lineRule="auto"/>
     </w:pPr>
     <w:tblPr>
       <w:tblStyleRowBandSize w:val="1"/>
       <w:tblStyleColBandSize w:val="1"/>
+      <w:tblInd w:w="0" w:type="dxa"/>
       <w:tblBorders>
         <w:top w:val="single" w:sz="4" w:space="0" w:color="51D663" w:themeColor="accent3" w:themeTint="90"/>
         <w:left w:val="single" w:sz="4" w:space="0" w:color="51D663" w:themeColor="accent3" w:themeTint="90"/>
@@ -5675,6 +5334,12 @@
         <w:insideH w:val="single" w:sz="4" w:space="0" w:color="51D663" w:themeColor="accent3" w:themeTint="90"/>
         <w:insideV w:val="single" w:sz="4" w:space="0" w:color="51D663" w:themeColor="accent3" w:themeTint="90"/>
       </w:tblBorders>
+      <w:tblCellMar>
+        <w:top w:w="0" w:type="dxa"/>
+        <w:left w:w="108" w:type="dxa"/>
+        <w:bottom w:w="0" w:type="dxa"/>
+        <w:right w:w="108" w:type="dxa"/>
+      </w:tblCellMar>
     </w:tblPr>
     <w:tblStylePr w:type="firstRow">
       <w:rPr>
@@ -5745,12 +5410,14 @@
     <w:name w:val="Grid Table 4 - Accent 4"/>
     <w:basedOn w:val="a1"/>
     <w:uiPriority w:val="59"/>
+    <w:rsid w:val="0006470D"/>
     <w:pPr>
       <w:spacing w:after="0" w:line="240" w:lineRule="auto"/>
     </w:pPr>
     <w:tblPr>
       <w:tblStyleRowBandSize w:val="1"/>
       <w:tblStyleColBandSize w:val="1"/>
+      <w:tblInd w:w="0" w:type="dxa"/>
       <w:tblBorders>
         <w:top w:val="single" w:sz="4" w:space="0" w:color="6ACDF4" w:themeColor="accent4" w:themeTint="90"/>
         <w:left w:val="single" w:sz="4" w:space="0" w:color="6ACDF4" w:themeColor="accent4" w:themeTint="90"/>
@@ -5759,6 +5426,12 @@
         <w:insideH w:val="single" w:sz="4" w:space="0" w:color="6ACDF4" w:themeColor="accent4" w:themeTint="90"/>
         <w:insideV w:val="single" w:sz="4" w:space="0" w:color="6ACDF4" w:themeColor="accent4" w:themeTint="90"/>
       </w:tblBorders>
+      <w:tblCellMar>
+        <w:top w:w="0" w:type="dxa"/>
+        <w:left w:w="108" w:type="dxa"/>
+        <w:bottom w:w="0" w:type="dxa"/>
+        <w:right w:w="108" w:type="dxa"/>
+      </w:tblCellMar>
     </w:tblPr>
     <w:tblStylePr w:type="firstRow">
       <w:rPr>
@@ -5829,12 +5502,14 @@
     <w:name w:val="Grid Table 4 - Accent 5"/>
     <w:basedOn w:val="a1"/>
     <w:uiPriority w:val="59"/>
+    <w:rsid w:val="0006470D"/>
     <w:pPr>
       <w:spacing w:after="0" w:line="240" w:lineRule="auto"/>
     </w:pPr>
     <w:tblPr>
       <w:tblStyleRowBandSize w:val="1"/>
       <w:tblStyleColBandSize w:val="1"/>
+      <w:tblInd w:w="0" w:type="dxa"/>
       <w:tblBorders>
         <w:top w:val="single" w:sz="4" w:space="0" w:color="DA76CE" w:themeColor="accent5" w:themeTint="90"/>
         <w:left w:val="single" w:sz="4" w:space="0" w:color="DA76CE" w:themeColor="accent5" w:themeTint="90"/>
@@ -5843,6 +5518,12 @@
         <w:insideH w:val="single" w:sz="4" w:space="0" w:color="DA76CE" w:themeColor="accent5" w:themeTint="90"/>
         <w:insideV w:val="single" w:sz="4" w:space="0" w:color="DA76CE" w:themeColor="accent5" w:themeTint="90"/>
       </w:tblBorders>
+      <w:tblCellMar>
+        <w:top w:w="0" w:type="dxa"/>
+        <w:left w:w="108" w:type="dxa"/>
+        <w:bottom w:w="0" w:type="dxa"/>
+        <w:right w:w="108" w:type="dxa"/>
+      </w:tblCellMar>
     </w:tblPr>
     <w:tblStylePr w:type="firstRow">
       <w:rPr>
@@ -5913,12 +5594,14 @@
     <w:name w:val="Grid Table 4 - Accent 6"/>
     <w:basedOn w:val="a1"/>
     <w:uiPriority w:val="59"/>
+    <w:rsid w:val="0006470D"/>
     <w:pPr>
       <w:spacing w:after="0" w:line="240" w:lineRule="auto"/>
     </w:pPr>
     <w:tblPr>
       <w:tblStyleRowBandSize w:val="1"/>
       <w:tblStyleColBandSize w:val="1"/>
+      <w:tblInd w:w="0" w:type="dxa"/>
       <w:tblBorders>
         <w:top w:val="single" w:sz="4" w:space="0" w:color="94DA7B" w:themeColor="accent6" w:themeTint="90"/>
         <w:left w:val="single" w:sz="4" w:space="0" w:color="94DA7B" w:themeColor="accent6" w:themeTint="90"/>
@@ -5927,6 +5610,12 @@
         <w:insideH w:val="single" w:sz="4" w:space="0" w:color="94DA7B" w:themeColor="accent6" w:themeTint="90"/>
         <w:insideV w:val="single" w:sz="4" w:space="0" w:color="94DA7B" w:themeColor="accent6" w:themeTint="90"/>
       </w:tblBorders>
+      <w:tblCellMar>
+        <w:top w:w="0" w:type="dxa"/>
+        <w:left w:w="108" w:type="dxa"/>
+        <w:bottom w:w="0" w:type="dxa"/>
+        <w:right w:w="108" w:type="dxa"/>
+      </w:tblCellMar>
     </w:tblPr>
     <w:tblStylePr w:type="firstRow">
       <w:rPr>
@@ -5993,16 +5682,18 @@
       </w:tcPr>
     </w:tblStylePr>
   </w:style>
-  <w:style w:type="table" w:styleId="-5">
+  <w:style w:type="table" w:customStyle="1" w:styleId="GridTable5Dark">
     <w:name w:val="Grid Table 5 Dark"/>
     <w:basedOn w:val="a1"/>
     <w:uiPriority w:val="99"/>
+    <w:rsid w:val="0006470D"/>
     <w:pPr>
       <w:spacing w:after="0" w:line="240" w:lineRule="auto"/>
     </w:pPr>
     <w:tblPr>
       <w:tblStyleRowBandSize w:val="1"/>
       <w:tblStyleColBandSize w:val="1"/>
+      <w:tblInd w:w="0" w:type="dxa"/>
       <w:tblBorders>
         <w:top w:val="single" w:sz="4" w:space="0" w:color="FFFFFF" w:themeColor="light1"/>
         <w:left w:val="single" w:sz="4" w:space="0" w:color="FFFFFF" w:themeColor="light1"/>
@@ -6012,6 +5703,12 @@
         <w:insideV w:val="single" w:sz="4" w:space="0" w:color="FFFFFF" w:themeColor="light1"/>
       </w:tblBorders>
       <w:shd w:val="clear" w:color="BFBFBF" w:themeColor="text1" w:themeTint="40" w:fill="BFBFBF" w:themeFill="text1" w:themeFillTint="40"/>
+      <w:tblCellMar>
+        <w:top w:w="0" w:type="dxa"/>
+        <w:left w:w="108" w:type="dxa"/>
+        <w:bottom w:w="0" w:type="dxa"/>
+        <w:right w:w="108" w:type="dxa"/>
+      </w:tblCellMar>
     </w:tblPr>
     <w:tblStylePr w:type="firstRow">
       <w:rPr>
@@ -6081,12 +5778,14 @@
     <w:name w:val="Grid Table 5 Dark- Accent 1"/>
     <w:basedOn w:val="a1"/>
     <w:uiPriority w:val="99"/>
+    <w:rsid w:val="0006470D"/>
     <w:pPr>
       <w:spacing w:after="0" w:line="240" w:lineRule="auto"/>
     </w:pPr>
     <w:tblPr>
       <w:tblStyleRowBandSize w:val="1"/>
       <w:tblStyleColBandSize w:val="1"/>
+      <w:tblInd w:w="0" w:type="dxa"/>
       <w:tblBorders>
         <w:top w:val="single" w:sz="4" w:space="0" w:color="FFFFFF" w:themeColor="light1"/>
         <w:left w:val="single" w:sz="4" w:space="0" w:color="FFFFFF" w:themeColor="light1"/>
@@ -6096,6 +5795,12 @@
         <w:insideV w:val="single" w:sz="4" w:space="0" w:color="FFFFFF" w:themeColor="light1"/>
       </w:tblBorders>
       <w:shd w:val="clear" w:color="BFE4F4" w:themeColor="accent1" w:themeTint="34" w:fill="BFE4F4" w:themeFill="accent1" w:themeFillTint="34"/>
+      <w:tblCellMar>
+        <w:top w:w="0" w:type="dxa"/>
+        <w:left w:w="108" w:type="dxa"/>
+        <w:bottom w:w="0" w:type="dxa"/>
+        <w:right w:w="108" w:type="dxa"/>
+      </w:tblCellMar>
     </w:tblPr>
     <w:tblStylePr w:type="firstRow">
       <w:rPr>
@@ -6165,12 +5870,14 @@
     <w:name w:val="Grid Table 5 Dark - Accent 2"/>
     <w:basedOn w:val="a1"/>
     <w:uiPriority w:val="99"/>
+    <w:rsid w:val="0006470D"/>
     <w:pPr>
       <w:spacing w:after="0" w:line="240" w:lineRule="auto"/>
     </w:pPr>
     <w:tblPr>
       <w:tblStyleRowBandSize w:val="1"/>
       <w:tblStyleColBandSize w:val="1"/>
+      <w:tblInd w:w="0" w:type="dxa"/>
       <w:tblBorders>
         <w:top w:val="single" w:sz="4" w:space="0" w:color="FFFFFF" w:themeColor="light1"/>
         <w:left w:val="single" w:sz="4" w:space="0" w:color="FFFFFF" w:themeColor="light1"/>
@@ -6180,6 +5887,12 @@
         <w:insideV w:val="single" w:sz="4" w:space="0" w:color="FFFFFF" w:themeColor="light1"/>
       </w:tblBorders>
       <w:shd w:val="clear" w:color="FAE2D6" w:themeColor="accent2" w:themeTint="32" w:fill="FAE2D6" w:themeFill="accent2" w:themeFillTint="32"/>
+      <w:tblCellMar>
+        <w:top w:w="0" w:type="dxa"/>
+        <w:left w:w="108" w:type="dxa"/>
+        <w:bottom w:w="0" w:type="dxa"/>
+        <w:right w:w="108" w:type="dxa"/>
+      </w:tblCellMar>
     </w:tblPr>
     <w:tblStylePr w:type="firstRow">
       <w:rPr>
@@ -6249,12 +5962,14 @@
     <w:name w:val="Grid Table 5 Dark - Accent 3"/>
     <w:basedOn w:val="a1"/>
     <w:uiPriority w:val="99"/>
+    <w:rsid w:val="0006470D"/>
     <w:pPr>
       <w:spacing w:after="0" w:line="240" w:lineRule="auto"/>
     </w:pPr>
     <w:tblPr>
       <w:tblStyleRowBandSize w:val="1"/>
       <w:tblStyleColBandSize w:val="1"/>
+      <w:tblInd w:w="0" w:type="dxa"/>
       <w:tblBorders>
         <w:top w:val="single" w:sz="4" w:space="0" w:color="FFFFFF" w:themeColor="light1"/>
         <w:left w:val="single" w:sz="4" w:space="0" w:color="FFFFFF" w:themeColor="light1"/>
@@ -6264,6 +5979,12 @@
         <w:insideV w:val="single" w:sz="4" w:space="0" w:color="FFFFFF" w:themeColor="light1"/>
       </w:tblBorders>
       <w:shd w:val="clear" w:color="C0F0C6" w:themeColor="accent3" w:themeTint="34" w:fill="C0F0C6" w:themeFill="accent3" w:themeFillTint="34"/>
+      <w:tblCellMar>
+        <w:top w:w="0" w:type="dxa"/>
+        <w:left w:w="108" w:type="dxa"/>
+        <w:bottom w:w="0" w:type="dxa"/>
+        <w:right w:w="108" w:type="dxa"/>
+      </w:tblCellMar>
     </w:tblPr>
     <w:tblStylePr w:type="firstRow">
       <w:rPr>
@@ -6333,12 +6054,14 @@
     <w:name w:val="Grid Table 5 Dark- Accent 4"/>
     <w:basedOn w:val="a1"/>
     <w:uiPriority w:val="99"/>
+    <w:rsid w:val="0006470D"/>
     <w:pPr>
       <w:spacing w:after="0" w:line="240" w:lineRule="auto"/>
     </w:pPr>
     <w:tblPr>
       <w:tblStyleRowBandSize w:val="1"/>
       <w:tblStyleColBandSize w:val="1"/>
+      <w:tblInd w:w="0" w:type="dxa"/>
       <w:tblBorders>
         <w:top w:val="single" w:sz="4" w:space="0" w:color="FFFFFF" w:themeColor="light1"/>
         <w:left w:val="single" w:sz="4" w:space="0" w:color="FFFFFF" w:themeColor="light1"/>
@@ -6348,6 +6071,12 @@
         <w:insideV w:val="single" w:sz="4" w:space="0" w:color="FFFFFF" w:themeColor="light1"/>
       </w:tblBorders>
       <w:shd w:val="clear" w:color="C9EDFB" w:themeColor="accent4" w:themeTint="34" w:fill="C9EDFB" w:themeFill="accent4" w:themeFillTint="34"/>
+      <w:tblCellMar>
+        <w:top w:w="0" w:type="dxa"/>
+        <w:left w:w="108" w:type="dxa"/>
+        <w:bottom w:w="0" w:type="dxa"/>
+        <w:right w:w="108" w:type="dxa"/>
+      </w:tblCellMar>
     </w:tblPr>
     <w:tblStylePr w:type="firstRow">
       <w:rPr>
@@ -6417,12 +6146,14 @@
     <w:name w:val="Grid Table 5 Dark - Accent 5"/>
     <w:basedOn w:val="a1"/>
     <w:uiPriority w:val="99"/>
+    <w:rsid w:val="0006470D"/>
     <w:pPr>
       <w:spacing w:after="0" w:line="240" w:lineRule="auto"/>
     </w:pPr>
     <w:tblPr>
       <w:tblStyleRowBandSize w:val="1"/>
       <w:tblStyleColBandSize w:val="1"/>
+      <w:tblInd w:w="0" w:type="dxa"/>
       <w:tblBorders>
         <w:top w:val="single" w:sz="4" w:space="0" w:color="FFFFFF" w:themeColor="light1"/>
         <w:left w:val="single" w:sz="4" w:space="0" w:color="FFFFFF" w:themeColor="light1"/>
@@ -6432,6 +6163,12 @@
         <w:insideV w:val="single" w:sz="4" w:space="0" w:color="FFFFFF" w:themeColor="light1"/>
       </w:tblBorders>
       <w:shd w:val="clear" w:color="F1CDED" w:themeColor="accent5" w:themeTint="34" w:fill="F1CDED" w:themeFill="accent5" w:themeFillTint="34"/>
+      <w:tblCellMar>
+        <w:top w:w="0" w:type="dxa"/>
+        <w:left w:w="108" w:type="dxa"/>
+        <w:bottom w:w="0" w:type="dxa"/>
+        <w:right w:w="108" w:type="dxa"/>
+      </w:tblCellMar>
     </w:tblPr>
     <w:tblStylePr w:type="firstRow">
       <w:rPr>
@@ -6501,12 +6238,14 @@
     <w:name w:val="Grid Table 5 Dark - Accent 6"/>
     <w:basedOn w:val="a1"/>
     <w:uiPriority w:val="99"/>
+    <w:rsid w:val="0006470D"/>
     <w:pPr>
       <w:spacing w:after="0" w:line="240" w:lineRule="auto"/>
     </w:pPr>
     <w:tblPr>
       <w:tblStyleRowBandSize w:val="1"/>
       <w:tblStyleColBandSize w:val="1"/>
+      <w:tblInd w:w="0" w:type="dxa"/>
       <w:tblBorders>
         <w:top w:val="single" w:sz="4" w:space="0" w:color="FFFFFF" w:themeColor="light1"/>
         <w:left w:val="single" w:sz="4" w:space="0" w:color="FFFFFF" w:themeColor="light1"/>
@@ -6516,6 +6255,12 @@
         <w:insideV w:val="single" w:sz="4" w:space="0" w:color="FFFFFF" w:themeColor="light1"/>
       </w:tblBorders>
       <w:shd w:val="clear" w:color="D8F2CF" w:themeColor="accent6" w:themeTint="34" w:fill="D8F2CF" w:themeFill="accent6" w:themeFillTint="34"/>
+      <w:tblCellMar>
+        <w:top w:w="0" w:type="dxa"/>
+        <w:left w:w="108" w:type="dxa"/>
+        <w:bottom w:w="0" w:type="dxa"/>
+        <w:right w:w="108" w:type="dxa"/>
+      </w:tblCellMar>
     </w:tblPr>
     <w:tblStylePr w:type="firstRow">
       <w:rPr>
@@ -6581,16 +6326,18 @@
       </w:tcPr>
     </w:tblStylePr>
   </w:style>
-  <w:style w:type="table" w:styleId="-6">
+  <w:style w:type="table" w:customStyle="1" w:styleId="GridTable6Colorful">
     <w:name w:val="Grid Table 6 Colorful"/>
     <w:basedOn w:val="a1"/>
     <w:uiPriority w:val="99"/>
+    <w:rsid w:val="0006470D"/>
     <w:pPr>
       <w:spacing w:after="0" w:line="240" w:lineRule="auto"/>
     </w:pPr>
     <w:tblPr>
       <w:tblStyleRowBandSize w:val="1"/>
       <w:tblStyleColBandSize w:val="1"/>
+      <w:tblInd w:w="0" w:type="dxa"/>
       <w:tblBorders>
         <w:top w:val="single" w:sz="4" w:space="0" w:color="7F7F7F" w:themeColor="text1" w:themeTint="80"/>
         <w:left w:val="single" w:sz="4" w:space="0" w:color="7F7F7F" w:themeColor="text1" w:themeTint="80"/>
@@ -6599,6 +6346,12 @@
         <w:insideH w:val="single" w:sz="4" w:space="0" w:color="7F7F7F" w:themeColor="text1" w:themeTint="80"/>
         <w:insideV w:val="single" w:sz="4" w:space="0" w:color="7F7F7F" w:themeColor="text1" w:themeTint="80"/>
       </w:tblBorders>
+      <w:tblCellMar>
+        <w:top w:w="0" w:type="dxa"/>
+        <w:left w:w="108" w:type="dxa"/>
+        <w:bottom w:w="0" w:type="dxa"/>
+        <w:right w:w="108" w:type="dxa"/>
+      </w:tblCellMar>
     </w:tblPr>
     <w:tblStylePr w:type="firstRow">
       <w:rPr>
@@ -6659,12 +6412,14 @@
     <w:name w:val="Grid Table 6 Colorful - Accent 1"/>
     <w:basedOn w:val="a1"/>
     <w:uiPriority w:val="99"/>
+    <w:rsid w:val="0006470D"/>
     <w:pPr>
       <w:spacing w:after="0" w:line="240" w:lineRule="auto"/>
     </w:pPr>
     <w:tblPr>
       <w:tblStyleRowBandSize w:val="1"/>
       <w:tblStyleColBandSize w:val="1"/>
+      <w:tblInd w:w="0" w:type="dxa"/>
       <w:tblBorders>
         <w:top w:val="single" w:sz="4" w:space="0" w:color="63BDE6" w:themeColor="accent1" w:themeTint="80"/>
         <w:left w:val="single" w:sz="4" w:space="0" w:color="63BDE6" w:themeColor="accent1" w:themeTint="80"/>
@@ -6673,6 +6428,12 @@
         <w:insideH w:val="single" w:sz="4" w:space="0" w:color="63BDE6" w:themeColor="accent1" w:themeTint="80"/>
         <w:insideV w:val="single" w:sz="4" w:space="0" w:color="63BDE6" w:themeColor="accent1" w:themeTint="80"/>
       </w:tblBorders>
+      <w:tblCellMar>
+        <w:top w:w="0" w:type="dxa"/>
+        <w:left w:w="108" w:type="dxa"/>
+        <w:bottom w:w="0" w:type="dxa"/>
+        <w:right w:w="108" w:type="dxa"/>
+      </w:tblCellMar>
     </w:tblPr>
     <w:tblStylePr w:type="firstRow">
       <w:rPr>
@@ -6733,12 +6494,14 @@
     <w:name w:val="Grid Table 6 Colorful - Accent 2"/>
     <w:basedOn w:val="a1"/>
     <w:uiPriority w:val="99"/>
+    <w:rsid w:val="0006470D"/>
     <w:pPr>
       <w:spacing w:after="0" w:line="240" w:lineRule="auto"/>
     </w:pPr>
     <w:tblPr>
       <w:tblStyleRowBandSize w:val="1"/>
       <w:tblStyleColBandSize w:val="1"/>
+      <w:tblInd w:w="0" w:type="dxa"/>
       <w:tblBorders>
         <w:top w:val="single" w:sz="4" w:space="0" w:color="F2AA85" w:themeColor="accent2" w:themeTint="97"/>
         <w:left w:val="single" w:sz="4" w:space="0" w:color="F2AA85" w:themeColor="accent2" w:themeTint="97"/>
@@ -6747,6 +6510,12 @@
         <w:insideH w:val="single" w:sz="4" w:space="0" w:color="F2AA85" w:themeColor="accent2" w:themeTint="97"/>
         <w:insideV w:val="single" w:sz="4" w:space="0" w:color="F2AA85" w:themeColor="accent2" w:themeTint="97"/>
       </w:tblBorders>
+      <w:tblCellMar>
+        <w:top w:w="0" w:type="dxa"/>
+        <w:left w:w="108" w:type="dxa"/>
+        <w:bottom w:w="0" w:type="dxa"/>
+        <w:right w:w="108" w:type="dxa"/>
+      </w:tblCellMar>
     </w:tblPr>
     <w:tblStylePr w:type="firstRow">
       <w:rPr>
@@ -6807,12 +6576,14 @@
     <w:name w:val="Grid Table 6 Colorful - Accent 3"/>
     <w:basedOn w:val="a1"/>
     <w:uiPriority w:val="99"/>
+    <w:rsid w:val="0006470D"/>
     <w:pPr>
       <w:spacing w:after="0" w:line="240" w:lineRule="auto"/>
     </w:pPr>
     <w:tblPr>
       <w:tblStyleRowBandSize w:val="1"/>
       <w:tblStyleColBandSize w:val="1"/>
+      <w:tblInd w:w="0" w:type="dxa"/>
       <w:tblBorders>
         <w:top w:val="single" w:sz="4" w:space="0" w:color="196C24" w:themeColor="accent3" w:themeTint="FE"/>
         <w:left w:val="single" w:sz="4" w:space="0" w:color="196C24" w:themeColor="accent3" w:themeTint="FE"/>
@@ -6821,6 +6592,12 @@
         <w:insideH w:val="single" w:sz="4" w:space="0" w:color="196C24" w:themeColor="accent3" w:themeTint="FE"/>
         <w:insideV w:val="single" w:sz="4" w:space="0" w:color="196C24" w:themeColor="accent3" w:themeTint="FE"/>
       </w:tblBorders>
+      <w:tblCellMar>
+        <w:top w:w="0" w:type="dxa"/>
+        <w:left w:w="108" w:type="dxa"/>
+        <w:bottom w:w="0" w:type="dxa"/>
+        <w:right w:w="108" w:type="dxa"/>
+      </w:tblCellMar>
     </w:tblPr>
     <w:tblStylePr w:type="firstRow">
       <w:rPr>
@@ -6881,12 +6658,14 @@
     <w:name w:val="Grid Table 6 Colorful - Accent 4"/>
     <w:basedOn w:val="a1"/>
     <w:uiPriority w:val="99"/>
+    <w:rsid w:val="0006470D"/>
     <w:pPr>
       <w:spacing w:after="0" w:line="240" w:lineRule="auto"/>
     </w:pPr>
     <w:tblPr>
       <w:tblStyleRowBandSize w:val="1"/>
       <w:tblStyleColBandSize w:val="1"/>
+      <w:tblInd w:w="0" w:type="dxa"/>
       <w:tblBorders>
         <w:top w:val="single" w:sz="4" w:space="0" w:color="5FCAF3" w:themeColor="accent4" w:themeTint="9A"/>
         <w:left w:val="single" w:sz="4" w:space="0" w:color="5FCAF3" w:themeColor="accent4" w:themeTint="9A"/>
@@ -6895,6 +6674,12 @@
         <w:insideH w:val="single" w:sz="4" w:space="0" w:color="5FCAF3" w:themeColor="accent4" w:themeTint="9A"/>
         <w:insideV w:val="single" w:sz="4" w:space="0" w:color="5FCAF3" w:themeColor="accent4" w:themeTint="9A"/>
       </w:tblBorders>
+      <w:tblCellMar>
+        <w:top w:w="0" w:type="dxa"/>
+        <w:left w:w="108" w:type="dxa"/>
+        <w:bottom w:w="0" w:type="dxa"/>
+        <w:right w:w="108" w:type="dxa"/>
+      </w:tblCellMar>
     </w:tblPr>
     <w:tblStylePr w:type="firstRow">
       <w:rPr>
@@ -6955,12 +6740,14 @@
     <w:name w:val="Grid Table 6 Colorful - Accent 5"/>
     <w:basedOn w:val="a1"/>
     <w:uiPriority w:val="99"/>
+    <w:rsid w:val="0006470D"/>
     <w:pPr>
       <w:spacing w:after="0" w:line="240" w:lineRule="auto"/>
     </w:pPr>
     <w:tblPr>
       <w:tblStyleRowBandSize w:val="1"/>
       <w:tblStyleColBandSize w:val="1"/>
+      <w:tblInd w:w="0" w:type="dxa"/>
       <w:tblBorders>
         <w:top w:val="single" w:sz="4" w:space="0" w:color="A02B93" w:themeColor="accent5"/>
         <w:left w:val="single" w:sz="4" w:space="0" w:color="A02B93" w:themeColor="accent5"/>
@@ -6969,6 +6756,12 @@
         <w:insideH w:val="single" w:sz="4" w:space="0" w:color="A02B93" w:themeColor="accent5"/>
         <w:insideV w:val="single" w:sz="4" w:space="0" w:color="A02B93" w:themeColor="accent5"/>
       </w:tblBorders>
+      <w:tblCellMar>
+        <w:top w:w="0" w:type="dxa"/>
+        <w:left w:w="108" w:type="dxa"/>
+        <w:bottom w:w="0" w:type="dxa"/>
+        <w:right w:w="108" w:type="dxa"/>
+      </w:tblCellMar>
     </w:tblPr>
     <w:tblStylePr w:type="firstRow">
       <w:rPr>
@@ -7029,12 +6822,14 @@
     <w:name w:val="Grid Table 6 Colorful - Accent 6"/>
     <w:basedOn w:val="a1"/>
     <w:uiPriority w:val="99"/>
+    <w:rsid w:val="0006470D"/>
     <w:pPr>
       <w:spacing w:after="0" w:line="240" w:lineRule="auto"/>
     </w:pPr>
     <w:tblPr>
       <w:tblStyleRowBandSize w:val="1"/>
       <w:tblStyleColBandSize w:val="1"/>
+      <w:tblInd w:w="0" w:type="dxa"/>
       <w:tblBorders>
         <w:top w:val="single" w:sz="4" w:space="0" w:color="4EA72E" w:themeColor="accent6"/>
         <w:left w:val="single" w:sz="4" w:space="0" w:color="4EA72E" w:themeColor="accent6"/>
@@ -7043,6 +6838,12 @@
         <w:insideH w:val="single" w:sz="4" w:space="0" w:color="4EA72E" w:themeColor="accent6"/>
         <w:insideV w:val="single" w:sz="4" w:space="0" w:color="4EA72E" w:themeColor="accent6"/>
       </w:tblBorders>
+      <w:tblCellMar>
+        <w:top w:w="0" w:type="dxa"/>
+        <w:left w:w="108" w:type="dxa"/>
+        <w:bottom w:w="0" w:type="dxa"/>
+        <w:right w:w="108" w:type="dxa"/>
+      </w:tblCellMar>
     </w:tblPr>
     <w:tblStylePr w:type="firstRow">
       <w:rPr>
@@ -7099,22 +6900,30 @@
       </w:rPr>
     </w:tblStylePr>
   </w:style>
-  <w:style w:type="table" w:styleId="-7">
+  <w:style w:type="table" w:customStyle="1" w:styleId="GridTable7Colorful">
     <w:name w:val="Grid Table 7 Colorful"/>
     <w:basedOn w:val="a1"/>
     <w:uiPriority w:val="99"/>
+    <w:rsid w:val="0006470D"/>
     <w:pPr>
       <w:spacing w:after="0" w:line="240" w:lineRule="auto"/>
     </w:pPr>
     <w:tblPr>
       <w:tblStyleRowBandSize w:val="1"/>
       <w:tblStyleColBandSize w:val="1"/>
+      <w:tblInd w:w="0" w:type="dxa"/>
       <w:tblBorders>
         <w:bottom w:val="single" w:sz="4" w:space="0" w:color="7F7F7F" w:themeColor="text1" w:themeTint="80"/>
         <w:right w:val="single" w:sz="4" w:space="0" w:color="7F7F7F" w:themeColor="text1" w:themeTint="80"/>
         <w:insideH w:val="single" w:sz="4" w:space="0" w:color="7F7F7F" w:themeColor="text1" w:themeTint="80"/>
         <w:insideV w:val="single" w:sz="4" w:space="0" w:color="7F7F7F" w:themeColor="text1" w:themeTint="80"/>
       </w:tblBorders>
+      <w:tblCellMar>
+        <w:top w:w="0" w:type="dxa"/>
+        <w:left w:w="108" w:type="dxa"/>
+        <w:bottom w:w="0" w:type="dxa"/>
+        <w:right w:w="108" w:type="dxa"/>
+      </w:tblCellMar>
     </w:tblPr>
     <w:tblStylePr w:type="firstRow">
       <w:rPr>
@@ -7194,7 +7003,7 @@
     <w:tblStylePr w:type="band1Vert">
       <w:tblPr/>
       <w:tcPr>
-        <w:shd w:val="clear" w:color="F2F2F2" w:themeColor="text1" w:themeTint="0D" w:fill="F2F2F2" w:themeFill="text1" w:themeFillTint="0D"/>
+        <w:shd w:val="clear" w:color="F2F2F2" w:themeColor="text1" w:themeTint="D" w:fill="F2F2F2" w:themeFill="text1" w:themeFillTint="D"/>
       </w:tcPr>
     </w:tblStylePr>
     <w:tblStylePr w:type="band1Horz">
@@ -7205,7 +7014,7 @@
       </w:rPr>
       <w:tblPr/>
       <w:tcPr>
-        <w:shd w:val="clear" w:color="F2F2F2" w:themeColor="text1" w:themeTint="0D" w:fill="F2F2F2" w:themeFill="text1" w:themeFillTint="0D"/>
+        <w:shd w:val="clear" w:color="F2F2F2" w:themeColor="text1" w:themeTint="D" w:fill="F2F2F2" w:themeFill="text1" w:themeFillTint="D"/>
       </w:tcPr>
     </w:tblStylePr>
     <w:tblStylePr w:type="band2Horz">
@@ -7220,18 +7029,26 @@
     <w:name w:val="Grid Table 7 Colorful - Accent 1"/>
     <w:basedOn w:val="a1"/>
     <w:uiPriority w:val="99"/>
+    <w:rsid w:val="0006470D"/>
     <w:pPr>
       <w:spacing w:after="0" w:line="240" w:lineRule="auto"/>
     </w:pPr>
     <w:tblPr>
       <w:tblStyleRowBandSize w:val="1"/>
       <w:tblStyleColBandSize w:val="1"/>
+      <w:tblInd w:w="0" w:type="dxa"/>
       <w:tblBorders>
         <w:bottom w:val="single" w:sz="4" w:space="0" w:color="63BDE6" w:themeColor="accent1" w:themeTint="80"/>
         <w:right w:val="single" w:sz="4" w:space="0" w:color="63BDE6" w:themeColor="accent1" w:themeTint="80"/>
         <w:insideH w:val="single" w:sz="4" w:space="0" w:color="63BDE6" w:themeColor="accent1" w:themeTint="80"/>
         <w:insideV w:val="single" w:sz="4" w:space="0" w:color="63BDE6" w:themeColor="accent1" w:themeTint="80"/>
       </w:tblBorders>
+      <w:tblCellMar>
+        <w:top w:w="0" w:type="dxa"/>
+        <w:left w:w="108" w:type="dxa"/>
+        <w:bottom w:w="0" w:type="dxa"/>
+        <w:right w:w="108" w:type="dxa"/>
+      </w:tblCellMar>
     </w:tblPr>
     <w:tblStylePr w:type="firstRow">
       <w:rPr>
@@ -7337,18 +7154,26 @@
     <w:name w:val="Grid Table 7 Colorful - Accent 2"/>
     <w:basedOn w:val="a1"/>
     <w:uiPriority w:val="99"/>
+    <w:rsid w:val="0006470D"/>
     <w:pPr>
       <w:spacing w:after="0" w:line="240" w:lineRule="auto"/>
     </w:pPr>
     <w:tblPr>
       <w:tblStyleRowBandSize w:val="1"/>
       <w:tblStyleColBandSize w:val="1"/>
+      <w:tblInd w:w="0" w:type="dxa"/>
       <w:tblBorders>
         <w:bottom w:val="single" w:sz="4" w:space="0" w:color="F2AA85" w:themeColor="accent2" w:themeTint="97"/>
         <w:right w:val="single" w:sz="4" w:space="0" w:color="F2AA85" w:themeColor="accent2" w:themeTint="97"/>
         <w:insideH w:val="single" w:sz="4" w:space="0" w:color="F2AA85" w:themeColor="accent2" w:themeTint="97"/>
         <w:insideV w:val="single" w:sz="4" w:space="0" w:color="F2AA85" w:themeColor="accent2" w:themeTint="97"/>
       </w:tblBorders>
+      <w:tblCellMar>
+        <w:top w:w="0" w:type="dxa"/>
+        <w:left w:w="108" w:type="dxa"/>
+        <w:bottom w:w="0" w:type="dxa"/>
+        <w:right w:w="108" w:type="dxa"/>
+      </w:tblCellMar>
     </w:tblPr>
     <w:tblStylePr w:type="firstRow">
       <w:rPr>
@@ -7454,18 +7279,26 @@
     <w:name w:val="Grid Table 7 Colorful - Accent 3"/>
     <w:basedOn w:val="a1"/>
     <w:uiPriority w:val="99"/>
+    <w:rsid w:val="0006470D"/>
     <w:pPr>
       <w:spacing w:after="0" w:line="240" w:lineRule="auto"/>
     </w:pPr>
     <w:tblPr>
       <w:tblStyleRowBandSize w:val="1"/>
       <w:tblStyleColBandSize w:val="1"/>
+      <w:tblInd w:w="0" w:type="dxa"/>
       <w:tblBorders>
         <w:bottom w:val="single" w:sz="4" w:space="0" w:color="196C24" w:themeColor="accent3" w:themeTint="FE"/>
         <w:right w:val="single" w:sz="4" w:space="0" w:color="196C24" w:themeColor="accent3" w:themeTint="FE"/>
         <w:insideH w:val="single" w:sz="4" w:space="0" w:color="196C24" w:themeColor="accent3" w:themeTint="FE"/>
         <w:insideV w:val="single" w:sz="4" w:space="0" w:color="196C24" w:themeColor="accent3" w:themeTint="FE"/>
       </w:tblBorders>
+      <w:tblCellMar>
+        <w:top w:w="0" w:type="dxa"/>
+        <w:left w:w="108" w:type="dxa"/>
+        <w:bottom w:w="0" w:type="dxa"/>
+        <w:right w:w="108" w:type="dxa"/>
+      </w:tblCellMar>
     </w:tblPr>
     <w:tblStylePr w:type="firstRow">
       <w:rPr>
@@ -7571,18 +7404,26 @@
     <w:name w:val="Grid Table 7 Colorful - Accent 4"/>
     <w:basedOn w:val="a1"/>
     <w:uiPriority w:val="99"/>
+    <w:rsid w:val="0006470D"/>
     <w:pPr>
       <w:spacing w:after="0" w:line="240" w:lineRule="auto"/>
     </w:pPr>
     <w:tblPr>
       <w:tblStyleRowBandSize w:val="1"/>
       <w:tblStyleColBandSize w:val="1"/>
+      <w:tblInd w:w="0" w:type="dxa"/>
       <w:tblBorders>
         <w:bottom w:val="single" w:sz="4" w:space="0" w:color="5FCAF3" w:themeColor="accent4" w:themeTint="9A"/>
         <w:right w:val="single" w:sz="4" w:space="0" w:color="5FCAF3" w:themeColor="accent4" w:themeTint="9A"/>
         <w:insideH w:val="single" w:sz="4" w:space="0" w:color="5FCAF3" w:themeColor="accent4" w:themeTint="9A"/>
         <w:insideV w:val="single" w:sz="4" w:space="0" w:color="5FCAF3" w:themeColor="accent4" w:themeTint="9A"/>
       </w:tblBorders>
+      <w:tblCellMar>
+        <w:top w:w="0" w:type="dxa"/>
+        <w:left w:w="108" w:type="dxa"/>
+        <w:bottom w:w="0" w:type="dxa"/>
+        <w:right w:w="108" w:type="dxa"/>
+      </w:tblCellMar>
     </w:tblPr>
     <w:tblStylePr w:type="firstRow">
       <w:rPr>
@@ -7688,18 +7529,26 @@
     <w:name w:val="Grid Table 7 Colorful - Accent 5"/>
     <w:basedOn w:val="a1"/>
     <w:uiPriority w:val="99"/>
+    <w:rsid w:val="0006470D"/>
     <w:pPr>
       <w:spacing w:after="0" w:line="240" w:lineRule="auto"/>
     </w:pPr>
     <w:tblPr>
       <w:tblStyleRowBandSize w:val="1"/>
       <w:tblStyleColBandSize w:val="1"/>
+      <w:tblInd w:w="0" w:type="dxa"/>
       <w:tblBorders>
         <w:bottom w:val="single" w:sz="4" w:space="0" w:color="DA76CE" w:themeColor="accent5" w:themeTint="90"/>
         <w:right w:val="single" w:sz="4" w:space="0" w:color="DA76CE" w:themeColor="accent5" w:themeTint="90"/>
         <w:insideH w:val="single" w:sz="4" w:space="0" w:color="DA76CE" w:themeColor="accent5" w:themeTint="90"/>
         <w:insideV w:val="single" w:sz="4" w:space="0" w:color="DA76CE" w:themeColor="accent5" w:themeTint="90"/>
       </w:tblBorders>
+      <w:tblCellMar>
+        <w:top w:w="0" w:type="dxa"/>
+        <w:left w:w="108" w:type="dxa"/>
+        <w:bottom w:w="0" w:type="dxa"/>
+        <w:right w:w="108" w:type="dxa"/>
+      </w:tblCellMar>
     </w:tblPr>
     <w:tblStylePr w:type="firstRow">
       <w:rPr>
@@ -7805,18 +7654,26 @@
     <w:name w:val="Grid Table 7 Colorful - Accent 6"/>
     <w:basedOn w:val="a1"/>
     <w:uiPriority w:val="99"/>
+    <w:rsid w:val="0006470D"/>
     <w:pPr>
       <w:spacing w:after="0" w:line="240" w:lineRule="auto"/>
     </w:pPr>
     <w:tblPr>
       <w:tblStyleRowBandSize w:val="1"/>
       <w:tblStyleColBandSize w:val="1"/>
+      <w:tblInd w:w="0" w:type="dxa"/>
       <w:tblBorders>
         <w:bottom w:val="single" w:sz="4" w:space="0" w:color="94DA7B" w:themeColor="accent6" w:themeTint="90"/>
         <w:right w:val="single" w:sz="4" w:space="0" w:color="94DA7B" w:themeColor="accent6" w:themeTint="90"/>
         <w:insideH w:val="single" w:sz="4" w:space="0" w:color="94DA7B" w:themeColor="accent6" w:themeTint="90"/>
         <w:insideV w:val="single" w:sz="4" w:space="0" w:color="94DA7B" w:themeColor="accent6" w:themeTint="90"/>
       </w:tblBorders>
+      <w:tblCellMar>
+        <w:top w:w="0" w:type="dxa"/>
+        <w:left w:w="108" w:type="dxa"/>
+        <w:bottom w:w="0" w:type="dxa"/>
+        <w:right w:w="108" w:type="dxa"/>
+      </w:tblCellMar>
     </w:tblPr>
     <w:tblStylePr w:type="firstRow">
       <w:rPr>
@@ -7918,16 +7775,24 @@
       </w:rPr>
     </w:tblStylePr>
   </w:style>
-  <w:style w:type="table" w:styleId="-10">
+  <w:style w:type="table" w:customStyle="1" w:styleId="ListTable1Light">
     <w:name w:val="List Table 1 Light"/>
     <w:basedOn w:val="a1"/>
     <w:uiPriority w:val="99"/>
+    <w:rsid w:val="0006470D"/>
     <w:pPr>
       <w:spacing w:after="0" w:line="240" w:lineRule="auto"/>
     </w:pPr>
     <w:tblPr>
       <w:tblStyleRowBandSize w:val="1"/>
       <w:tblStyleColBandSize w:val="1"/>
+      <w:tblInd w:w="0" w:type="dxa"/>
+      <w:tblCellMar>
+        <w:top w:w="0" w:type="dxa"/>
+        <w:left w:w="108" w:type="dxa"/>
+        <w:bottom w:w="0" w:type="dxa"/>
+        <w:right w:w="108" w:type="dxa"/>
+      </w:tblCellMar>
     </w:tblPr>
     <w:tblStylePr w:type="firstRow">
       <w:rPr>
@@ -7988,12 +7853,20 @@
     <w:name w:val="List Table 1 Light - Accent 1"/>
     <w:basedOn w:val="a1"/>
     <w:uiPriority w:val="99"/>
+    <w:rsid w:val="0006470D"/>
     <w:pPr>
       <w:spacing w:after="0" w:line="240" w:lineRule="auto"/>
     </w:pPr>
     <w:tblPr>
       <w:tblStyleRowBandSize w:val="1"/>
       <w:tblStyleColBandSize w:val="1"/>
+      <w:tblInd w:w="0" w:type="dxa"/>
+      <w:tblCellMar>
+        <w:top w:w="0" w:type="dxa"/>
+        <w:left w:w="108" w:type="dxa"/>
+        <w:bottom w:w="0" w:type="dxa"/>
+        <w:right w:w="108" w:type="dxa"/>
+      </w:tblCellMar>
     </w:tblPr>
     <w:tblStylePr w:type="firstRow">
       <w:rPr>
@@ -8054,12 +7927,20 @@
     <w:name w:val="List Table 1 Light - Accent 2"/>
     <w:basedOn w:val="a1"/>
     <w:uiPriority w:val="99"/>
+    <w:rsid w:val="0006470D"/>
     <w:pPr>
       <w:spacing w:after="0" w:line="240" w:lineRule="auto"/>
     </w:pPr>
     <w:tblPr>
       <w:tblStyleRowBandSize w:val="1"/>
       <w:tblStyleColBandSize w:val="1"/>
+      <w:tblInd w:w="0" w:type="dxa"/>
+      <w:tblCellMar>
+        <w:top w:w="0" w:type="dxa"/>
+        <w:left w:w="108" w:type="dxa"/>
+        <w:bottom w:w="0" w:type="dxa"/>
+        <w:right w:w="108" w:type="dxa"/>
+      </w:tblCellMar>
     </w:tblPr>
     <w:tblStylePr w:type="firstRow">
       <w:rPr>
@@ -8120,12 +8001,20 @@
     <w:name w:val="List Table 1 Light - Accent 3"/>
     <w:basedOn w:val="a1"/>
     <w:uiPriority w:val="99"/>
+    <w:rsid w:val="0006470D"/>
     <w:pPr>
       <w:spacing w:after="0" w:line="240" w:lineRule="auto"/>
     </w:pPr>
     <w:tblPr>
       <w:tblStyleRowBandSize w:val="1"/>
       <w:tblStyleColBandSize w:val="1"/>
+      <w:tblInd w:w="0" w:type="dxa"/>
+      <w:tblCellMar>
+        <w:top w:w="0" w:type="dxa"/>
+        <w:left w:w="108" w:type="dxa"/>
+        <w:bottom w:w="0" w:type="dxa"/>
+        <w:right w:w="108" w:type="dxa"/>
+      </w:tblCellMar>
     </w:tblPr>
     <w:tblStylePr w:type="firstRow">
       <w:rPr>
@@ -8186,12 +8075,20 @@
     <w:name w:val="List Table 1 Light - Accent 4"/>
     <w:basedOn w:val="a1"/>
     <w:uiPriority w:val="99"/>
+    <w:rsid w:val="0006470D"/>
     <w:pPr>
       <w:spacing w:after="0" w:line="240" w:lineRule="auto"/>
     </w:pPr>
     <w:tblPr>
       <w:tblStyleRowBandSize w:val="1"/>
       <w:tblStyleColBandSize w:val="1"/>
+      <w:tblInd w:w="0" w:type="dxa"/>
+      <w:tblCellMar>
+        <w:top w:w="0" w:type="dxa"/>
+        <w:left w:w="108" w:type="dxa"/>
+        <w:bottom w:w="0" w:type="dxa"/>
+        <w:right w:w="108" w:type="dxa"/>
+      </w:tblCellMar>
     </w:tblPr>
     <w:tblStylePr w:type="firstRow">
       <w:rPr>
@@ -8252,12 +8149,20 @@
     <w:name w:val="List Table 1 Light - Accent 5"/>
     <w:basedOn w:val="a1"/>
     <w:uiPriority w:val="99"/>
+    <w:rsid w:val="0006470D"/>
     <w:pPr>
       <w:spacing w:after="0" w:line="240" w:lineRule="auto"/>
     </w:pPr>
     <w:tblPr>
       <w:tblStyleRowBandSize w:val="1"/>
       <w:tblStyleColBandSize w:val="1"/>
+      <w:tblInd w:w="0" w:type="dxa"/>
+      <w:tblCellMar>
+        <w:top w:w="0" w:type="dxa"/>
+        <w:left w:w="108" w:type="dxa"/>
+        <w:bottom w:w="0" w:type="dxa"/>
+        <w:right w:w="108" w:type="dxa"/>
+      </w:tblCellMar>
     </w:tblPr>
     <w:tblStylePr w:type="firstRow">
       <w:rPr>
@@ -8318,12 +8223,20 @@
     <w:name w:val="List Table 1 Light - Accent 6"/>
     <w:basedOn w:val="a1"/>
     <w:uiPriority w:val="99"/>
+    <w:rsid w:val="0006470D"/>
     <w:pPr>
       <w:spacing w:after="0" w:line="240" w:lineRule="auto"/>
     </w:pPr>
     <w:tblPr>
       <w:tblStyleRowBandSize w:val="1"/>
       <w:tblStyleColBandSize w:val="1"/>
+      <w:tblInd w:w="0" w:type="dxa"/>
+      <w:tblCellMar>
+        <w:top w:w="0" w:type="dxa"/>
+        <w:left w:w="108" w:type="dxa"/>
+        <w:bottom w:w="0" w:type="dxa"/>
+        <w:right w:w="108" w:type="dxa"/>
+      </w:tblCellMar>
     </w:tblPr>
     <w:tblStylePr w:type="firstRow">
       <w:rPr>
@@ -8380,21 +8293,29 @@
       </w:tcPr>
     </w:tblStylePr>
   </w:style>
-  <w:style w:type="table" w:styleId="-20">
+  <w:style w:type="table" w:customStyle="1" w:styleId="ListTable2">
     <w:name w:val="List Table 2"/>
     <w:basedOn w:val="a1"/>
     <w:uiPriority w:val="99"/>
+    <w:rsid w:val="0006470D"/>
     <w:pPr>
       <w:spacing w:after="0" w:line="240" w:lineRule="auto"/>
     </w:pPr>
     <w:tblPr>
       <w:tblStyleRowBandSize w:val="1"/>
       <w:tblStyleColBandSize w:val="1"/>
+      <w:tblInd w:w="0" w:type="dxa"/>
       <w:tblBorders>
         <w:top w:val="single" w:sz="4" w:space="0" w:color="6F6F6F" w:themeColor="text1" w:themeTint="90"/>
         <w:bottom w:val="single" w:sz="4" w:space="0" w:color="6F6F6F" w:themeColor="text1" w:themeTint="90"/>
         <w:insideH w:val="single" w:sz="4" w:space="0" w:color="6F6F6F" w:themeColor="text1" w:themeTint="90"/>
       </w:tblBorders>
+      <w:tblCellMar>
+        <w:top w:w="0" w:type="dxa"/>
+        <w:left w:w="108" w:type="dxa"/>
+        <w:bottom w:w="0" w:type="dxa"/>
+        <w:right w:w="108" w:type="dxa"/>
+      </w:tblCellMar>
     </w:tblPr>
     <w:tblStylePr w:type="firstRow">
       <w:rPr>
@@ -8473,17 +8394,25 @@
     <w:name w:val="List Table 2 - Accent 1"/>
     <w:basedOn w:val="a1"/>
     <w:uiPriority w:val="99"/>
+    <w:rsid w:val="0006470D"/>
     <w:pPr>
       <w:spacing w:after="0" w:line="240" w:lineRule="auto"/>
     </w:pPr>
     <w:tblPr>
       <w:tblStyleRowBandSize w:val="1"/>
       <w:tblStyleColBandSize w:val="1"/>
+      <w:tblInd w:w="0" w:type="dxa"/>
       <w:tblBorders>
         <w:top w:val="single" w:sz="4" w:space="0" w:color="50B4E2" w:themeColor="accent1" w:themeTint="90"/>
         <w:bottom w:val="single" w:sz="4" w:space="0" w:color="50B4E2" w:themeColor="accent1" w:themeTint="90"/>
         <w:insideH w:val="single" w:sz="4" w:space="0" w:color="50B4E2" w:themeColor="accent1" w:themeTint="90"/>
       </w:tblBorders>
+      <w:tblCellMar>
+        <w:top w:w="0" w:type="dxa"/>
+        <w:left w:w="108" w:type="dxa"/>
+        <w:bottom w:w="0" w:type="dxa"/>
+        <w:right w:w="108" w:type="dxa"/>
+      </w:tblCellMar>
     </w:tblPr>
     <w:tblStylePr w:type="firstRow">
       <w:rPr>
@@ -8562,17 +8491,25 @@
     <w:name w:val="List Table 2 - Accent 2"/>
     <w:basedOn w:val="a1"/>
     <w:uiPriority w:val="99"/>
+    <w:rsid w:val="0006470D"/>
     <w:pPr>
       <w:spacing w:after="0" w:line="240" w:lineRule="auto"/>
     </w:pPr>
     <w:tblPr>
       <w:tblStyleRowBandSize w:val="1"/>
       <w:tblStyleColBandSize w:val="1"/>
+      <w:tblInd w:w="0" w:type="dxa"/>
       <w:tblBorders>
         <w:top w:val="single" w:sz="4" w:space="0" w:color="F2AE8B" w:themeColor="accent2" w:themeTint="90"/>
         <w:bottom w:val="single" w:sz="4" w:space="0" w:color="F2AE8B" w:themeColor="accent2" w:themeTint="90"/>
         <w:insideH w:val="single" w:sz="4" w:space="0" w:color="F2AE8B" w:themeColor="accent2" w:themeTint="90"/>
       </w:tblBorders>
+      <w:tblCellMar>
+        <w:top w:w="0" w:type="dxa"/>
+        <w:left w:w="108" w:type="dxa"/>
+        <w:bottom w:w="0" w:type="dxa"/>
+        <w:right w:w="108" w:type="dxa"/>
+      </w:tblCellMar>
     </w:tblPr>
     <w:tblStylePr w:type="firstRow">
       <w:rPr>
@@ -8651,17 +8588,25 @@
     <w:name w:val="List Table 2 - Accent 3"/>
     <w:basedOn w:val="a1"/>
     <w:uiPriority w:val="99"/>
+    <w:rsid w:val="0006470D"/>
     <w:pPr>
       <w:spacing w:after="0" w:line="240" w:lineRule="auto"/>
     </w:pPr>
     <w:tblPr>
       <w:tblStyleRowBandSize w:val="1"/>
       <w:tblStyleColBandSize w:val="1"/>
+      <w:tblInd w:w="0" w:type="dxa"/>
       <w:tblBorders>
         <w:top w:val="single" w:sz="4" w:space="0" w:color="51D663" w:themeColor="accent3" w:themeTint="90"/>
         <w:bottom w:val="single" w:sz="4" w:space="0" w:color="51D663" w:themeColor="accent3" w:themeTint="90"/>
         <w:insideH w:val="single" w:sz="4" w:space="0" w:color="51D663" w:themeColor="accent3" w:themeTint="90"/>
       </w:tblBorders>
+      <w:tblCellMar>
+        <w:top w:w="0" w:type="dxa"/>
+        <w:left w:w="108" w:type="dxa"/>
+        <w:bottom w:w="0" w:type="dxa"/>
+        <w:right w:w="108" w:type="dxa"/>
+      </w:tblCellMar>
     </w:tblPr>
     <w:tblStylePr w:type="firstRow">
       <w:rPr>
@@ -8740,17 +8685,25 @@
     <w:name w:val="List Table 2 - Accent 4"/>
     <w:basedOn w:val="a1"/>
     <w:uiPriority w:val="99"/>
+    <w:rsid w:val="0006470D"/>
     <w:pPr>
       <w:spacing w:after="0" w:line="240" w:lineRule="auto"/>
     </w:pPr>
     <w:tblPr>
       <w:tblStyleRowBandSize w:val="1"/>
       <w:tblStyleColBandSize w:val="1"/>
+      <w:tblInd w:w="0" w:type="dxa"/>
       <w:tblBorders>
         <w:top w:val="single" w:sz="4" w:space="0" w:color="6ACDF4" w:themeColor="accent4" w:themeTint="90"/>
         <w:bottom w:val="single" w:sz="4" w:space="0" w:color="6ACDF4" w:themeColor="accent4" w:themeTint="90"/>
         <w:insideH w:val="single" w:sz="4" w:space="0" w:color="6ACDF4" w:themeColor="accent4" w:themeTint="90"/>
       </w:tblBorders>
+      <w:tblCellMar>
+        <w:top w:w="0" w:type="dxa"/>
+        <w:left w:w="108" w:type="dxa"/>
+        <w:bottom w:w="0" w:type="dxa"/>
+        <w:right w:w="108" w:type="dxa"/>
+      </w:tblCellMar>
     </w:tblPr>
     <w:tblStylePr w:type="firstRow">
       <w:rPr>
@@ -8829,17 +8782,25 @@
     <w:name w:val="List Table 2 - Accent 5"/>
     <w:basedOn w:val="a1"/>
     <w:uiPriority w:val="99"/>
+    <w:rsid w:val="0006470D"/>
     <w:pPr>
       <w:spacing w:after="0" w:line="240" w:lineRule="auto"/>
     </w:pPr>
     <w:tblPr>
       <w:tblStyleRowBandSize w:val="1"/>
       <w:tblStyleColBandSize w:val="1"/>
+      <w:tblInd w:w="0" w:type="dxa"/>
       <w:tblBorders>
         <w:top w:val="single" w:sz="4" w:space="0" w:color="DA76CE" w:themeColor="accent5" w:themeTint="90"/>
         <w:bottom w:val="single" w:sz="4" w:space="0" w:color="DA76CE" w:themeColor="accent5" w:themeTint="90"/>
         <w:insideH w:val="single" w:sz="4" w:space="0" w:color="DA76CE" w:themeColor="accent5" w:themeTint="90"/>
       </w:tblBorders>
+      <w:tblCellMar>
+        <w:top w:w="0" w:type="dxa"/>
+        <w:left w:w="108" w:type="dxa"/>
+        <w:bottom w:w="0" w:type="dxa"/>
+        <w:right w:w="108" w:type="dxa"/>
+      </w:tblCellMar>
     </w:tblPr>
     <w:tblStylePr w:type="firstRow">
       <w:rPr>
@@ -8918,17 +8879,25 @@
     <w:name w:val="List Table 2 - Accent 6"/>
     <w:basedOn w:val="a1"/>
     <w:uiPriority w:val="99"/>
+    <w:rsid w:val="0006470D"/>
     <w:pPr>
       <w:spacing w:after="0" w:line="240" w:lineRule="auto"/>
     </w:pPr>
     <w:tblPr>
       <w:tblStyleRowBandSize w:val="1"/>
       <w:tblStyleColBandSize w:val="1"/>
+      <w:tblInd w:w="0" w:type="dxa"/>
       <w:tblBorders>
         <w:top w:val="single" w:sz="4" w:space="0" w:color="94DA7B" w:themeColor="accent6" w:themeTint="90"/>
         <w:bottom w:val="single" w:sz="4" w:space="0" w:color="94DA7B" w:themeColor="accent6" w:themeTint="90"/>
         <w:insideH w:val="single" w:sz="4" w:space="0" w:color="94DA7B" w:themeColor="accent6" w:themeTint="90"/>
       </w:tblBorders>
+      <w:tblCellMar>
+        <w:top w:w="0" w:type="dxa"/>
+        <w:left w:w="108" w:type="dxa"/>
+        <w:bottom w:w="0" w:type="dxa"/>
+        <w:right w:w="108" w:type="dxa"/>
+      </w:tblCellMar>
     </w:tblPr>
     <w:tblStylePr w:type="firstRow">
       <w:rPr>
@@ -9003,22 +8972,30 @@
       </w:tcPr>
     </w:tblStylePr>
   </w:style>
-  <w:style w:type="table" w:styleId="-30">
+  <w:style w:type="table" w:customStyle="1" w:styleId="ListTable3">
     <w:name w:val="List Table 3"/>
     <w:basedOn w:val="a1"/>
     <w:uiPriority w:val="99"/>
+    <w:rsid w:val="0006470D"/>
     <w:pPr>
       <w:spacing w:after="0" w:line="240" w:lineRule="auto"/>
     </w:pPr>
     <w:tblPr>
       <w:tblStyleRowBandSize w:val="1"/>
       <w:tblStyleColBandSize w:val="1"/>
+      <w:tblInd w:w="0" w:type="dxa"/>
       <w:tblBorders>
         <w:top w:val="single" w:sz="4" w:space="0" w:color="000000" w:themeColor="text1"/>
         <w:left w:val="single" w:sz="4" w:space="0" w:color="000000" w:themeColor="text1"/>
         <w:bottom w:val="single" w:sz="4" w:space="0" w:color="000000" w:themeColor="text1"/>
         <w:right w:val="single" w:sz="4" w:space="0" w:color="000000" w:themeColor="text1"/>
       </w:tblBorders>
+      <w:tblCellMar>
+        <w:top w:w="0" w:type="dxa"/>
+        <w:left w:w="108" w:type="dxa"/>
+        <w:bottom w:w="0" w:type="dxa"/>
+        <w:right w:w="108" w:type="dxa"/>
+      </w:tblCellMar>
     </w:tblPr>
     <w:tblStylePr w:type="firstRow">
       <w:rPr>
@@ -9083,18 +9060,26 @@
     <w:name w:val="List Table 3 - Accent 1"/>
     <w:basedOn w:val="a1"/>
     <w:uiPriority w:val="99"/>
+    <w:rsid w:val="0006470D"/>
     <w:pPr>
       <w:spacing w:after="0" w:line="240" w:lineRule="auto"/>
     </w:pPr>
     <w:tblPr>
       <w:tblStyleRowBandSize w:val="1"/>
       <w:tblStyleColBandSize w:val="1"/>
+      <w:tblInd w:w="0" w:type="dxa"/>
       <w:tblBorders>
         <w:top w:val="single" w:sz="4" w:space="0" w:color="156082" w:themeColor="accent1"/>
         <w:left w:val="single" w:sz="4" w:space="0" w:color="156082" w:themeColor="accent1"/>
         <w:bottom w:val="single" w:sz="4" w:space="0" w:color="156082" w:themeColor="accent1"/>
         <w:right w:val="single" w:sz="4" w:space="0" w:color="156082" w:themeColor="accent1"/>
       </w:tblBorders>
+      <w:tblCellMar>
+        <w:top w:w="0" w:type="dxa"/>
+        <w:left w:w="108" w:type="dxa"/>
+        <w:bottom w:w="0" w:type="dxa"/>
+        <w:right w:w="108" w:type="dxa"/>
+      </w:tblCellMar>
     </w:tblPr>
     <w:tblStylePr w:type="firstRow">
       <w:rPr>
@@ -9159,18 +9144,26 @@
     <w:name w:val="List Table 3 - Accent 2"/>
     <w:basedOn w:val="a1"/>
     <w:uiPriority w:val="99"/>
+    <w:rsid w:val="0006470D"/>
     <w:pPr>
       <w:spacing w:after="0" w:line="240" w:lineRule="auto"/>
     </w:pPr>
     <w:tblPr>
       <w:tblStyleRowBandSize w:val="1"/>
       <w:tblStyleColBandSize w:val="1"/>
+      <w:tblInd w:w="0" w:type="dxa"/>
       <w:tblBorders>
         <w:top w:val="single" w:sz="4" w:space="0" w:color="F2AA85" w:themeColor="accent2" w:themeTint="97"/>
         <w:left w:val="single" w:sz="4" w:space="0" w:color="F2AA85" w:themeColor="accent2" w:themeTint="97"/>
         <w:bottom w:val="single" w:sz="4" w:space="0" w:color="F2AA85" w:themeColor="accent2" w:themeTint="97"/>
         <w:right w:val="single" w:sz="4" w:space="0" w:color="F2AA85" w:themeColor="accent2" w:themeTint="97"/>
       </w:tblBorders>
+      <w:tblCellMar>
+        <w:top w:w="0" w:type="dxa"/>
+        <w:left w:w="108" w:type="dxa"/>
+        <w:bottom w:w="0" w:type="dxa"/>
+        <w:right w:w="108" w:type="dxa"/>
+      </w:tblCellMar>
     </w:tblPr>
     <w:tblStylePr w:type="firstRow">
       <w:rPr>
@@ -9235,18 +9228,26 @@
     <w:name w:val="List Table 3 - Accent 3"/>
     <w:basedOn w:val="a1"/>
     <w:uiPriority w:val="99"/>
+    <w:rsid w:val="0006470D"/>
     <w:pPr>
       <w:spacing w:after="0" w:line="240" w:lineRule="auto"/>
     </w:pPr>
     <w:tblPr>
       <w:tblStyleRowBandSize w:val="1"/>
       <w:tblStyleColBandSize w:val="1"/>
+      <w:tblInd w:w="0" w:type="dxa"/>
       <w:tblBorders>
         <w:top w:val="single" w:sz="4" w:space="0" w:color="48D45B" w:themeColor="accent3" w:themeTint="98"/>
         <w:left w:val="single" w:sz="4" w:space="0" w:color="48D45B" w:themeColor="accent3" w:themeTint="98"/>
         <w:bottom w:val="single" w:sz="4" w:space="0" w:color="48D45B" w:themeColor="accent3" w:themeTint="98"/>
         <w:right w:val="single" w:sz="4" w:space="0" w:color="48D45B" w:themeColor="accent3" w:themeTint="98"/>
       </w:tblBorders>
+      <w:tblCellMar>
+        <w:top w:w="0" w:type="dxa"/>
+        <w:left w:w="108" w:type="dxa"/>
+        <w:bottom w:w="0" w:type="dxa"/>
+        <w:right w:w="108" w:type="dxa"/>
+      </w:tblCellMar>
     </w:tblPr>
     <w:tblStylePr w:type="firstRow">
       <w:rPr>
@@ -9311,18 +9312,26 @@
     <w:name w:val="List Table 3 - Accent 4"/>
     <w:basedOn w:val="a1"/>
     <w:uiPriority w:val="99"/>
+    <w:rsid w:val="0006470D"/>
     <w:pPr>
       <w:spacing w:after="0" w:line="240" w:lineRule="auto"/>
     </w:pPr>
     <w:tblPr>
       <w:tblStyleRowBandSize w:val="1"/>
       <w:tblStyleColBandSize w:val="1"/>
+      <w:tblInd w:w="0" w:type="dxa"/>
       <w:tblBorders>
         <w:top w:val="single" w:sz="4" w:space="0" w:color="5FCAF3" w:themeColor="accent4" w:themeTint="9A"/>
         <w:left w:val="single" w:sz="4" w:space="0" w:color="5FCAF3" w:themeColor="accent4" w:themeTint="9A"/>
         <w:bottom w:val="single" w:sz="4" w:space="0" w:color="5FCAF3" w:themeColor="accent4" w:themeTint="9A"/>
         <w:right w:val="single" w:sz="4" w:space="0" w:color="5FCAF3" w:themeColor="accent4" w:themeTint="9A"/>
       </w:tblBorders>
+      <w:tblCellMar>
+        <w:top w:w="0" w:type="dxa"/>
+        <w:left w:w="108" w:type="dxa"/>
+        <w:bottom w:w="0" w:type="dxa"/>
+        <w:right w:w="108" w:type="dxa"/>
+      </w:tblCellMar>
     </w:tblPr>
     <w:tblStylePr w:type="firstRow">
       <w:rPr>
@@ -9387,18 +9396,26 @@
     <w:name w:val="List Table 3 - Accent 5"/>
     <w:basedOn w:val="a1"/>
     <w:uiPriority w:val="99"/>
+    <w:rsid w:val="0006470D"/>
     <w:pPr>
       <w:spacing w:after="0" w:line="240" w:lineRule="auto"/>
     </w:pPr>
     <w:tblPr>
       <w:tblStyleRowBandSize w:val="1"/>
       <w:tblStyleColBandSize w:val="1"/>
+      <w:tblInd w:w="0" w:type="dxa"/>
       <w:tblBorders>
         <w:top w:val="single" w:sz="4" w:space="0" w:color="D76CCB" w:themeColor="accent5" w:themeTint="9A"/>
         <w:left w:val="single" w:sz="4" w:space="0" w:color="D76CCB" w:themeColor="accent5" w:themeTint="9A"/>
         <w:bottom w:val="single" w:sz="4" w:space="0" w:color="D76CCB" w:themeColor="accent5" w:themeTint="9A"/>
         <w:right w:val="single" w:sz="4" w:space="0" w:color="D76CCB" w:themeColor="accent5" w:themeTint="9A"/>
       </w:tblBorders>
+      <w:tblCellMar>
+        <w:top w:w="0" w:type="dxa"/>
+        <w:left w:w="108" w:type="dxa"/>
+        <w:bottom w:w="0" w:type="dxa"/>
+        <w:right w:w="108" w:type="dxa"/>
+      </w:tblCellMar>
     </w:tblPr>
     <w:tblStylePr w:type="firstRow">
       <w:rPr>
@@ -9463,18 +9480,26 @@
     <w:name w:val="List Table 3 - Accent 6"/>
     <w:basedOn w:val="a1"/>
     <w:uiPriority w:val="99"/>
+    <w:rsid w:val="0006470D"/>
     <w:pPr>
       <w:spacing w:after="0" w:line="240" w:lineRule="auto"/>
     </w:pPr>
     <w:tblPr>
       <w:tblStyleRowBandSize w:val="1"/>
       <w:tblStyleColBandSize w:val="1"/>
+      <w:tblInd w:w="0" w:type="dxa"/>
       <w:tblBorders>
         <w:top w:val="single" w:sz="4" w:space="0" w:color="8ED873" w:themeColor="accent6" w:themeTint="98"/>
         <w:left w:val="single" w:sz="4" w:space="0" w:color="8ED873" w:themeColor="accent6" w:themeTint="98"/>
         <w:bottom w:val="single" w:sz="4" w:space="0" w:color="8ED873" w:themeColor="accent6" w:themeTint="98"/>
         <w:right w:val="single" w:sz="4" w:space="0" w:color="8ED873" w:themeColor="accent6" w:themeTint="98"/>
       </w:tblBorders>
+      <w:tblCellMar>
+        <w:top w:w="0" w:type="dxa"/>
+        <w:left w:w="108" w:type="dxa"/>
+        <w:bottom w:w="0" w:type="dxa"/>
+        <w:right w:w="108" w:type="dxa"/>
+      </w:tblCellMar>
     </w:tblPr>
     <w:tblStylePr w:type="firstRow">
       <w:rPr>
@@ -9535,16 +9560,18 @@
       </w:tcPr>
     </w:tblStylePr>
   </w:style>
-  <w:style w:type="table" w:styleId="-40">
+  <w:style w:type="table" w:customStyle="1" w:styleId="ListTable4">
     <w:name w:val="List Table 4"/>
     <w:basedOn w:val="a1"/>
     <w:uiPriority w:val="99"/>
+    <w:rsid w:val="0006470D"/>
     <w:pPr>
       <w:spacing w:after="0" w:line="240" w:lineRule="auto"/>
     </w:pPr>
     <w:tblPr>
       <w:tblStyleRowBandSize w:val="1"/>
       <w:tblStyleColBandSize w:val="1"/>
+      <w:tblInd w:w="0" w:type="dxa"/>
       <w:tblBorders>
         <w:top w:val="single" w:sz="4" w:space="0" w:color="000000" w:themeColor="text1"/>
         <w:left w:val="single" w:sz="4" w:space="0" w:color="000000" w:themeColor="text1"/>
@@ -9552,6 +9579,12 @@
         <w:right w:val="single" w:sz="4" w:space="0" w:color="000000" w:themeColor="text1"/>
         <w:insideH w:val="single" w:sz="4" w:space="0" w:color="000000" w:themeColor="text1"/>
       </w:tblBorders>
+      <w:tblCellMar>
+        <w:top w:w="0" w:type="dxa"/>
+        <w:left w:w="108" w:type="dxa"/>
+        <w:bottom w:w="0" w:type="dxa"/>
+        <w:right w:w="108" w:type="dxa"/>
+      </w:tblCellMar>
     </w:tblPr>
     <w:tblStylePr w:type="firstRow">
       <w:rPr>
@@ -9610,12 +9643,14 @@
     <w:name w:val="List Table 4 - Accent 1"/>
     <w:basedOn w:val="a1"/>
     <w:uiPriority w:val="99"/>
+    <w:rsid w:val="0006470D"/>
     <w:pPr>
       <w:spacing w:after="0" w:line="240" w:lineRule="auto"/>
     </w:pPr>
     <w:tblPr>
       <w:tblStyleRowBandSize w:val="1"/>
       <w:tblStyleColBandSize w:val="1"/>
+      <w:tblInd w:w="0" w:type="dxa"/>
       <w:tblBorders>
         <w:top w:val="single" w:sz="4" w:space="0" w:color="50B4E2" w:themeColor="accent1" w:themeTint="90"/>
         <w:left w:val="single" w:sz="4" w:space="0" w:color="50B4E2" w:themeColor="accent1" w:themeTint="90"/>
@@ -9623,6 +9658,12 @@
         <w:right w:val="single" w:sz="4" w:space="0" w:color="50B4E2" w:themeColor="accent1" w:themeTint="90"/>
         <w:insideH w:val="single" w:sz="4" w:space="0" w:color="50B4E2" w:themeColor="accent1" w:themeTint="90"/>
       </w:tblBorders>
+      <w:tblCellMar>
+        <w:top w:w="0" w:type="dxa"/>
+        <w:left w:w="108" w:type="dxa"/>
+        <w:bottom w:w="0" w:type="dxa"/>
+        <w:right w:w="108" w:type="dxa"/>
+      </w:tblCellMar>
     </w:tblPr>
     <w:tblStylePr w:type="firstRow">
       <w:rPr>
@@ -9681,12 +9722,14 @@
     <w:name w:val="List Table 4 - Accent 2"/>
     <w:basedOn w:val="a1"/>
     <w:uiPriority w:val="99"/>
+    <w:rsid w:val="0006470D"/>
     <w:pPr>
       <w:spacing w:after="0" w:line="240" w:lineRule="auto"/>
     </w:pPr>
     <w:tblPr>
       <w:tblStyleRowBandSize w:val="1"/>
       <w:tblStyleColBandSize w:val="1"/>
+      <w:tblInd w:w="0" w:type="dxa"/>
       <w:tblBorders>
         <w:top w:val="single" w:sz="4" w:space="0" w:color="F2AE8B" w:themeColor="accent2" w:themeTint="90"/>
         <w:left w:val="single" w:sz="4" w:space="0" w:color="F2AE8B" w:themeColor="accent2" w:themeTint="90"/>
@@ -9694,6 +9737,12 @@
         <w:right w:val="single" w:sz="4" w:space="0" w:color="F2AE8B" w:themeColor="accent2" w:themeTint="90"/>
         <w:insideH w:val="single" w:sz="4" w:space="0" w:color="F2AE8B" w:themeColor="accent2" w:themeTint="90"/>
       </w:tblBorders>
+      <w:tblCellMar>
+        <w:top w:w="0" w:type="dxa"/>
+        <w:left w:w="108" w:type="dxa"/>
+        <w:bottom w:w="0" w:type="dxa"/>
+        <w:right w:w="108" w:type="dxa"/>
+      </w:tblCellMar>
     </w:tblPr>
     <w:tblStylePr w:type="firstRow">
       <w:rPr>
@@ -9752,12 +9801,14 @@
     <w:name w:val="List Table 4 - Accent 3"/>
     <w:basedOn w:val="a1"/>
     <w:uiPriority w:val="99"/>
+    <w:rsid w:val="0006470D"/>
     <w:pPr>
       <w:spacing w:after="0" w:line="240" w:lineRule="auto"/>
     </w:pPr>
     <w:tblPr>
       <w:tblStyleRowBandSize w:val="1"/>
       <w:tblStyleColBandSize w:val="1"/>
+      <w:tblInd w:w="0" w:type="dxa"/>
       <w:tblBorders>
         <w:top w:val="single" w:sz="4" w:space="0" w:color="51D663" w:themeColor="accent3" w:themeTint="90"/>
         <w:left w:val="single" w:sz="4" w:space="0" w:color="51D663" w:themeColor="accent3" w:themeTint="90"/>
@@ -9765,6 +9816,12 @@
         <w:right w:val="single" w:sz="4" w:space="0" w:color="51D663" w:themeColor="accent3" w:themeTint="90"/>
         <w:insideH w:val="single" w:sz="4" w:space="0" w:color="51D663" w:themeColor="accent3" w:themeTint="90"/>
       </w:tblBorders>
+      <w:tblCellMar>
+        <w:top w:w="0" w:type="dxa"/>
+        <w:left w:w="108" w:type="dxa"/>
+        <w:bottom w:w="0" w:type="dxa"/>
+        <w:right w:w="108" w:type="dxa"/>
+      </w:tblCellMar>
     </w:tblPr>
     <w:tblStylePr w:type="firstRow">
       <w:rPr>
@@ -9823,12 +9880,14 @@
     <w:name w:val="List Table 4 - Accent 4"/>
     <w:basedOn w:val="a1"/>
     <w:uiPriority w:val="99"/>
+    <w:rsid w:val="0006470D"/>
     <w:pPr>
       <w:spacing w:after="0" w:line="240" w:lineRule="auto"/>
     </w:pPr>
     <w:tblPr>
       <w:tblStyleRowBandSize w:val="1"/>
       <w:tblStyleColBandSize w:val="1"/>
+      <w:tblInd w:w="0" w:type="dxa"/>
       <w:tblBorders>
         <w:top w:val="single" w:sz="4" w:space="0" w:color="6ACDF4" w:themeColor="accent4" w:themeTint="90"/>
         <w:left w:val="single" w:sz="4" w:space="0" w:color="6ACDF4" w:themeColor="accent4" w:themeTint="90"/>
@@ -9836,6 +9895,12 @@
         <w:right w:val="single" w:sz="4" w:space="0" w:color="6ACDF4" w:themeColor="accent4" w:themeTint="90"/>
         <w:insideH w:val="single" w:sz="4" w:space="0" w:color="6ACDF4" w:themeColor="accent4" w:themeTint="90"/>
       </w:tblBorders>
+      <w:tblCellMar>
+        <w:top w:w="0" w:type="dxa"/>
+        <w:left w:w="108" w:type="dxa"/>
+        <w:bottom w:w="0" w:type="dxa"/>
+        <w:right w:w="108" w:type="dxa"/>
+      </w:tblCellMar>
     </w:tblPr>
     <w:tblStylePr w:type="firstRow">
       <w:rPr>
@@ -9894,12 +9959,14 @@
     <w:name w:val="List Table 4 - Accent 5"/>
     <w:basedOn w:val="a1"/>
     <w:uiPriority w:val="99"/>
+    <w:rsid w:val="0006470D"/>
     <w:pPr>
       <w:spacing w:after="0" w:line="240" w:lineRule="auto"/>
     </w:pPr>
     <w:tblPr>
       <w:tblStyleRowBandSize w:val="1"/>
       <w:tblStyleColBandSize w:val="1"/>
+      <w:tblInd w:w="0" w:type="dxa"/>
       <w:tblBorders>
         <w:top w:val="single" w:sz="4" w:space="0" w:color="DA76CE" w:themeColor="accent5" w:themeTint="90"/>
         <w:left w:val="single" w:sz="4" w:space="0" w:color="DA76CE" w:themeColor="accent5" w:themeTint="90"/>
@@ -9907,6 +9974,12 @@
         <w:right w:val="single" w:sz="4" w:space="0" w:color="DA76CE" w:themeColor="accent5" w:themeTint="90"/>
         <w:insideH w:val="single" w:sz="4" w:space="0" w:color="DA76CE" w:themeColor="accent5" w:themeTint="90"/>
       </w:tblBorders>
+      <w:tblCellMar>
+        <w:top w:w="0" w:type="dxa"/>
+        <w:left w:w="108" w:type="dxa"/>
+        <w:bottom w:w="0" w:type="dxa"/>
+        <w:right w:w="108" w:type="dxa"/>
+      </w:tblCellMar>
     </w:tblPr>
     <w:tblStylePr w:type="firstRow">
       <w:rPr>
@@ -9965,12 +10038,14 @@
     <w:name w:val="List Table 4 - Accent 6"/>
     <w:basedOn w:val="a1"/>
     <w:uiPriority w:val="99"/>
+    <w:rsid w:val="0006470D"/>
     <w:pPr>
       <w:spacing w:after="0" w:line="240" w:lineRule="auto"/>
     </w:pPr>
     <w:tblPr>
       <w:tblStyleRowBandSize w:val="1"/>
       <w:tblStyleColBandSize w:val="1"/>
+      <w:tblInd w:w="0" w:type="dxa"/>
       <w:tblBorders>
         <w:top w:val="single" w:sz="4" w:space="0" w:color="94DA7B" w:themeColor="accent6" w:themeTint="90"/>
         <w:left w:val="single" w:sz="4" w:space="0" w:color="94DA7B" w:themeColor="accent6" w:themeTint="90"/>
@@ -9978,6 +10053,12 @@
         <w:right w:val="single" w:sz="4" w:space="0" w:color="94DA7B" w:themeColor="accent6" w:themeTint="90"/>
         <w:insideH w:val="single" w:sz="4" w:space="0" w:color="94DA7B" w:themeColor="accent6" w:themeTint="90"/>
       </w:tblBorders>
+      <w:tblCellMar>
+        <w:top w:w="0" w:type="dxa"/>
+        <w:left w:w="108" w:type="dxa"/>
+        <w:bottom w:w="0" w:type="dxa"/>
+        <w:right w:w="108" w:type="dxa"/>
+      </w:tblCellMar>
     </w:tblPr>
     <w:tblStylePr w:type="firstRow">
       <w:rPr>
@@ -10032,16 +10113,18 @@
       </w:tcPr>
     </w:tblStylePr>
   </w:style>
-  <w:style w:type="table" w:styleId="-50">
+  <w:style w:type="table" w:customStyle="1" w:styleId="ListTable5Dark">
     <w:name w:val="List Table 5 Dark"/>
     <w:basedOn w:val="a1"/>
     <w:uiPriority w:val="99"/>
+    <w:rsid w:val="0006470D"/>
     <w:pPr>
       <w:spacing w:after="0" w:line="240" w:lineRule="auto"/>
     </w:pPr>
     <w:tblPr>
       <w:tblStyleRowBandSize w:val="1"/>
       <w:tblStyleColBandSize w:val="1"/>
+      <w:tblInd w:w="0" w:type="dxa"/>
       <w:tblBorders>
         <w:top w:val="single" w:sz="32" w:space="0" w:color="7F7F7F" w:themeColor="text1" w:themeTint="80"/>
         <w:left w:val="single" w:sz="32" w:space="0" w:color="7F7F7F" w:themeColor="text1" w:themeTint="80"/>
@@ -10049,6 +10132,12 @@
         <w:right w:val="single" w:sz="32" w:space="0" w:color="7F7F7F" w:themeColor="text1" w:themeTint="80"/>
       </w:tblBorders>
       <w:shd w:val="clear" w:color="7F7F7F" w:themeColor="text1" w:themeTint="80" w:fill="7F7F7F" w:themeFill="text1" w:themeFillTint="80"/>
+      <w:tblCellMar>
+        <w:top w:w="0" w:type="dxa"/>
+        <w:left w:w="108" w:type="dxa"/>
+        <w:bottom w:w="0" w:type="dxa"/>
+        <w:right w:w="108" w:type="dxa"/>
+      </w:tblCellMar>
     </w:tblPr>
     <w:tblStylePr w:type="firstRow">
       <w:rPr>
@@ -10142,12 +10231,14 @@
     <w:name w:val="List Table 5 Dark - Accent 1"/>
     <w:basedOn w:val="a1"/>
     <w:uiPriority w:val="99"/>
+    <w:rsid w:val="0006470D"/>
     <w:pPr>
       <w:spacing w:after="0" w:line="240" w:lineRule="auto"/>
     </w:pPr>
     <w:tblPr>
       <w:tblStyleRowBandSize w:val="1"/>
       <w:tblStyleColBandSize w:val="1"/>
+      <w:tblInd w:w="0" w:type="dxa"/>
       <w:tblBorders>
         <w:top w:val="single" w:sz="32" w:space="0" w:color="156082" w:themeColor="accent1"/>
         <w:left w:val="single" w:sz="32" w:space="0" w:color="156082" w:themeColor="accent1"/>
@@ -10155,6 +10246,12 @@
         <w:right w:val="single" w:sz="32" w:space="0" w:color="156082" w:themeColor="accent1"/>
       </w:tblBorders>
       <w:shd w:val="clear" w:color="156082" w:themeColor="accent1" w:fill="156082" w:themeFill="accent1"/>
+      <w:tblCellMar>
+        <w:top w:w="0" w:type="dxa"/>
+        <w:left w:w="108" w:type="dxa"/>
+        <w:bottom w:w="0" w:type="dxa"/>
+        <w:right w:w="108" w:type="dxa"/>
+      </w:tblCellMar>
     </w:tblPr>
     <w:tblStylePr w:type="firstRow">
       <w:rPr>
@@ -10248,12 +10345,14 @@
     <w:name w:val="List Table 5 Dark - Accent 2"/>
     <w:basedOn w:val="a1"/>
     <w:uiPriority w:val="99"/>
+    <w:rsid w:val="0006470D"/>
     <w:pPr>
       <w:spacing w:after="0" w:line="240" w:lineRule="auto"/>
     </w:pPr>
     <w:tblPr>
       <w:tblStyleRowBandSize w:val="1"/>
       <w:tblStyleColBandSize w:val="1"/>
+      <w:tblInd w:w="0" w:type="dxa"/>
       <w:tblBorders>
         <w:top w:val="single" w:sz="32" w:space="0" w:color="F2AA85" w:themeColor="accent2" w:themeTint="97"/>
         <w:left w:val="single" w:sz="32" w:space="0" w:color="F2AA85" w:themeColor="accent2" w:themeTint="97"/>
@@ -10261,6 +10360,12 @@
         <w:right w:val="single" w:sz="32" w:space="0" w:color="F2AA85" w:themeColor="accent2" w:themeTint="97"/>
       </w:tblBorders>
       <w:shd w:val="clear" w:color="F2AA85" w:themeColor="accent2" w:themeTint="97" w:fill="F2AA85" w:themeFill="accent2" w:themeFillTint="97"/>
+      <w:tblCellMar>
+        <w:top w:w="0" w:type="dxa"/>
+        <w:left w:w="108" w:type="dxa"/>
+        <w:bottom w:w="0" w:type="dxa"/>
+        <w:right w:w="108" w:type="dxa"/>
+      </w:tblCellMar>
     </w:tblPr>
     <w:tblStylePr w:type="firstRow">
       <w:rPr>
@@ -10354,12 +10459,14 @@
     <w:name w:val="List Table 5 Dark - Accent 3"/>
     <w:basedOn w:val="a1"/>
     <w:uiPriority w:val="99"/>
+    <w:rsid w:val="0006470D"/>
     <w:pPr>
       <w:spacing w:after="0" w:line="240" w:lineRule="auto"/>
     </w:pPr>
     <w:tblPr>
       <w:tblStyleRowBandSize w:val="1"/>
       <w:tblStyleColBandSize w:val="1"/>
+      <w:tblInd w:w="0" w:type="dxa"/>
       <w:tblBorders>
         <w:top w:val="single" w:sz="32" w:space="0" w:color="48D45B" w:themeColor="accent3" w:themeTint="98"/>
         <w:left w:val="single" w:sz="32" w:space="0" w:color="48D45B" w:themeColor="accent3" w:themeTint="98"/>
@@ -10367,6 +10474,12 @@
         <w:right w:val="single" w:sz="32" w:space="0" w:color="48D45B" w:themeColor="accent3" w:themeTint="98"/>
       </w:tblBorders>
       <w:shd w:val="clear" w:color="48D45B" w:themeColor="accent3" w:themeTint="98" w:fill="48D45B" w:themeFill="accent3" w:themeFillTint="98"/>
+      <w:tblCellMar>
+        <w:top w:w="0" w:type="dxa"/>
+        <w:left w:w="108" w:type="dxa"/>
+        <w:bottom w:w="0" w:type="dxa"/>
+        <w:right w:w="108" w:type="dxa"/>
+      </w:tblCellMar>
     </w:tblPr>
     <w:tblStylePr w:type="firstRow">
       <w:rPr>
@@ -10460,12 +10573,14 @@
     <w:name w:val="List Table 5 Dark - Accent 4"/>
     <w:basedOn w:val="a1"/>
     <w:uiPriority w:val="99"/>
+    <w:rsid w:val="0006470D"/>
     <w:pPr>
       <w:spacing w:after="0" w:line="240" w:lineRule="auto"/>
     </w:pPr>
     <w:tblPr>
       <w:tblStyleRowBandSize w:val="1"/>
       <w:tblStyleColBandSize w:val="1"/>
+      <w:tblInd w:w="0" w:type="dxa"/>
       <w:tblBorders>
         <w:top w:val="single" w:sz="32" w:space="0" w:color="5FCAF3" w:themeColor="accent4" w:themeTint="9A"/>
         <w:left w:val="single" w:sz="32" w:space="0" w:color="5FCAF3" w:themeColor="accent4" w:themeTint="9A"/>
@@ -10473,6 +10588,12 @@
         <w:right w:val="single" w:sz="32" w:space="0" w:color="5FCAF3" w:themeColor="accent4" w:themeTint="9A"/>
       </w:tblBorders>
       <w:shd w:val="clear" w:color="5FCAF3" w:themeColor="accent4" w:themeTint="9A" w:fill="5FCAF3" w:themeFill="accent4" w:themeFillTint="9A"/>
+      <w:tblCellMar>
+        <w:top w:w="0" w:type="dxa"/>
+        <w:left w:w="108" w:type="dxa"/>
+        <w:bottom w:w="0" w:type="dxa"/>
+        <w:right w:w="108" w:type="dxa"/>
+      </w:tblCellMar>
     </w:tblPr>
     <w:tblStylePr w:type="firstRow">
       <w:rPr>
@@ -10566,12 +10687,14 @@
     <w:name w:val="List Table 5 Dark - Accent 5"/>
     <w:basedOn w:val="a1"/>
     <w:uiPriority w:val="99"/>
+    <w:rsid w:val="0006470D"/>
     <w:pPr>
       <w:spacing w:after="0" w:line="240" w:lineRule="auto"/>
     </w:pPr>
     <w:tblPr>
       <w:tblStyleRowBandSize w:val="1"/>
       <w:tblStyleColBandSize w:val="1"/>
+      <w:tblInd w:w="0" w:type="dxa"/>
       <w:tblBorders>
         <w:top w:val="single" w:sz="32" w:space="0" w:color="D76CCB" w:themeColor="accent5" w:themeTint="9A"/>
         <w:left w:val="single" w:sz="32" w:space="0" w:color="D76CCB" w:themeColor="accent5" w:themeTint="9A"/>
@@ -10579,6 +10702,12 @@
         <w:right w:val="single" w:sz="32" w:space="0" w:color="D76CCB" w:themeColor="accent5" w:themeTint="9A"/>
       </w:tblBorders>
       <w:shd w:val="clear" w:color="D76CCB" w:themeColor="accent5" w:themeTint="9A" w:fill="D76CCB" w:themeFill="accent5" w:themeFillTint="9A"/>
+      <w:tblCellMar>
+        <w:top w:w="0" w:type="dxa"/>
+        <w:left w:w="108" w:type="dxa"/>
+        <w:bottom w:w="0" w:type="dxa"/>
+        <w:right w:w="108" w:type="dxa"/>
+      </w:tblCellMar>
     </w:tblPr>
     <w:tblStylePr w:type="firstRow">
       <w:rPr>
@@ -10672,12 +10801,14 @@
     <w:name w:val="List Table 5 Dark - Accent 6"/>
     <w:basedOn w:val="a1"/>
     <w:uiPriority w:val="99"/>
+    <w:rsid w:val="0006470D"/>
     <w:pPr>
       <w:spacing w:after="0" w:line="240" w:lineRule="auto"/>
     </w:pPr>
     <w:tblPr>
       <w:tblStyleRowBandSize w:val="1"/>
       <w:tblStyleColBandSize w:val="1"/>
+      <w:tblInd w:w="0" w:type="dxa"/>
       <w:tblBorders>
         <w:top w:val="single" w:sz="32" w:space="0" w:color="8ED873" w:themeColor="accent6" w:themeTint="98"/>
         <w:left w:val="single" w:sz="32" w:space="0" w:color="8ED873" w:themeColor="accent6" w:themeTint="98"/>
@@ -10685,6 +10816,12 @@
         <w:right w:val="single" w:sz="32" w:space="0" w:color="8ED873" w:themeColor="accent6" w:themeTint="98"/>
       </w:tblBorders>
       <w:shd w:val="clear" w:color="8ED873" w:themeColor="accent6" w:themeTint="98" w:fill="8ED873" w:themeFill="accent6" w:themeFillTint="98"/>
+      <w:tblCellMar>
+        <w:top w:w="0" w:type="dxa"/>
+        <w:left w:w="108" w:type="dxa"/>
+        <w:bottom w:w="0" w:type="dxa"/>
+        <w:right w:w="108" w:type="dxa"/>
+      </w:tblCellMar>
     </w:tblPr>
     <w:tblStylePr w:type="firstRow">
       <w:rPr>
@@ -10774,20 +10911,28 @@
       </w:tcPr>
     </w:tblStylePr>
   </w:style>
-  <w:style w:type="table" w:styleId="-60">
+  <w:style w:type="table" w:customStyle="1" w:styleId="ListTable6Colorful">
     <w:name w:val="List Table 6 Colorful"/>
     <w:basedOn w:val="a1"/>
     <w:uiPriority w:val="99"/>
+    <w:rsid w:val="0006470D"/>
     <w:pPr>
       <w:spacing w:after="0" w:line="240" w:lineRule="auto"/>
     </w:pPr>
     <w:tblPr>
       <w:tblStyleRowBandSize w:val="1"/>
       <w:tblStyleColBandSize w:val="1"/>
+      <w:tblInd w:w="0" w:type="dxa"/>
       <w:tblBorders>
         <w:top w:val="single" w:sz="4" w:space="0" w:color="7F7F7F" w:themeColor="text1" w:themeTint="80"/>
         <w:bottom w:val="single" w:sz="4" w:space="0" w:color="7F7F7F" w:themeColor="text1" w:themeTint="80"/>
       </w:tblBorders>
+      <w:tblCellMar>
+        <w:top w:w="0" w:type="dxa"/>
+        <w:left w:w="108" w:type="dxa"/>
+        <w:bottom w:w="0" w:type="dxa"/>
+        <w:right w:w="108" w:type="dxa"/>
+      </w:tblCellMar>
     </w:tblPr>
     <w:tblStylePr w:type="firstRow">
       <w:rPr>
@@ -10854,16 +10999,24 @@
     <w:name w:val="List Table 6 Colorful - Accent 1"/>
     <w:basedOn w:val="a1"/>
     <w:uiPriority w:val="99"/>
+    <w:rsid w:val="0006470D"/>
     <w:pPr>
       <w:spacing w:after="0" w:line="240" w:lineRule="auto"/>
     </w:pPr>
     <w:tblPr>
       <w:tblStyleRowBandSize w:val="1"/>
       <w:tblStyleColBandSize w:val="1"/>
+      <w:tblInd w:w="0" w:type="dxa"/>
       <w:tblBorders>
         <w:top w:val="single" w:sz="4" w:space="0" w:color="156082" w:themeColor="accent1"/>
         <w:bottom w:val="single" w:sz="4" w:space="0" w:color="156082" w:themeColor="accent1"/>
       </w:tblBorders>
+      <w:tblCellMar>
+        <w:top w:w="0" w:type="dxa"/>
+        <w:left w:w="108" w:type="dxa"/>
+        <w:bottom w:w="0" w:type="dxa"/>
+        <w:right w:w="108" w:type="dxa"/>
+      </w:tblCellMar>
     </w:tblPr>
     <w:tblStylePr w:type="firstRow">
       <w:rPr>
@@ -10930,16 +11083,24 @@
     <w:name w:val="List Table 6 Colorful - Accent 2"/>
     <w:basedOn w:val="a1"/>
     <w:uiPriority w:val="99"/>
+    <w:rsid w:val="0006470D"/>
     <w:pPr>
       <w:spacing w:after="0" w:line="240" w:lineRule="auto"/>
     </w:pPr>
     <w:tblPr>
       <w:tblStyleRowBandSize w:val="1"/>
       <w:tblStyleColBandSize w:val="1"/>
+      <w:tblInd w:w="0" w:type="dxa"/>
       <w:tblBorders>
         <w:top w:val="single" w:sz="4" w:space="0" w:color="F2AA85" w:themeColor="accent2" w:themeTint="97"/>
         <w:bottom w:val="single" w:sz="4" w:space="0" w:color="F2AA85" w:themeColor="accent2" w:themeTint="97"/>
       </w:tblBorders>
+      <w:tblCellMar>
+        <w:top w:w="0" w:type="dxa"/>
+        <w:left w:w="108" w:type="dxa"/>
+        <w:bottom w:w="0" w:type="dxa"/>
+        <w:right w:w="108" w:type="dxa"/>
+      </w:tblCellMar>
     </w:tblPr>
     <w:tblStylePr w:type="firstRow">
       <w:rPr>
@@ -11006,16 +11167,24 @@
     <w:name w:val="List Table 6 Colorful - Accent 3"/>
     <w:basedOn w:val="a1"/>
     <w:uiPriority w:val="99"/>
+    <w:rsid w:val="0006470D"/>
     <w:pPr>
       <w:spacing w:after="0" w:line="240" w:lineRule="auto"/>
     </w:pPr>
     <w:tblPr>
       <w:tblStyleRowBandSize w:val="1"/>
       <w:tblStyleColBandSize w:val="1"/>
+      <w:tblInd w:w="0" w:type="dxa"/>
       <w:tblBorders>
         <w:top w:val="single" w:sz="4" w:space="0" w:color="48D45B" w:themeColor="accent3" w:themeTint="98"/>
         <w:bottom w:val="single" w:sz="4" w:space="0" w:color="48D45B" w:themeColor="accent3" w:themeTint="98"/>
       </w:tblBorders>
+      <w:tblCellMar>
+        <w:top w:w="0" w:type="dxa"/>
+        <w:left w:w="108" w:type="dxa"/>
+        <w:bottom w:w="0" w:type="dxa"/>
+        <w:right w:w="108" w:type="dxa"/>
+      </w:tblCellMar>
     </w:tblPr>
     <w:tblStylePr w:type="firstRow">
       <w:rPr>
@@ -11082,16 +11251,24 @@
     <w:name w:val="List Table 6 Colorful - Accent 4"/>
     <w:basedOn w:val="a1"/>
     <w:uiPriority w:val="99"/>
+    <w:rsid w:val="0006470D"/>
     <w:pPr>
       <w:spacing w:after="0" w:line="240" w:lineRule="auto"/>
     </w:pPr>
     <w:tblPr>
       <w:tblStyleRowBandSize w:val="1"/>
       <w:tblStyleColBandSize w:val="1"/>
+      <w:tblInd w:w="0" w:type="dxa"/>
       <w:tblBorders>
         <w:top w:val="single" w:sz="4" w:space="0" w:color="5FCAF3" w:themeColor="accent4" w:themeTint="9A"/>
         <w:bottom w:val="single" w:sz="4" w:space="0" w:color="5FCAF3" w:themeColor="accent4" w:themeTint="9A"/>
       </w:tblBorders>
+      <w:tblCellMar>
+        <w:top w:w="0" w:type="dxa"/>
+        <w:left w:w="108" w:type="dxa"/>
+        <w:bottom w:w="0" w:type="dxa"/>
+        <w:right w:w="108" w:type="dxa"/>
+      </w:tblCellMar>
     </w:tblPr>
     <w:tblStylePr w:type="firstRow">
       <w:rPr>
@@ -11158,16 +11335,24 @@
     <w:name w:val="List Table 6 Colorful - Accent 5"/>
     <w:basedOn w:val="a1"/>
     <w:uiPriority w:val="99"/>
+    <w:rsid w:val="0006470D"/>
     <w:pPr>
       <w:spacing w:after="0" w:line="240" w:lineRule="auto"/>
     </w:pPr>
     <w:tblPr>
       <w:tblStyleRowBandSize w:val="1"/>
       <w:tblStyleColBandSize w:val="1"/>
+      <w:tblInd w:w="0" w:type="dxa"/>
       <w:tblBorders>
         <w:top w:val="single" w:sz="4" w:space="0" w:color="D76CCB" w:themeColor="accent5" w:themeTint="9A"/>
         <w:bottom w:val="single" w:sz="4" w:space="0" w:color="D76CCB" w:themeColor="accent5" w:themeTint="9A"/>
       </w:tblBorders>
+      <w:tblCellMar>
+        <w:top w:w="0" w:type="dxa"/>
+        <w:left w:w="108" w:type="dxa"/>
+        <w:bottom w:w="0" w:type="dxa"/>
+        <w:right w:w="108" w:type="dxa"/>
+      </w:tblCellMar>
     </w:tblPr>
     <w:tblStylePr w:type="firstRow">
       <w:rPr>
@@ -11234,16 +11419,24 @@
     <w:name w:val="List Table 6 Colorful - Accent 6"/>
     <w:basedOn w:val="a1"/>
     <w:uiPriority w:val="99"/>
+    <w:rsid w:val="0006470D"/>
     <w:pPr>
       <w:spacing w:after="0" w:line="240" w:lineRule="auto"/>
     </w:pPr>
     <w:tblPr>
       <w:tblStyleRowBandSize w:val="1"/>
       <w:tblStyleColBandSize w:val="1"/>
+      <w:tblInd w:w="0" w:type="dxa"/>
       <w:tblBorders>
         <w:top w:val="single" w:sz="4" w:space="0" w:color="8ED873" w:themeColor="accent6" w:themeTint="98"/>
         <w:bottom w:val="single" w:sz="4" w:space="0" w:color="8ED873" w:themeColor="accent6" w:themeTint="98"/>
       </w:tblBorders>
+      <w:tblCellMar>
+        <w:top w:w="0" w:type="dxa"/>
+        <w:left w:w="108" w:type="dxa"/>
+        <w:bottom w:w="0" w:type="dxa"/>
+        <w:right w:w="108" w:type="dxa"/>
+      </w:tblCellMar>
     </w:tblPr>
     <w:tblStylePr w:type="firstRow">
       <w:rPr>
@@ -11306,19 +11499,27 @@
       </w:rPr>
     </w:tblStylePr>
   </w:style>
-  <w:style w:type="table" w:styleId="-70">
+  <w:style w:type="table" w:customStyle="1" w:styleId="ListTable7Colorful">
     <w:name w:val="List Table 7 Colorful"/>
     <w:basedOn w:val="a1"/>
     <w:uiPriority w:val="99"/>
+    <w:rsid w:val="0006470D"/>
     <w:pPr>
       <w:spacing w:after="0" w:line="240" w:lineRule="auto"/>
     </w:pPr>
     <w:tblPr>
       <w:tblStyleRowBandSize w:val="1"/>
       <w:tblStyleColBandSize w:val="1"/>
+      <w:tblInd w:w="0" w:type="dxa"/>
       <w:tblBorders>
         <w:right w:val="single" w:sz="4" w:space="0" w:color="7F7F7F" w:themeColor="text1" w:themeTint="80"/>
       </w:tblBorders>
+      <w:tblCellMar>
+        <w:top w:w="0" w:type="dxa"/>
+        <w:left w:w="108" w:type="dxa"/>
+        <w:bottom w:w="0" w:type="dxa"/>
+        <w:right w:w="108" w:type="dxa"/>
+      </w:tblCellMar>
     </w:tblPr>
     <w:tblStylePr w:type="firstRow">
       <w:rPr>
@@ -11424,15 +11625,23 @@
     <w:name w:val="List Table 7 Colorful - Accent 1"/>
     <w:basedOn w:val="a1"/>
     <w:uiPriority w:val="99"/>
+    <w:rsid w:val="0006470D"/>
     <w:pPr>
       <w:spacing w:after="0" w:line="240" w:lineRule="auto"/>
     </w:pPr>
     <w:tblPr>
       <w:tblStyleRowBandSize w:val="1"/>
       <w:tblStyleColBandSize w:val="1"/>
+      <w:tblInd w:w="0" w:type="dxa"/>
       <w:tblBorders>
         <w:right w:val="single" w:sz="4" w:space="0" w:color="156082" w:themeColor="accent1"/>
       </w:tblBorders>
+      <w:tblCellMar>
+        <w:top w:w="0" w:type="dxa"/>
+        <w:left w:w="108" w:type="dxa"/>
+        <w:bottom w:w="0" w:type="dxa"/>
+        <w:right w:w="108" w:type="dxa"/>
+      </w:tblCellMar>
     </w:tblPr>
     <w:tblStylePr w:type="firstRow">
       <w:rPr>
@@ -11538,15 +11747,23 @@
     <w:name w:val="List Table 7 Colorful - Accent 2"/>
     <w:basedOn w:val="a1"/>
     <w:uiPriority w:val="99"/>
+    <w:rsid w:val="0006470D"/>
     <w:pPr>
       <w:spacing w:after="0" w:line="240" w:lineRule="auto"/>
     </w:pPr>
     <w:tblPr>
       <w:tblStyleRowBandSize w:val="1"/>
       <w:tblStyleColBandSize w:val="1"/>
+      <w:tblInd w:w="0" w:type="dxa"/>
       <w:tblBorders>
         <w:right w:val="single" w:sz="4" w:space="0" w:color="F2AA85" w:themeColor="accent2" w:themeTint="97"/>
       </w:tblBorders>
+      <w:tblCellMar>
+        <w:top w:w="0" w:type="dxa"/>
+        <w:left w:w="108" w:type="dxa"/>
+        <w:bottom w:w="0" w:type="dxa"/>
+        <w:right w:w="108" w:type="dxa"/>
+      </w:tblCellMar>
     </w:tblPr>
     <w:tblStylePr w:type="firstRow">
       <w:rPr>
@@ -11652,15 +11869,23 @@
     <w:name w:val="List Table 7 Colorful - Accent 3"/>
     <w:basedOn w:val="a1"/>
     <w:uiPriority w:val="99"/>
+    <w:rsid w:val="0006470D"/>
     <w:pPr>
       <w:spacing w:after="0" w:line="240" w:lineRule="auto"/>
     </w:pPr>
     <w:tblPr>
       <w:tblStyleRowBandSize w:val="1"/>
       <w:tblStyleColBandSize w:val="1"/>
+      <w:tblInd w:w="0" w:type="dxa"/>
       <w:tblBorders>
         <w:right w:val="single" w:sz="4" w:space="0" w:color="48D45B" w:themeColor="accent3" w:themeTint="98"/>
       </w:tblBorders>
+      <w:tblCellMar>
+        <w:top w:w="0" w:type="dxa"/>
+        <w:left w:w="108" w:type="dxa"/>
+        <w:bottom w:w="0" w:type="dxa"/>
+        <w:right w:w="108" w:type="dxa"/>
+      </w:tblCellMar>
     </w:tblPr>
     <w:tblStylePr w:type="firstRow">
       <w:rPr>
@@ -11766,15 +11991,23 @@
     <w:name w:val="List Table 7 Colorful - Accent 4"/>
     <w:basedOn w:val="a1"/>
     <w:uiPriority w:val="99"/>
+    <w:rsid w:val="0006470D"/>
     <w:pPr>
       <w:spacing w:after="0" w:line="240" w:lineRule="auto"/>
     </w:pPr>
     <w:tblPr>
       <w:tblStyleRowBandSize w:val="1"/>
       <w:tblStyleColBandSize w:val="1"/>
+      <w:tblInd w:w="0" w:type="dxa"/>
       <w:tblBorders>
         <w:right w:val="single" w:sz="4" w:space="0" w:color="5FCAF3" w:themeColor="accent4" w:themeTint="9A"/>
       </w:tblBorders>
+      <w:tblCellMar>
+        <w:top w:w="0" w:type="dxa"/>
+        <w:left w:w="108" w:type="dxa"/>
+        <w:bottom w:w="0" w:type="dxa"/>
+        <w:right w:w="108" w:type="dxa"/>
+      </w:tblCellMar>
     </w:tblPr>
     <w:tblStylePr w:type="firstRow">
       <w:rPr>
@@ -11880,15 +12113,23 @@
     <w:name w:val="List Table 7 Colorful - Accent 5"/>
     <w:basedOn w:val="a1"/>
     <w:uiPriority w:val="99"/>
+    <w:rsid w:val="0006470D"/>
     <w:pPr>
       <w:spacing w:after="0" w:line="240" w:lineRule="auto"/>
     </w:pPr>
     <w:tblPr>
       <w:tblStyleRowBandSize w:val="1"/>
       <w:tblStyleColBandSize w:val="1"/>
+      <w:tblInd w:w="0" w:type="dxa"/>
       <w:tblBorders>
         <w:right w:val="single" w:sz="4" w:space="0" w:color="D76CCB" w:themeColor="accent5" w:themeTint="9A"/>
       </w:tblBorders>
+      <w:tblCellMar>
+        <w:top w:w="0" w:type="dxa"/>
+        <w:left w:w="108" w:type="dxa"/>
+        <w:bottom w:w="0" w:type="dxa"/>
+        <w:right w:w="108" w:type="dxa"/>
+      </w:tblCellMar>
     </w:tblPr>
     <w:tblStylePr w:type="firstRow">
       <w:rPr>
@@ -11994,15 +12235,23 @@
     <w:name w:val="List Table 7 Colorful - Accent 6"/>
     <w:basedOn w:val="a1"/>
     <w:uiPriority w:val="99"/>
+    <w:rsid w:val="0006470D"/>
     <w:pPr>
       <w:spacing w:after="0" w:line="240" w:lineRule="auto"/>
     </w:pPr>
     <w:tblPr>
       <w:tblStyleRowBandSize w:val="1"/>
       <w:tblStyleColBandSize w:val="1"/>
+      <w:tblInd w:w="0" w:type="dxa"/>
       <w:tblBorders>
         <w:right w:val="single" w:sz="4" w:space="0" w:color="8ED873" w:themeColor="accent6" w:themeTint="98"/>
       </w:tblBorders>
+      <w:tblCellMar>
+        <w:top w:w="0" w:type="dxa"/>
+        <w:left w:w="108" w:type="dxa"/>
+        <w:bottom w:w="0" w:type="dxa"/>
+        <w:right w:w="108" w:type="dxa"/>
+      </w:tblCellMar>
     </w:tblPr>
     <w:tblStylePr w:type="firstRow">
       <w:rPr>
@@ -12108,6 +12357,7 @@
     <w:name w:val="Lined - Accent"/>
     <w:basedOn w:val="a1"/>
     <w:uiPriority w:val="99"/>
+    <w:rsid w:val="0006470D"/>
     <w:pPr>
       <w:spacing w:after="0" w:line="240" w:lineRule="auto"/>
     </w:pPr>
@@ -12116,11 +12366,17 @@
       <w:sz w:val="20"/>
       <w:szCs w:val="20"/>
       <w:lang w:eastAsia="ru-RU"/>
-      <w14:ligatures w14:val="none"/>
     </w:rPr>
     <w:tblPr>
       <w:tblStyleRowBandSize w:val="1"/>
       <w:tblStyleColBandSize w:val="1"/>
+      <w:tblInd w:w="0" w:type="dxa"/>
+      <w:tblCellMar>
+        <w:top w:w="0" w:type="dxa"/>
+        <w:left w:w="108" w:type="dxa"/>
+        <w:bottom w:w="0" w:type="dxa"/>
+        <w:right w:w="108" w:type="dxa"/>
+      </w:tblCellMar>
     </w:tblPr>
     <w:tblStylePr w:type="firstRow">
       <w:rPr>
@@ -12181,7 +12437,7 @@
       </w:rPr>
       <w:tblPr/>
       <w:tcPr>
-        <w:shd w:val="clear" w:color="F2F2F2" w:themeColor="text1" w:themeTint="0D" w:fill="F2F2F2" w:themeFill="text1" w:themeFillTint="0D"/>
+        <w:shd w:val="clear" w:color="F2F2F2" w:themeColor="text1" w:themeTint="D" w:fill="F2F2F2" w:themeFill="text1" w:themeFillTint="D"/>
       </w:tcPr>
     </w:tblStylePr>
     <w:tblStylePr w:type="band1Horz">
@@ -12199,7 +12455,7 @@
       </w:rPr>
       <w:tblPr/>
       <w:tcPr>
-        <w:shd w:val="clear" w:color="F2F2F2" w:themeColor="text1" w:themeTint="0D" w:fill="F2F2F2" w:themeFill="text1" w:themeFillTint="0D"/>
+        <w:shd w:val="clear" w:color="F2F2F2" w:themeColor="text1" w:themeTint="D" w:fill="F2F2F2" w:themeFill="text1" w:themeFillTint="D"/>
       </w:tcPr>
     </w:tblStylePr>
   </w:style>
@@ -12207,6 +12463,7 @@
     <w:name w:val="Lined - Accent 1"/>
     <w:basedOn w:val="a1"/>
     <w:uiPriority w:val="99"/>
+    <w:rsid w:val="0006470D"/>
     <w:pPr>
       <w:spacing w:after="0" w:line="240" w:lineRule="auto"/>
     </w:pPr>
@@ -12215,11 +12472,17 @@
       <w:sz w:val="20"/>
       <w:szCs w:val="20"/>
       <w:lang w:eastAsia="ru-RU"/>
-      <w14:ligatures w14:val="none"/>
     </w:rPr>
     <w:tblPr>
       <w:tblStyleRowBandSize w:val="1"/>
       <w:tblStyleColBandSize w:val="1"/>
+      <w:tblInd w:w="0" w:type="dxa"/>
+      <w:tblCellMar>
+        <w:top w:w="0" w:type="dxa"/>
+        <w:left w:w="108" w:type="dxa"/>
+        <w:bottom w:w="0" w:type="dxa"/>
+        <w:right w:w="108" w:type="dxa"/>
+      </w:tblCellMar>
     </w:tblPr>
     <w:tblStylePr w:type="firstRow">
       <w:rPr>
@@ -12306,6 +12569,7 @@
     <w:name w:val="Lined - Accent 2"/>
     <w:basedOn w:val="a1"/>
     <w:uiPriority w:val="99"/>
+    <w:rsid w:val="0006470D"/>
     <w:pPr>
       <w:spacing w:after="0" w:line="240" w:lineRule="auto"/>
     </w:pPr>
@@ -12314,11 +12578,17 @@
       <w:sz w:val="20"/>
       <w:szCs w:val="20"/>
       <w:lang w:eastAsia="ru-RU"/>
-      <w14:ligatures w14:val="none"/>
     </w:rPr>
     <w:tblPr>
       <w:tblStyleRowBandSize w:val="1"/>
       <w:tblStyleColBandSize w:val="1"/>
+      <w:tblInd w:w="0" w:type="dxa"/>
+      <w:tblCellMar>
+        <w:top w:w="0" w:type="dxa"/>
+        <w:left w:w="108" w:type="dxa"/>
+        <w:bottom w:w="0" w:type="dxa"/>
+        <w:right w:w="108" w:type="dxa"/>
+      </w:tblCellMar>
     </w:tblPr>
     <w:tblStylePr w:type="firstRow">
       <w:rPr>
@@ -12405,6 +12675,7 @@
     <w:name w:val="Lined - Accent 3"/>
     <w:basedOn w:val="a1"/>
     <w:uiPriority w:val="99"/>
+    <w:rsid w:val="0006470D"/>
     <w:pPr>
       <w:spacing w:after="0" w:line="240" w:lineRule="auto"/>
     </w:pPr>
@@ -12413,11 +12684,17 @@
       <w:sz w:val="20"/>
       <w:szCs w:val="20"/>
       <w:lang w:eastAsia="ru-RU"/>
-      <w14:ligatures w14:val="none"/>
     </w:rPr>
     <w:tblPr>
       <w:tblStyleRowBandSize w:val="1"/>
       <w:tblStyleColBandSize w:val="1"/>
+      <w:tblInd w:w="0" w:type="dxa"/>
+      <w:tblCellMar>
+        <w:top w:w="0" w:type="dxa"/>
+        <w:left w:w="108" w:type="dxa"/>
+        <w:bottom w:w="0" w:type="dxa"/>
+        <w:right w:w="108" w:type="dxa"/>
+      </w:tblCellMar>
     </w:tblPr>
     <w:tblStylePr w:type="firstRow">
       <w:rPr>
@@ -12504,6 +12781,7 @@
     <w:name w:val="Lined - Accent 4"/>
     <w:basedOn w:val="a1"/>
     <w:uiPriority w:val="99"/>
+    <w:rsid w:val="0006470D"/>
     <w:pPr>
       <w:spacing w:after="0" w:line="240" w:lineRule="auto"/>
     </w:pPr>
@@ -12512,11 +12790,17 @@
       <w:sz w:val="20"/>
       <w:szCs w:val="20"/>
       <w:lang w:eastAsia="ru-RU"/>
-      <w14:ligatures w14:val="none"/>
     </w:rPr>
     <w:tblPr>
       <w:tblStyleRowBandSize w:val="1"/>
       <w:tblStyleColBandSize w:val="1"/>
+      <w:tblInd w:w="0" w:type="dxa"/>
+      <w:tblCellMar>
+        <w:top w:w="0" w:type="dxa"/>
+        <w:left w:w="108" w:type="dxa"/>
+        <w:bottom w:w="0" w:type="dxa"/>
+        <w:right w:w="108" w:type="dxa"/>
+      </w:tblCellMar>
     </w:tblPr>
     <w:tblStylePr w:type="firstRow">
       <w:rPr>
@@ -12603,6 +12887,7 @@
     <w:name w:val="Lined - Accent 5"/>
     <w:basedOn w:val="a1"/>
     <w:uiPriority w:val="99"/>
+    <w:rsid w:val="0006470D"/>
     <w:pPr>
       <w:spacing w:after="0" w:line="240" w:lineRule="auto"/>
     </w:pPr>
@@ -12611,11 +12896,17 @@
       <w:sz w:val="20"/>
       <w:szCs w:val="20"/>
       <w:lang w:eastAsia="ru-RU"/>
-      <w14:ligatures w14:val="none"/>
     </w:rPr>
     <w:tblPr>
       <w:tblStyleRowBandSize w:val="1"/>
       <w:tblStyleColBandSize w:val="1"/>
+      <w:tblInd w:w="0" w:type="dxa"/>
+      <w:tblCellMar>
+        <w:top w:w="0" w:type="dxa"/>
+        <w:left w:w="108" w:type="dxa"/>
+        <w:bottom w:w="0" w:type="dxa"/>
+        <w:right w:w="108" w:type="dxa"/>
+      </w:tblCellMar>
     </w:tblPr>
     <w:tblStylePr w:type="firstRow">
       <w:rPr>
@@ -12702,6 +12993,7 @@
     <w:name w:val="Lined - Accent 6"/>
     <w:basedOn w:val="a1"/>
     <w:uiPriority w:val="99"/>
+    <w:rsid w:val="0006470D"/>
     <w:pPr>
       <w:spacing w:after="0" w:line="240" w:lineRule="auto"/>
     </w:pPr>
@@ -12710,11 +13002,17 @@
       <w:sz w:val="20"/>
       <w:szCs w:val="20"/>
       <w:lang w:eastAsia="ru-RU"/>
-      <w14:ligatures w14:val="none"/>
     </w:rPr>
     <w:tblPr>
       <w:tblStyleRowBandSize w:val="1"/>
       <w:tblStyleColBandSize w:val="1"/>
+      <w:tblInd w:w="0" w:type="dxa"/>
+      <w:tblCellMar>
+        <w:top w:w="0" w:type="dxa"/>
+        <w:left w:w="108" w:type="dxa"/>
+        <w:bottom w:w="0" w:type="dxa"/>
+        <w:right w:w="108" w:type="dxa"/>
+      </w:tblCellMar>
     </w:tblPr>
     <w:tblStylePr w:type="firstRow">
       <w:rPr>
@@ -12801,6 +13099,7 @@
     <w:name w:val="Bordered &amp; Lined - Accent"/>
     <w:basedOn w:val="a1"/>
     <w:uiPriority w:val="99"/>
+    <w:rsid w:val="0006470D"/>
     <w:pPr>
       <w:spacing w:after="0" w:line="240" w:lineRule="auto"/>
     </w:pPr>
@@ -12809,11 +13108,11 @@
       <w:sz w:val="20"/>
       <w:szCs w:val="20"/>
       <w:lang w:eastAsia="ru-RU"/>
-      <w14:ligatures w14:val="none"/>
     </w:rPr>
     <w:tblPr>
       <w:tblStyleRowBandSize w:val="1"/>
       <w:tblStyleColBandSize w:val="1"/>
+      <w:tblInd w:w="0" w:type="dxa"/>
       <w:tblBorders>
         <w:top w:val="single" w:sz="4" w:space="0" w:color="595959" w:themeColor="text1" w:themeTint="A6"/>
         <w:left w:val="single" w:sz="4" w:space="0" w:color="595959" w:themeColor="text1" w:themeTint="A6"/>
@@ -12822,6 +13121,12 @@
         <w:insideH w:val="single" w:sz="4" w:space="0" w:color="595959" w:themeColor="text1" w:themeTint="A6"/>
         <w:insideV w:val="single" w:sz="4" w:space="0" w:color="595959" w:themeColor="text1" w:themeTint="A6"/>
       </w:tblBorders>
+      <w:tblCellMar>
+        <w:top w:w="0" w:type="dxa"/>
+        <w:left w:w="108" w:type="dxa"/>
+        <w:bottom w:w="0" w:type="dxa"/>
+        <w:right w:w="108" w:type="dxa"/>
+      </w:tblCellMar>
     </w:tblPr>
     <w:tblStylePr w:type="firstRow">
       <w:rPr>
@@ -12882,7 +13187,7 @@
       </w:rPr>
       <w:tblPr/>
       <w:tcPr>
-        <w:shd w:val="clear" w:color="F2F2F2" w:themeColor="text1" w:themeTint="0D" w:fill="F2F2F2" w:themeFill="text1" w:themeFillTint="0D"/>
+        <w:shd w:val="clear" w:color="F2F2F2" w:themeColor="text1" w:themeTint="D" w:fill="F2F2F2" w:themeFill="text1" w:themeFillTint="D"/>
       </w:tcPr>
     </w:tblStylePr>
     <w:tblStylePr w:type="band1Horz">
@@ -12900,7 +13205,7 @@
       </w:rPr>
       <w:tblPr/>
       <w:tcPr>
-        <w:shd w:val="clear" w:color="F2F2F2" w:themeColor="text1" w:themeTint="0D" w:fill="F2F2F2" w:themeFill="text1" w:themeFillTint="0D"/>
+        <w:shd w:val="clear" w:color="F2F2F2" w:themeColor="text1" w:themeTint="D" w:fill="F2F2F2" w:themeFill="text1" w:themeFillTint="D"/>
       </w:tcPr>
     </w:tblStylePr>
   </w:style>
@@ -12908,6 +13213,7 @@
     <w:name w:val="Bordered &amp; Lined - Accent 1"/>
     <w:basedOn w:val="a1"/>
     <w:uiPriority w:val="99"/>
+    <w:rsid w:val="0006470D"/>
     <w:pPr>
       <w:spacing w:after="0" w:line="240" w:lineRule="auto"/>
     </w:pPr>
@@ -12916,11 +13222,11 @@
       <w:sz w:val="20"/>
       <w:szCs w:val="20"/>
       <w:lang w:eastAsia="ru-RU"/>
-      <w14:ligatures w14:val="none"/>
     </w:rPr>
     <w:tblPr>
       <w:tblStyleRowBandSize w:val="1"/>
       <w:tblStyleColBandSize w:val="1"/>
+      <w:tblInd w:w="0" w:type="dxa"/>
       <w:tblBorders>
         <w:top w:val="single" w:sz="4" w:space="0" w:color="0C374B" w:themeColor="accent1" w:themeShade="95"/>
         <w:left w:val="single" w:sz="4" w:space="0" w:color="0C374B" w:themeColor="accent1" w:themeShade="95"/>
@@ -12929,6 +13235,12 @@
         <w:insideH w:val="single" w:sz="4" w:space="0" w:color="0C374B" w:themeColor="accent1" w:themeShade="95"/>
         <w:insideV w:val="single" w:sz="4" w:space="0" w:color="0C374B" w:themeColor="accent1" w:themeShade="95"/>
       </w:tblBorders>
+      <w:tblCellMar>
+        <w:top w:w="0" w:type="dxa"/>
+        <w:left w:w="108" w:type="dxa"/>
+        <w:bottom w:w="0" w:type="dxa"/>
+        <w:right w:w="108" w:type="dxa"/>
+      </w:tblCellMar>
     </w:tblPr>
     <w:tblStylePr w:type="firstRow">
       <w:rPr>
@@ -13015,6 +13327,7 @@
     <w:name w:val="Bordered &amp; Lined - Accent 2"/>
     <w:basedOn w:val="a1"/>
     <w:uiPriority w:val="99"/>
+    <w:rsid w:val="0006470D"/>
     <w:pPr>
       <w:spacing w:after="0" w:line="240" w:lineRule="auto"/>
     </w:pPr>
@@ -13023,11 +13336,11 @@
       <w:sz w:val="20"/>
       <w:szCs w:val="20"/>
       <w:lang w:eastAsia="ru-RU"/>
-      <w14:ligatures w14:val="none"/>
     </w:rPr>
     <w:tblPr>
       <w:tblStyleRowBandSize w:val="1"/>
       <w:tblStyleColBandSize w:val="1"/>
+      <w:tblInd w:w="0" w:type="dxa"/>
       <w:tblBorders>
         <w:top w:val="single" w:sz="4" w:space="0" w:color="953D10" w:themeColor="accent2" w:themeShade="95"/>
         <w:left w:val="single" w:sz="4" w:space="0" w:color="953D10" w:themeColor="accent2" w:themeShade="95"/>
@@ -13036,6 +13349,12 @@
         <w:insideH w:val="single" w:sz="4" w:space="0" w:color="953D10" w:themeColor="accent2" w:themeShade="95"/>
         <w:insideV w:val="single" w:sz="4" w:space="0" w:color="953D10" w:themeColor="accent2" w:themeShade="95"/>
       </w:tblBorders>
+      <w:tblCellMar>
+        <w:top w:w="0" w:type="dxa"/>
+        <w:left w:w="108" w:type="dxa"/>
+        <w:bottom w:w="0" w:type="dxa"/>
+        <w:right w:w="108" w:type="dxa"/>
+      </w:tblCellMar>
     </w:tblPr>
     <w:tblStylePr w:type="firstRow">
       <w:rPr>
@@ -13122,6 +13441,7 @@
     <w:name w:val="Bordered &amp; Lined - Accent 3"/>
     <w:basedOn w:val="a1"/>
     <w:uiPriority w:val="99"/>
+    <w:rsid w:val="0006470D"/>
     <w:pPr>
       <w:spacing w:after="0" w:line="240" w:lineRule="auto"/>
     </w:pPr>
@@ -13130,11 +13450,11 @@
       <w:sz w:val="20"/>
       <w:szCs w:val="20"/>
       <w:lang w:eastAsia="ru-RU"/>
-      <w14:ligatures w14:val="none"/>
     </w:rPr>
     <w:tblPr>
       <w:tblStyleRowBandSize w:val="1"/>
       <w:tblStyleColBandSize w:val="1"/>
+      <w:tblInd w:w="0" w:type="dxa"/>
       <w:tblBorders>
         <w:top w:val="single" w:sz="4" w:space="0" w:color="0E3E15" w:themeColor="accent3" w:themeShade="95"/>
         <w:left w:val="single" w:sz="4" w:space="0" w:color="0E3E15" w:themeColor="accent3" w:themeShade="95"/>
@@ -13143,6 +13463,12 @@
         <w:insideH w:val="single" w:sz="4" w:space="0" w:color="0E3E15" w:themeColor="accent3" w:themeShade="95"/>
         <w:insideV w:val="single" w:sz="4" w:space="0" w:color="0E3E15" w:themeColor="accent3" w:themeShade="95"/>
       </w:tblBorders>
+      <w:tblCellMar>
+        <w:top w:w="0" w:type="dxa"/>
+        <w:left w:w="108" w:type="dxa"/>
+        <w:bottom w:w="0" w:type="dxa"/>
+        <w:right w:w="108" w:type="dxa"/>
+      </w:tblCellMar>
     </w:tblPr>
     <w:tblStylePr w:type="firstRow">
       <w:rPr>
@@ -13229,6 +13555,7 @@
     <w:name w:val="Bordered &amp; Lined - Accent 4"/>
     <w:basedOn w:val="a1"/>
     <w:uiPriority w:val="99"/>
+    <w:rsid w:val="0006470D"/>
     <w:pPr>
       <w:spacing w:after="0" w:line="240" w:lineRule="auto"/>
     </w:pPr>
@@ -13237,11 +13564,11 @@
       <w:sz w:val="20"/>
       <w:szCs w:val="20"/>
       <w:lang w:eastAsia="ru-RU"/>
-      <w14:ligatures w14:val="none"/>
     </w:rPr>
     <w:tblPr>
       <w:tblStyleRowBandSize w:val="1"/>
       <w:tblStyleColBandSize w:val="1"/>
+      <w:tblInd w:w="0" w:type="dxa"/>
       <w:tblBorders>
         <w:top w:val="single" w:sz="4" w:space="0" w:color="085C7C" w:themeColor="accent4" w:themeShade="95"/>
         <w:left w:val="single" w:sz="4" w:space="0" w:color="085C7C" w:themeColor="accent4" w:themeShade="95"/>
@@ -13250,6 +13577,12 @@
         <w:insideH w:val="single" w:sz="4" w:space="0" w:color="085C7C" w:themeColor="accent4" w:themeShade="95"/>
         <w:insideV w:val="single" w:sz="4" w:space="0" w:color="085C7C" w:themeColor="accent4" w:themeShade="95"/>
       </w:tblBorders>
+      <w:tblCellMar>
+        <w:top w:w="0" w:type="dxa"/>
+        <w:left w:w="108" w:type="dxa"/>
+        <w:bottom w:w="0" w:type="dxa"/>
+        <w:right w:w="108" w:type="dxa"/>
+      </w:tblCellMar>
     </w:tblPr>
     <w:tblStylePr w:type="firstRow">
       <w:rPr>
@@ -13336,6 +13669,7 @@
     <w:name w:val="Bordered &amp; Lined - Accent 5"/>
     <w:basedOn w:val="a1"/>
     <w:uiPriority w:val="99"/>
+    <w:rsid w:val="0006470D"/>
     <w:pPr>
       <w:spacing w:after="0" w:line="240" w:lineRule="auto"/>
     </w:pPr>
@@ -13344,11 +13678,11 @@
       <w:sz w:val="20"/>
       <w:szCs w:val="20"/>
       <w:lang w:eastAsia="ru-RU"/>
-      <w14:ligatures w14:val="none"/>
     </w:rPr>
     <w:tblPr>
       <w:tblStyleRowBandSize w:val="1"/>
       <w:tblStyleColBandSize w:val="1"/>
+      <w:tblInd w:w="0" w:type="dxa"/>
       <w:tblBorders>
         <w:top w:val="single" w:sz="4" w:space="0" w:color="5D1955" w:themeColor="accent5" w:themeShade="95"/>
         <w:left w:val="single" w:sz="4" w:space="0" w:color="5D1955" w:themeColor="accent5" w:themeShade="95"/>
@@ -13357,6 +13691,12 @@
         <w:insideH w:val="single" w:sz="4" w:space="0" w:color="5D1955" w:themeColor="accent5" w:themeShade="95"/>
         <w:insideV w:val="single" w:sz="4" w:space="0" w:color="5D1955" w:themeColor="accent5" w:themeShade="95"/>
       </w:tblBorders>
+      <w:tblCellMar>
+        <w:top w:w="0" w:type="dxa"/>
+        <w:left w:w="108" w:type="dxa"/>
+        <w:bottom w:w="0" w:type="dxa"/>
+        <w:right w:w="108" w:type="dxa"/>
+      </w:tblCellMar>
     </w:tblPr>
     <w:tblStylePr w:type="firstRow">
       <w:rPr>
@@ -13443,6 +13783,7 @@
     <w:name w:val="Bordered &amp; Lined - Accent 6"/>
     <w:basedOn w:val="a1"/>
     <w:uiPriority w:val="99"/>
+    <w:rsid w:val="0006470D"/>
     <w:pPr>
       <w:spacing w:after="0" w:line="240" w:lineRule="auto"/>
     </w:pPr>
@@ -13451,11 +13792,11 @@
       <w:sz w:val="20"/>
       <w:szCs w:val="20"/>
       <w:lang w:eastAsia="ru-RU"/>
-      <w14:ligatures w14:val="none"/>
     </w:rPr>
     <w:tblPr>
       <w:tblStyleRowBandSize w:val="1"/>
       <w:tblStyleColBandSize w:val="1"/>
+      <w:tblInd w:w="0" w:type="dxa"/>
       <w:tblBorders>
         <w:top w:val="single" w:sz="4" w:space="0" w:color="2D611B" w:themeColor="accent6" w:themeShade="95"/>
         <w:left w:val="single" w:sz="4" w:space="0" w:color="2D611B" w:themeColor="accent6" w:themeShade="95"/>
@@ -13464,6 +13805,12 @@
         <w:insideH w:val="single" w:sz="4" w:space="0" w:color="2D611B" w:themeColor="accent6" w:themeShade="95"/>
         <w:insideV w:val="single" w:sz="4" w:space="0" w:color="2D611B" w:themeColor="accent6" w:themeShade="95"/>
       </w:tblBorders>
+      <w:tblCellMar>
+        <w:top w:w="0" w:type="dxa"/>
+        <w:left w:w="108" w:type="dxa"/>
+        <w:bottom w:w="0" w:type="dxa"/>
+        <w:right w:w="108" w:type="dxa"/>
+      </w:tblCellMar>
     </w:tblPr>
     <w:tblStylePr w:type="firstRow">
       <w:rPr>
@@ -13550,12 +13897,14 @@
     <w:name w:val="Bordered"/>
     <w:basedOn w:val="a1"/>
     <w:uiPriority w:val="99"/>
+    <w:rsid w:val="0006470D"/>
     <w:pPr>
       <w:spacing w:after="0" w:line="240" w:lineRule="auto"/>
     </w:pPr>
     <w:tblPr>
       <w:tblStyleRowBandSize w:val="1"/>
       <w:tblStyleColBandSize w:val="1"/>
+      <w:tblInd w:w="0" w:type="dxa"/>
       <w:tblBorders>
         <w:top w:val="single" w:sz="4" w:space="0" w:color="D9D9D9" w:themeColor="text1" w:themeTint="26"/>
         <w:left w:val="single" w:sz="4" w:space="0" w:color="D9D9D9" w:themeColor="text1" w:themeTint="26"/>
@@ -13564,6 +13913,12 @@
         <w:insideH w:val="single" w:sz="4" w:space="0" w:color="D9D9D9" w:themeColor="text1" w:themeTint="26"/>
         <w:insideV w:val="single" w:sz="4" w:space="0" w:color="D9D9D9" w:themeColor="text1" w:themeTint="26"/>
       </w:tblBorders>
+      <w:tblCellMar>
+        <w:top w:w="0" w:type="dxa"/>
+        <w:left w:w="108" w:type="dxa"/>
+        <w:bottom w:w="0" w:type="dxa"/>
+        <w:right w:w="108" w:type="dxa"/>
+      </w:tblCellMar>
     </w:tblPr>
     <w:tblStylePr w:type="firstRow">
       <w:rPr>
@@ -13632,12 +13987,14 @@
     <w:name w:val="Bordered - Accent 1"/>
     <w:basedOn w:val="a1"/>
     <w:uiPriority w:val="99"/>
+    <w:rsid w:val="0006470D"/>
     <w:pPr>
       <w:spacing w:after="0" w:line="240" w:lineRule="auto"/>
     </w:pPr>
     <w:tblPr>
       <w:tblStyleRowBandSize w:val="1"/>
       <w:tblStyleColBandSize w:val="1"/>
+      <w:tblInd w:w="0" w:type="dxa"/>
       <w:tblBorders>
         <w:top w:val="single" w:sz="4" w:space="0" w:color="81C9EA" w:themeColor="accent1" w:themeTint="67"/>
         <w:left w:val="single" w:sz="4" w:space="0" w:color="81C9EA" w:themeColor="accent1" w:themeTint="67"/>
@@ -13646,6 +14003,12 @@
         <w:insideH w:val="single" w:sz="4" w:space="0" w:color="81C9EA" w:themeColor="accent1" w:themeTint="67"/>
         <w:insideV w:val="single" w:sz="4" w:space="0" w:color="81C9EA" w:themeColor="accent1" w:themeTint="67"/>
       </w:tblBorders>
+      <w:tblCellMar>
+        <w:top w:w="0" w:type="dxa"/>
+        <w:left w:w="108" w:type="dxa"/>
+        <w:bottom w:w="0" w:type="dxa"/>
+        <w:right w:w="108" w:type="dxa"/>
+      </w:tblCellMar>
     </w:tblPr>
     <w:tblStylePr w:type="firstRow">
       <w:rPr>
@@ -13714,12 +14077,14 @@
     <w:name w:val="Bordered - Accent 2"/>
     <w:basedOn w:val="a1"/>
     <w:uiPriority w:val="99"/>
+    <w:rsid w:val="0006470D"/>
     <w:pPr>
       <w:spacing w:after="0" w:line="240" w:lineRule="auto"/>
     </w:pPr>
     <w:tblPr>
       <w:tblStyleRowBandSize w:val="1"/>
       <w:tblStyleColBandSize w:val="1"/>
+      <w:tblInd w:w="0" w:type="dxa"/>
       <w:tblBorders>
         <w:top w:val="single" w:sz="4" w:space="0" w:color="F6C5AB" w:themeColor="accent2" w:themeTint="67"/>
         <w:left w:val="single" w:sz="4" w:space="0" w:color="F6C5AB" w:themeColor="accent2" w:themeTint="67"/>
@@ -13728,6 +14093,12 @@
         <w:insideH w:val="single" w:sz="4" w:space="0" w:color="F6C5AB" w:themeColor="accent2" w:themeTint="67"/>
         <w:insideV w:val="single" w:sz="4" w:space="0" w:color="F6C5AB" w:themeColor="accent2" w:themeTint="67"/>
       </w:tblBorders>
+      <w:tblCellMar>
+        <w:top w:w="0" w:type="dxa"/>
+        <w:left w:w="108" w:type="dxa"/>
+        <w:bottom w:w="0" w:type="dxa"/>
+        <w:right w:w="108" w:type="dxa"/>
+      </w:tblCellMar>
     </w:tblPr>
     <w:tblStylePr w:type="firstRow">
       <w:rPr>
@@ -13796,12 +14167,14 @@
     <w:name w:val="Bordered - Accent 3"/>
     <w:basedOn w:val="a1"/>
     <w:uiPriority w:val="99"/>
+    <w:rsid w:val="0006470D"/>
     <w:pPr>
       <w:spacing w:after="0" w:line="240" w:lineRule="auto"/>
     </w:pPr>
     <w:tblPr>
       <w:tblStyleRowBandSize w:val="1"/>
       <w:tblStyleColBandSize w:val="1"/>
+      <w:tblInd w:w="0" w:type="dxa"/>
       <w:tblBorders>
         <w:top w:val="single" w:sz="4" w:space="0" w:color="83E28F" w:themeColor="accent3" w:themeTint="67"/>
         <w:left w:val="single" w:sz="4" w:space="0" w:color="83E28F" w:themeColor="accent3" w:themeTint="67"/>
@@ -13810,6 +14183,12 @@
         <w:insideH w:val="single" w:sz="4" w:space="0" w:color="83E28F" w:themeColor="accent3" w:themeTint="67"/>
         <w:insideV w:val="single" w:sz="4" w:space="0" w:color="83E28F" w:themeColor="accent3" w:themeTint="67"/>
       </w:tblBorders>
+      <w:tblCellMar>
+        <w:top w:w="0" w:type="dxa"/>
+        <w:left w:w="108" w:type="dxa"/>
+        <w:bottom w:w="0" w:type="dxa"/>
+        <w:right w:w="108" w:type="dxa"/>
+      </w:tblCellMar>
     </w:tblPr>
     <w:tblStylePr w:type="firstRow">
       <w:rPr>
@@ -13878,12 +14257,14 @@
     <w:name w:val="Bordered - Accent 4"/>
     <w:basedOn w:val="a1"/>
     <w:uiPriority w:val="99"/>
+    <w:rsid w:val="0006470D"/>
     <w:pPr>
       <w:spacing w:after="0" w:line="240" w:lineRule="auto"/>
     </w:pPr>
     <w:tblPr>
       <w:tblStyleRowBandSize w:val="1"/>
       <w:tblStyleColBandSize w:val="1"/>
+      <w:tblInd w:w="0" w:type="dxa"/>
       <w:tblBorders>
         <w:top w:val="single" w:sz="4" w:space="0" w:color="94DBF7" w:themeColor="accent4" w:themeTint="67"/>
         <w:left w:val="single" w:sz="4" w:space="0" w:color="94DBF7" w:themeColor="accent4" w:themeTint="67"/>
@@ -13892,6 +14273,12 @@
         <w:insideH w:val="single" w:sz="4" w:space="0" w:color="94DBF7" w:themeColor="accent4" w:themeTint="67"/>
         <w:insideV w:val="single" w:sz="4" w:space="0" w:color="94DBF7" w:themeColor="accent4" w:themeTint="67"/>
       </w:tblBorders>
+      <w:tblCellMar>
+        <w:top w:w="0" w:type="dxa"/>
+        <w:left w:w="108" w:type="dxa"/>
+        <w:bottom w:w="0" w:type="dxa"/>
+        <w:right w:w="108" w:type="dxa"/>
+      </w:tblCellMar>
     </w:tblPr>
     <w:tblStylePr w:type="firstRow">
       <w:rPr>
@@ -13960,12 +14347,14 @@
     <w:name w:val="Bordered - Accent 5"/>
     <w:basedOn w:val="a1"/>
     <w:uiPriority w:val="99"/>
+    <w:rsid w:val="0006470D"/>
     <w:pPr>
       <w:spacing w:after="0" w:line="240" w:lineRule="auto"/>
     </w:pPr>
     <w:tblPr>
       <w:tblStyleRowBandSize w:val="1"/>
       <w:tblStyleColBandSize w:val="1"/>
+      <w:tblInd w:w="0" w:type="dxa"/>
       <w:tblBorders>
         <w:top w:val="single" w:sz="4" w:space="0" w:color="E49DDC" w:themeColor="accent5" w:themeTint="67"/>
         <w:left w:val="single" w:sz="4" w:space="0" w:color="E49DDC" w:themeColor="accent5" w:themeTint="67"/>
@@ -13974,6 +14363,12 @@
         <w:insideH w:val="single" w:sz="4" w:space="0" w:color="E49DDC" w:themeColor="accent5" w:themeTint="67"/>
         <w:insideV w:val="single" w:sz="4" w:space="0" w:color="E49DDC" w:themeColor="accent5" w:themeTint="67"/>
       </w:tblBorders>
+      <w:tblCellMar>
+        <w:top w:w="0" w:type="dxa"/>
+        <w:left w:w="108" w:type="dxa"/>
+        <w:bottom w:w="0" w:type="dxa"/>
+        <w:right w:w="108" w:type="dxa"/>
+      </w:tblCellMar>
     </w:tblPr>
     <w:tblStylePr w:type="firstRow">
       <w:rPr>
@@ -14042,12 +14437,14 @@
     <w:name w:val="Bordered - Accent 6"/>
     <w:basedOn w:val="a1"/>
     <w:uiPriority w:val="99"/>
+    <w:rsid w:val="0006470D"/>
     <w:pPr>
       <w:spacing w:after="0" w:line="240" w:lineRule="auto"/>
     </w:pPr>
     <w:tblPr>
       <w:tblStyleRowBandSize w:val="1"/>
       <w:tblStyleColBandSize w:val="1"/>
+      <w:tblInd w:w="0" w:type="dxa"/>
       <w:tblBorders>
         <w:top w:val="single" w:sz="4" w:space="0" w:color="B2E5A0" w:themeColor="accent6" w:themeTint="67"/>
         <w:left w:val="single" w:sz="4" w:space="0" w:color="B2E5A0" w:themeColor="accent6" w:themeTint="67"/>
@@ -14056,6 +14453,12 @@
         <w:insideH w:val="single" w:sz="4" w:space="0" w:color="B2E5A0" w:themeColor="accent6" w:themeTint="67"/>
         <w:insideV w:val="single" w:sz="4" w:space="0" w:color="B2E5A0" w:themeColor="accent6" w:themeTint="67"/>
       </w:tblBorders>
+      <w:tblCellMar>
+        <w:top w:w="0" w:type="dxa"/>
+        <w:left w:w="108" w:type="dxa"/>
+        <w:bottom w:w="0" w:type="dxa"/>
+        <w:right w:w="108" w:type="dxa"/>
+      </w:tblCellMar>
     </w:tblPr>
     <w:tblStylePr w:type="firstRow">
       <w:rPr>
@@ -14124,6 +14527,7 @@
     <w:name w:val="Hyperlink"/>
     <w:uiPriority w:val="99"/>
     <w:unhideWhenUsed/>
+    <w:rsid w:val="0006470D"/>
     <w:rPr>
       <w:color w:val="467886" w:themeColor="hyperlink"/>
       <w:u w:val="single"/>
@@ -14136,6 +14540,7 @@
     <w:uiPriority w:val="99"/>
     <w:semiHidden/>
     <w:unhideWhenUsed/>
+    <w:rsid w:val="0006470D"/>
     <w:pPr>
       <w:spacing w:after="40" w:line="240" w:lineRule="auto"/>
     </w:pPr>
@@ -14147,6 +14552,7 @@
     <w:name w:val="Текст сноски Знак"/>
     <w:link w:val="ab"/>
     <w:uiPriority w:val="99"/>
+    <w:rsid w:val="0006470D"/>
     <w:rPr>
       <w:sz w:val="18"/>
     </w:rPr>
@@ -14156,6 +14562,7 @@
     <w:basedOn w:val="a0"/>
     <w:uiPriority w:val="99"/>
     <w:unhideWhenUsed/>
+    <w:rsid w:val="0006470D"/>
     <w:rPr>
       <w:vertAlign w:val="superscript"/>
     </w:rPr>
@@ -14167,6 +14574,7 @@
     <w:uiPriority w:val="99"/>
     <w:semiHidden/>
     <w:unhideWhenUsed/>
+    <w:rsid w:val="0006470D"/>
     <w:pPr>
       <w:spacing w:after="0" w:line="240" w:lineRule="auto"/>
     </w:pPr>
@@ -14178,6 +14586,7 @@
     <w:name w:val="Текст концевой сноски Знак"/>
     <w:link w:val="ae"/>
     <w:uiPriority w:val="99"/>
+    <w:rsid w:val="0006470D"/>
     <w:rPr>
       <w:sz w:val="20"/>
     </w:rPr>
@@ -14188,59 +14597,65 @@
     <w:uiPriority w:val="99"/>
     <w:semiHidden/>
     <w:unhideWhenUsed/>
+    <w:rsid w:val="0006470D"/>
     <w:rPr>
       <w:vertAlign w:val="superscript"/>
     </w:rPr>
   </w:style>
-  <w:style w:type="paragraph" w:styleId="12">
+  <w:style w:type="paragraph" w:styleId="11">
     <w:name w:val="toc 1"/>
     <w:basedOn w:val="a"/>
     <w:next w:val="a"/>
     <w:uiPriority w:val="39"/>
     <w:unhideWhenUsed/>
+    <w:rsid w:val="0006470D"/>
     <w:pPr>
       <w:spacing w:after="57"/>
     </w:pPr>
   </w:style>
-  <w:style w:type="paragraph" w:styleId="22">
+  <w:style w:type="paragraph" w:styleId="21">
     <w:name w:val="toc 2"/>
     <w:basedOn w:val="a"/>
     <w:next w:val="a"/>
     <w:uiPriority w:val="39"/>
     <w:unhideWhenUsed/>
+    <w:rsid w:val="0006470D"/>
     <w:pPr>
       <w:spacing w:after="57"/>
       <w:ind w:left="283"/>
     </w:pPr>
   </w:style>
-  <w:style w:type="paragraph" w:styleId="32">
+  <w:style w:type="paragraph" w:styleId="31">
     <w:name w:val="toc 3"/>
     <w:basedOn w:val="a"/>
     <w:next w:val="a"/>
     <w:uiPriority w:val="39"/>
     <w:unhideWhenUsed/>
+    <w:rsid w:val="0006470D"/>
     <w:pPr>
       <w:spacing w:after="57"/>
       <w:ind w:left="567"/>
     </w:pPr>
   </w:style>
-  <w:style w:type="paragraph" w:styleId="42">
+  <w:style w:type="paragraph" w:styleId="41">
     <w:name w:val="toc 4"/>
     <w:basedOn w:val="a"/>
     <w:next w:val="a"/>
     <w:uiPriority w:val="39"/>
     <w:unhideWhenUsed/>
+    <w:rsid w:val="0006470D"/>
     <w:pPr>
       <w:spacing w:after="57"/>
       <w:ind w:left="850"/>
     </w:pPr>
   </w:style>
-  <w:style w:type="paragraph" w:styleId="52">
+  <w:style w:type="paragraph" w:styleId="51">
     <w:name w:val="toc 5"/>
     <w:basedOn w:val="a"/>
     <w:next w:val="a"/>
     <w:uiPriority w:val="39"/>
     <w:unhideWhenUsed/>
+    <w:rsid w:val="0006470D"/>
     <w:pPr>
       <w:spacing w:after="57"/>
       <w:ind w:left="1134"/>
@@ -14252,6 +14667,7 @@
     <w:next w:val="a"/>
     <w:uiPriority w:val="39"/>
     <w:unhideWhenUsed/>
+    <w:rsid w:val="0006470D"/>
     <w:pPr>
       <w:spacing w:after="57"/>
       <w:ind w:left="1417"/>
@@ -14263,6 +14679,7 @@
     <w:next w:val="a"/>
     <w:uiPriority w:val="39"/>
     <w:unhideWhenUsed/>
+    <w:rsid w:val="0006470D"/>
     <w:pPr>
       <w:spacing w:after="57"/>
       <w:ind w:left="1701"/>
@@ -14274,6 +14691,7 @@
     <w:next w:val="a"/>
     <w:uiPriority w:val="39"/>
     <w:unhideWhenUsed/>
+    <w:rsid w:val="0006470D"/>
     <w:pPr>
       <w:spacing w:after="57"/>
       <w:ind w:left="1984"/>
@@ -14285,6 +14703,7 @@
     <w:next w:val="a"/>
     <w:uiPriority w:val="39"/>
     <w:unhideWhenUsed/>
+    <w:rsid w:val="0006470D"/>
     <w:pPr>
       <w:spacing w:after="57"/>
       <w:ind w:left="2268"/>
@@ -14294,6 +14713,7 @@
     <w:name w:val="TOC Heading"/>
     <w:uiPriority w:val="39"/>
     <w:unhideWhenUsed/>
+    <w:rsid w:val="0006470D"/>
   </w:style>
   <w:style w:type="paragraph" w:styleId="af2">
     <w:name w:val="table of figures"/>
@@ -14301,6 +14721,7 @@
     <w:next w:val="a"/>
     <w:uiPriority w:val="99"/>
     <w:unhideWhenUsed/>
+    <w:rsid w:val="0006470D"/>
     <w:pPr>
       <w:spacing w:after="0"/>
     </w:pPr>
@@ -14310,6 +14731,7 @@
     <w:basedOn w:val="a0"/>
     <w:link w:val="1"/>
     <w:uiPriority w:val="9"/>
+    <w:rsid w:val="0006470D"/>
     <w:rPr>
       <w:rFonts w:asciiTheme="majorHAnsi" w:eastAsiaTheme="majorEastAsia" w:hAnsiTheme="majorHAnsi" w:cstheme="majorBidi"/>
       <w:color w:val="0F4761" w:themeColor="accent1" w:themeShade="BF"/>
@@ -14323,6 +14745,7 @@
     <w:link w:val="2"/>
     <w:uiPriority w:val="9"/>
     <w:semiHidden/>
+    <w:rsid w:val="0006470D"/>
     <w:rPr>
       <w:rFonts w:asciiTheme="majorHAnsi" w:eastAsiaTheme="majorEastAsia" w:hAnsiTheme="majorHAnsi" w:cstheme="majorBidi"/>
       <w:color w:val="0F4761" w:themeColor="accent1" w:themeShade="BF"/>
@@ -14336,6 +14759,7 @@
     <w:link w:val="3"/>
     <w:uiPriority w:val="9"/>
     <w:semiHidden/>
+    <w:rsid w:val="0006470D"/>
     <w:rPr>
       <w:rFonts w:eastAsiaTheme="majorEastAsia" w:cstheme="majorBidi"/>
       <w:color w:val="0F4761" w:themeColor="accent1" w:themeShade="BF"/>
@@ -14349,6 +14773,7 @@
     <w:link w:val="4"/>
     <w:uiPriority w:val="9"/>
     <w:semiHidden/>
+    <w:rsid w:val="0006470D"/>
     <w:rPr>
       <w:rFonts w:eastAsiaTheme="majorEastAsia" w:cstheme="majorBidi"/>
       <w:i/>
@@ -14362,6 +14787,7 @@
     <w:link w:val="5"/>
     <w:uiPriority w:val="9"/>
     <w:semiHidden/>
+    <w:rsid w:val="0006470D"/>
     <w:rPr>
       <w:rFonts w:eastAsiaTheme="majorEastAsia" w:cstheme="majorBidi"/>
       <w:color w:val="0F4761" w:themeColor="accent1" w:themeShade="BF"/>
@@ -14373,6 +14799,7 @@
     <w:link w:val="6"/>
     <w:uiPriority w:val="9"/>
     <w:semiHidden/>
+    <w:rsid w:val="0006470D"/>
     <w:rPr>
       <w:rFonts w:eastAsiaTheme="majorEastAsia" w:cstheme="majorBidi"/>
       <w:i/>
@@ -14386,6 +14813,7 @@
     <w:link w:val="7"/>
     <w:uiPriority w:val="9"/>
     <w:semiHidden/>
+    <w:rsid w:val="0006470D"/>
     <w:rPr>
       <w:rFonts w:eastAsiaTheme="majorEastAsia" w:cstheme="majorBidi"/>
       <w:color w:val="595959" w:themeColor="text1" w:themeTint="A6"/>
@@ -14397,6 +14825,7 @@
     <w:link w:val="8"/>
     <w:uiPriority w:val="9"/>
     <w:semiHidden/>
+    <w:rsid w:val="0006470D"/>
     <w:rPr>
       <w:rFonts w:eastAsiaTheme="majorEastAsia" w:cstheme="majorBidi"/>
       <w:i/>
@@ -14410,6 +14839,7 @@
     <w:link w:val="9"/>
     <w:uiPriority w:val="9"/>
     <w:semiHidden/>
+    <w:rsid w:val="0006470D"/>
     <w:rPr>
       <w:rFonts w:eastAsiaTheme="majorEastAsia" w:cstheme="majorBidi"/>
       <w:color w:val="272727" w:themeColor="text1" w:themeTint="D8"/>
@@ -14422,6 +14852,7 @@
     <w:link w:val="af4"/>
     <w:uiPriority w:val="10"/>
     <w:qFormat/>
+    <w:rsid w:val="0006470D"/>
     <w:pPr>
       <w:spacing w:after="80" w:line="240" w:lineRule="auto"/>
       <w:contextualSpacing/>
@@ -14434,10 +14865,11 @@
     </w:rPr>
   </w:style>
   <w:style w:type="character" w:customStyle="1" w:styleId="af4">
-    <w:name w:val="Заголовок Знак"/>
+    <w:name w:val="Название Знак"/>
     <w:basedOn w:val="a0"/>
     <w:link w:val="af3"/>
     <w:uiPriority w:val="10"/>
+    <w:rsid w:val="0006470D"/>
     <w:rPr>
       <w:rFonts w:asciiTheme="majorHAnsi" w:eastAsiaTheme="majorEastAsia" w:hAnsiTheme="majorHAnsi" w:cstheme="majorBidi"/>
       <w:spacing w:val="-10"/>
@@ -14452,6 +14884,7 @@
     <w:link w:val="af6"/>
     <w:uiPriority w:val="11"/>
     <w:qFormat/>
+    <w:rsid w:val="0006470D"/>
     <w:pPr>
       <w:numPr>
         <w:ilvl w:val="1"/>
@@ -14470,6 +14903,7 @@
     <w:basedOn w:val="a0"/>
     <w:link w:val="af5"/>
     <w:uiPriority w:val="11"/>
+    <w:rsid w:val="0006470D"/>
     <w:rPr>
       <w:rFonts w:eastAsiaTheme="majorEastAsia" w:cstheme="majorBidi"/>
       <w:color w:val="595959" w:themeColor="text1" w:themeTint="A6"/>
@@ -14478,13 +14912,14 @@
       <w:szCs w:val="28"/>
     </w:rPr>
   </w:style>
-  <w:style w:type="paragraph" w:styleId="23">
+  <w:style w:type="paragraph" w:styleId="22">
     <w:name w:val="Quote"/>
     <w:basedOn w:val="a"/>
     <w:next w:val="a"/>
-    <w:link w:val="24"/>
+    <w:link w:val="23"/>
     <w:uiPriority w:val="29"/>
     <w:qFormat/>
+    <w:rsid w:val="0006470D"/>
     <w:pPr>
       <w:spacing w:before="160"/>
       <w:jc w:val="center"/>
@@ -14495,11 +14930,12 @@
       <w:color w:val="404040" w:themeColor="text1" w:themeTint="BF"/>
     </w:rPr>
   </w:style>
-  <w:style w:type="character" w:customStyle="1" w:styleId="24">
+  <w:style w:type="character" w:customStyle="1" w:styleId="23">
     <w:name w:val="Цитата 2 Знак"/>
     <w:basedOn w:val="a0"/>
-    <w:link w:val="23"/>
+    <w:link w:val="22"/>
     <w:uiPriority w:val="29"/>
+    <w:rsid w:val="0006470D"/>
     <w:rPr>
       <w:i/>
       <w:iCs/>
@@ -14511,6 +14947,7 @@
     <w:basedOn w:val="a"/>
     <w:uiPriority w:val="34"/>
     <w:qFormat/>
+    <w:rsid w:val="0006470D"/>
     <w:pPr>
       <w:ind w:left="720"/>
       <w:contextualSpacing/>
@@ -14521,6 +14958,7 @@
     <w:basedOn w:val="a0"/>
     <w:uiPriority w:val="21"/>
     <w:qFormat/>
+    <w:rsid w:val="0006470D"/>
     <w:rPr>
       <w:i/>
       <w:iCs/>
@@ -14534,6 +14972,7 @@
     <w:link w:val="afa"/>
     <w:uiPriority w:val="30"/>
     <w:qFormat/>
+    <w:rsid w:val="0006470D"/>
     <w:pPr>
       <w:pBdr>
         <w:top w:val="single" w:sz="4" w:space="10" w:color="0F4761" w:themeColor="accent1" w:themeShade="BF"/>
@@ -14554,6 +14993,7 @@
     <w:basedOn w:val="a0"/>
     <w:link w:val="af9"/>
     <w:uiPriority w:val="30"/>
+    <w:rsid w:val="0006470D"/>
     <w:rPr>
       <w:i/>
       <w:iCs/>
@@ -14565,6 +15005,7 @@
     <w:basedOn w:val="a0"/>
     <w:uiPriority w:val="32"/>
     <w:qFormat/>
+    <w:rsid w:val="0006470D"/>
     <w:rPr>
       <w:b/>
       <w:bCs/>

--- a/Documents/KnowledgeBase/функциональные требования.docx
+++ b/Documents/KnowledgeBase/функциональные требования.docx
@@ -36,6 +36,7 @@
           <w:rFonts w:ascii="Times New Roman" w:hAnsi="Times New Roman" w:cs="Times New Roman"/>
           <w:sz w:val="28"/>
           <w:szCs w:val="28"/>
+          <w:highlight w:val="cyan"/>
         </w:rPr>
       </w:pPr>
       <w:r>
@@ -129,6 +130,14 @@
           <w:szCs w:val="28"/>
         </w:rPr>
         <w:br/>
+      </w:r>
+      <w:r>
+        <w:rPr>
+          <w:rFonts w:ascii="Times New Roman" w:hAnsi="Times New Roman" w:cs="Times New Roman"/>
+          <w:sz w:val="28"/>
+          <w:szCs w:val="28"/>
+          <w:highlight w:val="cyan"/>
+        </w:rPr>
         <w:t>1.7. Система должна позволять соискателю загружать и изменять фотографию в своем профиле.</w:t>
       </w:r>
     </w:p>
@@ -348,6 +357,14 @@
           <w:szCs w:val="28"/>
         </w:rPr>
         <w:br/>
+      </w:r>
+      <w:r>
+        <w:rPr>
+          <w:rFonts w:ascii="Times New Roman" w:hAnsi="Times New Roman" w:cs="Times New Roman"/>
+          <w:sz w:val="28"/>
+          <w:szCs w:val="28"/>
+          <w:highlight w:val="green"/>
+        </w:rPr>
         <w:t>3.6. Система должна позволять соискателю получать и просматривать приглашения от работодателей.</w:t>
       </w:r>
       <w:r>
@@ -476,6 +493,7 @@
           <w:rFonts w:ascii="Times New Roman" w:hAnsi="Times New Roman" w:cs="Times New Roman"/>
           <w:sz w:val="28"/>
           <w:szCs w:val="28"/>
+          <w:highlight w:val="green"/>
         </w:rPr>
       </w:pPr>
       <w:r>
@@ -495,6 +513,14 @@
           <w:szCs w:val="28"/>
         </w:rPr>
         <w:br/>
+      </w:r>
+      <w:r>
+        <w:rPr>
+          <w:rFonts w:ascii="Times New Roman" w:hAnsi="Times New Roman" w:cs="Times New Roman"/>
+          <w:sz w:val="28"/>
+          <w:szCs w:val="28"/>
+          <w:highlight w:val="green"/>
+        </w:rPr>
         <w:t>5.1. Система должна предоставлять форму регистрации для работодателя, включающую поля: Email, Пароль, Название компании, ИНН, Контактное лицо.</w:t>
       </w:r>
       <w:r>
@@ -504,6 +530,14 @@
           <w:szCs w:val="28"/>
         </w:rPr>
         <w:br/>
+      </w:r>
+      <w:r>
+        <w:rPr>
+          <w:rFonts w:ascii="Times New Roman" w:hAnsi="Times New Roman" w:cs="Times New Roman"/>
+          <w:sz w:val="28"/>
+          <w:szCs w:val="28"/>
+          <w:highlight w:val="green"/>
+        </w:rPr>
         <w:t>5.2. Система должна требовать от работодателя пройти процедуру подтверждения компании, которая будет верифицироваться администратором.</w:t>
       </w:r>
     </w:p>
@@ -539,6 +573,14 @@
           <w:szCs w:val="28"/>
         </w:rPr>
         <w:br/>
+      </w:r>
+      <w:r>
+        <w:rPr>
+          <w:rFonts w:ascii="Times New Roman" w:hAnsi="Times New Roman" w:cs="Times New Roman"/>
+          <w:sz w:val="28"/>
+          <w:szCs w:val="28"/>
+          <w:highlight w:val="green"/>
+        </w:rPr>
         <w:t>6.1. Система должна предоставлять работодателю форму для создания новой вакансии с полями: Название должности, Сфера деятельности, Требуемый опыт, График работы, Зарплата (от/до), Описание вакансии, Требования к кандидату, Условия работы.</w:t>
       </w:r>
       <w:r>
@@ -546,6 +588,7 @@
           <w:rFonts w:ascii="Times New Roman" w:hAnsi="Times New Roman" w:cs="Times New Roman"/>
           <w:sz w:val="28"/>
           <w:szCs w:val="28"/>
+          <w:highlight w:val="green"/>
         </w:rPr>
         <w:br/>
         <w:t>6.2. Система должна позволять работодателю публиковать вакансию, делая ее видимой для всех соискателей.</w:t>
@@ -555,6 +598,7 @@
           <w:rFonts w:ascii="Times New Roman" w:hAnsi="Times New Roman" w:cs="Times New Roman"/>
           <w:sz w:val="28"/>
           <w:szCs w:val="28"/>
+          <w:highlight w:val="green"/>
         </w:rPr>
         <w:br/>
         <w:t>6.3. Система должна позволять работодателю редактировать все поля опубликованной вакансии.</w:t>
@@ -564,6 +608,7 @@
           <w:rFonts w:ascii="Times New Roman" w:hAnsi="Times New Roman" w:cs="Times New Roman"/>
           <w:sz w:val="28"/>
           <w:szCs w:val="28"/>
+          <w:highlight w:val="green"/>
         </w:rPr>
         <w:br/>
         <w:t>6.4. Система должна позволять работодателю снимать вакансию с публикации (архивировать), скрывая ее из поиска.</w:t>
@@ -786,6 +831,14 @@
           <w:szCs w:val="28"/>
         </w:rPr>
         <w:br/>
+      </w:r>
+      <w:r>
+        <w:rPr>
+          <w:rFonts w:ascii="Times New Roman" w:hAnsi="Times New Roman" w:cs="Times New Roman"/>
+          <w:sz w:val="28"/>
+          <w:szCs w:val="28"/>
+          <w:highlight w:val="green"/>
+        </w:rPr>
         <w:t>9.1. Система должна предоставлять администратору интерфейс для модерации (одобрения или отклонения) новых вакансий.</w:t>
       </w:r>
       <w:r>
@@ -793,6 +846,7 @@
           <w:rFonts w:ascii="Times New Roman" w:hAnsi="Times New Roman" w:cs="Times New Roman"/>
           <w:sz w:val="28"/>
           <w:szCs w:val="28"/>
+          <w:highlight w:val="green"/>
         </w:rPr>
         <w:br/>
         <w:t>9.2. Система должна предоставлять администратору интерфейс для модерации резюме и профилей компаний (например, по жалобам пользователей).</w:t>
@@ -802,9 +856,18 @@
           <w:rFonts w:ascii="Times New Roman" w:hAnsi="Times New Roman" w:cs="Times New Roman"/>
           <w:sz w:val="28"/>
           <w:szCs w:val="28"/>
+          <w:highlight w:val="green"/>
         </w:rPr>
         <w:br/>
-        <w:t>9.3. Система должна позволять администратору подтверждать регистрацию новых компаний.</w:t>
+        <w:t>9.3. Система должна позволять администратору подтверждать регистрацию новых компаний</w:t>
+      </w:r>
+      <w:r>
+        <w:rPr>
+          <w:rFonts w:ascii="Times New Roman" w:hAnsi="Times New Roman" w:cs="Times New Roman"/>
+          <w:sz w:val="28"/>
+          <w:szCs w:val="28"/>
+        </w:rPr>
+        <w:t>.</w:t>
       </w:r>
     </w:p>
     <w:p>
@@ -855,6 +918,14 @@
           <w:szCs w:val="28"/>
         </w:rPr>
         <w:br/>
+      </w:r>
+      <w:r>
+        <w:rPr>
+          <w:rFonts w:ascii="Times New Roman" w:hAnsi="Times New Roman" w:cs="Times New Roman"/>
+          <w:sz w:val="28"/>
+          <w:szCs w:val="28"/>
+          <w:highlight w:val="green"/>
+        </w:rPr>
         <w:t>10.2. Система должна позволять администратору блокировать учетные записи пользователей-нарушителей.</w:t>
       </w:r>
       <w:r>

--- a/Documents/KnowledgeBase/функциональные требования.docx
+++ b/Documents/KnowledgeBase/функциональные требования.docx
@@ -1,6 +1,6 @@
 
 <file path=word/document.xml><?xml version="1.0" encoding="utf-8"?>
-<w:document xmlns:ve="http://schemas.openxmlformats.org/markup-compatibility/2006" xmlns:o="urn:schemas-microsoft-com:office:office" xmlns:r="http://schemas.openxmlformats.org/officeDocument/2006/relationships" xmlns:m="http://schemas.openxmlformats.org/officeDocument/2006/math" xmlns:v="urn:schemas-microsoft-com:vml" xmlns:wp="http://schemas.openxmlformats.org/drawingml/2006/wordprocessingDrawing" xmlns:w10="urn:schemas-microsoft-com:office:word" xmlns:w="http://schemas.openxmlformats.org/wordprocessingml/2006/main" xmlns:wne="http://schemas.microsoft.com/office/word/2006/wordml">
+<w:document xmlns:wpc="http://schemas.microsoft.com/office/word/2010/wordprocessingCanvas" xmlns:cx="http://schemas.microsoft.com/office/drawing/2014/chartex" xmlns:cx1="http://schemas.microsoft.com/office/drawing/2015/9/8/chartex" xmlns:cx2="http://schemas.microsoft.com/office/drawing/2015/10/21/chartex" xmlns:cx3="http://schemas.microsoft.com/office/drawing/2016/5/9/chartex" xmlns:cx4="http://schemas.microsoft.com/office/drawing/2016/5/10/chartex" xmlns:cx5="http://schemas.microsoft.com/office/drawing/2016/5/11/chartex" xmlns:cx6="http://schemas.microsoft.com/office/drawing/2016/5/12/chartex" xmlns:cx7="http://schemas.microsoft.com/office/drawing/2016/5/13/chartex" xmlns:cx8="http://schemas.microsoft.com/office/drawing/2016/5/14/chartex" xmlns:mc="http://schemas.openxmlformats.org/markup-compatibility/2006" xmlns:aink="http://schemas.microsoft.com/office/drawing/2016/ink" xmlns:am3d="http://schemas.microsoft.com/office/drawing/2017/model3d" xmlns:o="urn:schemas-microsoft-com:office:office" xmlns:r="http://schemas.openxmlformats.org/officeDocument/2006/relationships" xmlns:m="http://schemas.openxmlformats.org/officeDocument/2006/math" xmlns:v="urn:schemas-microsoft-com:vml" xmlns:wp14="http://schemas.microsoft.com/office/word/2010/wordprocessingDrawing" xmlns:wp="http://schemas.openxmlformats.org/drawingml/2006/wordprocessingDrawing" xmlns:w10="urn:schemas-microsoft-com:office:word" xmlns:w="http://schemas.openxmlformats.org/wordprocessingml/2006/main" xmlns:w14="http://schemas.microsoft.com/office/word/2010/wordml" xmlns:w15="http://schemas.microsoft.com/office/word/2012/wordml" xmlns:w16cex="http://schemas.microsoft.com/office/word/2018/wordml/cex" xmlns:w16cid="http://schemas.microsoft.com/office/word/2016/wordml/cid" xmlns:w16="http://schemas.microsoft.com/office/word/2018/wordml" xmlns:w16sdtdh="http://schemas.microsoft.com/office/word/2020/wordml/sdtdatahash" xmlns:w16se="http://schemas.microsoft.com/office/word/2015/wordml/symex" xmlns:wpg="http://schemas.microsoft.com/office/word/2010/wordprocessingGroup" xmlns:wpi="http://schemas.microsoft.com/office/word/2010/wordprocessingInk" xmlns:wne="http://schemas.microsoft.com/office/word/2006/wordml" xmlns:wps="http://schemas.microsoft.com/office/word/2010/wordprocessingShape" mc:Ignorable="w14 w15 w16se w16cid w16 w16cex w16sdtdh wp14">
   <w:body>
     <w:p>
       <w:pPr>
@@ -57,7 +57,27 @@
           <w:highlight w:val="green"/>
         </w:rPr>
         <w:br/>
-        <w:t>1.1. Система должна предоставлять форму регистрации для соискателя, включающую поля: Email, Пароль, Подтверждение пароля.</w:t>
+        <w:t xml:space="preserve">1.1. Система должна предоставлять форму регистрации для соискателя, включающую поля: </w:t>
+      </w:r>
+      <w:proofErr w:type="spellStart"/>
+      <w:r>
+        <w:rPr>
+          <w:rFonts w:ascii="Times New Roman" w:hAnsi="Times New Roman" w:cs="Times New Roman"/>
+          <w:sz w:val="28"/>
+          <w:szCs w:val="28"/>
+          <w:highlight w:val="green"/>
+        </w:rPr>
+        <w:t>Email</w:t>
+      </w:r>
+      <w:proofErr w:type="spellEnd"/>
+      <w:r>
+        <w:rPr>
+          <w:rFonts w:ascii="Times New Roman" w:hAnsi="Times New Roman" w:cs="Times New Roman"/>
+          <w:sz w:val="28"/>
+          <w:szCs w:val="28"/>
+          <w:highlight w:val="green"/>
+        </w:rPr>
+        <w:t>, Пароль, Подтверждение пароля.</w:t>
       </w:r>
       <w:r>
         <w:rPr>
@@ -67,7 +87,47 @@
           <w:highlight w:val="green"/>
         </w:rPr>
         <w:br/>
-        <w:t>1.2. Система должна проверять уникальность Email при регистрации и сообщать об ошибке, если Email уже используется.</w:t>
+        <w:t xml:space="preserve">1.2. Система должна проверять уникальность </w:t>
+      </w:r>
+      <w:proofErr w:type="spellStart"/>
+      <w:r>
+        <w:rPr>
+          <w:rFonts w:ascii="Times New Roman" w:hAnsi="Times New Roman" w:cs="Times New Roman"/>
+          <w:sz w:val="28"/>
+          <w:szCs w:val="28"/>
+          <w:highlight w:val="green"/>
+        </w:rPr>
+        <w:t>Email</w:t>
+      </w:r>
+      <w:proofErr w:type="spellEnd"/>
+      <w:r>
+        <w:rPr>
+          <w:rFonts w:ascii="Times New Roman" w:hAnsi="Times New Roman" w:cs="Times New Roman"/>
+          <w:sz w:val="28"/>
+          <w:szCs w:val="28"/>
+          <w:highlight w:val="green"/>
+        </w:rPr>
+        <w:t xml:space="preserve"> при регистрации и сообщать об ошибке, если </w:t>
+      </w:r>
+      <w:proofErr w:type="spellStart"/>
+      <w:r>
+        <w:rPr>
+          <w:rFonts w:ascii="Times New Roman" w:hAnsi="Times New Roman" w:cs="Times New Roman"/>
+          <w:sz w:val="28"/>
+          <w:szCs w:val="28"/>
+          <w:highlight w:val="green"/>
+        </w:rPr>
+        <w:t>Email</w:t>
+      </w:r>
+      <w:proofErr w:type="spellEnd"/>
+      <w:r>
+        <w:rPr>
+          <w:rFonts w:ascii="Times New Roman" w:hAnsi="Times New Roman" w:cs="Times New Roman"/>
+          <w:sz w:val="28"/>
+          <w:szCs w:val="28"/>
+          <w:highlight w:val="green"/>
+        </w:rPr>
+        <w:t xml:space="preserve"> уже используется.</w:t>
       </w:r>
       <w:r>
         <w:rPr>
@@ -77,7 +137,27 @@
           <w:highlight w:val="green"/>
         </w:rPr>
         <w:br/>
-        <w:t>1.3. Система должна позволять соискателю войти в систему, используя ранее зарегистрированные Email и пароль.</w:t>
+        <w:t xml:space="preserve">1.3. Система должна позволять соискателю войти в систему, используя ранее зарегистрированные </w:t>
+      </w:r>
+      <w:proofErr w:type="spellStart"/>
+      <w:r>
+        <w:rPr>
+          <w:rFonts w:ascii="Times New Roman" w:hAnsi="Times New Roman" w:cs="Times New Roman"/>
+          <w:sz w:val="28"/>
+          <w:szCs w:val="28"/>
+          <w:highlight w:val="green"/>
+        </w:rPr>
+        <w:t>Email</w:t>
+      </w:r>
+      <w:proofErr w:type="spellEnd"/>
+      <w:r>
+        <w:rPr>
+          <w:rFonts w:ascii="Times New Roman" w:hAnsi="Times New Roman" w:cs="Times New Roman"/>
+          <w:sz w:val="28"/>
+          <w:szCs w:val="28"/>
+          <w:highlight w:val="green"/>
+        </w:rPr>
+        <w:t xml:space="preserve"> и пароль.</w:t>
       </w:r>
       <w:r>
         <w:rPr>
@@ -211,7 +291,27 @@
           <w:highlight w:val="green"/>
         </w:rPr>
         <w:br/>
-        <w:t>2.4. Система должна предоставлять фильтр для выбора города из выпадающего списка или списка с автодополнением.</w:t>
+        <w:t xml:space="preserve">2.4. Система должна предоставлять фильтр для выбора города из выпадающего списка или списка с </w:t>
+      </w:r>
+      <w:proofErr w:type="spellStart"/>
+      <w:r>
+        <w:rPr>
+          <w:rFonts w:ascii="Times New Roman" w:hAnsi="Times New Roman" w:cs="Times New Roman"/>
+          <w:sz w:val="28"/>
+          <w:szCs w:val="28"/>
+          <w:highlight w:val="green"/>
+        </w:rPr>
+        <w:t>автодополнением</w:t>
+      </w:r>
+      <w:proofErr w:type="spellEnd"/>
+      <w:r>
+        <w:rPr>
+          <w:rFonts w:ascii="Times New Roman" w:hAnsi="Times New Roman" w:cs="Times New Roman"/>
+          <w:sz w:val="28"/>
+          <w:szCs w:val="28"/>
+          <w:highlight w:val="green"/>
+        </w:rPr>
+        <w:t>.</w:t>
       </w:r>
       <w:r>
         <w:rPr>
@@ -248,7 +348,27 @@
           <w:szCs w:val="28"/>
           <w:highlight w:val="green"/>
         </w:rPr>
-        <w:t>2.6. Система должна предоставлять фильтр для выбора графика работы (например, "полный день", "сменный график", "удаленная работа") в виде набора чекбоксов.</w:t>
+        <w:t xml:space="preserve">2.6. Система должна предоставлять фильтр для выбора графика работы (например, "полный день", "сменный график", "удаленная работа") в виде набора </w:t>
+      </w:r>
+      <w:proofErr w:type="spellStart"/>
+      <w:r>
+        <w:rPr>
+          <w:rFonts w:ascii="Times New Roman" w:hAnsi="Times New Roman" w:cs="Times New Roman"/>
+          <w:sz w:val="28"/>
+          <w:szCs w:val="28"/>
+          <w:highlight w:val="green"/>
+        </w:rPr>
+        <w:t>чекбоксов</w:t>
+      </w:r>
+      <w:proofErr w:type="spellEnd"/>
+      <w:r>
+        <w:rPr>
+          <w:rFonts w:ascii="Times New Roman" w:hAnsi="Times New Roman" w:cs="Times New Roman"/>
+          <w:sz w:val="28"/>
+          <w:szCs w:val="28"/>
+          <w:highlight w:val="green"/>
+        </w:rPr>
+        <w:t>.</w:t>
       </w:r>
       <w:r>
         <w:rPr>
@@ -424,7 +544,27 @@
           <w:szCs w:val="28"/>
           <w:highlight w:val="red"/>
         </w:rPr>
-        <w:t>4.1. Система должна позволять соискателю настроить email-подписку на новые вакансии по сохраненным параметрам фильтрации.</w:t>
+        <w:t xml:space="preserve">4.1. Система должна позволять соискателю настроить </w:t>
+      </w:r>
+      <w:proofErr w:type="spellStart"/>
+      <w:r>
+        <w:rPr>
+          <w:rFonts w:ascii="Times New Roman" w:hAnsi="Times New Roman" w:cs="Times New Roman"/>
+          <w:sz w:val="28"/>
+          <w:szCs w:val="28"/>
+          <w:highlight w:val="red"/>
+        </w:rPr>
+        <w:t>email</w:t>
+      </w:r>
+      <w:proofErr w:type="spellEnd"/>
+      <w:r>
+        <w:rPr>
+          <w:rFonts w:ascii="Times New Roman" w:hAnsi="Times New Roman" w:cs="Times New Roman"/>
+          <w:sz w:val="28"/>
+          <w:szCs w:val="28"/>
+          <w:highlight w:val="red"/>
+        </w:rPr>
+        <w:t>-подписку на новые вакансии по сохраненным параметрам фильтрации.</w:t>
       </w:r>
       <w:r>
         <w:rPr>
@@ -521,7 +661,27 @@
           <w:szCs w:val="28"/>
           <w:highlight w:val="green"/>
         </w:rPr>
-        <w:t>5.1. Система должна предоставлять форму регистрации для работодателя, включающую поля: Email, Пароль, Название компании, ИНН, Контактное лицо.</w:t>
+        <w:t xml:space="preserve">5.1. Система должна предоставлять форму регистрации для работодателя, включающую поля: </w:t>
+      </w:r>
+      <w:proofErr w:type="spellStart"/>
+      <w:r>
+        <w:rPr>
+          <w:rFonts w:ascii="Times New Roman" w:hAnsi="Times New Roman" w:cs="Times New Roman"/>
+          <w:sz w:val="28"/>
+          <w:szCs w:val="28"/>
+          <w:highlight w:val="green"/>
+        </w:rPr>
+        <w:t>Email</w:t>
+      </w:r>
+      <w:proofErr w:type="spellEnd"/>
+      <w:r>
+        <w:rPr>
+          <w:rFonts w:ascii="Times New Roman" w:hAnsi="Times New Roman" w:cs="Times New Roman"/>
+          <w:sz w:val="28"/>
+          <w:szCs w:val="28"/>
+          <w:highlight w:val="green"/>
+        </w:rPr>
+        <w:t>, Пароль, Название компании, ИНН, Контактное лицо.</w:t>
       </w:r>
       <w:r>
         <w:rPr>
@@ -628,7 +788,27 @@
           <w:szCs w:val="28"/>
           <w:highlight w:val="green"/>
         </w:rPr>
-        <w:t>6.5. Система должна отображать работодателю в личном кабинетесписок всех его вакансий с указанием их статуса (активна, в архиве).</w:t>
+        <w:t xml:space="preserve">6.5. Система должна отображать работодателю в личном </w:t>
+      </w:r>
+      <w:proofErr w:type="spellStart"/>
+      <w:r>
+        <w:rPr>
+          <w:rFonts w:ascii="Times New Roman" w:hAnsi="Times New Roman" w:cs="Times New Roman"/>
+          <w:sz w:val="28"/>
+          <w:szCs w:val="28"/>
+          <w:highlight w:val="green"/>
+        </w:rPr>
+        <w:t>кабинетесписок</w:t>
+      </w:r>
+      <w:proofErr w:type="spellEnd"/>
+      <w:r>
+        <w:rPr>
+          <w:rFonts w:ascii="Times New Roman" w:hAnsi="Times New Roman" w:cs="Times New Roman"/>
+          <w:sz w:val="28"/>
+          <w:szCs w:val="28"/>
+          <w:highlight w:val="green"/>
+        </w:rPr>
+        <w:t xml:space="preserve"> всех его вакансий с указанием их статуса (активна, в архиве).</w:t>
       </w:r>
     </w:p>
     <w:p>
@@ -643,6 +823,7 @@
           <w:rFonts w:ascii="Times New Roman" w:hAnsi="Times New Roman" w:cs="Times New Roman"/>
           <w:sz w:val="28"/>
           <w:szCs w:val="28"/>
+          <w:highlight w:val="green"/>
         </w:rPr>
       </w:pPr>
       <w:r>
@@ -736,6 +917,7 @@
           <w:rFonts w:ascii="Times New Roman" w:hAnsi="Times New Roman" w:cs="Times New Roman"/>
           <w:sz w:val="28"/>
           <w:szCs w:val="28"/>
+          <w:highlight w:val="green"/>
         </w:rPr>
         <w:lastRenderedPageBreak/>
         <w:t>7.5. Система должна позволять работодателю изменять статус для каждого откликнувшегося кандидата: "Рассматривается", "Приглашён", "Отказ".</w:t>
@@ -1038,8 +1220,8 @@
 </file>
 
 <file path=word/endnotes.xml><?xml version="1.0" encoding="utf-8"?>
-<w:endnotes xmlns:ve="http://schemas.openxmlformats.org/markup-compatibility/2006" xmlns:o="urn:schemas-microsoft-com:office:office" xmlns:r="http://schemas.openxmlformats.org/officeDocument/2006/relationships" xmlns:m="http://schemas.openxmlformats.org/officeDocument/2006/math" xmlns:v="urn:schemas-microsoft-com:vml" xmlns:wp="http://schemas.openxmlformats.org/drawingml/2006/wordprocessingDrawing" xmlns:w10="urn:schemas-microsoft-com:office:word" xmlns:w="http://schemas.openxmlformats.org/wordprocessingml/2006/main" xmlns:wne="http://schemas.microsoft.com/office/word/2006/wordml">
-  <w:endnote w:type="separator" w:id="0">
+<w:endnotes xmlns:wpc="http://schemas.microsoft.com/office/word/2010/wordprocessingCanvas" xmlns:cx="http://schemas.microsoft.com/office/drawing/2014/chartex" xmlns:cx1="http://schemas.microsoft.com/office/drawing/2015/9/8/chartex" xmlns:cx2="http://schemas.microsoft.com/office/drawing/2015/10/21/chartex" xmlns:cx3="http://schemas.microsoft.com/office/drawing/2016/5/9/chartex" xmlns:cx4="http://schemas.microsoft.com/office/drawing/2016/5/10/chartex" xmlns:cx5="http://schemas.microsoft.com/office/drawing/2016/5/11/chartex" xmlns:cx6="http://schemas.microsoft.com/office/drawing/2016/5/12/chartex" xmlns:cx7="http://schemas.microsoft.com/office/drawing/2016/5/13/chartex" xmlns:cx8="http://schemas.microsoft.com/office/drawing/2016/5/14/chartex" xmlns:mc="http://schemas.openxmlformats.org/markup-compatibility/2006" xmlns:aink="http://schemas.microsoft.com/office/drawing/2016/ink" xmlns:am3d="http://schemas.microsoft.com/office/drawing/2017/model3d" xmlns:o="urn:schemas-microsoft-com:office:office" xmlns:r="http://schemas.openxmlformats.org/officeDocument/2006/relationships" xmlns:m="http://schemas.openxmlformats.org/officeDocument/2006/math" xmlns:v="urn:schemas-microsoft-com:vml" xmlns:wp14="http://schemas.microsoft.com/office/word/2010/wordprocessingDrawing" xmlns:wp="http://schemas.openxmlformats.org/drawingml/2006/wordprocessingDrawing" xmlns:w10="urn:schemas-microsoft-com:office:word" xmlns:w="http://schemas.openxmlformats.org/wordprocessingml/2006/main" xmlns:w14="http://schemas.microsoft.com/office/word/2010/wordml" xmlns:w15="http://schemas.microsoft.com/office/word/2012/wordml" xmlns:w16cex="http://schemas.microsoft.com/office/word/2018/wordml/cex" xmlns:w16cid="http://schemas.microsoft.com/office/word/2016/wordml/cid" xmlns:w16="http://schemas.microsoft.com/office/word/2018/wordml" xmlns:w16sdtdh="http://schemas.microsoft.com/office/word/2020/wordml/sdtdatahash" xmlns:w16se="http://schemas.microsoft.com/office/word/2015/wordml/symex" xmlns:wpg="http://schemas.microsoft.com/office/word/2010/wordprocessingGroup" xmlns:wpi="http://schemas.microsoft.com/office/word/2010/wordprocessingInk" xmlns:wne="http://schemas.microsoft.com/office/word/2006/wordml" xmlns:wps="http://schemas.microsoft.com/office/word/2010/wordprocessingShape" mc:Ignorable="w14 w15 w16se w16cid w16 w16cex w16sdtdh wp14">
+  <w:endnote w:type="separator" w:id="-1">
     <w:p>
       <w:pPr>
         <w:spacing w:after="0" w:line="240" w:lineRule="auto"/>
@@ -1049,7 +1231,7 @@
       </w:r>
     </w:p>
   </w:endnote>
-  <w:endnote w:type="continuationSeparator" w:id="1">
+  <w:endnote w:type="continuationSeparator" w:id="0">
     <w:p>
       <w:pPr>
         <w:spacing w:after="0" w:line="240" w:lineRule="auto"/>
@@ -1063,8 +1245,8 @@
 </file>
 
 <file path=word/footnotes.xml><?xml version="1.0" encoding="utf-8"?>
-<w:footnotes xmlns:ve="http://schemas.openxmlformats.org/markup-compatibility/2006" xmlns:o="urn:schemas-microsoft-com:office:office" xmlns:r="http://schemas.openxmlformats.org/officeDocument/2006/relationships" xmlns:m="http://schemas.openxmlformats.org/officeDocument/2006/math" xmlns:v="urn:schemas-microsoft-com:vml" xmlns:wp="http://schemas.openxmlformats.org/drawingml/2006/wordprocessingDrawing" xmlns:w10="urn:schemas-microsoft-com:office:word" xmlns:w="http://schemas.openxmlformats.org/wordprocessingml/2006/main" xmlns:wne="http://schemas.microsoft.com/office/word/2006/wordml">
-  <w:footnote w:type="separator" w:id="0">
+<w:footnotes xmlns:wpc="http://schemas.microsoft.com/office/word/2010/wordprocessingCanvas" xmlns:cx="http://schemas.microsoft.com/office/drawing/2014/chartex" xmlns:cx1="http://schemas.microsoft.com/office/drawing/2015/9/8/chartex" xmlns:cx2="http://schemas.microsoft.com/office/drawing/2015/10/21/chartex" xmlns:cx3="http://schemas.microsoft.com/office/drawing/2016/5/9/chartex" xmlns:cx4="http://schemas.microsoft.com/office/drawing/2016/5/10/chartex" xmlns:cx5="http://schemas.microsoft.com/office/drawing/2016/5/11/chartex" xmlns:cx6="http://schemas.microsoft.com/office/drawing/2016/5/12/chartex" xmlns:cx7="http://schemas.microsoft.com/office/drawing/2016/5/13/chartex" xmlns:cx8="http://schemas.microsoft.com/office/drawing/2016/5/14/chartex" xmlns:mc="http://schemas.openxmlformats.org/markup-compatibility/2006" xmlns:aink="http://schemas.microsoft.com/office/drawing/2016/ink" xmlns:am3d="http://schemas.microsoft.com/office/drawing/2017/model3d" xmlns:o="urn:schemas-microsoft-com:office:office" xmlns:r="http://schemas.openxmlformats.org/officeDocument/2006/relationships" xmlns:m="http://schemas.openxmlformats.org/officeDocument/2006/math" xmlns:v="urn:schemas-microsoft-com:vml" xmlns:wp14="http://schemas.microsoft.com/office/word/2010/wordprocessingDrawing" xmlns:wp="http://schemas.openxmlformats.org/drawingml/2006/wordprocessingDrawing" xmlns:w10="urn:schemas-microsoft-com:office:word" xmlns:w="http://schemas.openxmlformats.org/wordprocessingml/2006/main" xmlns:w14="http://schemas.microsoft.com/office/word/2010/wordml" xmlns:w15="http://schemas.microsoft.com/office/word/2012/wordml" xmlns:w16cex="http://schemas.microsoft.com/office/word/2018/wordml/cex" xmlns:w16cid="http://schemas.microsoft.com/office/word/2016/wordml/cid" xmlns:w16="http://schemas.microsoft.com/office/word/2018/wordml" xmlns:w16sdtdh="http://schemas.microsoft.com/office/word/2020/wordml/sdtdatahash" xmlns:w16se="http://schemas.microsoft.com/office/word/2015/wordml/symex" xmlns:wpg="http://schemas.microsoft.com/office/word/2010/wordprocessingGroup" xmlns:wpi="http://schemas.microsoft.com/office/word/2010/wordprocessingInk" xmlns:wne="http://schemas.microsoft.com/office/word/2006/wordml" xmlns:wps="http://schemas.microsoft.com/office/word/2010/wordprocessingShape" mc:Ignorable="w14 w15 w16se w16cid w16 w16cex w16sdtdh wp14">
+  <w:footnote w:type="separator" w:id="-1">
     <w:p>
       <w:pPr>
         <w:spacing w:after="0" w:line="240" w:lineRule="auto"/>
@@ -1074,7 +1256,7 @@
       </w:r>
     </w:p>
   </w:footnote>
-  <w:footnote w:type="continuationSeparator" w:id="1">
+  <w:footnote w:type="continuationSeparator" w:id="0">
     <w:p>
       <w:pPr>
         <w:spacing w:after="0" w:line="240" w:lineRule="auto"/>
@@ -1088,8 +1270,8 @@
 </file>
 
 <file path=word/numbering.xml><?xml version="1.0" encoding="utf-8"?>
-<w:numbering xmlns:ve="http://schemas.openxmlformats.org/markup-compatibility/2006" xmlns:o="urn:schemas-microsoft-com:office:office" xmlns:r="http://schemas.openxmlformats.org/officeDocument/2006/relationships" xmlns:m="http://schemas.openxmlformats.org/officeDocument/2006/math" xmlns:v="urn:schemas-microsoft-com:vml" xmlns:wp="http://schemas.openxmlformats.org/drawingml/2006/wordprocessingDrawing" xmlns:w10="urn:schemas-microsoft-com:office:word" xmlns:w="http://schemas.openxmlformats.org/wordprocessingml/2006/main" xmlns:wne="http://schemas.microsoft.com/office/word/2006/wordml">
-  <w:abstractNum w:abstractNumId="0">
+<w:numbering xmlns:wpc="http://schemas.microsoft.com/office/word/2010/wordprocessingCanvas" xmlns:cx="http://schemas.microsoft.com/office/drawing/2014/chartex" xmlns:cx1="http://schemas.microsoft.com/office/drawing/2015/9/8/chartex" xmlns:cx2="http://schemas.microsoft.com/office/drawing/2015/10/21/chartex" xmlns:cx3="http://schemas.microsoft.com/office/drawing/2016/5/9/chartex" xmlns:cx4="http://schemas.microsoft.com/office/drawing/2016/5/10/chartex" xmlns:cx5="http://schemas.microsoft.com/office/drawing/2016/5/11/chartex" xmlns:cx6="http://schemas.microsoft.com/office/drawing/2016/5/12/chartex" xmlns:cx7="http://schemas.microsoft.com/office/drawing/2016/5/13/chartex" xmlns:cx8="http://schemas.microsoft.com/office/drawing/2016/5/14/chartex" xmlns:mc="http://schemas.openxmlformats.org/markup-compatibility/2006" xmlns:aink="http://schemas.microsoft.com/office/drawing/2016/ink" xmlns:am3d="http://schemas.microsoft.com/office/drawing/2017/model3d" xmlns:o="urn:schemas-microsoft-com:office:office" xmlns:r="http://schemas.openxmlformats.org/officeDocument/2006/relationships" xmlns:m="http://schemas.openxmlformats.org/officeDocument/2006/math" xmlns:v="urn:schemas-microsoft-com:vml" xmlns:wp14="http://schemas.microsoft.com/office/word/2010/wordprocessingDrawing" xmlns:wp="http://schemas.openxmlformats.org/drawingml/2006/wordprocessingDrawing" xmlns:w10="urn:schemas-microsoft-com:office:word" xmlns:w="http://schemas.openxmlformats.org/wordprocessingml/2006/main" xmlns:w14="http://schemas.microsoft.com/office/word/2010/wordml" xmlns:w15="http://schemas.microsoft.com/office/word/2012/wordml" xmlns:w16cex="http://schemas.microsoft.com/office/word/2018/wordml/cex" xmlns:w16cid="http://schemas.microsoft.com/office/word/2016/wordml/cid" xmlns:w16="http://schemas.microsoft.com/office/word/2018/wordml" xmlns:w16sdtdh="http://schemas.microsoft.com/office/word/2020/wordml/sdtdatahash" xmlns:w16se="http://schemas.microsoft.com/office/word/2015/wordml/symex" xmlns:wpg="http://schemas.microsoft.com/office/word/2010/wordprocessingGroup" xmlns:wpi="http://schemas.microsoft.com/office/word/2010/wordprocessingInk" xmlns:wne="http://schemas.microsoft.com/office/word/2006/wordml" xmlns:wps="http://schemas.microsoft.com/office/word/2010/wordprocessingShape" mc:Ignorable="w14 w15 w16se w16cid w16 w16cex w16sdtdh wp14">
+  <w:abstractNum w:abstractNumId="0" w15:restartNumberingAfterBreak="0">
     <w:nsid w:val="0DC26CC0"/>
     <w:multiLevelType w:val="hybridMultilevel"/>
     <w:tmpl w:val="8B1E9550"/>
@@ -1175,7 +1357,7 @@
       </w:pPr>
     </w:lvl>
   </w:abstractNum>
-  <w:abstractNum w:abstractNumId="1">
+  <w:abstractNum w:abstractNumId="1" w15:restartNumberingAfterBreak="0">
     <w:nsid w:val="170F3DB4"/>
     <w:multiLevelType w:val="hybridMultilevel"/>
     <w:tmpl w:val="C81A1C94"/>
@@ -1261,7 +1443,7 @@
       </w:pPr>
     </w:lvl>
   </w:abstractNum>
-  <w:abstractNum w:abstractNumId="2">
+  <w:abstractNum w:abstractNumId="2" w15:restartNumberingAfterBreak="0">
     <w:nsid w:val="176532D8"/>
     <w:multiLevelType w:val="hybridMultilevel"/>
     <w:tmpl w:val="A2867790"/>
@@ -1351,7 +1533,7 @@
       </w:pPr>
     </w:lvl>
   </w:abstractNum>
-  <w:abstractNum w:abstractNumId="3">
+  <w:abstractNum w:abstractNumId="3" w15:restartNumberingAfterBreak="0">
     <w:nsid w:val="1FBE7A7F"/>
     <w:multiLevelType w:val="hybridMultilevel"/>
     <w:tmpl w:val="4CCA69D4"/>
@@ -1437,7 +1619,7 @@
       </w:pPr>
     </w:lvl>
   </w:abstractNum>
-  <w:abstractNum w:abstractNumId="4">
+  <w:abstractNum w:abstractNumId="4" w15:restartNumberingAfterBreak="0">
     <w:nsid w:val="32180A2A"/>
     <w:multiLevelType w:val="hybridMultilevel"/>
     <w:tmpl w:val="4162AF1E"/>
@@ -1527,7 +1709,7 @@
       </w:pPr>
     </w:lvl>
   </w:abstractNum>
-  <w:abstractNum w:abstractNumId="5">
+  <w:abstractNum w:abstractNumId="5" w15:restartNumberingAfterBreak="0">
     <w:nsid w:val="358904C9"/>
     <w:multiLevelType w:val="hybridMultilevel"/>
     <w:tmpl w:val="9AE844B6"/>
@@ -1617,7 +1799,7 @@
       </w:pPr>
     </w:lvl>
   </w:abstractNum>
-  <w:abstractNum w:abstractNumId="6">
+  <w:abstractNum w:abstractNumId="6" w15:restartNumberingAfterBreak="0">
     <w:nsid w:val="3BF143FC"/>
     <w:multiLevelType w:val="hybridMultilevel"/>
     <w:tmpl w:val="C25A9BAA"/>
@@ -1730,7 +1912,7 @@
       </w:pPr>
     </w:lvl>
   </w:abstractNum>
-  <w:abstractNum w:abstractNumId="7">
+  <w:abstractNum w:abstractNumId="7" w15:restartNumberingAfterBreak="0">
     <w:nsid w:val="48716A5C"/>
     <w:multiLevelType w:val="hybridMultilevel"/>
     <w:tmpl w:val="0D7247D2"/>
@@ -1843,7 +2025,7 @@
       </w:pPr>
     </w:lvl>
   </w:abstractNum>
-  <w:abstractNum w:abstractNumId="8">
+  <w:abstractNum w:abstractNumId="8" w15:restartNumberingAfterBreak="0">
     <w:nsid w:val="607C3F4B"/>
     <w:multiLevelType w:val="hybridMultilevel"/>
     <w:tmpl w:val="DF42A5DA"/>
@@ -1956,7 +2138,7 @@
       </w:pPr>
     </w:lvl>
   </w:abstractNum>
-  <w:abstractNum w:abstractNumId="9">
+  <w:abstractNum w:abstractNumId="9" w15:restartNumberingAfterBreak="0">
     <w:nsid w:val="7C5F09F0"/>
     <w:multiLevelType w:val="hybridMultilevel"/>
     <w:tmpl w:val="D1D09C86"/>
@@ -2076,7 +2258,7 @@
 </file>
 
 <file path=word/styles.xml><?xml version="1.0" encoding="utf-8"?>
-<w:styles xmlns:r="http://schemas.openxmlformats.org/officeDocument/2006/relationships" xmlns:w="http://schemas.openxmlformats.org/wordprocessingml/2006/main">
+<w:styles xmlns:mc="http://schemas.openxmlformats.org/markup-compatibility/2006" xmlns:r="http://schemas.openxmlformats.org/officeDocument/2006/relationships" xmlns:w="http://schemas.openxmlformats.org/wordprocessingml/2006/main" xmlns:w14="http://schemas.microsoft.com/office/word/2010/wordml" xmlns:w15="http://schemas.microsoft.com/office/word/2012/wordml" xmlns:w16cex="http://schemas.microsoft.com/office/word/2018/wordml/cex" xmlns:w16cid="http://schemas.microsoft.com/office/word/2016/wordml/cid" xmlns:w16="http://schemas.microsoft.com/office/word/2018/wordml" xmlns:w16sdtdh="http://schemas.microsoft.com/office/word/2020/wordml/sdtdatahash" xmlns:w16se="http://schemas.microsoft.com/office/word/2015/wordml/symex" mc:Ignorable="w14 w15 w16se w16cid w16 w16cex w16sdtdh">
   <w:docDefaults>
     <w:rPrDefault>
       <w:rPr>
@@ -2092,144 +2274,383 @@
       </w:pPr>
     </w:pPrDefault>
   </w:docDefaults>
-  <w:latentStyles w:defLockedState="0" w:defUIPriority="99" w:defSemiHidden="1" w:defUnhideWhenUsed="1" w:defQFormat="0" w:count="267">
-    <w:lsdException w:name="Normal" w:semiHidden="0" w:uiPriority="0" w:unhideWhenUsed="0" w:qFormat="1"/>
-    <w:lsdException w:name="heading 1" w:semiHidden="0" w:uiPriority="9" w:unhideWhenUsed="0" w:qFormat="1"/>
-    <w:lsdException w:name="heading 2" w:uiPriority="9" w:qFormat="1"/>
-    <w:lsdException w:name="heading 3" w:uiPriority="9" w:qFormat="1"/>
-    <w:lsdException w:name="heading 4" w:uiPriority="9" w:qFormat="1"/>
-    <w:lsdException w:name="heading 5" w:uiPriority="9" w:qFormat="1"/>
-    <w:lsdException w:name="heading 6" w:uiPriority="9" w:qFormat="1"/>
-    <w:lsdException w:name="heading 7" w:uiPriority="9" w:qFormat="1"/>
-    <w:lsdException w:name="heading 8" w:uiPriority="9" w:qFormat="1"/>
-    <w:lsdException w:name="heading 9" w:uiPriority="9" w:qFormat="1"/>
-    <w:lsdException w:name="toc 1" w:uiPriority="39"/>
-    <w:lsdException w:name="toc 2" w:uiPriority="39"/>
-    <w:lsdException w:name="toc 3" w:uiPriority="39"/>
-    <w:lsdException w:name="toc 4" w:uiPriority="39"/>
-    <w:lsdException w:name="toc 5" w:uiPriority="39"/>
-    <w:lsdException w:name="toc 6" w:uiPriority="39"/>
-    <w:lsdException w:name="toc 7" w:uiPriority="39"/>
-    <w:lsdException w:name="toc 8" w:uiPriority="39"/>
-    <w:lsdException w:name="toc 9" w:uiPriority="39"/>
-    <w:lsdException w:name="caption" w:uiPriority="35" w:qFormat="1"/>
-    <w:lsdException w:name="Title" w:semiHidden="0" w:uiPriority="10" w:unhideWhenUsed="0" w:qFormat="1"/>
-    <w:lsdException w:name="Default Paragraph Font" w:uiPriority="1"/>
-    <w:lsdException w:name="Subtitle" w:semiHidden="0" w:uiPriority="11" w:unhideWhenUsed="0" w:qFormat="1"/>
-    <w:lsdException w:name="Strong" w:semiHidden="0" w:uiPriority="22" w:unhideWhenUsed="0" w:qFormat="1"/>
-    <w:lsdException w:name="Emphasis" w:semiHidden="0" w:uiPriority="20" w:unhideWhenUsed="0" w:qFormat="1"/>
-    <w:lsdException w:name="Table Grid" w:uiPriority="59"/>
-    <w:lsdException w:name="Placeholder Text" w:unhideWhenUsed="0"/>
-    <w:lsdException w:name="No Spacing" w:semiHidden="0" w:uiPriority="1" w:unhideWhenUsed="0" w:qFormat="1"/>
-    <w:lsdException w:name="Light Shading" w:semiHidden="0" w:uiPriority="60" w:unhideWhenUsed="0"/>
-    <w:lsdException w:name="Light List" w:semiHidden="0" w:uiPriority="61" w:unhideWhenUsed="0"/>
-    <w:lsdException w:name="Light Grid" w:semiHidden="0" w:uiPriority="62" w:unhideWhenUsed="0"/>
-    <w:lsdException w:name="Medium Shading 1" w:semiHidden="0" w:uiPriority="63" w:unhideWhenUsed="0"/>
-    <w:lsdException w:name="Medium Shading 2" w:semiHidden="0" w:uiPriority="64" w:unhideWhenUsed="0"/>
-    <w:lsdException w:name="Medium List 1" w:semiHidden="0" w:uiPriority="65" w:unhideWhenUsed="0"/>
-    <w:lsdException w:name="Medium List 2" w:semiHidden="0" w:uiPriority="66" w:unhideWhenUsed="0"/>
-    <w:lsdException w:name="Medium Grid 1" w:semiHidden="0" w:uiPriority="67" w:unhideWhenUsed="0"/>
-    <w:lsdException w:name="Medium Grid 2" w:semiHidden="0" w:uiPriority="68" w:unhideWhenUsed="0"/>
-    <w:lsdException w:name="Medium Grid 3" w:semiHidden="0" w:uiPriority="69" w:unhideWhenUsed="0"/>
-    <w:lsdException w:name="Dark List" w:semiHidden="0" w:uiPriority="70" w:unhideWhenUsed="0"/>
-    <w:lsdException w:name="Colorful Shading" w:semiHidden="0" w:uiPriority="71" w:unhideWhenUsed="0"/>
-    <w:lsdException w:name="Colorful List" w:semiHidden="0" w:uiPriority="72" w:unhideWhenUsed="0"/>
-    <w:lsdException w:name="Colorful Grid" w:semiHidden="0" w:uiPriority="73" w:unhideWhenUsed="0"/>
-    <w:lsdException w:name="Light Shading Accent 1" w:semiHidden="0" w:uiPriority="60" w:unhideWhenUsed="0"/>
-    <w:lsdException w:name="Light List Accent 1" w:semiHidden="0" w:uiPriority="61" w:unhideWhenUsed="0"/>
-    <w:lsdException w:name="Light Grid Accent 1" w:semiHidden="0" w:uiPriority="62" w:unhideWhenUsed="0"/>
-    <w:lsdException w:name="Medium Shading 1 Accent 1" w:semiHidden="0" w:uiPriority="63" w:unhideWhenUsed="0"/>
-    <w:lsdException w:name="Medium Shading 2 Accent 1" w:semiHidden="0" w:uiPriority="64" w:unhideWhenUsed="0"/>
-    <w:lsdException w:name="Medium List 1 Accent 1" w:semiHidden="0" w:uiPriority="65" w:unhideWhenUsed="0"/>
-    <w:lsdException w:name="Revision" w:unhideWhenUsed="0"/>
-    <w:lsdException w:name="List Paragraph" w:semiHidden="0" w:uiPriority="34" w:unhideWhenUsed="0" w:qFormat="1"/>
-    <w:lsdException w:name="Quote" w:semiHidden="0" w:uiPriority="29" w:unhideWhenUsed="0" w:qFormat="1"/>
-    <w:lsdException w:name="Intense Quote" w:semiHidden="0" w:uiPriority="30" w:unhideWhenUsed="0" w:qFormat="1"/>
-    <w:lsdException w:name="Medium List 2 Accent 1" w:semiHidden="0" w:uiPriority="66" w:unhideWhenUsed="0"/>
-    <w:lsdException w:name="Medium Grid 1 Accent 1" w:semiHidden="0" w:uiPriority="67" w:unhideWhenUsed="0"/>
-    <w:lsdException w:name="Medium Grid 2 Accent 1" w:semiHidden="0" w:uiPriority="68" w:unhideWhenUsed="0"/>
-    <w:lsdException w:name="Medium Grid 3 Accent 1" w:semiHidden="0" w:uiPriority="69" w:unhideWhenUsed="0"/>
-    <w:lsdException w:name="Dark List Accent 1" w:semiHidden="0" w:uiPriority="70" w:unhideWhenUsed="0"/>
-    <w:lsdException w:name="Colorful Shading Accent 1" w:semiHidden="0" w:uiPriority="71" w:unhideWhenUsed="0"/>
-    <w:lsdException w:name="Colorful List Accent 1" w:semiHidden="0" w:uiPriority="72" w:unhideWhenUsed="0"/>
-    <w:lsdException w:name="Colorful Grid Accent 1" w:semiHidden="0" w:uiPriority="73" w:unhideWhenUsed="0"/>
-    <w:lsdException w:name="Light Shading Accent 2" w:semiHidden="0" w:uiPriority="60" w:unhideWhenUsed="0"/>
-    <w:lsdException w:name="Light List Accent 2" w:semiHidden="0" w:uiPriority="61" w:unhideWhenUsed="0"/>
-    <w:lsdException w:name="Light Grid Accent 2" w:semiHidden="0" w:uiPriority="62" w:unhideWhenUsed="0"/>
-    <w:lsdException w:name="Medium Shading 1 Accent 2" w:semiHidden="0" w:uiPriority="63" w:unhideWhenUsed="0"/>
-    <w:lsdException w:name="Medium Shading 2 Accent 2" w:semiHidden="0" w:uiPriority="64" w:unhideWhenUsed="0"/>
-    <w:lsdException w:name="Medium List 1 Accent 2" w:semiHidden="0" w:uiPriority="65" w:unhideWhenUsed="0"/>
-    <w:lsdException w:name="Medium List 2 Accent 2" w:semiHidden="0" w:uiPriority="66" w:unhideWhenUsed="0"/>
-    <w:lsdException w:name="Medium Grid 1 Accent 2" w:semiHidden="0" w:uiPriority="67" w:unhideWhenUsed="0"/>
-    <w:lsdException w:name="Medium Grid 2 Accent 2" w:semiHidden="0" w:uiPriority="68" w:unhideWhenUsed="0"/>
-    <w:lsdException w:name="Medium Grid 3 Accent 2" w:semiHidden="0" w:uiPriority="69" w:unhideWhenUsed="0"/>
-    <w:lsdException w:name="Dark List Accent 2" w:semiHidden="0" w:uiPriority="70" w:unhideWhenUsed="0"/>
-    <w:lsdException w:name="Colorful Shading Accent 2" w:semiHidden="0" w:uiPriority="71" w:unhideWhenUsed="0"/>
-    <w:lsdException w:name="Colorful List Accent 2" w:semiHidden="0" w:uiPriority="72" w:unhideWhenUsed="0"/>
-    <w:lsdException w:name="Colorful Grid Accent 2" w:semiHidden="0" w:uiPriority="73" w:unhideWhenUsed="0"/>
-    <w:lsdException w:name="Light Shading Accent 3" w:semiHidden="0" w:uiPriority="60" w:unhideWhenUsed="0"/>
-    <w:lsdException w:name="Light List Accent 3" w:semiHidden="0" w:uiPriority="61" w:unhideWhenUsed="0"/>
-    <w:lsdException w:name="Light Grid Accent 3" w:semiHidden="0" w:uiPriority="62" w:unhideWhenUsed="0"/>
-    <w:lsdException w:name="Medium Shading 1 Accent 3" w:semiHidden="0" w:uiPriority="63" w:unhideWhenUsed="0"/>
-    <w:lsdException w:name="Medium Shading 2 Accent 3" w:semiHidden="0" w:uiPriority="64" w:unhideWhenUsed="0"/>
-    <w:lsdException w:name="Medium List 1 Accent 3" w:semiHidden="0" w:uiPriority="65" w:unhideWhenUsed="0"/>
-    <w:lsdException w:name="Medium List 2 Accent 3" w:semiHidden="0" w:uiPriority="66" w:unhideWhenUsed="0"/>
-    <w:lsdException w:name="Medium Grid 1 Accent 3" w:semiHidden="0" w:uiPriority="67" w:unhideWhenUsed="0"/>
-    <w:lsdException w:name="Medium Grid 2 Accent 3" w:semiHidden="0" w:uiPriority="68" w:unhideWhenUsed="0"/>
-    <w:lsdException w:name="Medium Grid 3 Accent 3" w:semiHidden="0" w:uiPriority="69" w:unhideWhenUsed="0"/>
-    <w:lsdException w:name="Dark List Accent 3" w:semiHidden="0" w:uiPriority="70" w:unhideWhenUsed="0"/>
-    <w:lsdException w:name="Colorful Shading Accent 3" w:semiHidden="0" w:uiPriority="71" w:unhideWhenUsed="0"/>
-    <w:lsdException w:name="Colorful List Accent 3" w:semiHidden="0" w:uiPriority="72" w:unhideWhenUsed="0"/>
-    <w:lsdException w:name="Colorful Grid Accent 3" w:semiHidden="0" w:uiPriority="73" w:unhideWhenUsed="0"/>
-    <w:lsdException w:name="Light Shading Accent 4" w:semiHidden="0" w:uiPriority="60" w:unhideWhenUsed="0"/>
-    <w:lsdException w:name="Light List Accent 4" w:semiHidden="0" w:uiPriority="61" w:unhideWhenUsed="0"/>
-    <w:lsdException w:name="Light Grid Accent 4" w:semiHidden="0" w:uiPriority="62" w:unhideWhenUsed="0"/>
-    <w:lsdException w:name="Medium Shading 1 Accent 4" w:semiHidden="0" w:uiPriority="63" w:unhideWhenUsed="0"/>
-    <w:lsdException w:name="Medium Shading 2 Accent 4" w:semiHidden="0" w:uiPriority="64" w:unhideWhenUsed="0"/>
-    <w:lsdException w:name="Medium List 1 Accent 4" w:semiHidden="0" w:uiPriority="65" w:unhideWhenUsed="0"/>
-    <w:lsdException w:name="Medium List 2 Accent 4" w:semiHidden="0" w:uiPriority="66" w:unhideWhenUsed="0"/>
-    <w:lsdException w:name="Medium Grid 1 Accent 4" w:semiHidden="0" w:uiPriority="67" w:unhideWhenUsed="0"/>
-    <w:lsdException w:name="Medium Grid 2 Accent 4" w:semiHidden="0" w:uiPriority="68" w:unhideWhenUsed="0"/>
-    <w:lsdException w:name="Medium Grid 3 Accent 4" w:semiHidden="0" w:uiPriority="69" w:unhideWhenUsed="0"/>
-    <w:lsdException w:name="Dark List Accent 4" w:semiHidden="0" w:uiPriority="70" w:unhideWhenUsed="0"/>
-    <w:lsdException w:name="Colorful Shading Accent 4" w:semiHidden="0" w:uiPriority="71" w:unhideWhenUsed="0"/>
-    <w:lsdException w:name="Colorful List Accent 4" w:semiHidden="0" w:uiPriority="72" w:unhideWhenUsed="0"/>
-    <w:lsdException w:name="Colorful Grid Accent 4" w:semiHidden="0" w:uiPriority="73" w:unhideWhenUsed="0"/>
-    <w:lsdException w:name="Light Shading Accent 5" w:semiHidden="0" w:uiPriority="60" w:unhideWhenUsed="0"/>
-    <w:lsdException w:name="Light List Accent 5" w:semiHidden="0" w:uiPriority="61" w:unhideWhenUsed="0"/>
-    <w:lsdException w:name="Light Grid Accent 5" w:semiHidden="0" w:uiPriority="62" w:unhideWhenUsed="0"/>
-    <w:lsdException w:name="Medium Shading 1 Accent 5" w:semiHidden="0" w:uiPriority="63" w:unhideWhenUsed="0"/>
-    <w:lsdException w:name="Medium Shading 2 Accent 5" w:semiHidden="0" w:uiPriority="64" w:unhideWhenUsed="0"/>
-    <w:lsdException w:name="Medium List 1 Accent 5" w:semiHidden="0" w:uiPriority="65" w:unhideWhenUsed="0"/>
-    <w:lsdException w:name="Medium List 2 Accent 5" w:semiHidden="0" w:uiPriority="66" w:unhideWhenUsed="0"/>
-    <w:lsdException w:name="Medium Grid 1 Accent 5" w:semiHidden="0" w:uiPriority="67" w:unhideWhenUsed="0"/>
-    <w:lsdException w:name="Medium Grid 2 Accent 5" w:semiHidden="0" w:uiPriority="68" w:unhideWhenUsed="0"/>
-    <w:lsdException w:name="Medium Grid 3 Accent 5" w:semiHidden="0" w:uiPriority="69" w:unhideWhenUsed="0"/>
-    <w:lsdException w:name="Dark List Accent 5" w:semiHidden="0" w:uiPriority="70" w:unhideWhenUsed="0"/>
-    <w:lsdException w:name="Colorful Shading Accent 5" w:semiHidden="0" w:uiPriority="71" w:unhideWhenUsed="0"/>
-    <w:lsdException w:name="Colorful List Accent 5" w:semiHidden="0" w:uiPriority="72" w:unhideWhenUsed="0"/>
-    <w:lsdException w:name="Colorful Grid Accent 5" w:semiHidden="0" w:uiPriority="73" w:unhideWhenUsed="0"/>
-    <w:lsdException w:name="Light Shading Accent 6" w:semiHidden="0" w:uiPriority="60" w:unhideWhenUsed="0"/>
-    <w:lsdException w:name="Light List Accent 6" w:semiHidden="0" w:uiPriority="61" w:unhideWhenUsed="0"/>
-    <w:lsdException w:name="Light Grid Accent 6" w:semiHidden="0" w:uiPriority="62" w:unhideWhenUsed="0"/>
-    <w:lsdException w:name="Medium Shading 1 Accent 6" w:semiHidden="0" w:uiPriority="63" w:unhideWhenUsed="0"/>
-    <w:lsdException w:name="Medium Shading 2 Accent 6" w:semiHidden="0" w:uiPriority="64" w:unhideWhenUsed="0"/>
-    <w:lsdException w:name="Medium List 1 Accent 6" w:semiHidden="0" w:uiPriority="65" w:unhideWhenUsed="0"/>
-    <w:lsdException w:name="Medium List 2 Accent 6" w:semiHidden="0" w:uiPriority="66" w:unhideWhenUsed="0"/>
-    <w:lsdException w:name="Medium Grid 1 Accent 6" w:semiHidden="0" w:uiPriority="67" w:unhideWhenUsed="0"/>
-    <w:lsdException w:name="Medium Grid 2 Accent 6" w:semiHidden="0" w:uiPriority="68" w:unhideWhenUsed="0"/>
-    <w:lsdException w:name="Medium Grid 3 Accent 6" w:semiHidden="0" w:uiPriority="69" w:unhideWhenUsed="0"/>
-    <w:lsdException w:name="Dark List Accent 6" w:semiHidden="0" w:uiPriority="70" w:unhideWhenUsed="0"/>
-    <w:lsdException w:name="Colorful Shading Accent 6" w:semiHidden="0" w:uiPriority="71" w:unhideWhenUsed="0"/>
-    <w:lsdException w:name="Colorful List Accent 6" w:semiHidden="0" w:uiPriority="72" w:unhideWhenUsed="0"/>
-    <w:lsdException w:name="Colorful Grid Accent 6" w:semiHidden="0" w:uiPriority="73" w:unhideWhenUsed="0"/>
-    <w:lsdException w:name="Subtle Emphasis" w:semiHidden="0" w:uiPriority="19" w:unhideWhenUsed="0" w:qFormat="1"/>
-    <w:lsdException w:name="Intense Emphasis" w:semiHidden="0" w:uiPriority="21" w:unhideWhenUsed="0" w:qFormat="1"/>
-    <w:lsdException w:name="Subtle Reference" w:semiHidden="0" w:uiPriority="31" w:unhideWhenUsed="0" w:qFormat="1"/>
-    <w:lsdException w:name="Intense Reference" w:semiHidden="0" w:uiPriority="32" w:unhideWhenUsed="0" w:qFormat="1"/>
-    <w:lsdException w:name="Book Title" w:semiHidden="0" w:uiPriority="33" w:unhideWhenUsed="0" w:qFormat="1"/>
-    <w:lsdException w:name="Bibliography" w:uiPriority="37"/>
-    <w:lsdException w:name="TOC Heading" w:uiPriority="39" w:qFormat="1"/>
+  <w:latentStyles w:defLockedState="0" w:defUIPriority="99" w:defSemiHidden="0" w:defUnhideWhenUsed="0" w:defQFormat="0" w:count="376">
+    <w:lsdException w:name="Normal" w:uiPriority="0" w:qFormat="1"/>
+    <w:lsdException w:name="heading 1" w:uiPriority="9" w:qFormat="1"/>
+    <w:lsdException w:name="heading 2" w:semiHidden="1" w:uiPriority="9" w:unhideWhenUsed="1" w:qFormat="1"/>
+    <w:lsdException w:name="heading 3" w:semiHidden="1" w:uiPriority="9" w:unhideWhenUsed="1" w:qFormat="1"/>
+    <w:lsdException w:name="heading 4" w:semiHidden="1" w:uiPriority="9" w:unhideWhenUsed="1" w:qFormat="1"/>
+    <w:lsdException w:name="heading 5" w:semiHidden="1" w:uiPriority="9" w:unhideWhenUsed="1" w:qFormat="1"/>
+    <w:lsdException w:name="heading 6" w:semiHidden="1" w:uiPriority="9" w:unhideWhenUsed="1" w:qFormat="1"/>
+    <w:lsdException w:name="heading 7" w:semiHidden="1" w:uiPriority="9" w:unhideWhenUsed="1" w:qFormat="1"/>
+    <w:lsdException w:name="heading 8" w:semiHidden="1" w:uiPriority="9" w:unhideWhenUsed="1" w:qFormat="1"/>
+    <w:lsdException w:name="heading 9" w:semiHidden="1" w:uiPriority="9" w:unhideWhenUsed="1" w:qFormat="1"/>
+    <w:lsdException w:name="index 1" w:semiHidden="1" w:unhideWhenUsed="1"/>
+    <w:lsdException w:name="index 2" w:semiHidden="1" w:unhideWhenUsed="1"/>
+    <w:lsdException w:name="index 3" w:semiHidden="1" w:unhideWhenUsed="1"/>
+    <w:lsdException w:name="index 4" w:semiHidden="1" w:unhideWhenUsed="1"/>
+    <w:lsdException w:name="index 5" w:semiHidden="1" w:unhideWhenUsed="1"/>
+    <w:lsdException w:name="index 6" w:semiHidden="1" w:unhideWhenUsed="1"/>
+    <w:lsdException w:name="index 7" w:semiHidden="1" w:unhideWhenUsed="1"/>
+    <w:lsdException w:name="index 8" w:semiHidden="1" w:unhideWhenUsed="1"/>
+    <w:lsdException w:name="index 9" w:semiHidden="1" w:unhideWhenUsed="1"/>
+    <w:lsdException w:name="toc 1" w:semiHidden="1" w:uiPriority="39" w:unhideWhenUsed="1"/>
+    <w:lsdException w:name="toc 2" w:semiHidden="1" w:uiPriority="39" w:unhideWhenUsed="1"/>
+    <w:lsdException w:name="toc 3" w:semiHidden="1" w:uiPriority="39" w:unhideWhenUsed="1"/>
+    <w:lsdException w:name="toc 4" w:semiHidden="1" w:uiPriority="39" w:unhideWhenUsed="1"/>
+    <w:lsdException w:name="toc 5" w:semiHidden="1" w:uiPriority="39" w:unhideWhenUsed="1"/>
+    <w:lsdException w:name="toc 6" w:semiHidden="1" w:uiPriority="39" w:unhideWhenUsed="1"/>
+    <w:lsdException w:name="toc 7" w:semiHidden="1" w:uiPriority="39" w:unhideWhenUsed="1"/>
+    <w:lsdException w:name="toc 8" w:semiHidden="1" w:uiPriority="39" w:unhideWhenUsed="1"/>
+    <w:lsdException w:name="toc 9" w:semiHidden="1" w:uiPriority="39" w:unhideWhenUsed="1"/>
+    <w:lsdException w:name="Normal Indent" w:semiHidden="1" w:unhideWhenUsed="1"/>
+    <w:lsdException w:name="footnote text" w:semiHidden="1" w:unhideWhenUsed="1"/>
+    <w:lsdException w:name="annotation text" w:semiHidden="1" w:unhideWhenUsed="1"/>
+    <w:lsdException w:name="header" w:semiHidden="1" w:unhideWhenUsed="1"/>
+    <w:lsdException w:name="footer" w:semiHidden="1" w:unhideWhenUsed="1"/>
+    <w:lsdException w:name="index heading" w:semiHidden="1" w:unhideWhenUsed="1"/>
+    <w:lsdException w:name="caption" w:semiHidden="1" w:uiPriority="35" w:unhideWhenUsed="1" w:qFormat="1"/>
+    <w:lsdException w:name="table of figures" w:semiHidden="1" w:unhideWhenUsed="1"/>
+    <w:lsdException w:name="envelope address" w:semiHidden="1" w:unhideWhenUsed="1"/>
+    <w:lsdException w:name="envelope return" w:semiHidden="1" w:unhideWhenUsed="1"/>
+    <w:lsdException w:name="footnote reference" w:semiHidden="1" w:unhideWhenUsed="1"/>
+    <w:lsdException w:name="annotation reference" w:semiHidden="1" w:unhideWhenUsed="1"/>
+    <w:lsdException w:name="line number" w:semiHidden="1" w:unhideWhenUsed="1"/>
+    <w:lsdException w:name="page number" w:semiHidden="1" w:unhideWhenUsed="1"/>
+    <w:lsdException w:name="endnote reference" w:semiHidden="1" w:unhideWhenUsed="1"/>
+    <w:lsdException w:name="endnote text" w:semiHidden="1" w:unhideWhenUsed="1"/>
+    <w:lsdException w:name="table of authorities" w:semiHidden="1" w:unhideWhenUsed="1"/>
+    <w:lsdException w:name="macro" w:semiHidden="1" w:unhideWhenUsed="1"/>
+    <w:lsdException w:name="toa heading" w:semiHidden="1" w:unhideWhenUsed="1"/>
+    <w:lsdException w:name="List" w:semiHidden="1" w:unhideWhenUsed="1"/>
+    <w:lsdException w:name="List Bullet" w:semiHidden="1" w:unhideWhenUsed="1"/>
+    <w:lsdException w:name="List Number" w:semiHidden="1" w:unhideWhenUsed="1"/>
+    <w:lsdException w:name="List 2" w:semiHidden="1" w:unhideWhenUsed="1"/>
+    <w:lsdException w:name="List 3" w:semiHidden="1" w:unhideWhenUsed="1"/>
+    <w:lsdException w:name="List 4" w:semiHidden="1" w:unhideWhenUsed="1"/>
+    <w:lsdException w:name="List 5" w:semiHidden="1" w:unhideWhenUsed="1"/>
+    <w:lsdException w:name="List Bullet 2" w:semiHidden="1" w:unhideWhenUsed="1"/>
+    <w:lsdException w:name="List Bullet 3" w:semiHidden="1" w:unhideWhenUsed="1"/>
+    <w:lsdException w:name="List Bullet 4" w:semiHidden="1" w:unhideWhenUsed="1"/>
+    <w:lsdException w:name="List Bullet 5" w:semiHidden="1" w:unhideWhenUsed="1"/>
+    <w:lsdException w:name="List Number 2" w:semiHidden="1" w:unhideWhenUsed="1"/>
+    <w:lsdException w:name="List Number 3" w:semiHidden="1" w:unhideWhenUsed="1"/>
+    <w:lsdException w:name="List Number 4" w:semiHidden="1" w:unhideWhenUsed="1"/>
+    <w:lsdException w:name="List Number 5" w:semiHidden="1" w:unhideWhenUsed="1"/>
+    <w:lsdException w:name="Title" w:uiPriority="10" w:qFormat="1"/>
+    <w:lsdException w:name="Closing" w:semiHidden="1" w:unhideWhenUsed="1"/>
+    <w:lsdException w:name="Signature" w:semiHidden="1" w:unhideWhenUsed="1"/>
+    <w:lsdException w:name="Default Paragraph Font" w:semiHidden="1" w:uiPriority="1" w:unhideWhenUsed="1"/>
+    <w:lsdException w:name="Body Text" w:semiHidden="1" w:unhideWhenUsed="1"/>
+    <w:lsdException w:name="Body Text Indent" w:semiHidden="1" w:unhideWhenUsed="1"/>
+    <w:lsdException w:name="List Continue" w:semiHidden="1" w:unhideWhenUsed="1"/>
+    <w:lsdException w:name="List Continue 2" w:semiHidden="1" w:unhideWhenUsed="1"/>
+    <w:lsdException w:name="List Continue 3" w:semiHidden="1" w:unhideWhenUsed="1"/>
+    <w:lsdException w:name="List Continue 4" w:semiHidden="1" w:unhideWhenUsed="1"/>
+    <w:lsdException w:name="List Continue 5" w:semiHidden="1" w:unhideWhenUsed="1"/>
+    <w:lsdException w:name="Message Header" w:semiHidden="1" w:unhideWhenUsed="1"/>
+    <w:lsdException w:name="Subtitle" w:uiPriority="11" w:qFormat="1"/>
+    <w:lsdException w:name="Salutation" w:semiHidden="1" w:unhideWhenUsed="1"/>
+    <w:lsdException w:name="Date" w:semiHidden="1" w:unhideWhenUsed="1"/>
+    <w:lsdException w:name="Body Text First Indent" w:semiHidden="1" w:unhideWhenUsed="1"/>
+    <w:lsdException w:name="Body Text First Indent 2" w:semiHidden="1" w:unhideWhenUsed="1"/>
+    <w:lsdException w:name="Note Heading" w:semiHidden="1" w:unhideWhenUsed="1"/>
+    <w:lsdException w:name="Body Text 2" w:semiHidden="1" w:unhideWhenUsed="1"/>
+    <w:lsdException w:name="Body Text 3" w:semiHidden="1" w:unhideWhenUsed="1"/>
+    <w:lsdException w:name="Body Text Indent 2" w:semiHidden="1" w:unhideWhenUsed="1"/>
+    <w:lsdException w:name="Body Text Indent 3" w:semiHidden="1" w:unhideWhenUsed="1"/>
+    <w:lsdException w:name="Block Text" w:semiHidden="1" w:unhideWhenUsed="1"/>
+    <w:lsdException w:name="Hyperlink" w:semiHidden="1" w:unhideWhenUsed="1"/>
+    <w:lsdException w:name="FollowedHyperlink" w:semiHidden="1" w:unhideWhenUsed="1"/>
+    <w:lsdException w:name="Strong" w:uiPriority="22" w:qFormat="1"/>
+    <w:lsdException w:name="Emphasis" w:uiPriority="20" w:qFormat="1"/>
+    <w:lsdException w:name="Document Map" w:semiHidden="1" w:unhideWhenUsed="1"/>
+    <w:lsdException w:name="Plain Text" w:semiHidden="1" w:unhideWhenUsed="1"/>
+    <w:lsdException w:name="E-mail Signature" w:semiHidden="1" w:unhideWhenUsed="1"/>
+    <w:lsdException w:name="HTML Top of Form" w:semiHidden="1" w:unhideWhenUsed="1"/>
+    <w:lsdException w:name="HTML Bottom of Form" w:semiHidden="1" w:unhideWhenUsed="1"/>
+    <w:lsdException w:name="Normal (Web)" w:semiHidden="1" w:unhideWhenUsed="1"/>
+    <w:lsdException w:name="HTML Acronym" w:semiHidden="1" w:unhideWhenUsed="1"/>
+    <w:lsdException w:name="HTML Address" w:semiHidden="1" w:unhideWhenUsed="1"/>
+    <w:lsdException w:name="HTML Cite" w:semiHidden="1" w:unhideWhenUsed="1"/>
+    <w:lsdException w:name="HTML Code" w:semiHidden="1" w:unhideWhenUsed="1"/>
+    <w:lsdException w:name="HTML Definition" w:semiHidden="1" w:unhideWhenUsed="1"/>
+    <w:lsdException w:name="HTML Keyboard" w:semiHidden="1" w:unhideWhenUsed="1"/>
+    <w:lsdException w:name="HTML Preformatted" w:semiHidden="1" w:unhideWhenUsed="1"/>
+    <w:lsdException w:name="HTML Sample" w:semiHidden="1" w:unhideWhenUsed="1"/>
+    <w:lsdException w:name="HTML Typewriter" w:semiHidden="1" w:unhideWhenUsed="1"/>
+    <w:lsdException w:name="HTML Variable" w:semiHidden="1" w:unhideWhenUsed="1"/>
+    <w:lsdException w:name="Normal Table" w:semiHidden="1" w:unhideWhenUsed="1"/>
+    <w:lsdException w:name="annotation subject" w:semiHidden="1" w:unhideWhenUsed="1"/>
+    <w:lsdException w:name="No List" w:semiHidden="1" w:unhideWhenUsed="1"/>
+    <w:lsdException w:name="Outline List 1" w:semiHidden="1" w:unhideWhenUsed="1"/>
+    <w:lsdException w:name="Outline List 2" w:semiHidden="1" w:unhideWhenUsed="1"/>
+    <w:lsdException w:name="Outline List 3" w:semiHidden="1" w:unhideWhenUsed="1"/>
+    <w:lsdException w:name="Table Simple 1" w:semiHidden="1" w:unhideWhenUsed="1"/>
+    <w:lsdException w:name="Table Simple 2" w:semiHidden="1" w:unhideWhenUsed="1"/>
+    <w:lsdException w:name="Table Simple 3" w:semiHidden="1" w:unhideWhenUsed="1"/>
+    <w:lsdException w:name="Table Classic 1" w:semiHidden="1" w:unhideWhenUsed="1"/>
+    <w:lsdException w:name="Table Classic 2" w:semiHidden="1" w:unhideWhenUsed="1"/>
+    <w:lsdException w:name="Table Classic 3" w:semiHidden="1" w:unhideWhenUsed="1"/>
+    <w:lsdException w:name="Table Classic 4" w:semiHidden="1" w:unhideWhenUsed="1"/>
+    <w:lsdException w:name="Table Colorful 1" w:semiHidden="1" w:unhideWhenUsed="1"/>
+    <w:lsdException w:name="Table Colorful 2" w:semiHidden="1" w:unhideWhenUsed="1"/>
+    <w:lsdException w:name="Table Colorful 3" w:semiHidden="1" w:unhideWhenUsed="1"/>
+    <w:lsdException w:name="Table Columns 1" w:semiHidden="1" w:unhideWhenUsed="1"/>
+    <w:lsdException w:name="Table Columns 2" w:semiHidden="1" w:unhideWhenUsed="1"/>
+    <w:lsdException w:name="Table Columns 3" w:semiHidden="1" w:unhideWhenUsed="1"/>
+    <w:lsdException w:name="Table Columns 4" w:semiHidden="1" w:unhideWhenUsed="1"/>
+    <w:lsdException w:name="Table Columns 5" w:semiHidden="1" w:unhideWhenUsed="1"/>
+    <w:lsdException w:name="Table Grid 1" w:semiHidden="1" w:unhideWhenUsed="1"/>
+    <w:lsdException w:name="Table Grid 2" w:semiHidden="1" w:unhideWhenUsed="1"/>
+    <w:lsdException w:name="Table Grid 3" w:semiHidden="1" w:unhideWhenUsed="1"/>
+    <w:lsdException w:name="Table Grid 4" w:semiHidden="1" w:unhideWhenUsed="1"/>
+    <w:lsdException w:name="Table Grid 5" w:semiHidden="1" w:unhideWhenUsed="1"/>
+    <w:lsdException w:name="Table Grid 6" w:semiHidden="1" w:unhideWhenUsed="1"/>
+    <w:lsdException w:name="Table Grid 7" w:semiHidden="1" w:unhideWhenUsed="1"/>
+    <w:lsdException w:name="Table Grid 8" w:semiHidden="1" w:unhideWhenUsed="1"/>
+    <w:lsdException w:name="Table List 1" w:semiHidden="1" w:unhideWhenUsed="1"/>
+    <w:lsdException w:name="Table List 2" w:semiHidden="1" w:unhideWhenUsed="1"/>
+    <w:lsdException w:name="Table List 3" w:semiHidden="1" w:unhideWhenUsed="1"/>
+    <w:lsdException w:name="Table List 4" w:semiHidden="1" w:unhideWhenUsed="1"/>
+    <w:lsdException w:name="Table List 5" w:semiHidden="1" w:unhideWhenUsed="1"/>
+    <w:lsdException w:name="Table List 6" w:semiHidden="1" w:unhideWhenUsed="1"/>
+    <w:lsdException w:name="Table List 7" w:semiHidden="1" w:unhideWhenUsed="1"/>
+    <w:lsdException w:name="Table List 8" w:semiHidden="1" w:unhideWhenUsed="1"/>
+    <w:lsdException w:name="Table 3D effects 1" w:semiHidden="1" w:unhideWhenUsed="1"/>
+    <w:lsdException w:name="Table 3D effects 2" w:semiHidden="1" w:unhideWhenUsed="1"/>
+    <w:lsdException w:name="Table 3D effects 3" w:semiHidden="1" w:unhideWhenUsed="1"/>
+    <w:lsdException w:name="Table Contemporary" w:semiHidden="1" w:unhideWhenUsed="1"/>
+    <w:lsdException w:name="Table Elegant" w:semiHidden="1" w:unhideWhenUsed="1"/>
+    <w:lsdException w:name="Table Professional" w:semiHidden="1" w:unhideWhenUsed="1"/>
+    <w:lsdException w:name="Table Subtle 1" w:semiHidden="1" w:unhideWhenUsed="1"/>
+    <w:lsdException w:name="Table Subtle 2" w:semiHidden="1" w:unhideWhenUsed="1"/>
+    <w:lsdException w:name="Table Web 1" w:semiHidden="1" w:unhideWhenUsed="1"/>
+    <w:lsdException w:name="Table Web 2" w:semiHidden="1" w:unhideWhenUsed="1"/>
+    <w:lsdException w:name="Table Web 3" w:semiHidden="1" w:unhideWhenUsed="1"/>
+    <w:lsdException w:name="Balloon Text" w:semiHidden="1" w:unhideWhenUsed="1"/>
+    <w:lsdException w:name="Table Grid" w:semiHidden="1" w:uiPriority="59" w:unhideWhenUsed="1"/>
+    <w:lsdException w:name="Table Theme" w:semiHidden="1" w:unhideWhenUsed="1"/>
+    <w:lsdException w:name="Placeholder Text" w:semiHidden="1"/>
+    <w:lsdException w:name="No Spacing" w:uiPriority="1" w:qFormat="1"/>
+    <w:lsdException w:name="Light Shading" w:uiPriority="60"/>
+    <w:lsdException w:name="Light List" w:uiPriority="61"/>
+    <w:lsdException w:name="Light Grid" w:uiPriority="62"/>
+    <w:lsdException w:name="Medium Shading 1" w:uiPriority="63"/>
+    <w:lsdException w:name="Medium Shading 2" w:uiPriority="64"/>
+    <w:lsdException w:name="Medium List 1" w:uiPriority="65"/>
+    <w:lsdException w:name="Medium List 2" w:uiPriority="66"/>
+    <w:lsdException w:name="Medium Grid 1" w:uiPriority="67"/>
+    <w:lsdException w:name="Medium Grid 2" w:uiPriority="68"/>
+    <w:lsdException w:name="Medium Grid 3" w:uiPriority="69"/>
+    <w:lsdException w:name="Dark List" w:uiPriority="70"/>
+    <w:lsdException w:name="Colorful Shading" w:uiPriority="71"/>
+    <w:lsdException w:name="Colorful List" w:uiPriority="72"/>
+    <w:lsdException w:name="Colorful Grid" w:uiPriority="73"/>
+    <w:lsdException w:name="Light Shading Accent 1" w:uiPriority="60"/>
+    <w:lsdException w:name="Light List Accent 1" w:uiPriority="61"/>
+    <w:lsdException w:name="Light Grid Accent 1" w:uiPriority="62"/>
+    <w:lsdException w:name="Medium Shading 1 Accent 1" w:uiPriority="63"/>
+    <w:lsdException w:name="Medium Shading 2 Accent 1" w:uiPriority="64"/>
+    <w:lsdException w:name="Medium List 1 Accent 1" w:uiPriority="65"/>
+    <w:lsdException w:name="Revision" w:semiHidden="1"/>
+    <w:lsdException w:name="List Paragraph" w:uiPriority="34" w:qFormat="1"/>
+    <w:lsdException w:name="Quote" w:uiPriority="29" w:qFormat="1"/>
+    <w:lsdException w:name="Intense Quote" w:uiPriority="30" w:qFormat="1"/>
+    <w:lsdException w:name="Medium List 2 Accent 1" w:uiPriority="66"/>
+    <w:lsdException w:name="Medium Grid 1 Accent 1" w:uiPriority="67"/>
+    <w:lsdException w:name="Medium Grid 2 Accent 1" w:uiPriority="68"/>
+    <w:lsdException w:name="Medium Grid 3 Accent 1" w:uiPriority="69"/>
+    <w:lsdException w:name="Dark List Accent 1" w:uiPriority="70"/>
+    <w:lsdException w:name="Colorful Shading Accent 1" w:uiPriority="71"/>
+    <w:lsdException w:name="Colorful List Accent 1" w:uiPriority="72"/>
+    <w:lsdException w:name="Colorful Grid Accent 1" w:uiPriority="73"/>
+    <w:lsdException w:name="Light Shading Accent 2" w:uiPriority="60"/>
+    <w:lsdException w:name="Light List Accent 2" w:uiPriority="61"/>
+    <w:lsdException w:name="Light Grid Accent 2" w:uiPriority="62"/>
+    <w:lsdException w:name="Medium Shading 1 Accent 2" w:uiPriority="63"/>
+    <w:lsdException w:name="Medium Shading 2 Accent 2" w:uiPriority="64"/>
+    <w:lsdException w:name="Medium List 1 Accent 2" w:uiPriority="65"/>
+    <w:lsdException w:name="Medium List 2 Accent 2" w:uiPriority="66"/>
+    <w:lsdException w:name="Medium Grid 1 Accent 2" w:uiPriority="67"/>
+    <w:lsdException w:name="Medium Grid 2 Accent 2" w:uiPriority="68"/>
+    <w:lsdException w:name="Medium Grid 3 Accent 2" w:uiPriority="69"/>
+    <w:lsdException w:name="Dark List Accent 2" w:uiPriority="70"/>
+    <w:lsdException w:name="Colorful Shading Accent 2" w:uiPriority="71"/>
+    <w:lsdException w:name="Colorful List Accent 2" w:uiPriority="72"/>
+    <w:lsdException w:name="Colorful Grid Accent 2" w:uiPriority="73"/>
+    <w:lsdException w:name="Light Shading Accent 3" w:uiPriority="60"/>
+    <w:lsdException w:name="Light List Accent 3" w:uiPriority="61"/>
+    <w:lsdException w:name="Light Grid Accent 3" w:uiPriority="62"/>
+    <w:lsdException w:name="Medium Shading 1 Accent 3" w:uiPriority="63"/>
+    <w:lsdException w:name="Medium Shading 2 Accent 3" w:uiPriority="64"/>
+    <w:lsdException w:name="Medium List 1 Accent 3" w:uiPriority="65"/>
+    <w:lsdException w:name="Medium List 2 Accent 3" w:uiPriority="66"/>
+    <w:lsdException w:name="Medium Grid 1 Accent 3" w:uiPriority="67"/>
+    <w:lsdException w:name="Medium Grid 2 Accent 3" w:uiPriority="68"/>
+    <w:lsdException w:name="Medium Grid 3 Accent 3" w:uiPriority="69"/>
+    <w:lsdException w:name="Dark List Accent 3" w:uiPriority="70"/>
+    <w:lsdException w:name="Colorful Shading Accent 3" w:uiPriority="71"/>
+    <w:lsdException w:name="Colorful List Accent 3" w:uiPriority="72"/>
+    <w:lsdException w:name="Colorful Grid Accent 3" w:uiPriority="73"/>
+    <w:lsdException w:name="Light Shading Accent 4" w:uiPriority="60"/>
+    <w:lsdException w:name="Light List Accent 4" w:uiPriority="61"/>
+    <w:lsdException w:name="Light Grid Accent 4" w:uiPriority="62"/>
+    <w:lsdException w:name="Medium Shading 1 Accent 4" w:uiPriority="63"/>
+    <w:lsdException w:name="Medium Shading 2 Accent 4" w:uiPriority="64"/>
+    <w:lsdException w:name="Medium List 1 Accent 4" w:uiPriority="65"/>
+    <w:lsdException w:name="Medium List 2 Accent 4" w:uiPriority="66"/>
+    <w:lsdException w:name="Medium Grid 1 Accent 4" w:uiPriority="67"/>
+    <w:lsdException w:name="Medium Grid 2 Accent 4" w:uiPriority="68"/>
+    <w:lsdException w:name="Medium Grid 3 Accent 4" w:uiPriority="69"/>
+    <w:lsdException w:name="Dark List Accent 4" w:uiPriority="70"/>
+    <w:lsdException w:name="Colorful Shading Accent 4" w:uiPriority="71"/>
+    <w:lsdException w:name="Colorful List Accent 4" w:uiPriority="72"/>
+    <w:lsdException w:name="Colorful Grid Accent 4" w:uiPriority="73"/>
+    <w:lsdException w:name="Light Shading Accent 5" w:uiPriority="60"/>
+    <w:lsdException w:name="Light List Accent 5" w:uiPriority="61"/>
+    <w:lsdException w:name="Light Grid Accent 5" w:uiPriority="62"/>
+    <w:lsdException w:name="Medium Shading 1 Accent 5" w:uiPriority="63"/>
+    <w:lsdException w:name="Medium Shading 2 Accent 5" w:uiPriority="64"/>
+    <w:lsdException w:name="Medium List 1 Accent 5" w:uiPriority="65"/>
+    <w:lsdException w:name="Medium List 2 Accent 5" w:uiPriority="66"/>
+    <w:lsdException w:name="Medium Grid 1 Accent 5" w:uiPriority="67"/>
+    <w:lsdException w:name="Medium Grid 2 Accent 5" w:uiPriority="68"/>
+    <w:lsdException w:name="Medium Grid 3 Accent 5" w:uiPriority="69"/>
+    <w:lsdException w:name="Dark List Accent 5" w:uiPriority="70"/>
+    <w:lsdException w:name="Colorful Shading Accent 5" w:uiPriority="71"/>
+    <w:lsdException w:name="Colorful List Accent 5" w:uiPriority="72"/>
+    <w:lsdException w:name="Colorful Grid Accent 5" w:uiPriority="73"/>
+    <w:lsdException w:name="Light Shading Accent 6" w:uiPriority="60"/>
+    <w:lsdException w:name="Light List Accent 6" w:uiPriority="61"/>
+    <w:lsdException w:name="Light Grid Accent 6" w:uiPriority="62"/>
+    <w:lsdException w:name="Medium Shading 1 Accent 6" w:uiPriority="63"/>
+    <w:lsdException w:name="Medium Shading 2 Accent 6" w:uiPriority="64"/>
+    <w:lsdException w:name="Medium List 1 Accent 6" w:uiPriority="65"/>
+    <w:lsdException w:name="Medium List 2 Accent 6" w:uiPriority="66"/>
+    <w:lsdException w:name="Medium Grid 1 Accent 6" w:uiPriority="67"/>
+    <w:lsdException w:name="Medium Grid 2 Accent 6" w:uiPriority="68"/>
+    <w:lsdException w:name="Medium Grid 3 Accent 6" w:uiPriority="69"/>
+    <w:lsdException w:name="Dark List Accent 6" w:uiPriority="70"/>
+    <w:lsdException w:name="Colorful Shading Accent 6" w:uiPriority="71"/>
+    <w:lsdException w:name="Colorful List Accent 6" w:uiPriority="72"/>
+    <w:lsdException w:name="Colorful Grid Accent 6" w:uiPriority="73"/>
+    <w:lsdException w:name="Subtle Emphasis" w:uiPriority="19" w:qFormat="1"/>
+    <w:lsdException w:name="Intense Emphasis" w:uiPriority="21" w:qFormat="1"/>
+    <w:lsdException w:name="Subtle Reference" w:uiPriority="31" w:qFormat="1"/>
+    <w:lsdException w:name="Intense Reference" w:uiPriority="32" w:qFormat="1"/>
+    <w:lsdException w:name="Book Title" w:uiPriority="33" w:qFormat="1"/>
+    <w:lsdException w:name="Bibliography" w:semiHidden="1" w:uiPriority="37" w:unhideWhenUsed="1"/>
+    <w:lsdException w:name="TOC Heading" w:semiHidden="1" w:uiPriority="39" w:unhideWhenUsed="1" w:qFormat="1"/>
+    <w:lsdException w:name="Plain Table 1" w:uiPriority="41"/>
+    <w:lsdException w:name="Plain Table 2" w:uiPriority="42"/>
+    <w:lsdException w:name="Plain Table 3" w:uiPriority="43"/>
+    <w:lsdException w:name="Plain Table 4" w:uiPriority="44"/>
+    <w:lsdException w:name="Plain Table 5" w:uiPriority="45"/>
+    <w:lsdException w:name="Grid Table Light" w:uiPriority="40"/>
+    <w:lsdException w:name="Grid Table 1 Light" w:uiPriority="46"/>
+    <w:lsdException w:name="Grid Table 2" w:uiPriority="47"/>
+    <w:lsdException w:name="Grid Table 3" w:uiPriority="48"/>
+    <w:lsdException w:name="Grid Table 4" w:uiPriority="49"/>
+    <w:lsdException w:name="Grid Table 5 Dark" w:uiPriority="50"/>
+    <w:lsdException w:name="Grid Table 6 Colorful" w:uiPriority="51"/>
+    <w:lsdException w:name="Grid Table 7 Colorful" w:uiPriority="52"/>
+    <w:lsdException w:name="Grid Table 1 Light Accent 1" w:uiPriority="46"/>
+    <w:lsdException w:name="Grid Table 2 Accent 1" w:uiPriority="47"/>
+    <w:lsdException w:name="Grid Table 3 Accent 1" w:uiPriority="48"/>
+    <w:lsdException w:name="Grid Table 4 Accent 1" w:uiPriority="49"/>
+    <w:lsdException w:name="Grid Table 5 Dark Accent 1" w:uiPriority="50"/>
+    <w:lsdException w:name="Grid Table 6 Colorful Accent 1" w:uiPriority="51"/>
+    <w:lsdException w:name="Grid Table 7 Colorful Accent 1" w:uiPriority="52"/>
+    <w:lsdException w:name="Grid Table 1 Light Accent 2" w:uiPriority="46"/>
+    <w:lsdException w:name="Grid Table 2 Accent 2" w:uiPriority="47"/>
+    <w:lsdException w:name="Grid Table 3 Accent 2" w:uiPriority="48"/>
+    <w:lsdException w:name="Grid Table 4 Accent 2" w:uiPriority="49"/>
+    <w:lsdException w:name="Grid Table 5 Dark Accent 2" w:uiPriority="50"/>
+    <w:lsdException w:name="Grid Table 6 Colorful Accent 2" w:uiPriority="51"/>
+    <w:lsdException w:name="Grid Table 7 Colorful Accent 2" w:uiPriority="52"/>
+    <w:lsdException w:name="Grid Table 1 Light Accent 3" w:uiPriority="46"/>
+    <w:lsdException w:name="Grid Table 2 Accent 3" w:uiPriority="47"/>
+    <w:lsdException w:name="Grid Table 3 Accent 3" w:uiPriority="48"/>
+    <w:lsdException w:name="Grid Table 4 Accent 3" w:uiPriority="49"/>
+    <w:lsdException w:name="Grid Table 5 Dark Accent 3" w:uiPriority="50"/>
+    <w:lsdException w:name="Grid Table 6 Colorful Accent 3" w:uiPriority="51"/>
+    <w:lsdException w:name="Grid Table 7 Colorful Accent 3" w:uiPriority="52"/>
+    <w:lsdException w:name="Grid Table 1 Light Accent 4" w:uiPriority="46"/>
+    <w:lsdException w:name="Grid Table 2 Accent 4" w:uiPriority="47"/>
+    <w:lsdException w:name="Grid Table 3 Accent 4" w:uiPriority="48"/>
+    <w:lsdException w:name="Grid Table 4 Accent 4" w:uiPriority="49"/>
+    <w:lsdException w:name="Grid Table 5 Dark Accent 4" w:uiPriority="50"/>
+    <w:lsdException w:name="Grid Table 6 Colorful Accent 4" w:uiPriority="51"/>
+    <w:lsdException w:name="Grid Table 7 Colorful Accent 4" w:uiPriority="52"/>
+    <w:lsdException w:name="Grid Table 1 Light Accent 5" w:uiPriority="46"/>
+    <w:lsdException w:name="Grid Table 2 Accent 5" w:uiPriority="47"/>
+    <w:lsdException w:name="Grid Table 3 Accent 5" w:uiPriority="48"/>
+    <w:lsdException w:name="Grid Table 4 Accent 5" w:uiPriority="49"/>
+    <w:lsdException w:name="Grid Table 5 Dark Accent 5" w:uiPriority="50"/>
+    <w:lsdException w:name="Grid Table 6 Colorful Accent 5" w:uiPriority="51"/>
+    <w:lsdException w:name="Grid Table 7 Colorful Accent 5" w:uiPriority="52"/>
+    <w:lsdException w:name="Grid Table 1 Light Accent 6" w:uiPriority="46"/>
+    <w:lsdException w:name="Grid Table 2 Accent 6" w:uiPriority="47"/>
+    <w:lsdException w:name="Grid Table 3 Accent 6" w:uiPriority="48"/>
+    <w:lsdException w:name="Grid Table 4 Accent 6" w:uiPriority="49"/>
+    <w:lsdException w:name="Grid Table 5 Dark Accent 6" w:uiPriority="50"/>
+    <w:lsdException w:name="Grid Table 6 Colorful Accent 6" w:uiPriority="51"/>
+    <w:lsdException w:name="Grid Table 7 Colorful Accent 6" w:uiPriority="52"/>
+    <w:lsdException w:name="List Table 1 Light" w:uiPriority="46"/>
+    <w:lsdException w:name="List Table 2" w:uiPriority="47"/>
+    <w:lsdException w:name="List Table 3" w:uiPriority="48"/>
+    <w:lsdException w:name="List Table 4" w:uiPriority="49"/>
+    <w:lsdException w:name="List Table 5 Dark" w:uiPriority="50"/>
+    <w:lsdException w:name="List Table 6 Colorful" w:uiPriority="51"/>
+    <w:lsdException w:name="List Table 7 Colorful" w:uiPriority="52"/>
+    <w:lsdException w:name="List Table 1 Light Accent 1" w:uiPriority="46"/>
+    <w:lsdException w:name="List Table 2 Accent 1" w:uiPriority="47"/>
+    <w:lsdException w:name="List Table 3 Accent 1" w:uiPriority="48"/>
+    <w:lsdException w:name="List Table 4 Accent 1" w:uiPriority="49"/>
+    <w:lsdException w:name="List Table 5 Dark Accent 1" w:uiPriority="50"/>
+    <w:lsdException w:name="List Table 6 Colorful Accent 1" w:uiPriority="51"/>
+    <w:lsdException w:name="List Table 7 Colorful Accent 1" w:uiPriority="52"/>
+    <w:lsdException w:name="List Table 1 Light Accent 2" w:uiPriority="46"/>
+    <w:lsdException w:name="List Table 2 Accent 2" w:uiPriority="47"/>
+    <w:lsdException w:name="List Table 3 Accent 2" w:uiPriority="48"/>
+    <w:lsdException w:name="List Table 4 Accent 2" w:uiPriority="49"/>
+    <w:lsdException w:name="List Table 5 Dark Accent 2" w:uiPriority="50"/>
+    <w:lsdException w:name="List Table 6 Colorful Accent 2" w:uiPriority="51"/>
+    <w:lsdException w:name="List Table 7 Colorful Accent 2" w:uiPriority="52"/>
+    <w:lsdException w:name="List Table 1 Light Accent 3" w:uiPriority="46"/>
+    <w:lsdException w:name="List Table 2 Accent 3" w:uiPriority="47"/>
+    <w:lsdException w:name="List Table 3 Accent 3" w:uiPriority="48"/>
+    <w:lsdException w:name="List Table 4 Accent 3" w:uiPriority="49"/>
+    <w:lsdException w:name="List Table 5 Dark Accent 3" w:uiPriority="50"/>
+    <w:lsdException w:name="List Table 6 Colorful Accent 3" w:uiPriority="51"/>
+    <w:lsdException w:name="List Table 7 Colorful Accent 3" w:uiPriority="52"/>
+    <w:lsdException w:name="List Table 1 Light Accent 4" w:uiPriority="46"/>
+    <w:lsdException w:name="List Table 2 Accent 4" w:uiPriority="47"/>
+    <w:lsdException w:name="List Table 3 Accent 4" w:uiPriority="48"/>
+    <w:lsdException w:name="List Table 4 Accent 4" w:uiPriority="49"/>
+    <w:lsdException w:name="List Table 5 Dark Accent 4" w:uiPriority="50"/>
+    <w:lsdException w:name="List Table 6 Colorful Accent 4" w:uiPriority="51"/>
+    <w:lsdException w:name="List Table 7 Colorful Accent 4" w:uiPriority="52"/>
+    <w:lsdException w:name="List Table 1 Light Accent 5" w:uiPriority="46"/>
+    <w:lsdException w:name="List Table 2 Accent 5" w:uiPriority="47"/>
+    <w:lsdException w:name="List Table 3 Accent 5" w:uiPriority="48"/>
+    <w:lsdException w:name="List Table 4 Accent 5" w:uiPriority="49"/>
+    <w:lsdException w:name="List Table 5 Dark Accent 5" w:uiPriority="50"/>
+    <w:lsdException w:name="List Table 6 Colorful Accent 5" w:uiPriority="51"/>
+    <w:lsdException w:name="List Table 7 Colorful Accent 5" w:uiPriority="52"/>
+    <w:lsdException w:name="List Table 1 Light Accent 6" w:uiPriority="46"/>
+    <w:lsdException w:name="List Table 2 Accent 6" w:uiPriority="47"/>
+    <w:lsdException w:name="List Table 3 Accent 6" w:uiPriority="48"/>
+    <w:lsdException w:name="List Table 4 Accent 6" w:uiPriority="49"/>
+    <w:lsdException w:name="List Table 5 Dark Accent 6" w:uiPriority="50"/>
+    <w:lsdException w:name="List Table 6 Colorful Accent 6" w:uiPriority="51"/>
+    <w:lsdException w:name="List Table 7 Colorful Accent 6" w:uiPriority="52"/>
+    <w:lsdException w:name="Mention" w:semiHidden="1" w:unhideWhenUsed="1"/>
+    <w:lsdException w:name="Smart Hyperlink" w:semiHidden="1" w:unhideWhenUsed="1"/>
+    <w:lsdException w:name="Hashtag" w:semiHidden="1" w:unhideWhenUsed="1"/>
+    <w:lsdException w:name="Unresolved Mention" w:semiHidden="1" w:unhideWhenUsed="1"/>
+    <w:lsdException w:name="Smart Link" w:semiHidden="1" w:unhideWhenUsed="1"/>
   </w:latentStyles>
   <w:style w:type="paragraph" w:default="1" w:styleId="a">
     <w:name w:val="Normal"/>
@@ -2446,7 +2867,6 @@
     <w:uiPriority w:val="99"/>
     <w:semiHidden/>
     <w:unhideWhenUsed/>
-    <w:qFormat/>
     <w:tblPr>
       <w:tblInd w:w="0" w:type="dxa"/>
       <w:tblCellMar>
@@ -2698,7 +3118,6 @@
       <w:spacing w:after="0" w:line="240" w:lineRule="auto"/>
     </w:pPr>
     <w:tblPr>
-      <w:tblInd w:w="0" w:type="dxa"/>
       <w:tblBorders>
         <w:top w:val="single" w:sz="4" w:space="0" w:color="000000"/>
         <w:left w:val="single" w:sz="4" w:space="0" w:color="000000"/>
@@ -2707,12 +3126,6 @@
         <w:insideH w:val="single" w:sz="4" w:space="0" w:color="000000"/>
         <w:insideV w:val="single" w:sz="4" w:space="0" w:color="000000"/>
       </w:tblBorders>
-      <w:tblCellMar>
-        <w:top w:w="0" w:type="dxa"/>
-        <w:left w:w="108" w:type="dxa"/>
-        <w:bottom w:w="0" w:type="dxa"/>
-        <w:right w:w="108" w:type="dxa"/>
-      </w:tblCellMar>
     </w:tblPr>
   </w:style>
   <w:style w:type="table" w:customStyle="1" w:styleId="TableGridLight">
@@ -2724,7 +3137,6 @@
       <w:spacing w:after="0" w:line="240" w:lineRule="auto"/>
     </w:pPr>
     <w:tblPr>
-      <w:tblInd w:w="0" w:type="dxa"/>
       <w:tblBorders>
         <w:top w:val="single" w:sz="4" w:space="0" w:color="AFAFAF" w:themeColor="text1" w:themeTint="50"/>
         <w:left w:val="single" w:sz="4" w:space="0" w:color="AFAFAF" w:themeColor="text1" w:themeTint="50"/>
@@ -2733,16 +3145,10 @@
         <w:insideH w:val="single" w:sz="4" w:space="0" w:color="AFAFAF" w:themeColor="text1" w:themeTint="50"/>
         <w:insideV w:val="single" w:sz="4" w:space="0" w:color="AFAFAF" w:themeColor="text1" w:themeTint="50"/>
       </w:tblBorders>
-      <w:tblCellMar>
-        <w:top w:w="0" w:type="dxa"/>
-        <w:left w:w="108" w:type="dxa"/>
-        <w:bottom w:w="0" w:type="dxa"/>
-        <w:right w:w="108" w:type="dxa"/>
-      </w:tblCellMar>
     </w:tblPr>
   </w:style>
-  <w:style w:type="table" w:customStyle="1" w:styleId="PlainTable1">
-    <w:name w:val="Plain Table 1"/>
+  <w:style w:type="table" w:customStyle="1" w:styleId="11">
+    <w:name w:val="Таблица простая 11"/>
     <w:basedOn w:val="a1"/>
     <w:uiPriority w:val="59"/>
     <w:rsid w:val="0006470D"/>
@@ -2750,7 +3156,6 @@
       <w:spacing w:after="0" w:line="240" w:lineRule="auto"/>
     </w:pPr>
     <w:tblPr>
-      <w:tblInd w:w="0" w:type="dxa"/>
       <w:tblBorders>
         <w:top w:val="single" w:sz="4" w:space="0" w:color="AFAFAF" w:themeColor="text1" w:themeTint="50"/>
         <w:left w:val="single" w:sz="4" w:space="0" w:color="AFAFAF" w:themeColor="text1" w:themeTint="50"/>
@@ -2759,12 +3164,6 @@
         <w:insideH w:val="single" w:sz="4" w:space="0" w:color="AFAFAF" w:themeColor="text1" w:themeTint="50"/>
         <w:insideV w:val="single" w:sz="4" w:space="0" w:color="AFAFAF" w:themeColor="text1" w:themeTint="50"/>
       </w:tblBorders>
-      <w:tblCellMar>
-        <w:top w:w="0" w:type="dxa"/>
-        <w:left w:w="108" w:type="dxa"/>
-        <w:bottom w:w="0" w:type="dxa"/>
-        <w:right w:w="108" w:type="dxa"/>
-      </w:tblCellMar>
     </w:tblPr>
     <w:tblStylePr w:type="firstRow">
       <w:rPr>
@@ -2801,18 +3200,18 @@
     <w:tblStylePr w:type="band1Vert">
       <w:tblPr/>
       <w:tcPr>
-        <w:shd w:val="clear" w:color="F2F2F2" w:themeColor="text1" w:themeTint="D" w:fill="F2F2F2" w:themeFill="text1" w:themeFillTint="D"/>
+        <w:shd w:val="clear" w:color="F2F2F2" w:themeColor="text1" w:themeTint="0D" w:fill="F2F2F2" w:themeFill="text1" w:themeFillTint="0D"/>
       </w:tcPr>
     </w:tblStylePr>
     <w:tblStylePr w:type="band1Horz">
       <w:tblPr/>
       <w:tcPr>
-        <w:shd w:val="clear" w:color="F2F2F2" w:themeColor="text1" w:themeTint="D" w:fill="F2F2F2" w:themeFill="text1" w:themeFillTint="D"/>
-      </w:tcPr>
-    </w:tblStylePr>
-  </w:style>
-  <w:style w:type="table" w:customStyle="1" w:styleId="PlainTable2">
-    <w:name w:val="Plain Table 2"/>
+        <w:shd w:val="clear" w:color="F2F2F2" w:themeColor="text1" w:themeTint="0D" w:fill="F2F2F2" w:themeFill="text1" w:themeFillTint="0D"/>
+      </w:tcPr>
+    </w:tblStylePr>
+  </w:style>
+  <w:style w:type="table" w:customStyle="1" w:styleId="21">
+    <w:name w:val="Таблица простая 21"/>
     <w:basedOn w:val="a1"/>
     <w:uiPriority w:val="59"/>
     <w:rsid w:val="0006470D"/>
@@ -2820,19 +3219,12 @@
       <w:spacing w:after="0" w:line="240" w:lineRule="auto"/>
     </w:pPr>
     <w:tblPr>
-      <w:tblInd w:w="0" w:type="dxa"/>
       <w:tblBorders>
         <w:top w:val="single" w:sz="4" w:space="0" w:color="000000" w:themeColor="text1"/>
         <w:left w:val="none" w:sz="4" w:space="0" w:color="000000" w:themeColor="text1"/>
         <w:bottom w:val="single" w:sz="4" w:space="0" w:color="000000" w:themeColor="text1"/>
         <w:right w:val="none" w:sz="4" w:space="0" w:color="000000" w:themeColor="text1"/>
       </w:tblBorders>
-      <w:tblCellMar>
-        <w:top w:w="0" w:type="dxa"/>
-        <w:left w:w="108" w:type="dxa"/>
-        <w:bottom w:w="0" w:type="dxa"/>
-        <w:right w:w="108" w:type="dxa"/>
-      </w:tblCellMar>
     </w:tblPr>
     <w:tblStylePr w:type="firstRow">
       <w:rPr>
@@ -2901,8 +3293,8 @@
       </w:tcPr>
     </w:tblStylePr>
   </w:style>
-  <w:style w:type="table" w:customStyle="1" w:styleId="PlainTable3">
-    <w:name w:val="Plain Table 3"/>
+  <w:style w:type="table" w:customStyle="1" w:styleId="31">
+    <w:name w:val="Таблица простая 31"/>
     <w:basedOn w:val="a1"/>
     <w:uiPriority w:val="99"/>
     <w:rsid w:val="0006470D"/>
@@ -2912,13 +3304,6 @@
     <w:tblPr>
       <w:tblStyleRowBandSize w:val="1"/>
       <w:tblStyleColBandSize w:val="1"/>
-      <w:tblInd w:w="0" w:type="dxa"/>
-      <w:tblCellMar>
-        <w:top w:w="0" w:type="dxa"/>
-        <w:left w:w="108" w:type="dxa"/>
-        <w:bottom w:w="0" w:type="dxa"/>
-        <w:right w:w="108" w:type="dxa"/>
-      </w:tblCellMar>
     </w:tblPr>
     <w:tblStylePr w:type="firstRow">
       <w:rPr>
@@ -2974,7 +3359,7 @@
       </w:rPr>
       <w:tblPr/>
       <w:tcPr>
-        <w:shd w:val="clear" w:color="F2F2F2" w:themeColor="text1" w:themeTint="D" w:fill="F2F2F2" w:themeFill="text1" w:themeFillTint="D"/>
+        <w:shd w:val="clear" w:color="F2F2F2" w:themeColor="text1" w:themeTint="0D" w:fill="F2F2F2" w:themeFill="text1" w:themeFillTint="0D"/>
       </w:tcPr>
     </w:tblStylePr>
     <w:tblStylePr w:type="band1Horz">
@@ -2985,12 +3370,12 @@
       </w:rPr>
       <w:tblPr/>
       <w:tcPr>
-        <w:shd w:val="clear" w:color="F2F2F2" w:themeColor="text1" w:themeTint="D" w:fill="F2F2F2" w:themeFill="text1" w:themeFillTint="D"/>
-      </w:tcPr>
-    </w:tblStylePr>
-  </w:style>
-  <w:style w:type="table" w:customStyle="1" w:styleId="PlainTable4">
-    <w:name w:val="Plain Table 4"/>
+        <w:shd w:val="clear" w:color="F2F2F2" w:themeColor="text1" w:themeTint="0D" w:fill="F2F2F2" w:themeFill="text1" w:themeFillTint="0D"/>
+      </w:tcPr>
+    </w:tblStylePr>
+  </w:style>
+  <w:style w:type="table" w:customStyle="1" w:styleId="41">
+    <w:name w:val="Таблица простая 41"/>
     <w:basedOn w:val="a1"/>
     <w:uiPriority w:val="99"/>
     <w:rsid w:val="0006470D"/>
@@ -3000,13 +3385,6 @@
     <w:tblPr>
       <w:tblStyleRowBandSize w:val="1"/>
       <w:tblStyleColBandSize w:val="1"/>
-      <w:tblInd w:w="0" w:type="dxa"/>
-      <w:tblCellMar>
-        <w:top w:w="0" w:type="dxa"/>
-        <w:left w:w="108" w:type="dxa"/>
-        <w:bottom w:w="0" w:type="dxa"/>
-        <w:right w:w="108" w:type="dxa"/>
-      </w:tblCellMar>
     </w:tblPr>
     <w:tblStylePr w:type="firstRow">
       <w:rPr>
@@ -3040,7 +3418,7 @@
       </w:rPr>
       <w:tblPr/>
       <w:tcPr>
-        <w:shd w:val="clear" w:color="F2F2F2" w:themeColor="text1" w:themeTint="D" w:fill="F2F2F2" w:themeFill="text1" w:themeFillTint="D"/>
+        <w:shd w:val="clear" w:color="F2F2F2" w:themeColor="text1" w:themeTint="0D" w:fill="F2F2F2" w:themeFill="text1" w:themeFillTint="0D"/>
       </w:tcPr>
     </w:tblStylePr>
     <w:tblStylePr w:type="band1Horz">
@@ -3051,12 +3429,12 @@
       </w:rPr>
       <w:tblPr/>
       <w:tcPr>
-        <w:shd w:val="clear" w:color="F2F2F2" w:themeColor="text1" w:themeTint="D" w:fill="F2F2F2" w:themeFill="text1" w:themeFillTint="D"/>
-      </w:tcPr>
-    </w:tblStylePr>
-  </w:style>
-  <w:style w:type="table" w:customStyle="1" w:styleId="PlainTable5">
-    <w:name w:val="Plain Table 5"/>
+        <w:shd w:val="clear" w:color="F2F2F2" w:themeColor="text1" w:themeTint="0D" w:fill="F2F2F2" w:themeFill="text1" w:themeFillTint="0D"/>
+      </w:tcPr>
+    </w:tblStylePr>
+  </w:style>
+  <w:style w:type="table" w:customStyle="1" w:styleId="51">
+    <w:name w:val="Таблица простая 51"/>
     <w:basedOn w:val="a1"/>
     <w:uiPriority w:val="99"/>
     <w:rsid w:val="0006470D"/>
@@ -3066,13 +3444,6 @@
     <w:tblPr>
       <w:tblStyleRowBandSize w:val="1"/>
       <w:tblStyleColBandSize w:val="1"/>
-      <w:tblInd w:w="0" w:type="dxa"/>
-      <w:tblCellMar>
-        <w:top w:w="0" w:type="dxa"/>
-        <w:left w:w="108" w:type="dxa"/>
-        <w:bottom w:w="0" w:type="dxa"/>
-        <w:right w:w="108" w:type="dxa"/>
-      </w:tblCellMar>
     </w:tblPr>
     <w:tblStylePr w:type="firstRow">
       <w:rPr>
@@ -3141,7 +3512,7 @@
       </w:rPr>
       <w:tblPr/>
       <w:tcPr>
-        <w:shd w:val="clear" w:color="F2F2F2" w:themeColor="text1" w:themeTint="D" w:fill="F2F2F2" w:themeFill="text1" w:themeFillTint="D"/>
+        <w:shd w:val="clear" w:color="F2F2F2" w:themeColor="text1" w:themeTint="0D" w:fill="F2F2F2" w:themeFill="text1" w:themeFillTint="0D"/>
       </w:tcPr>
     </w:tblStylePr>
     <w:tblStylePr w:type="band1Horz">
@@ -3152,12 +3523,12 @@
       </w:rPr>
       <w:tblPr/>
       <w:tcPr>
-        <w:shd w:val="clear" w:color="F2F2F2" w:themeColor="text1" w:themeTint="D" w:fill="F2F2F2" w:themeFill="text1" w:themeFillTint="D"/>
-      </w:tcPr>
-    </w:tblStylePr>
-  </w:style>
-  <w:style w:type="table" w:customStyle="1" w:styleId="GridTable1Light">
-    <w:name w:val="Grid Table 1 Light"/>
+        <w:shd w:val="clear" w:color="F2F2F2" w:themeColor="text1" w:themeTint="0D" w:fill="F2F2F2" w:themeFill="text1" w:themeFillTint="0D"/>
+      </w:tcPr>
+    </w:tblStylePr>
+  </w:style>
+  <w:style w:type="table" w:customStyle="1" w:styleId="-11">
+    <w:name w:val="Таблица-сетка 1 светлая1"/>
     <w:basedOn w:val="a1"/>
     <w:uiPriority w:val="99"/>
     <w:rsid w:val="0006470D"/>
@@ -3167,7 +3538,6 @@
     <w:tblPr>
       <w:tblStyleRowBandSize w:val="1"/>
       <w:tblStyleColBandSize w:val="1"/>
-      <w:tblInd w:w="0" w:type="dxa"/>
       <w:tblBorders>
         <w:top w:val="single" w:sz="4" w:space="0" w:color="989898" w:themeColor="text1" w:themeTint="67"/>
         <w:left w:val="single" w:sz="4" w:space="0" w:color="989898" w:themeColor="text1" w:themeTint="67"/>
@@ -3176,12 +3546,6 @@
         <w:insideH w:val="single" w:sz="4" w:space="0" w:color="989898" w:themeColor="text1" w:themeTint="67"/>
         <w:insideV w:val="single" w:sz="4" w:space="0" w:color="989898" w:themeColor="text1" w:themeTint="67"/>
       </w:tblBorders>
-      <w:tblCellMar>
-        <w:top w:w="0" w:type="dxa"/>
-        <w:left w:w="108" w:type="dxa"/>
-        <w:bottom w:w="0" w:type="dxa"/>
-        <w:right w:w="108" w:type="dxa"/>
-      </w:tblCellMar>
     </w:tblPr>
     <w:tblStylePr w:type="firstRow">
       <w:rPr>
@@ -3241,7 +3605,6 @@
     <w:tblPr>
       <w:tblStyleRowBandSize w:val="1"/>
       <w:tblStyleColBandSize w:val="1"/>
-      <w:tblInd w:w="0" w:type="dxa"/>
       <w:tblBorders>
         <w:top w:val="single" w:sz="4" w:space="0" w:color="81C9EA" w:themeColor="accent1" w:themeTint="67"/>
         <w:left w:val="single" w:sz="4" w:space="0" w:color="81C9EA" w:themeColor="accent1" w:themeTint="67"/>
@@ -3250,12 +3613,6 @@
         <w:insideH w:val="single" w:sz="4" w:space="0" w:color="81C9EA" w:themeColor="accent1" w:themeTint="67"/>
         <w:insideV w:val="single" w:sz="4" w:space="0" w:color="81C9EA" w:themeColor="accent1" w:themeTint="67"/>
       </w:tblBorders>
-      <w:tblCellMar>
-        <w:top w:w="0" w:type="dxa"/>
-        <w:left w:w="108" w:type="dxa"/>
-        <w:bottom w:w="0" w:type="dxa"/>
-        <w:right w:w="108" w:type="dxa"/>
-      </w:tblCellMar>
     </w:tblPr>
     <w:tblStylePr w:type="firstRow">
       <w:rPr>
@@ -3315,7 +3672,6 @@
     <w:tblPr>
       <w:tblStyleRowBandSize w:val="1"/>
       <w:tblStyleColBandSize w:val="1"/>
-      <w:tblInd w:w="0" w:type="dxa"/>
       <w:tblBorders>
         <w:top w:val="single" w:sz="4" w:space="0" w:color="F6C5AB" w:themeColor="accent2" w:themeTint="67"/>
         <w:left w:val="single" w:sz="4" w:space="0" w:color="F6C5AB" w:themeColor="accent2" w:themeTint="67"/>
@@ -3324,12 +3680,6 @@
         <w:insideH w:val="single" w:sz="4" w:space="0" w:color="F6C5AB" w:themeColor="accent2" w:themeTint="67"/>
         <w:insideV w:val="single" w:sz="4" w:space="0" w:color="F6C5AB" w:themeColor="accent2" w:themeTint="67"/>
       </w:tblBorders>
-      <w:tblCellMar>
-        <w:top w:w="0" w:type="dxa"/>
-        <w:left w:w="108" w:type="dxa"/>
-        <w:bottom w:w="0" w:type="dxa"/>
-        <w:right w:w="108" w:type="dxa"/>
-      </w:tblCellMar>
     </w:tblPr>
     <w:tblStylePr w:type="firstRow">
       <w:rPr>
@@ -3389,7 +3739,6 @@
     <w:tblPr>
       <w:tblStyleRowBandSize w:val="1"/>
       <w:tblStyleColBandSize w:val="1"/>
-      <w:tblInd w:w="0" w:type="dxa"/>
       <w:tblBorders>
         <w:top w:val="single" w:sz="4" w:space="0" w:color="83E28F" w:themeColor="accent3" w:themeTint="67"/>
         <w:left w:val="single" w:sz="4" w:space="0" w:color="83E28F" w:themeColor="accent3" w:themeTint="67"/>
@@ -3398,12 +3747,6 @@
         <w:insideH w:val="single" w:sz="4" w:space="0" w:color="83E28F" w:themeColor="accent3" w:themeTint="67"/>
         <w:insideV w:val="single" w:sz="4" w:space="0" w:color="83E28F" w:themeColor="accent3" w:themeTint="67"/>
       </w:tblBorders>
-      <w:tblCellMar>
-        <w:top w:w="0" w:type="dxa"/>
-        <w:left w:w="108" w:type="dxa"/>
-        <w:bottom w:w="0" w:type="dxa"/>
-        <w:right w:w="108" w:type="dxa"/>
-      </w:tblCellMar>
     </w:tblPr>
     <w:tblStylePr w:type="firstRow">
       <w:rPr>
@@ -3463,7 +3806,6 @@
     <w:tblPr>
       <w:tblStyleRowBandSize w:val="1"/>
       <w:tblStyleColBandSize w:val="1"/>
-      <w:tblInd w:w="0" w:type="dxa"/>
       <w:tblBorders>
         <w:top w:val="single" w:sz="4" w:space="0" w:color="94DBF7" w:themeColor="accent4" w:themeTint="67"/>
         <w:left w:val="single" w:sz="4" w:space="0" w:color="94DBF7" w:themeColor="accent4" w:themeTint="67"/>
@@ -3472,12 +3814,6 @@
         <w:insideH w:val="single" w:sz="4" w:space="0" w:color="94DBF7" w:themeColor="accent4" w:themeTint="67"/>
         <w:insideV w:val="single" w:sz="4" w:space="0" w:color="94DBF7" w:themeColor="accent4" w:themeTint="67"/>
       </w:tblBorders>
-      <w:tblCellMar>
-        <w:top w:w="0" w:type="dxa"/>
-        <w:left w:w="108" w:type="dxa"/>
-        <w:bottom w:w="0" w:type="dxa"/>
-        <w:right w:w="108" w:type="dxa"/>
-      </w:tblCellMar>
     </w:tblPr>
     <w:tblStylePr w:type="firstRow">
       <w:rPr>
@@ -3537,7 +3873,6 @@
     <w:tblPr>
       <w:tblStyleRowBandSize w:val="1"/>
       <w:tblStyleColBandSize w:val="1"/>
-      <w:tblInd w:w="0" w:type="dxa"/>
       <w:tblBorders>
         <w:top w:val="single" w:sz="4" w:space="0" w:color="E49DDC" w:themeColor="accent5" w:themeTint="67"/>
         <w:left w:val="single" w:sz="4" w:space="0" w:color="E49DDC" w:themeColor="accent5" w:themeTint="67"/>
@@ -3546,12 +3881,6 @@
         <w:insideH w:val="single" w:sz="4" w:space="0" w:color="E49DDC" w:themeColor="accent5" w:themeTint="67"/>
         <w:insideV w:val="single" w:sz="4" w:space="0" w:color="E49DDC" w:themeColor="accent5" w:themeTint="67"/>
       </w:tblBorders>
-      <w:tblCellMar>
-        <w:top w:w="0" w:type="dxa"/>
-        <w:left w:w="108" w:type="dxa"/>
-        <w:bottom w:w="0" w:type="dxa"/>
-        <w:right w:w="108" w:type="dxa"/>
-      </w:tblCellMar>
     </w:tblPr>
     <w:tblStylePr w:type="firstRow">
       <w:rPr>
@@ -3611,7 +3940,6 @@
     <w:tblPr>
       <w:tblStyleRowBandSize w:val="1"/>
       <w:tblStyleColBandSize w:val="1"/>
-      <w:tblInd w:w="0" w:type="dxa"/>
       <w:tblBorders>
         <w:top w:val="single" w:sz="4" w:space="0" w:color="B2E5A0" w:themeColor="accent6" w:themeTint="67"/>
         <w:left w:val="single" w:sz="4" w:space="0" w:color="B2E5A0" w:themeColor="accent6" w:themeTint="67"/>
@@ -3620,12 +3948,6 @@
         <w:insideH w:val="single" w:sz="4" w:space="0" w:color="B2E5A0" w:themeColor="accent6" w:themeTint="67"/>
         <w:insideV w:val="single" w:sz="4" w:space="0" w:color="B2E5A0" w:themeColor="accent6" w:themeTint="67"/>
       </w:tblBorders>
-      <w:tblCellMar>
-        <w:top w:w="0" w:type="dxa"/>
-        <w:left w:w="108" w:type="dxa"/>
-        <w:bottom w:w="0" w:type="dxa"/>
-        <w:right w:w="108" w:type="dxa"/>
-      </w:tblCellMar>
     </w:tblPr>
     <w:tblStylePr w:type="firstRow">
       <w:rPr>
@@ -3674,8 +3996,8 @@
       </w:tcPr>
     </w:tblStylePr>
   </w:style>
-  <w:style w:type="table" w:customStyle="1" w:styleId="GridTable2">
-    <w:name w:val="Grid Table 2"/>
+  <w:style w:type="table" w:customStyle="1" w:styleId="-21">
+    <w:name w:val="Таблица-сетка 21"/>
     <w:basedOn w:val="a1"/>
     <w:uiPriority w:val="99"/>
     <w:rsid w:val="0006470D"/>
@@ -3685,18 +4007,11 @@
     <w:tblPr>
       <w:tblStyleRowBandSize w:val="1"/>
       <w:tblStyleColBandSize w:val="1"/>
-      <w:tblInd w:w="0" w:type="dxa"/>
       <w:tblBorders>
         <w:bottom w:val="single" w:sz="4" w:space="0" w:color="6A6A6A" w:themeColor="text1" w:themeTint="95"/>
         <w:insideH w:val="single" w:sz="4" w:space="0" w:color="6A6A6A" w:themeColor="text1" w:themeTint="95"/>
         <w:insideV w:val="single" w:sz="4" w:space="0" w:color="6A6A6A" w:themeColor="text1" w:themeTint="95"/>
       </w:tblBorders>
-      <w:tblCellMar>
-        <w:top w:w="0" w:type="dxa"/>
-        <w:left w:w="108" w:type="dxa"/>
-        <w:bottom w:w="0" w:type="dxa"/>
-        <w:right w:w="108" w:type="dxa"/>
-      </w:tblCellMar>
     </w:tblPr>
     <w:tblStylePr w:type="firstRow">
       <w:rPr>
@@ -3776,18 +4091,11 @@
     <w:tblPr>
       <w:tblStyleRowBandSize w:val="1"/>
       <w:tblStyleColBandSize w:val="1"/>
-      <w:tblInd w:w="0" w:type="dxa"/>
       <w:tblBorders>
         <w:bottom w:val="single" w:sz="4" w:space="0" w:color="19729B" w:themeColor="accent1" w:themeTint="EA"/>
         <w:insideH w:val="single" w:sz="4" w:space="0" w:color="19729B" w:themeColor="accent1" w:themeTint="EA"/>
         <w:insideV w:val="single" w:sz="4" w:space="0" w:color="19729B" w:themeColor="accent1" w:themeTint="EA"/>
       </w:tblBorders>
-      <w:tblCellMar>
-        <w:top w:w="0" w:type="dxa"/>
-        <w:left w:w="108" w:type="dxa"/>
-        <w:bottom w:w="0" w:type="dxa"/>
-        <w:right w:w="108" w:type="dxa"/>
-      </w:tblCellMar>
     </w:tblPr>
     <w:tblStylePr w:type="firstRow">
       <w:rPr>
@@ -3867,18 +4175,11 @@
     <w:tblPr>
       <w:tblStyleRowBandSize w:val="1"/>
       <w:tblStyleColBandSize w:val="1"/>
-      <w:tblInd w:w="0" w:type="dxa"/>
       <w:tblBorders>
         <w:bottom w:val="single" w:sz="4" w:space="0" w:color="F2AA85" w:themeColor="accent2" w:themeTint="97"/>
         <w:insideH w:val="single" w:sz="4" w:space="0" w:color="F2AA85" w:themeColor="accent2" w:themeTint="97"/>
         <w:insideV w:val="single" w:sz="4" w:space="0" w:color="F2AA85" w:themeColor="accent2" w:themeTint="97"/>
       </w:tblBorders>
-      <w:tblCellMar>
-        <w:top w:w="0" w:type="dxa"/>
-        <w:left w:w="108" w:type="dxa"/>
-        <w:bottom w:w="0" w:type="dxa"/>
-        <w:right w:w="108" w:type="dxa"/>
-      </w:tblCellMar>
     </w:tblPr>
     <w:tblStylePr w:type="firstRow">
       <w:rPr>
@@ -3958,18 +4259,11 @@
     <w:tblPr>
       <w:tblStyleRowBandSize w:val="1"/>
       <w:tblStyleColBandSize w:val="1"/>
-      <w:tblInd w:w="0" w:type="dxa"/>
       <w:tblBorders>
         <w:bottom w:val="single" w:sz="4" w:space="0" w:color="196C24" w:themeColor="accent3" w:themeTint="FE"/>
         <w:insideH w:val="single" w:sz="4" w:space="0" w:color="196C24" w:themeColor="accent3" w:themeTint="FE"/>
         <w:insideV w:val="single" w:sz="4" w:space="0" w:color="196C24" w:themeColor="accent3" w:themeTint="FE"/>
       </w:tblBorders>
-      <w:tblCellMar>
-        <w:top w:w="0" w:type="dxa"/>
-        <w:left w:w="108" w:type="dxa"/>
-        <w:bottom w:w="0" w:type="dxa"/>
-        <w:right w:w="108" w:type="dxa"/>
-      </w:tblCellMar>
     </w:tblPr>
     <w:tblStylePr w:type="firstRow">
       <w:rPr>
@@ -4049,18 +4343,11 @@
     <w:tblPr>
       <w:tblStyleRowBandSize w:val="1"/>
       <w:tblStyleColBandSize w:val="1"/>
-      <w:tblInd w:w="0" w:type="dxa"/>
       <w:tblBorders>
         <w:bottom w:val="single" w:sz="4" w:space="0" w:color="5FCAF3" w:themeColor="accent4" w:themeTint="9A"/>
         <w:insideH w:val="single" w:sz="4" w:space="0" w:color="5FCAF3" w:themeColor="accent4" w:themeTint="9A"/>
         <w:insideV w:val="single" w:sz="4" w:space="0" w:color="5FCAF3" w:themeColor="accent4" w:themeTint="9A"/>
       </w:tblBorders>
-      <w:tblCellMar>
-        <w:top w:w="0" w:type="dxa"/>
-        <w:left w:w="108" w:type="dxa"/>
-        <w:bottom w:w="0" w:type="dxa"/>
-        <w:right w:w="108" w:type="dxa"/>
-      </w:tblCellMar>
     </w:tblPr>
     <w:tblStylePr w:type="firstRow">
       <w:rPr>
@@ -4140,18 +4427,11 @@
     <w:tblPr>
       <w:tblStyleRowBandSize w:val="1"/>
       <w:tblStyleColBandSize w:val="1"/>
-      <w:tblInd w:w="0" w:type="dxa"/>
       <w:tblBorders>
         <w:bottom w:val="single" w:sz="4" w:space="0" w:color="A02B93" w:themeColor="accent5"/>
         <w:insideH w:val="single" w:sz="4" w:space="0" w:color="A02B93" w:themeColor="accent5"/>
         <w:insideV w:val="single" w:sz="4" w:space="0" w:color="A02B93" w:themeColor="accent5"/>
       </w:tblBorders>
-      <w:tblCellMar>
-        <w:top w:w="0" w:type="dxa"/>
-        <w:left w:w="108" w:type="dxa"/>
-        <w:bottom w:w="0" w:type="dxa"/>
-        <w:right w:w="108" w:type="dxa"/>
-      </w:tblCellMar>
     </w:tblPr>
     <w:tblStylePr w:type="firstRow">
       <w:rPr>
@@ -4231,18 +4511,11 @@
     <w:tblPr>
       <w:tblStyleRowBandSize w:val="1"/>
       <w:tblStyleColBandSize w:val="1"/>
-      <w:tblInd w:w="0" w:type="dxa"/>
       <w:tblBorders>
         <w:bottom w:val="single" w:sz="4" w:space="0" w:color="4EA72E" w:themeColor="accent6"/>
         <w:insideH w:val="single" w:sz="4" w:space="0" w:color="4EA72E" w:themeColor="accent6"/>
         <w:insideV w:val="single" w:sz="4" w:space="0" w:color="4EA72E" w:themeColor="accent6"/>
       </w:tblBorders>
-      <w:tblCellMar>
-        <w:top w:w="0" w:type="dxa"/>
-        <w:left w:w="108" w:type="dxa"/>
-        <w:bottom w:w="0" w:type="dxa"/>
-        <w:right w:w="108" w:type="dxa"/>
-      </w:tblCellMar>
     </w:tblPr>
     <w:tblStylePr w:type="firstRow">
       <w:rPr>
@@ -4311,8 +4584,8 @@
       </w:tcPr>
     </w:tblStylePr>
   </w:style>
-  <w:style w:type="table" w:customStyle="1" w:styleId="GridTable3">
-    <w:name w:val="Grid Table 3"/>
+  <w:style w:type="table" w:customStyle="1" w:styleId="-31">
+    <w:name w:val="Таблица-сетка 31"/>
     <w:basedOn w:val="a1"/>
     <w:uiPriority w:val="99"/>
     <w:rsid w:val="0006470D"/>
@@ -4322,18 +4595,11 @@
     <w:tblPr>
       <w:tblStyleRowBandSize w:val="1"/>
       <w:tblStyleColBandSize w:val="1"/>
-      <w:tblInd w:w="0" w:type="dxa"/>
       <w:tblBorders>
         <w:bottom w:val="single" w:sz="4" w:space="0" w:color="6A6A6A" w:themeColor="text1" w:themeTint="95"/>
         <w:insideH w:val="single" w:sz="4" w:space="0" w:color="6A6A6A" w:themeColor="text1" w:themeTint="95"/>
         <w:insideV w:val="single" w:sz="4" w:space="0" w:color="6A6A6A" w:themeColor="text1" w:themeTint="95"/>
       </w:tblBorders>
-      <w:tblCellMar>
-        <w:top w:w="0" w:type="dxa"/>
-        <w:left w:w="108" w:type="dxa"/>
-        <w:bottom w:w="0" w:type="dxa"/>
-        <w:right w:w="108" w:type="dxa"/>
-      </w:tblCellMar>
     </w:tblPr>
     <w:tblStylePr w:type="firstRow">
       <w:rPr>
@@ -4436,18 +4702,11 @@
     <w:tblPr>
       <w:tblStyleRowBandSize w:val="1"/>
       <w:tblStyleColBandSize w:val="1"/>
-      <w:tblInd w:w="0" w:type="dxa"/>
       <w:tblBorders>
         <w:bottom w:val="single" w:sz="4" w:space="0" w:color="19729B" w:themeColor="accent1" w:themeTint="EA"/>
         <w:insideH w:val="single" w:sz="4" w:space="0" w:color="19729B" w:themeColor="accent1" w:themeTint="EA"/>
         <w:insideV w:val="single" w:sz="4" w:space="0" w:color="19729B" w:themeColor="accent1" w:themeTint="EA"/>
       </w:tblBorders>
-      <w:tblCellMar>
-        <w:top w:w="0" w:type="dxa"/>
-        <w:left w:w="108" w:type="dxa"/>
-        <w:bottom w:w="0" w:type="dxa"/>
-        <w:right w:w="108" w:type="dxa"/>
-      </w:tblCellMar>
     </w:tblPr>
     <w:tblStylePr w:type="firstRow">
       <w:rPr>
@@ -4550,18 +4809,11 @@
     <w:tblPr>
       <w:tblStyleRowBandSize w:val="1"/>
       <w:tblStyleColBandSize w:val="1"/>
-      <w:tblInd w:w="0" w:type="dxa"/>
       <w:tblBorders>
         <w:bottom w:val="single" w:sz="4" w:space="0" w:color="F2AA85" w:themeColor="accent2" w:themeTint="97"/>
         <w:insideH w:val="single" w:sz="4" w:space="0" w:color="F2AA85" w:themeColor="accent2" w:themeTint="97"/>
         <w:insideV w:val="single" w:sz="4" w:space="0" w:color="F2AA85" w:themeColor="accent2" w:themeTint="97"/>
       </w:tblBorders>
-      <w:tblCellMar>
-        <w:top w:w="0" w:type="dxa"/>
-        <w:left w:w="108" w:type="dxa"/>
-        <w:bottom w:w="0" w:type="dxa"/>
-        <w:right w:w="108" w:type="dxa"/>
-      </w:tblCellMar>
     </w:tblPr>
     <w:tblStylePr w:type="firstRow">
       <w:rPr>
@@ -4664,18 +4916,11 @@
     <w:tblPr>
       <w:tblStyleRowBandSize w:val="1"/>
       <w:tblStyleColBandSize w:val="1"/>
-      <w:tblInd w:w="0" w:type="dxa"/>
       <w:tblBorders>
         <w:bottom w:val="single" w:sz="4" w:space="0" w:color="196C24" w:themeColor="accent3" w:themeTint="FE"/>
         <w:insideH w:val="single" w:sz="4" w:space="0" w:color="196C24" w:themeColor="accent3" w:themeTint="FE"/>
         <w:insideV w:val="single" w:sz="4" w:space="0" w:color="196C24" w:themeColor="accent3" w:themeTint="FE"/>
       </w:tblBorders>
-      <w:tblCellMar>
-        <w:top w:w="0" w:type="dxa"/>
-        <w:left w:w="108" w:type="dxa"/>
-        <w:bottom w:w="0" w:type="dxa"/>
-        <w:right w:w="108" w:type="dxa"/>
-      </w:tblCellMar>
     </w:tblPr>
     <w:tblStylePr w:type="firstRow">
       <w:rPr>
@@ -4778,18 +5023,11 @@
     <w:tblPr>
       <w:tblStyleRowBandSize w:val="1"/>
       <w:tblStyleColBandSize w:val="1"/>
-      <w:tblInd w:w="0" w:type="dxa"/>
       <w:tblBorders>
         <w:bottom w:val="single" w:sz="4" w:space="0" w:color="5FCAF3" w:themeColor="accent4" w:themeTint="9A"/>
         <w:insideH w:val="single" w:sz="4" w:space="0" w:color="5FCAF3" w:themeColor="accent4" w:themeTint="9A"/>
         <w:insideV w:val="single" w:sz="4" w:space="0" w:color="5FCAF3" w:themeColor="accent4" w:themeTint="9A"/>
       </w:tblBorders>
-      <w:tblCellMar>
-        <w:top w:w="0" w:type="dxa"/>
-        <w:left w:w="108" w:type="dxa"/>
-        <w:bottom w:w="0" w:type="dxa"/>
-        <w:right w:w="108" w:type="dxa"/>
-      </w:tblCellMar>
     </w:tblPr>
     <w:tblStylePr w:type="firstRow">
       <w:rPr>
@@ -4892,18 +5130,11 @@
     <w:tblPr>
       <w:tblStyleRowBandSize w:val="1"/>
       <w:tblStyleColBandSize w:val="1"/>
-      <w:tblInd w:w="0" w:type="dxa"/>
       <w:tblBorders>
         <w:bottom w:val="single" w:sz="4" w:space="0" w:color="A02B93" w:themeColor="accent5"/>
         <w:insideH w:val="single" w:sz="4" w:space="0" w:color="A02B93" w:themeColor="accent5"/>
         <w:insideV w:val="single" w:sz="4" w:space="0" w:color="A02B93" w:themeColor="accent5"/>
       </w:tblBorders>
-      <w:tblCellMar>
-        <w:top w:w="0" w:type="dxa"/>
-        <w:left w:w="108" w:type="dxa"/>
-        <w:bottom w:w="0" w:type="dxa"/>
-        <w:right w:w="108" w:type="dxa"/>
-      </w:tblCellMar>
     </w:tblPr>
     <w:tblStylePr w:type="firstRow">
       <w:rPr>
@@ -5006,18 +5237,11 @@
     <w:tblPr>
       <w:tblStyleRowBandSize w:val="1"/>
       <w:tblStyleColBandSize w:val="1"/>
-      <w:tblInd w:w="0" w:type="dxa"/>
       <w:tblBorders>
         <w:bottom w:val="single" w:sz="4" w:space="0" w:color="4EA72E" w:themeColor="accent6"/>
         <w:insideH w:val="single" w:sz="4" w:space="0" w:color="4EA72E" w:themeColor="accent6"/>
         <w:insideV w:val="single" w:sz="4" w:space="0" w:color="4EA72E" w:themeColor="accent6"/>
       </w:tblBorders>
-      <w:tblCellMar>
-        <w:top w:w="0" w:type="dxa"/>
-        <w:left w:w="108" w:type="dxa"/>
-        <w:bottom w:w="0" w:type="dxa"/>
-        <w:right w:w="108" w:type="dxa"/>
-      </w:tblCellMar>
     </w:tblPr>
     <w:tblStylePr w:type="firstRow">
       <w:rPr>
@@ -5109,8 +5333,8 @@
       </w:tcPr>
     </w:tblStylePr>
   </w:style>
-  <w:style w:type="table" w:customStyle="1" w:styleId="GridTable4">
-    <w:name w:val="Grid Table 4"/>
+  <w:style w:type="table" w:customStyle="1" w:styleId="-41">
+    <w:name w:val="Таблица-сетка 41"/>
     <w:basedOn w:val="a1"/>
     <w:uiPriority w:val="59"/>
     <w:rsid w:val="0006470D"/>
@@ -5120,7 +5344,6 @@
     <w:tblPr>
       <w:tblStyleRowBandSize w:val="1"/>
       <w:tblStyleColBandSize w:val="1"/>
-      <w:tblInd w:w="0" w:type="dxa"/>
       <w:tblBorders>
         <w:top w:val="single" w:sz="4" w:space="0" w:color="6F6F6F" w:themeColor="text1" w:themeTint="90"/>
         <w:left w:val="single" w:sz="4" w:space="0" w:color="6F6F6F" w:themeColor="text1" w:themeTint="90"/>
@@ -5129,12 +5352,6 @@
         <w:insideH w:val="single" w:sz="4" w:space="0" w:color="6F6F6F" w:themeColor="text1" w:themeTint="90"/>
         <w:insideV w:val="single" w:sz="4" w:space="0" w:color="6F6F6F" w:themeColor="text1" w:themeTint="90"/>
       </w:tblBorders>
-      <w:tblCellMar>
-        <w:top w:w="0" w:type="dxa"/>
-        <w:left w:w="108" w:type="dxa"/>
-        <w:bottom w:w="0" w:type="dxa"/>
-        <w:right w:w="108" w:type="dxa"/>
-      </w:tblCellMar>
     </w:tblPr>
     <w:tblStylePr w:type="firstRow">
       <w:rPr>
@@ -5212,7 +5429,6 @@
     <w:tblPr>
       <w:tblStyleRowBandSize w:val="1"/>
       <w:tblStyleColBandSize w:val="1"/>
-      <w:tblInd w:w="0" w:type="dxa"/>
       <w:tblBorders>
         <w:top w:val="single" w:sz="4" w:space="0" w:color="50B4E2" w:themeColor="accent1" w:themeTint="90"/>
         <w:left w:val="single" w:sz="4" w:space="0" w:color="50B4E2" w:themeColor="accent1" w:themeTint="90"/>
@@ -5221,12 +5437,6 @@
         <w:insideH w:val="single" w:sz="4" w:space="0" w:color="50B4E2" w:themeColor="accent1" w:themeTint="90"/>
         <w:insideV w:val="single" w:sz="4" w:space="0" w:color="50B4E2" w:themeColor="accent1" w:themeTint="90"/>
       </w:tblBorders>
-      <w:tblCellMar>
-        <w:top w:w="0" w:type="dxa"/>
-        <w:left w:w="108" w:type="dxa"/>
-        <w:bottom w:w="0" w:type="dxa"/>
-        <w:right w:w="108" w:type="dxa"/>
-      </w:tblCellMar>
     </w:tblPr>
     <w:tblStylePr w:type="firstRow">
       <w:rPr>
@@ -5304,7 +5514,6 @@
     <w:tblPr>
       <w:tblStyleRowBandSize w:val="1"/>
       <w:tblStyleColBandSize w:val="1"/>
-      <w:tblInd w:w="0" w:type="dxa"/>
       <w:tblBorders>
         <w:top w:val="single" w:sz="4" w:space="0" w:color="F2AE8B" w:themeColor="accent2" w:themeTint="90"/>
         <w:left w:val="single" w:sz="4" w:space="0" w:color="F2AE8B" w:themeColor="accent2" w:themeTint="90"/>
@@ -5313,12 +5522,6 @@
         <w:insideH w:val="single" w:sz="4" w:space="0" w:color="F2AE8B" w:themeColor="accent2" w:themeTint="90"/>
         <w:insideV w:val="single" w:sz="4" w:space="0" w:color="F2AE8B" w:themeColor="accent2" w:themeTint="90"/>
       </w:tblBorders>
-      <w:tblCellMar>
-        <w:top w:w="0" w:type="dxa"/>
-        <w:left w:w="108" w:type="dxa"/>
-        <w:bottom w:w="0" w:type="dxa"/>
-        <w:right w:w="108" w:type="dxa"/>
-      </w:tblCellMar>
     </w:tblPr>
     <w:tblStylePr w:type="firstRow">
       <w:rPr>
@@ -5396,7 +5599,6 @@
     <w:tblPr>
       <w:tblStyleRowBandSize w:val="1"/>
       <w:tblStyleColBandSize w:val="1"/>
-      <w:tblInd w:w="0" w:type="dxa"/>
       <w:tblBorders>
         <w:top w:val="single" w:sz="4" w:space="0" w:color="51D663" w:themeColor="accent3" w:themeTint="90"/>
         <w:left w:val="single" w:sz="4" w:space="0" w:color="51D663" w:themeColor="accent3" w:themeTint="90"/>
@@ -5405,12 +5607,6 @@
         <w:insideH w:val="single" w:sz="4" w:space="0" w:color="51D663" w:themeColor="accent3" w:themeTint="90"/>
         <w:insideV w:val="single" w:sz="4" w:space="0" w:color="51D663" w:themeColor="accent3" w:themeTint="90"/>
       </w:tblBorders>
-      <w:tblCellMar>
-        <w:top w:w="0" w:type="dxa"/>
-        <w:left w:w="108" w:type="dxa"/>
-        <w:bottom w:w="0" w:type="dxa"/>
-        <w:right w:w="108" w:type="dxa"/>
-      </w:tblCellMar>
     </w:tblPr>
     <w:tblStylePr w:type="firstRow">
       <w:rPr>
@@ -5488,7 +5684,6 @@
     <w:tblPr>
       <w:tblStyleRowBandSize w:val="1"/>
       <w:tblStyleColBandSize w:val="1"/>
-      <w:tblInd w:w="0" w:type="dxa"/>
       <w:tblBorders>
         <w:top w:val="single" w:sz="4" w:space="0" w:color="6ACDF4" w:themeColor="accent4" w:themeTint="90"/>
         <w:left w:val="single" w:sz="4" w:space="0" w:color="6ACDF4" w:themeColor="accent4" w:themeTint="90"/>
@@ -5497,12 +5692,6 @@
         <w:insideH w:val="single" w:sz="4" w:space="0" w:color="6ACDF4" w:themeColor="accent4" w:themeTint="90"/>
         <w:insideV w:val="single" w:sz="4" w:space="0" w:color="6ACDF4" w:themeColor="accent4" w:themeTint="90"/>
       </w:tblBorders>
-      <w:tblCellMar>
-        <w:top w:w="0" w:type="dxa"/>
-        <w:left w:w="108" w:type="dxa"/>
-        <w:bottom w:w="0" w:type="dxa"/>
-        <w:right w:w="108" w:type="dxa"/>
-      </w:tblCellMar>
     </w:tblPr>
     <w:tblStylePr w:type="firstRow">
       <w:rPr>
@@ -5580,7 +5769,6 @@
     <w:tblPr>
       <w:tblStyleRowBandSize w:val="1"/>
       <w:tblStyleColBandSize w:val="1"/>
-      <w:tblInd w:w="0" w:type="dxa"/>
       <w:tblBorders>
         <w:top w:val="single" w:sz="4" w:space="0" w:color="DA76CE" w:themeColor="accent5" w:themeTint="90"/>
         <w:left w:val="single" w:sz="4" w:space="0" w:color="DA76CE" w:themeColor="accent5" w:themeTint="90"/>
@@ -5589,12 +5777,6 @@
         <w:insideH w:val="single" w:sz="4" w:space="0" w:color="DA76CE" w:themeColor="accent5" w:themeTint="90"/>
         <w:insideV w:val="single" w:sz="4" w:space="0" w:color="DA76CE" w:themeColor="accent5" w:themeTint="90"/>
       </w:tblBorders>
-      <w:tblCellMar>
-        <w:top w:w="0" w:type="dxa"/>
-        <w:left w:w="108" w:type="dxa"/>
-        <w:bottom w:w="0" w:type="dxa"/>
-        <w:right w:w="108" w:type="dxa"/>
-      </w:tblCellMar>
     </w:tblPr>
     <w:tblStylePr w:type="firstRow">
       <w:rPr>
@@ -5672,7 +5854,6 @@
     <w:tblPr>
       <w:tblStyleRowBandSize w:val="1"/>
       <w:tblStyleColBandSize w:val="1"/>
-      <w:tblInd w:w="0" w:type="dxa"/>
       <w:tblBorders>
         <w:top w:val="single" w:sz="4" w:space="0" w:color="94DA7B" w:themeColor="accent6" w:themeTint="90"/>
         <w:left w:val="single" w:sz="4" w:space="0" w:color="94DA7B" w:themeColor="accent6" w:themeTint="90"/>
@@ -5681,12 +5862,6 @@
         <w:insideH w:val="single" w:sz="4" w:space="0" w:color="94DA7B" w:themeColor="accent6" w:themeTint="90"/>
         <w:insideV w:val="single" w:sz="4" w:space="0" w:color="94DA7B" w:themeColor="accent6" w:themeTint="90"/>
       </w:tblBorders>
-      <w:tblCellMar>
-        <w:top w:w="0" w:type="dxa"/>
-        <w:left w:w="108" w:type="dxa"/>
-        <w:bottom w:w="0" w:type="dxa"/>
-        <w:right w:w="108" w:type="dxa"/>
-      </w:tblCellMar>
     </w:tblPr>
     <w:tblStylePr w:type="firstRow">
       <w:rPr>
@@ -5753,8 +5928,8 @@
       </w:tcPr>
     </w:tblStylePr>
   </w:style>
-  <w:style w:type="table" w:customStyle="1" w:styleId="GridTable5Dark">
-    <w:name w:val="Grid Table 5 Dark"/>
+  <w:style w:type="table" w:customStyle="1" w:styleId="-51">
+    <w:name w:val="Таблица-сетка 5 темная1"/>
     <w:basedOn w:val="a1"/>
     <w:uiPriority w:val="99"/>
     <w:rsid w:val="0006470D"/>
@@ -5764,7 +5939,6 @@
     <w:tblPr>
       <w:tblStyleRowBandSize w:val="1"/>
       <w:tblStyleColBandSize w:val="1"/>
-      <w:tblInd w:w="0" w:type="dxa"/>
       <w:tblBorders>
         <w:top w:val="single" w:sz="4" w:space="0" w:color="FFFFFF" w:themeColor="light1"/>
         <w:left w:val="single" w:sz="4" w:space="0" w:color="FFFFFF" w:themeColor="light1"/>
@@ -5774,12 +5948,6 @@
         <w:insideV w:val="single" w:sz="4" w:space="0" w:color="FFFFFF" w:themeColor="light1"/>
       </w:tblBorders>
       <w:shd w:val="clear" w:color="BFBFBF" w:themeColor="text1" w:themeTint="40" w:fill="BFBFBF" w:themeFill="text1" w:themeFillTint="40"/>
-      <w:tblCellMar>
-        <w:top w:w="0" w:type="dxa"/>
-        <w:left w:w="108" w:type="dxa"/>
-        <w:bottom w:w="0" w:type="dxa"/>
-        <w:right w:w="108" w:type="dxa"/>
-      </w:tblCellMar>
     </w:tblPr>
     <w:tblStylePr w:type="firstRow">
       <w:rPr>
@@ -5856,7 +6024,6 @@
     <w:tblPr>
       <w:tblStyleRowBandSize w:val="1"/>
       <w:tblStyleColBandSize w:val="1"/>
-      <w:tblInd w:w="0" w:type="dxa"/>
       <w:tblBorders>
         <w:top w:val="single" w:sz="4" w:space="0" w:color="FFFFFF" w:themeColor="light1"/>
         <w:left w:val="single" w:sz="4" w:space="0" w:color="FFFFFF" w:themeColor="light1"/>
@@ -5866,12 +6033,6 @@
         <w:insideV w:val="single" w:sz="4" w:space="0" w:color="FFFFFF" w:themeColor="light1"/>
       </w:tblBorders>
       <w:shd w:val="clear" w:color="BFE4F4" w:themeColor="accent1" w:themeTint="34" w:fill="BFE4F4" w:themeFill="accent1" w:themeFillTint="34"/>
-      <w:tblCellMar>
-        <w:top w:w="0" w:type="dxa"/>
-        <w:left w:w="108" w:type="dxa"/>
-        <w:bottom w:w="0" w:type="dxa"/>
-        <w:right w:w="108" w:type="dxa"/>
-      </w:tblCellMar>
     </w:tblPr>
     <w:tblStylePr w:type="firstRow">
       <w:rPr>
@@ -5948,7 +6109,6 @@
     <w:tblPr>
       <w:tblStyleRowBandSize w:val="1"/>
       <w:tblStyleColBandSize w:val="1"/>
-      <w:tblInd w:w="0" w:type="dxa"/>
       <w:tblBorders>
         <w:top w:val="single" w:sz="4" w:space="0" w:color="FFFFFF" w:themeColor="light1"/>
         <w:left w:val="single" w:sz="4" w:space="0" w:color="FFFFFF" w:themeColor="light1"/>
@@ -5958,12 +6118,6 @@
         <w:insideV w:val="single" w:sz="4" w:space="0" w:color="FFFFFF" w:themeColor="light1"/>
       </w:tblBorders>
       <w:shd w:val="clear" w:color="FAE2D6" w:themeColor="accent2" w:themeTint="32" w:fill="FAE2D6" w:themeFill="accent2" w:themeFillTint="32"/>
-      <w:tblCellMar>
-        <w:top w:w="0" w:type="dxa"/>
-        <w:left w:w="108" w:type="dxa"/>
-        <w:bottom w:w="0" w:type="dxa"/>
-        <w:right w:w="108" w:type="dxa"/>
-      </w:tblCellMar>
     </w:tblPr>
     <w:tblStylePr w:type="firstRow">
       <w:rPr>
@@ -6040,7 +6194,6 @@
     <w:tblPr>
       <w:tblStyleRowBandSize w:val="1"/>
       <w:tblStyleColBandSize w:val="1"/>
-      <w:tblInd w:w="0" w:type="dxa"/>
       <w:tblBorders>
         <w:top w:val="single" w:sz="4" w:space="0" w:color="FFFFFF" w:themeColor="light1"/>
         <w:left w:val="single" w:sz="4" w:space="0" w:color="FFFFFF" w:themeColor="light1"/>
@@ -6050,12 +6203,6 @@
         <w:insideV w:val="single" w:sz="4" w:space="0" w:color="FFFFFF" w:themeColor="light1"/>
       </w:tblBorders>
       <w:shd w:val="clear" w:color="C0F0C6" w:themeColor="accent3" w:themeTint="34" w:fill="C0F0C6" w:themeFill="accent3" w:themeFillTint="34"/>
-      <w:tblCellMar>
-        <w:top w:w="0" w:type="dxa"/>
-        <w:left w:w="108" w:type="dxa"/>
-        <w:bottom w:w="0" w:type="dxa"/>
-        <w:right w:w="108" w:type="dxa"/>
-      </w:tblCellMar>
     </w:tblPr>
     <w:tblStylePr w:type="firstRow">
       <w:rPr>
@@ -6132,7 +6279,6 @@
     <w:tblPr>
       <w:tblStyleRowBandSize w:val="1"/>
       <w:tblStyleColBandSize w:val="1"/>
-      <w:tblInd w:w="0" w:type="dxa"/>
       <w:tblBorders>
         <w:top w:val="single" w:sz="4" w:space="0" w:color="FFFFFF" w:themeColor="light1"/>
         <w:left w:val="single" w:sz="4" w:space="0" w:color="FFFFFF" w:themeColor="light1"/>
@@ -6142,12 +6288,6 @@
         <w:insideV w:val="single" w:sz="4" w:space="0" w:color="FFFFFF" w:themeColor="light1"/>
       </w:tblBorders>
       <w:shd w:val="clear" w:color="C9EDFB" w:themeColor="accent4" w:themeTint="34" w:fill="C9EDFB" w:themeFill="accent4" w:themeFillTint="34"/>
-      <w:tblCellMar>
-        <w:top w:w="0" w:type="dxa"/>
-        <w:left w:w="108" w:type="dxa"/>
-        <w:bottom w:w="0" w:type="dxa"/>
-        <w:right w:w="108" w:type="dxa"/>
-      </w:tblCellMar>
     </w:tblPr>
     <w:tblStylePr w:type="firstRow">
       <w:rPr>
@@ -6224,7 +6364,6 @@
     <w:tblPr>
       <w:tblStyleRowBandSize w:val="1"/>
       <w:tblStyleColBandSize w:val="1"/>
-      <w:tblInd w:w="0" w:type="dxa"/>
       <w:tblBorders>
         <w:top w:val="single" w:sz="4" w:space="0" w:color="FFFFFF" w:themeColor="light1"/>
         <w:left w:val="single" w:sz="4" w:space="0" w:color="FFFFFF" w:themeColor="light1"/>
@@ -6234,12 +6373,6 @@
         <w:insideV w:val="single" w:sz="4" w:space="0" w:color="FFFFFF" w:themeColor="light1"/>
       </w:tblBorders>
       <w:shd w:val="clear" w:color="F1CDED" w:themeColor="accent5" w:themeTint="34" w:fill="F1CDED" w:themeFill="accent5" w:themeFillTint="34"/>
-      <w:tblCellMar>
-        <w:top w:w="0" w:type="dxa"/>
-        <w:left w:w="108" w:type="dxa"/>
-        <w:bottom w:w="0" w:type="dxa"/>
-        <w:right w:w="108" w:type="dxa"/>
-      </w:tblCellMar>
     </w:tblPr>
     <w:tblStylePr w:type="firstRow">
       <w:rPr>
@@ -6316,7 +6449,6 @@
     <w:tblPr>
       <w:tblStyleRowBandSize w:val="1"/>
       <w:tblStyleColBandSize w:val="1"/>
-      <w:tblInd w:w="0" w:type="dxa"/>
       <w:tblBorders>
         <w:top w:val="single" w:sz="4" w:space="0" w:color="FFFFFF" w:themeColor="light1"/>
         <w:left w:val="single" w:sz="4" w:space="0" w:color="FFFFFF" w:themeColor="light1"/>
@@ -6326,12 +6458,6 @@
         <w:insideV w:val="single" w:sz="4" w:space="0" w:color="FFFFFF" w:themeColor="light1"/>
       </w:tblBorders>
       <w:shd w:val="clear" w:color="D8F2CF" w:themeColor="accent6" w:themeTint="34" w:fill="D8F2CF" w:themeFill="accent6" w:themeFillTint="34"/>
-      <w:tblCellMar>
-        <w:top w:w="0" w:type="dxa"/>
-        <w:left w:w="108" w:type="dxa"/>
-        <w:bottom w:w="0" w:type="dxa"/>
-        <w:right w:w="108" w:type="dxa"/>
-      </w:tblCellMar>
     </w:tblPr>
     <w:tblStylePr w:type="firstRow">
       <w:rPr>
@@ -6397,8 +6523,8 @@
       </w:tcPr>
     </w:tblStylePr>
   </w:style>
-  <w:style w:type="table" w:customStyle="1" w:styleId="GridTable6Colorful">
-    <w:name w:val="Grid Table 6 Colorful"/>
+  <w:style w:type="table" w:customStyle="1" w:styleId="-61">
+    <w:name w:val="Таблица-сетка 6 цветная1"/>
     <w:basedOn w:val="a1"/>
     <w:uiPriority w:val="99"/>
     <w:rsid w:val="0006470D"/>
@@ -6408,7 +6534,6 @@
     <w:tblPr>
       <w:tblStyleRowBandSize w:val="1"/>
       <w:tblStyleColBandSize w:val="1"/>
-      <w:tblInd w:w="0" w:type="dxa"/>
       <w:tblBorders>
         <w:top w:val="single" w:sz="4" w:space="0" w:color="7F7F7F" w:themeColor="text1" w:themeTint="80"/>
         <w:left w:val="single" w:sz="4" w:space="0" w:color="7F7F7F" w:themeColor="text1" w:themeTint="80"/>
@@ -6417,12 +6542,6 @@
         <w:insideH w:val="single" w:sz="4" w:space="0" w:color="7F7F7F" w:themeColor="text1" w:themeTint="80"/>
         <w:insideV w:val="single" w:sz="4" w:space="0" w:color="7F7F7F" w:themeColor="text1" w:themeTint="80"/>
       </w:tblBorders>
-      <w:tblCellMar>
-        <w:top w:w="0" w:type="dxa"/>
-        <w:left w:w="108" w:type="dxa"/>
-        <w:bottom w:w="0" w:type="dxa"/>
-        <w:right w:w="108" w:type="dxa"/>
-      </w:tblCellMar>
     </w:tblPr>
     <w:tblStylePr w:type="firstRow">
       <w:rPr>
@@ -6490,7 +6609,6 @@
     <w:tblPr>
       <w:tblStyleRowBandSize w:val="1"/>
       <w:tblStyleColBandSize w:val="1"/>
-      <w:tblInd w:w="0" w:type="dxa"/>
       <w:tblBorders>
         <w:top w:val="single" w:sz="4" w:space="0" w:color="63BDE6" w:themeColor="accent1" w:themeTint="80"/>
         <w:left w:val="single" w:sz="4" w:space="0" w:color="63BDE6" w:themeColor="accent1" w:themeTint="80"/>
@@ -6499,12 +6617,6 @@
         <w:insideH w:val="single" w:sz="4" w:space="0" w:color="63BDE6" w:themeColor="accent1" w:themeTint="80"/>
         <w:insideV w:val="single" w:sz="4" w:space="0" w:color="63BDE6" w:themeColor="accent1" w:themeTint="80"/>
       </w:tblBorders>
-      <w:tblCellMar>
-        <w:top w:w="0" w:type="dxa"/>
-        <w:left w:w="108" w:type="dxa"/>
-        <w:bottom w:w="0" w:type="dxa"/>
-        <w:right w:w="108" w:type="dxa"/>
-      </w:tblCellMar>
     </w:tblPr>
     <w:tblStylePr w:type="firstRow">
       <w:rPr>
@@ -6572,7 +6684,6 @@
     <w:tblPr>
       <w:tblStyleRowBandSize w:val="1"/>
       <w:tblStyleColBandSize w:val="1"/>
-      <w:tblInd w:w="0" w:type="dxa"/>
       <w:tblBorders>
         <w:top w:val="single" w:sz="4" w:space="0" w:color="F2AA85" w:themeColor="accent2" w:themeTint="97"/>
         <w:left w:val="single" w:sz="4" w:space="0" w:color="F2AA85" w:themeColor="accent2" w:themeTint="97"/>
@@ -6581,12 +6692,6 @@
         <w:insideH w:val="single" w:sz="4" w:space="0" w:color="F2AA85" w:themeColor="accent2" w:themeTint="97"/>
         <w:insideV w:val="single" w:sz="4" w:space="0" w:color="F2AA85" w:themeColor="accent2" w:themeTint="97"/>
       </w:tblBorders>
-      <w:tblCellMar>
-        <w:top w:w="0" w:type="dxa"/>
-        <w:left w:w="108" w:type="dxa"/>
-        <w:bottom w:w="0" w:type="dxa"/>
-        <w:right w:w="108" w:type="dxa"/>
-      </w:tblCellMar>
     </w:tblPr>
     <w:tblStylePr w:type="firstRow">
       <w:rPr>
@@ -6654,7 +6759,6 @@
     <w:tblPr>
       <w:tblStyleRowBandSize w:val="1"/>
       <w:tblStyleColBandSize w:val="1"/>
-      <w:tblInd w:w="0" w:type="dxa"/>
       <w:tblBorders>
         <w:top w:val="single" w:sz="4" w:space="0" w:color="196C24" w:themeColor="accent3" w:themeTint="FE"/>
         <w:left w:val="single" w:sz="4" w:space="0" w:color="196C24" w:themeColor="accent3" w:themeTint="FE"/>
@@ -6663,12 +6767,6 @@
         <w:insideH w:val="single" w:sz="4" w:space="0" w:color="196C24" w:themeColor="accent3" w:themeTint="FE"/>
         <w:insideV w:val="single" w:sz="4" w:space="0" w:color="196C24" w:themeColor="accent3" w:themeTint="FE"/>
       </w:tblBorders>
-      <w:tblCellMar>
-        <w:top w:w="0" w:type="dxa"/>
-        <w:left w:w="108" w:type="dxa"/>
-        <w:bottom w:w="0" w:type="dxa"/>
-        <w:right w:w="108" w:type="dxa"/>
-      </w:tblCellMar>
     </w:tblPr>
     <w:tblStylePr w:type="firstRow">
       <w:rPr>
@@ -6736,7 +6834,6 @@
     <w:tblPr>
       <w:tblStyleRowBandSize w:val="1"/>
       <w:tblStyleColBandSize w:val="1"/>
-      <w:tblInd w:w="0" w:type="dxa"/>
       <w:tblBorders>
         <w:top w:val="single" w:sz="4" w:space="0" w:color="5FCAF3" w:themeColor="accent4" w:themeTint="9A"/>
         <w:left w:val="single" w:sz="4" w:space="0" w:color="5FCAF3" w:themeColor="accent4" w:themeTint="9A"/>
@@ -6745,12 +6842,6 @@
         <w:insideH w:val="single" w:sz="4" w:space="0" w:color="5FCAF3" w:themeColor="accent4" w:themeTint="9A"/>
         <w:insideV w:val="single" w:sz="4" w:space="0" w:color="5FCAF3" w:themeColor="accent4" w:themeTint="9A"/>
       </w:tblBorders>
-      <w:tblCellMar>
-        <w:top w:w="0" w:type="dxa"/>
-        <w:left w:w="108" w:type="dxa"/>
-        <w:bottom w:w="0" w:type="dxa"/>
-        <w:right w:w="108" w:type="dxa"/>
-      </w:tblCellMar>
     </w:tblPr>
     <w:tblStylePr w:type="firstRow">
       <w:rPr>
@@ -6818,7 +6909,6 @@
     <w:tblPr>
       <w:tblStyleRowBandSize w:val="1"/>
       <w:tblStyleColBandSize w:val="1"/>
-      <w:tblInd w:w="0" w:type="dxa"/>
       <w:tblBorders>
         <w:top w:val="single" w:sz="4" w:space="0" w:color="A02B93" w:themeColor="accent5"/>
         <w:left w:val="single" w:sz="4" w:space="0" w:color="A02B93" w:themeColor="accent5"/>
@@ -6827,12 +6917,6 @@
         <w:insideH w:val="single" w:sz="4" w:space="0" w:color="A02B93" w:themeColor="accent5"/>
         <w:insideV w:val="single" w:sz="4" w:space="0" w:color="A02B93" w:themeColor="accent5"/>
       </w:tblBorders>
-      <w:tblCellMar>
-        <w:top w:w="0" w:type="dxa"/>
-        <w:left w:w="108" w:type="dxa"/>
-        <w:bottom w:w="0" w:type="dxa"/>
-        <w:right w:w="108" w:type="dxa"/>
-      </w:tblCellMar>
     </w:tblPr>
     <w:tblStylePr w:type="firstRow">
       <w:rPr>
@@ -6900,7 +6984,6 @@
     <w:tblPr>
       <w:tblStyleRowBandSize w:val="1"/>
       <w:tblStyleColBandSize w:val="1"/>
-      <w:tblInd w:w="0" w:type="dxa"/>
       <w:tblBorders>
         <w:top w:val="single" w:sz="4" w:space="0" w:color="4EA72E" w:themeColor="accent6"/>
         <w:left w:val="single" w:sz="4" w:space="0" w:color="4EA72E" w:themeColor="accent6"/>
@@ -6909,12 +6992,6 @@
         <w:insideH w:val="single" w:sz="4" w:space="0" w:color="4EA72E" w:themeColor="accent6"/>
         <w:insideV w:val="single" w:sz="4" w:space="0" w:color="4EA72E" w:themeColor="accent6"/>
       </w:tblBorders>
-      <w:tblCellMar>
-        <w:top w:w="0" w:type="dxa"/>
-        <w:left w:w="108" w:type="dxa"/>
-        <w:bottom w:w="0" w:type="dxa"/>
-        <w:right w:w="108" w:type="dxa"/>
-      </w:tblCellMar>
     </w:tblPr>
     <w:tblStylePr w:type="firstRow">
       <w:rPr>
@@ -6971,8 +7048,8 @@
       </w:rPr>
     </w:tblStylePr>
   </w:style>
-  <w:style w:type="table" w:customStyle="1" w:styleId="GridTable7Colorful">
-    <w:name w:val="Grid Table 7 Colorful"/>
+  <w:style w:type="table" w:customStyle="1" w:styleId="-71">
+    <w:name w:val="Таблица-сетка 7 цветная1"/>
     <w:basedOn w:val="a1"/>
     <w:uiPriority w:val="99"/>
     <w:rsid w:val="0006470D"/>
@@ -6982,19 +7059,12 @@
     <w:tblPr>
       <w:tblStyleRowBandSize w:val="1"/>
       <w:tblStyleColBandSize w:val="1"/>
-      <w:tblInd w:w="0" w:type="dxa"/>
       <w:tblBorders>
         <w:bottom w:val="single" w:sz="4" w:space="0" w:color="7F7F7F" w:themeColor="text1" w:themeTint="80"/>
         <w:right w:val="single" w:sz="4" w:space="0" w:color="7F7F7F" w:themeColor="text1" w:themeTint="80"/>
         <w:insideH w:val="single" w:sz="4" w:space="0" w:color="7F7F7F" w:themeColor="text1" w:themeTint="80"/>
         <w:insideV w:val="single" w:sz="4" w:space="0" w:color="7F7F7F" w:themeColor="text1" w:themeTint="80"/>
       </w:tblBorders>
-      <w:tblCellMar>
-        <w:top w:w="0" w:type="dxa"/>
-        <w:left w:w="108" w:type="dxa"/>
-        <w:bottom w:w="0" w:type="dxa"/>
-        <w:right w:w="108" w:type="dxa"/>
-      </w:tblCellMar>
     </w:tblPr>
     <w:tblStylePr w:type="firstRow">
       <w:rPr>
@@ -7074,7 +7144,7 @@
     <w:tblStylePr w:type="band1Vert">
       <w:tblPr/>
       <w:tcPr>
-        <w:shd w:val="clear" w:color="F2F2F2" w:themeColor="text1" w:themeTint="D" w:fill="F2F2F2" w:themeFill="text1" w:themeFillTint="D"/>
+        <w:shd w:val="clear" w:color="F2F2F2" w:themeColor="text1" w:themeTint="0D" w:fill="F2F2F2" w:themeFill="text1" w:themeFillTint="0D"/>
       </w:tcPr>
     </w:tblStylePr>
     <w:tblStylePr w:type="band1Horz">
@@ -7085,7 +7155,7 @@
       </w:rPr>
       <w:tblPr/>
       <w:tcPr>
-        <w:shd w:val="clear" w:color="F2F2F2" w:themeColor="text1" w:themeTint="D" w:fill="F2F2F2" w:themeFill="text1" w:themeFillTint="D"/>
+        <w:shd w:val="clear" w:color="F2F2F2" w:themeColor="text1" w:themeTint="0D" w:fill="F2F2F2" w:themeFill="text1" w:themeFillTint="0D"/>
       </w:tcPr>
     </w:tblStylePr>
     <w:tblStylePr w:type="band2Horz">
@@ -7107,19 +7177,12 @@
     <w:tblPr>
       <w:tblStyleRowBandSize w:val="1"/>
       <w:tblStyleColBandSize w:val="1"/>
-      <w:tblInd w:w="0" w:type="dxa"/>
       <w:tblBorders>
         <w:bottom w:val="single" w:sz="4" w:space="0" w:color="63BDE6" w:themeColor="accent1" w:themeTint="80"/>
         <w:right w:val="single" w:sz="4" w:space="0" w:color="63BDE6" w:themeColor="accent1" w:themeTint="80"/>
         <w:insideH w:val="single" w:sz="4" w:space="0" w:color="63BDE6" w:themeColor="accent1" w:themeTint="80"/>
         <w:insideV w:val="single" w:sz="4" w:space="0" w:color="63BDE6" w:themeColor="accent1" w:themeTint="80"/>
       </w:tblBorders>
-      <w:tblCellMar>
-        <w:top w:w="0" w:type="dxa"/>
-        <w:left w:w="108" w:type="dxa"/>
-        <w:bottom w:w="0" w:type="dxa"/>
-        <w:right w:w="108" w:type="dxa"/>
-      </w:tblCellMar>
     </w:tblPr>
     <w:tblStylePr w:type="firstRow">
       <w:rPr>
@@ -7232,19 +7295,12 @@
     <w:tblPr>
       <w:tblStyleRowBandSize w:val="1"/>
       <w:tblStyleColBandSize w:val="1"/>
-      <w:tblInd w:w="0" w:type="dxa"/>
       <w:tblBorders>
         <w:bottom w:val="single" w:sz="4" w:space="0" w:color="F2AA85" w:themeColor="accent2" w:themeTint="97"/>
         <w:right w:val="single" w:sz="4" w:space="0" w:color="F2AA85" w:themeColor="accent2" w:themeTint="97"/>
         <w:insideH w:val="single" w:sz="4" w:space="0" w:color="F2AA85" w:themeColor="accent2" w:themeTint="97"/>
         <w:insideV w:val="single" w:sz="4" w:space="0" w:color="F2AA85" w:themeColor="accent2" w:themeTint="97"/>
       </w:tblBorders>
-      <w:tblCellMar>
-        <w:top w:w="0" w:type="dxa"/>
-        <w:left w:w="108" w:type="dxa"/>
-        <w:bottom w:w="0" w:type="dxa"/>
-        <w:right w:w="108" w:type="dxa"/>
-      </w:tblCellMar>
     </w:tblPr>
     <w:tblStylePr w:type="firstRow">
       <w:rPr>
@@ -7357,19 +7413,12 @@
     <w:tblPr>
       <w:tblStyleRowBandSize w:val="1"/>
       <w:tblStyleColBandSize w:val="1"/>
-      <w:tblInd w:w="0" w:type="dxa"/>
       <w:tblBorders>
         <w:bottom w:val="single" w:sz="4" w:space="0" w:color="196C24" w:themeColor="accent3" w:themeTint="FE"/>
         <w:right w:val="single" w:sz="4" w:space="0" w:color="196C24" w:themeColor="accent3" w:themeTint="FE"/>
         <w:insideH w:val="single" w:sz="4" w:space="0" w:color="196C24" w:themeColor="accent3" w:themeTint="FE"/>
         <w:insideV w:val="single" w:sz="4" w:space="0" w:color="196C24" w:themeColor="accent3" w:themeTint="FE"/>
       </w:tblBorders>
-      <w:tblCellMar>
-        <w:top w:w="0" w:type="dxa"/>
-        <w:left w:w="108" w:type="dxa"/>
-        <w:bottom w:w="0" w:type="dxa"/>
-        <w:right w:w="108" w:type="dxa"/>
-      </w:tblCellMar>
     </w:tblPr>
     <w:tblStylePr w:type="firstRow">
       <w:rPr>
@@ -7482,19 +7531,12 @@
     <w:tblPr>
       <w:tblStyleRowBandSize w:val="1"/>
       <w:tblStyleColBandSize w:val="1"/>
-      <w:tblInd w:w="0" w:type="dxa"/>
       <w:tblBorders>
         <w:bottom w:val="single" w:sz="4" w:space="0" w:color="5FCAF3" w:themeColor="accent4" w:themeTint="9A"/>
         <w:right w:val="single" w:sz="4" w:space="0" w:color="5FCAF3" w:themeColor="accent4" w:themeTint="9A"/>
         <w:insideH w:val="single" w:sz="4" w:space="0" w:color="5FCAF3" w:themeColor="accent4" w:themeTint="9A"/>
         <w:insideV w:val="single" w:sz="4" w:space="0" w:color="5FCAF3" w:themeColor="accent4" w:themeTint="9A"/>
       </w:tblBorders>
-      <w:tblCellMar>
-        <w:top w:w="0" w:type="dxa"/>
-        <w:left w:w="108" w:type="dxa"/>
-        <w:bottom w:w="0" w:type="dxa"/>
-        <w:right w:w="108" w:type="dxa"/>
-      </w:tblCellMar>
     </w:tblPr>
     <w:tblStylePr w:type="firstRow">
       <w:rPr>
@@ -7607,19 +7649,12 @@
     <w:tblPr>
       <w:tblStyleRowBandSize w:val="1"/>
       <w:tblStyleColBandSize w:val="1"/>
-      <w:tblInd w:w="0" w:type="dxa"/>
       <w:tblBorders>
         <w:bottom w:val="single" w:sz="4" w:space="0" w:color="DA76CE" w:themeColor="accent5" w:themeTint="90"/>
         <w:right w:val="single" w:sz="4" w:space="0" w:color="DA76CE" w:themeColor="accent5" w:themeTint="90"/>
         <w:insideH w:val="single" w:sz="4" w:space="0" w:color="DA76CE" w:themeColor="accent5" w:themeTint="90"/>
         <w:insideV w:val="single" w:sz="4" w:space="0" w:color="DA76CE" w:themeColor="accent5" w:themeTint="90"/>
       </w:tblBorders>
-      <w:tblCellMar>
-        <w:top w:w="0" w:type="dxa"/>
-        <w:left w:w="108" w:type="dxa"/>
-        <w:bottom w:w="0" w:type="dxa"/>
-        <w:right w:w="108" w:type="dxa"/>
-      </w:tblCellMar>
     </w:tblPr>
     <w:tblStylePr w:type="firstRow">
       <w:rPr>
@@ -7732,19 +7767,12 @@
     <w:tblPr>
       <w:tblStyleRowBandSize w:val="1"/>
       <w:tblStyleColBandSize w:val="1"/>
-      <w:tblInd w:w="0" w:type="dxa"/>
       <w:tblBorders>
         <w:bottom w:val="single" w:sz="4" w:space="0" w:color="94DA7B" w:themeColor="accent6" w:themeTint="90"/>
         <w:right w:val="single" w:sz="4" w:space="0" w:color="94DA7B" w:themeColor="accent6" w:themeTint="90"/>
         <w:insideH w:val="single" w:sz="4" w:space="0" w:color="94DA7B" w:themeColor="accent6" w:themeTint="90"/>
         <w:insideV w:val="single" w:sz="4" w:space="0" w:color="94DA7B" w:themeColor="accent6" w:themeTint="90"/>
       </w:tblBorders>
-      <w:tblCellMar>
-        <w:top w:w="0" w:type="dxa"/>
-        <w:left w:w="108" w:type="dxa"/>
-        <w:bottom w:w="0" w:type="dxa"/>
-        <w:right w:w="108" w:type="dxa"/>
-      </w:tblCellMar>
     </w:tblPr>
     <w:tblStylePr w:type="firstRow">
       <w:rPr>
@@ -7846,8 +7874,8 @@
       </w:rPr>
     </w:tblStylePr>
   </w:style>
-  <w:style w:type="table" w:customStyle="1" w:styleId="ListTable1Light">
-    <w:name w:val="List Table 1 Light"/>
+  <w:style w:type="table" w:customStyle="1" w:styleId="-110">
+    <w:name w:val="Список-таблица 1 светлая1"/>
     <w:basedOn w:val="a1"/>
     <w:uiPriority w:val="99"/>
     <w:rsid w:val="0006470D"/>
@@ -7857,13 +7885,6 @@
     <w:tblPr>
       <w:tblStyleRowBandSize w:val="1"/>
       <w:tblStyleColBandSize w:val="1"/>
-      <w:tblInd w:w="0" w:type="dxa"/>
-      <w:tblCellMar>
-        <w:top w:w="0" w:type="dxa"/>
-        <w:left w:w="108" w:type="dxa"/>
-        <w:bottom w:w="0" w:type="dxa"/>
-        <w:right w:w="108" w:type="dxa"/>
-      </w:tblCellMar>
     </w:tblPr>
     <w:tblStylePr w:type="firstRow">
       <w:rPr>
@@ -7931,13 +7952,6 @@
     <w:tblPr>
       <w:tblStyleRowBandSize w:val="1"/>
       <w:tblStyleColBandSize w:val="1"/>
-      <w:tblInd w:w="0" w:type="dxa"/>
-      <w:tblCellMar>
-        <w:top w:w="0" w:type="dxa"/>
-        <w:left w:w="108" w:type="dxa"/>
-        <w:bottom w:w="0" w:type="dxa"/>
-        <w:right w:w="108" w:type="dxa"/>
-      </w:tblCellMar>
     </w:tblPr>
     <w:tblStylePr w:type="firstRow">
       <w:rPr>
@@ -8005,13 +8019,6 @@
     <w:tblPr>
       <w:tblStyleRowBandSize w:val="1"/>
       <w:tblStyleColBandSize w:val="1"/>
-      <w:tblInd w:w="0" w:type="dxa"/>
-      <w:tblCellMar>
-        <w:top w:w="0" w:type="dxa"/>
-        <w:left w:w="108" w:type="dxa"/>
-        <w:bottom w:w="0" w:type="dxa"/>
-        <w:right w:w="108" w:type="dxa"/>
-      </w:tblCellMar>
     </w:tblPr>
     <w:tblStylePr w:type="firstRow">
       <w:rPr>
@@ -8079,13 +8086,6 @@
     <w:tblPr>
       <w:tblStyleRowBandSize w:val="1"/>
       <w:tblStyleColBandSize w:val="1"/>
-      <w:tblInd w:w="0" w:type="dxa"/>
-      <w:tblCellMar>
-        <w:top w:w="0" w:type="dxa"/>
-        <w:left w:w="108" w:type="dxa"/>
-        <w:bottom w:w="0" w:type="dxa"/>
-        <w:right w:w="108" w:type="dxa"/>
-      </w:tblCellMar>
     </w:tblPr>
     <w:tblStylePr w:type="firstRow">
       <w:rPr>
@@ -8153,13 +8153,6 @@
     <w:tblPr>
       <w:tblStyleRowBandSize w:val="1"/>
       <w:tblStyleColBandSize w:val="1"/>
-      <w:tblInd w:w="0" w:type="dxa"/>
-      <w:tblCellMar>
-        <w:top w:w="0" w:type="dxa"/>
-        <w:left w:w="108" w:type="dxa"/>
-        <w:bottom w:w="0" w:type="dxa"/>
-        <w:right w:w="108" w:type="dxa"/>
-      </w:tblCellMar>
     </w:tblPr>
     <w:tblStylePr w:type="firstRow">
       <w:rPr>
@@ -8227,13 +8220,6 @@
     <w:tblPr>
       <w:tblStyleRowBandSize w:val="1"/>
       <w:tblStyleColBandSize w:val="1"/>
-      <w:tblInd w:w="0" w:type="dxa"/>
-      <w:tblCellMar>
-        <w:top w:w="0" w:type="dxa"/>
-        <w:left w:w="108" w:type="dxa"/>
-        <w:bottom w:w="0" w:type="dxa"/>
-        <w:right w:w="108" w:type="dxa"/>
-      </w:tblCellMar>
     </w:tblPr>
     <w:tblStylePr w:type="firstRow">
       <w:rPr>
@@ -8301,13 +8287,6 @@
     <w:tblPr>
       <w:tblStyleRowBandSize w:val="1"/>
       <w:tblStyleColBandSize w:val="1"/>
-      <w:tblInd w:w="0" w:type="dxa"/>
-      <w:tblCellMar>
-        <w:top w:w="0" w:type="dxa"/>
-        <w:left w:w="108" w:type="dxa"/>
-        <w:bottom w:w="0" w:type="dxa"/>
-        <w:right w:w="108" w:type="dxa"/>
-      </w:tblCellMar>
     </w:tblPr>
     <w:tblStylePr w:type="firstRow">
       <w:rPr>
@@ -8364,8 +8343,8 @@
       </w:tcPr>
     </w:tblStylePr>
   </w:style>
-  <w:style w:type="table" w:customStyle="1" w:styleId="ListTable2">
-    <w:name w:val="List Table 2"/>
+  <w:style w:type="table" w:customStyle="1" w:styleId="-210">
+    <w:name w:val="Список-таблица 21"/>
     <w:basedOn w:val="a1"/>
     <w:uiPriority w:val="99"/>
     <w:rsid w:val="0006470D"/>
@@ -8375,18 +8354,11 @@
     <w:tblPr>
       <w:tblStyleRowBandSize w:val="1"/>
       <w:tblStyleColBandSize w:val="1"/>
-      <w:tblInd w:w="0" w:type="dxa"/>
       <w:tblBorders>
         <w:top w:val="single" w:sz="4" w:space="0" w:color="6F6F6F" w:themeColor="text1" w:themeTint="90"/>
         <w:bottom w:val="single" w:sz="4" w:space="0" w:color="6F6F6F" w:themeColor="text1" w:themeTint="90"/>
         <w:insideH w:val="single" w:sz="4" w:space="0" w:color="6F6F6F" w:themeColor="text1" w:themeTint="90"/>
       </w:tblBorders>
-      <w:tblCellMar>
-        <w:top w:w="0" w:type="dxa"/>
-        <w:left w:w="108" w:type="dxa"/>
-        <w:bottom w:w="0" w:type="dxa"/>
-        <w:right w:w="108" w:type="dxa"/>
-      </w:tblCellMar>
     </w:tblPr>
     <w:tblStylePr w:type="firstRow">
       <w:rPr>
@@ -8472,18 +8444,11 @@
     <w:tblPr>
       <w:tblStyleRowBandSize w:val="1"/>
       <w:tblStyleColBandSize w:val="1"/>
-      <w:tblInd w:w="0" w:type="dxa"/>
       <w:tblBorders>
         <w:top w:val="single" w:sz="4" w:space="0" w:color="50B4E2" w:themeColor="accent1" w:themeTint="90"/>
         <w:bottom w:val="single" w:sz="4" w:space="0" w:color="50B4E2" w:themeColor="accent1" w:themeTint="90"/>
         <w:insideH w:val="single" w:sz="4" w:space="0" w:color="50B4E2" w:themeColor="accent1" w:themeTint="90"/>
       </w:tblBorders>
-      <w:tblCellMar>
-        <w:top w:w="0" w:type="dxa"/>
-        <w:left w:w="108" w:type="dxa"/>
-        <w:bottom w:w="0" w:type="dxa"/>
-        <w:right w:w="108" w:type="dxa"/>
-      </w:tblCellMar>
     </w:tblPr>
     <w:tblStylePr w:type="firstRow">
       <w:rPr>
@@ -8569,18 +8534,11 @@
     <w:tblPr>
       <w:tblStyleRowBandSize w:val="1"/>
       <w:tblStyleColBandSize w:val="1"/>
-      <w:tblInd w:w="0" w:type="dxa"/>
       <w:tblBorders>
         <w:top w:val="single" w:sz="4" w:space="0" w:color="F2AE8B" w:themeColor="accent2" w:themeTint="90"/>
         <w:bottom w:val="single" w:sz="4" w:space="0" w:color="F2AE8B" w:themeColor="accent2" w:themeTint="90"/>
         <w:insideH w:val="single" w:sz="4" w:space="0" w:color="F2AE8B" w:themeColor="accent2" w:themeTint="90"/>
       </w:tblBorders>
-      <w:tblCellMar>
-        <w:top w:w="0" w:type="dxa"/>
-        <w:left w:w="108" w:type="dxa"/>
-        <w:bottom w:w="0" w:type="dxa"/>
-        <w:right w:w="108" w:type="dxa"/>
-      </w:tblCellMar>
     </w:tblPr>
     <w:tblStylePr w:type="firstRow">
       <w:rPr>
@@ -8666,18 +8624,11 @@
     <w:tblPr>
       <w:tblStyleRowBandSize w:val="1"/>
       <w:tblStyleColBandSize w:val="1"/>
-      <w:tblInd w:w="0" w:type="dxa"/>
       <w:tblBorders>
         <w:top w:val="single" w:sz="4" w:space="0" w:color="51D663" w:themeColor="accent3" w:themeTint="90"/>
         <w:bottom w:val="single" w:sz="4" w:space="0" w:color="51D663" w:themeColor="accent3" w:themeTint="90"/>
         <w:insideH w:val="single" w:sz="4" w:space="0" w:color="51D663" w:themeColor="accent3" w:themeTint="90"/>
       </w:tblBorders>
-      <w:tblCellMar>
-        <w:top w:w="0" w:type="dxa"/>
-        <w:left w:w="108" w:type="dxa"/>
-        <w:bottom w:w="0" w:type="dxa"/>
-        <w:right w:w="108" w:type="dxa"/>
-      </w:tblCellMar>
     </w:tblPr>
     <w:tblStylePr w:type="firstRow">
       <w:rPr>
@@ -8763,18 +8714,11 @@
     <w:tblPr>
       <w:tblStyleRowBandSize w:val="1"/>
       <w:tblStyleColBandSize w:val="1"/>
-      <w:tblInd w:w="0" w:type="dxa"/>
       <w:tblBorders>
         <w:top w:val="single" w:sz="4" w:space="0" w:color="6ACDF4" w:themeColor="accent4" w:themeTint="90"/>
         <w:bottom w:val="single" w:sz="4" w:space="0" w:color="6ACDF4" w:themeColor="accent4" w:themeTint="90"/>
         <w:insideH w:val="single" w:sz="4" w:space="0" w:color="6ACDF4" w:themeColor="accent4" w:themeTint="90"/>
       </w:tblBorders>
-      <w:tblCellMar>
-        <w:top w:w="0" w:type="dxa"/>
-        <w:left w:w="108" w:type="dxa"/>
-        <w:bottom w:w="0" w:type="dxa"/>
-        <w:right w:w="108" w:type="dxa"/>
-      </w:tblCellMar>
     </w:tblPr>
     <w:tblStylePr w:type="firstRow">
       <w:rPr>
@@ -8860,18 +8804,11 @@
     <w:tblPr>
       <w:tblStyleRowBandSize w:val="1"/>
       <w:tblStyleColBandSize w:val="1"/>
-      <w:tblInd w:w="0" w:type="dxa"/>
       <w:tblBorders>
         <w:top w:val="single" w:sz="4" w:space="0" w:color="DA76CE" w:themeColor="accent5" w:themeTint="90"/>
         <w:bottom w:val="single" w:sz="4" w:space="0" w:color="DA76CE" w:themeColor="accent5" w:themeTint="90"/>
         <w:insideH w:val="single" w:sz="4" w:space="0" w:color="DA76CE" w:themeColor="accent5" w:themeTint="90"/>
       </w:tblBorders>
-      <w:tblCellMar>
-        <w:top w:w="0" w:type="dxa"/>
-        <w:left w:w="108" w:type="dxa"/>
-        <w:bottom w:w="0" w:type="dxa"/>
-        <w:right w:w="108" w:type="dxa"/>
-      </w:tblCellMar>
     </w:tblPr>
     <w:tblStylePr w:type="firstRow">
       <w:rPr>
@@ -8957,18 +8894,11 @@
     <w:tblPr>
       <w:tblStyleRowBandSize w:val="1"/>
       <w:tblStyleColBandSize w:val="1"/>
-      <w:tblInd w:w="0" w:type="dxa"/>
       <w:tblBorders>
         <w:top w:val="single" w:sz="4" w:space="0" w:color="94DA7B" w:themeColor="accent6" w:themeTint="90"/>
         <w:bottom w:val="single" w:sz="4" w:space="0" w:color="94DA7B" w:themeColor="accent6" w:themeTint="90"/>
         <w:insideH w:val="single" w:sz="4" w:space="0" w:color="94DA7B" w:themeColor="accent6" w:themeTint="90"/>
       </w:tblBorders>
-      <w:tblCellMar>
-        <w:top w:w="0" w:type="dxa"/>
-        <w:left w:w="108" w:type="dxa"/>
-        <w:bottom w:w="0" w:type="dxa"/>
-        <w:right w:w="108" w:type="dxa"/>
-      </w:tblCellMar>
     </w:tblPr>
     <w:tblStylePr w:type="firstRow">
       <w:rPr>
@@ -9043,8 +8973,8 @@
       </w:tcPr>
     </w:tblStylePr>
   </w:style>
-  <w:style w:type="table" w:customStyle="1" w:styleId="ListTable3">
-    <w:name w:val="List Table 3"/>
+  <w:style w:type="table" w:customStyle="1" w:styleId="-310">
+    <w:name w:val="Список-таблица 31"/>
     <w:basedOn w:val="a1"/>
     <w:uiPriority w:val="99"/>
     <w:rsid w:val="0006470D"/>
@@ -9054,19 +8984,12 @@
     <w:tblPr>
       <w:tblStyleRowBandSize w:val="1"/>
       <w:tblStyleColBandSize w:val="1"/>
-      <w:tblInd w:w="0" w:type="dxa"/>
       <w:tblBorders>
         <w:top w:val="single" w:sz="4" w:space="0" w:color="000000" w:themeColor="text1"/>
         <w:left w:val="single" w:sz="4" w:space="0" w:color="000000" w:themeColor="text1"/>
         <w:bottom w:val="single" w:sz="4" w:space="0" w:color="000000" w:themeColor="text1"/>
         <w:right w:val="single" w:sz="4" w:space="0" w:color="000000" w:themeColor="text1"/>
       </w:tblBorders>
-      <w:tblCellMar>
-        <w:top w:w="0" w:type="dxa"/>
-        <w:left w:w="108" w:type="dxa"/>
-        <w:bottom w:w="0" w:type="dxa"/>
-        <w:right w:w="108" w:type="dxa"/>
-      </w:tblCellMar>
     </w:tblPr>
     <w:tblStylePr w:type="firstRow">
       <w:rPr>
@@ -9138,19 +9061,12 @@
     <w:tblPr>
       <w:tblStyleRowBandSize w:val="1"/>
       <w:tblStyleColBandSize w:val="1"/>
-      <w:tblInd w:w="0" w:type="dxa"/>
       <w:tblBorders>
         <w:top w:val="single" w:sz="4" w:space="0" w:color="156082" w:themeColor="accent1"/>
         <w:left w:val="single" w:sz="4" w:space="0" w:color="156082" w:themeColor="accent1"/>
         <w:bottom w:val="single" w:sz="4" w:space="0" w:color="156082" w:themeColor="accent1"/>
         <w:right w:val="single" w:sz="4" w:space="0" w:color="156082" w:themeColor="accent1"/>
       </w:tblBorders>
-      <w:tblCellMar>
-        <w:top w:w="0" w:type="dxa"/>
-        <w:left w:w="108" w:type="dxa"/>
-        <w:bottom w:w="0" w:type="dxa"/>
-        <w:right w:w="108" w:type="dxa"/>
-      </w:tblCellMar>
     </w:tblPr>
     <w:tblStylePr w:type="firstRow">
       <w:rPr>
@@ -9222,19 +9138,12 @@
     <w:tblPr>
       <w:tblStyleRowBandSize w:val="1"/>
       <w:tblStyleColBandSize w:val="1"/>
-      <w:tblInd w:w="0" w:type="dxa"/>
       <w:tblBorders>
         <w:top w:val="single" w:sz="4" w:space="0" w:color="F2AA85" w:themeColor="accent2" w:themeTint="97"/>
         <w:left w:val="single" w:sz="4" w:space="0" w:color="F2AA85" w:themeColor="accent2" w:themeTint="97"/>
         <w:bottom w:val="single" w:sz="4" w:space="0" w:color="F2AA85" w:themeColor="accent2" w:themeTint="97"/>
         <w:right w:val="single" w:sz="4" w:space="0" w:color="F2AA85" w:themeColor="accent2" w:themeTint="97"/>
       </w:tblBorders>
-      <w:tblCellMar>
-        <w:top w:w="0" w:type="dxa"/>
-        <w:left w:w="108" w:type="dxa"/>
-        <w:bottom w:w="0" w:type="dxa"/>
-        <w:right w:w="108" w:type="dxa"/>
-      </w:tblCellMar>
     </w:tblPr>
     <w:tblStylePr w:type="firstRow">
       <w:rPr>
@@ -9306,19 +9215,12 @@
     <w:tblPr>
       <w:tblStyleRowBandSize w:val="1"/>
       <w:tblStyleColBandSize w:val="1"/>
-      <w:tblInd w:w="0" w:type="dxa"/>
       <w:tblBorders>
         <w:top w:val="single" w:sz="4" w:space="0" w:color="48D45B" w:themeColor="accent3" w:themeTint="98"/>
         <w:left w:val="single" w:sz="4" w:space="0" w:color="48D45B" w:themeColor="accent3" w:themeTint="98"/>
         <w:bottom w:val="single" w:sz="4" w:space="0" w:color="48D45B" w:themeColor="accent3" w:themeTint="98"/>
         <w:right w:val="single" w:sz="4" w:space="0" w:color="48D45B" w:themeColor="accent3" w:themeTint="98"/>
       </w:tblBorders>
-      <w:tblCellMar>
-        <w:top w:w="0" w:type="dxa"/>
-        <w:left w:w="108" w:type="dxa"/>
-        <w:bottom w:w="0" w:type="dxa"/>
-        <w:right w:w="108" w:type="dxa"/>
-      </w:tblCellMar>
     </w:tblPr>
     <w:tblStylePr w:type="firstRow">
       <w:rPr>
@@ -9390,19 +9292,12 @@
     <w:tblPr>
       <w:tblStyleRowBandSize w:val="1"/>
       <w:tblStyleColBandSize w:val="1"/>
-      <w:tblInd w:w="0" w:type="dxa"/>
       <w:tblBorders>
         <w:top w:val="single" w:sz="4" w:space="0" w:color="5FCAF3" w:themeColor="accent4" w:themeTint="9A"/>
         <w:left w:val="single" w:sz="4" w:space="0" w:color="5FCAF3" w:themeColor="accent4" w:themeTint="9A"/>
         <w:bottom w:val="single" w:sz="4" w:space="0" w:color="5FCAF3" w:themeColor="accent4" w:themeTint="9A"/>
         <w:right w:val="single" w:sz="4" w:space="0" w:color="5FCAF3" w:themeColor="accent4" w:themeTint="9A"/>
       </w:tblBorders>
-      <w:tblCellMar>
-        <w:top w:w="0" w:type="dxa"/>
-        <w:left w:w="108" w:type="dxa"/>
-        <w:bottom w:w="0" w:type="dxa"/>
-        <w:right w:w="108" w:type="dxa"/>
-      </w:tblCellMar>
     </w:tblPr>
     <w:tblStylePr w:type="firstRow">
       <w:rPr>
@@ -9474,19 +9369,12 @@
     <w:tblPr>
       <w:tblStyleRowBandSize w:val="1"/>
       <w:tblStyleColBandSize w:val="1"/>
-      <w:tblInd w:w="0" w:type="dxa"/>
       <w:tblBorders>
         <w:top w:val="single" w:sz="4" w:space="0" w:color="D76CCB" w:themeColor="accent5" w:themeTint="9A"/>
         <w:left w:val="single" w:sz="4" w:space="0" w:color="D76CCB" w:themeColor="accent5" w:themeTint="9A"/>
         <w:bottom w:val="single" w:sz="4" w:space="0" w:color="D76CCB" w:themeColor="accent5" w:themeTint="9A"/>
         <w:right w:val="single" w:sz="4" w:space="0" w:color="D76CCB" w:themeColor="accent5" w:themeTint="9A"/>
       </w:tblBorders>
-      <w:tblCellMar>
-        <w:top w:w="0" w:type="dxa"/>
-        <w:left w:w="108" w:type="dxa"/>
-        <w:bottom w:w="0" w:type="dxa"/>
-        <w:right w:w="108" w:type="dxa"/>
-      </w:tblCellMar>
     </w:tblPr>
     <w:tblStylePr w:type="firstRow">
       <w:rPr>
@@ -9558,19 +9446,12 @@
     <w:tblPr>
       <w:tblStyleRowBandSize w:val="1"/>
       <w:tblStyleColBandSize w:val="1"/>
-      <w:tblInd w:w="0" w:type="dxa"/>
       <w:tblBorders>
         <w:top w:val="single" w:sz="4" w:space="0" w:color="8ED873" w:themeColor="accent6" w:themeTint="98"/>
         <w:left w:val="single" w:sz="4" w:space="0" w:color="8ED873" w:themeColor="accent6" w:themeTint="98"/>
         <w:bottom w:val="single" w:sz="4" w:space="0" w:color="8ED873" w:themeColor="accent6" w:themeTint="98"/>
         <w:right w:val="single" w:sz="4" w:space="0" w:color="8ED873" w:themeColor="accent6" w:themeTint="98"/>
       </w:tblBorders>
-      <w:tblCellMar>
-        <w:top w:w="0" w:type="dxa"/>
-        <w:left w:w="108" w:type="dxa"/>
-        <w:bottom w:w="0" w:type="dxa"/>
-        <w:right w:w="108" w:type="dxa"/>
-      </w:tblCellMar>
     </w:tblPr>
     <w:tblStylePr w:type="firstRow">
       <w:rPr>
@@ -9631,8 +9512,8 @@
       </w:tcPr>
     </w:tblStylePr>
   </w:style>
-  <w:style w:type="table" w:customStyle="1" w:styleId="ListTable4">
-    <w:name w:val="List Table 4"/>
+  <w:style w:type="table" w:customStyle="1" w:styleId="-410">
+    <w:name w:val="Список-таблица 41"/>
     <w:basedOn w:val="a1"/>
     <w:uiPriority w:val="99"/>
     <w:rsid w:val="0006470D"/>
@@ -9642,7 +9523,6 @@
     <w:tblPr>
       <w:tblStyleRowBandSize w:val="1"/>
       <w:tblStyleColBandSize w:val="1"/>
-      <w:tblInd w:w="0" w:type="dxa"/>
       <w:tblBorders>
         <w:top w:val="single" w:sz="4" w:space="0" w:color="000000" w:themeColor="text1"/>
         <w:left w:val="single" w:sz="4" w:space="0" w:color="000000" w:themeColor="text1"/>
@@ -9650,12 +9530,6 @@
         <w:right w:val="single" w:sz="4" w:space="0" w:color="000000" w:themeColor="text1"/>
         <w:insideH w:val="single" w:sz="4" w:space="0" w:color="000000" w:themeColor="text1"/>
       </w:tblBorders>
-      <w:tblCellMar>
-        <w:top w:w="0" w:type="dxa"/>
-        <w:left w:w="108" w:type="dxa"/>
-        <w:bottom w:w="0" w:type="dxa"/>
-        <w:right w:w="108" w:type="dxa"/>
-      </w:tblCellMar>
     </w:tblPr>
     <w:tblStylePr w:type="firstRow">
       <w:rPr>
@@ -9721,7 +9595,6 @@
     <w:tblPr>
       <w:tblStyleRowBandSize w:val="1"/>
       <w:tblStyleColBandSize w:val="1"/>
-      <w:tblInd w:w="0" w:type="dxa"/>
       <w:tblBorders>
         <w:top w:val="single" w:sz="4" w:space="0" w:color="50B4E2" w:themeColor="accent1" w:themeTint="90"/>
         <w:left w:val="single" w:sz="4" w:space="0" w:color="50B4E2" w:themeColor="accent1" w:themeTint="90"/>
@@ -9729,12 +9602,6 @@
         <w:right w:val="single" w:sz="4" w:space="0" w:color="50B4E2" w:themeColor="accent1" w:themeTint="90"/>
         <w:insideH w:val="single" w:sz="4" w:space="0" w:color="50B4E2" w:themeColor="accent1" w:themeTint="90"/>
       </w:tblBorders>
-      <w:tblCellMar>
-        <w:top w:w="0" w:type="dxa"/>
-        <w:left w:w="108" w:type="dxa"/>
-        <w:bottom w:w="0" w:type="dxa"/>
-        <w:right w:w="108" w:type="dxa"/>
-      </w:tblCellMar>
     </w:tblPr>
     <w:tblStylePr w:type="firstRow">
       <w:rPr>
@@ -9800,7 +9667,6 @@
     <w:tblPr>
       <w:tblStyleRowBandSize w:val="1"/>
       <w:tblStyleColBandSize w:val="1"/>
-      <w:tblInd w:w="0" w:type="dxa"/>
       <w:tblBorders>
         <w:top w:val="single" w:sz="4" w:space="0" w:color="F2AE8B" w:themeColor="accent2" w:themeTint="90"/>
         <w:left w:val="single" w:sz="4" w:space="0" w:color="F2AE8B" w:themeColor="accent2" w:themeTint="90"/>
@@ -9808,12 +9674,6 @@
         <w:right w:val="single" w:sz="4" w:space="0" w:color="F2AE8B" w:themeColor="accent2" w:themeTint="90"/>
         <w:insideH w:val="single" w:sz="4" w:space="0" w:color="F2AE8B" w:themeColor="accent2" w:themeTint="90"/>
       </w:tblBorders>
-      <w:tblCellMar>
-        <w:top w:w="0" w:type="dxa"/>
-        <w:left w:w="108" w:type="dxa"/>
-        <w:bottom w:w="0" w:type="dxa"/>
-        <w:right w:w="108" w:type="dxa"/>
-      </w:tblCellMar>
     </w:tblPr>
     <w:tblStylePr w:type="firstRow">
       <w:rPr>
@@ -9879,7 +9739,6 @@
     <w:tblPr>
       <w:tblStyleRowBandSize w:val="1"/>
       <w:tblStyleColBandSize w:val="1"/>
-      <w:tblInd w:w="0" w:type="dxa"/>
       <w:tblBorders>
         <w:top w:val="single" w:sz="4" w:space="0" w:color="51D663" w:themeColor="accent3" w:themeTint="90"/>
         <w:left w:val="single" w:sz="4" w:space="0" w:color="51D663" w:themeColor="accent3" w:themeTint="90"/>
@@ -9887,12 +9746,6 @@
         <w:right w:val="single" w:sz="4" w:space="0" w:color="51D663" w:themeColor="accent3" w:themeTint="90"/>
         <w:insideH w:val="single" w:sz="4" w:space="0" w:color="51D663" w:themeColor="accent3" w:themeTint="90"/>
       </w:tblBorders>
-      <w:tblCellMar>
-        <w:top w:w="0" w:type="dxa"/>
-        <w:left w:w="108" w:type="dxa"/>
-        <w:bottom w:w="0" w:type="dxa"/>
-        <w:right w:w="108" w:type="dxa"/>
-      </w:tblCellMar>
     </w:tblPr>
     <w:tblStylePr w:type="firstRow">
       <w:rPr>
@@ -9958,7 +9811,6 @@
     <w:tblPr>
       <w:tblStyleRowBandSize w:val="1"/>
       <w:tblStyleColBandSize w:val="1"/>
-      <w:tblInd w:w="0" w:type="dxa"/>
       <w:tblBorders>
         <w:top w:val="single" w:sz="4" w:space="0" w:color="6ACDF4" w:themeColor="accent4" w:themeTint="90"/>
         <w:left w:val="single" w:sz="4" w:space="0" w:color="6ACDF4" w:themeColor="accent4" w:themeTint="90"/>
@@ -9966,12 +9818,6 @@
         <w:right w:val="single" w:sz="4" w:space="0" w:color="6ACDF4" w:themeColor="accent4" w:themeTint="90"/>
         <w:insideH w:val="single" w:sz="4" w:space="0" w:color="6ACDF4" w:themeColor="accent4" w:themeTint="90"/>
       </w:tblBorders>
-      <w:tblCellMar>
-        <w:top w:w="0" w:type="dxa"/>
-        <w:left w:w="108" w:type="dxa"/>
-        <w:bottom w:w="0" w:type="dxa"/>
-        <w:right w:w="108" w:type="dxa"/>
-      </w:tblCellMar>
     </w:tblPr>
     <w:tblStylePr w:type="firstRow">
       <w:rPr>
@@ -10037,7 +9883,6 @@
     <w:tblPr>
       <w:tblStyleRowBandSize w:val="1"/>
       <w:tblStyleColBandSize w:val="1"/>
-      <w:tblInd w:w="0" w:type="dxa"/>
       <w:tblBorders>
         <w:top w:val="single" w:sz="4" w:space="0" w:color="DA76CE" w:themeColor="accent5" w:themeTint="90"/>
         <w:left w:val="single" w:sz="4" w:space="0" w:color="DA76CE" w:themeColor="accent5" w:themeTint="90"/>
@@ -10045,12 +9890,6 @@
         <w:right w:val="single" w:sz="4" w:space="0" w:color="DA76CE" w:themeColor="accent5" w:themeTint="90"/>
         <w:insideH w:val="single" w:sz="4" w:space="0" w:color="DA76CE" w:themeColor="accent5" w:themeTint="90"/>
       </w:tblBorders>
-      <w:tblCellMar>
-        <w:top w:w="0" w:type="dxa"/>
-        <w:left w:w="108" w:type="dxa"/>
-        <w:bottom w:w="0" w:type="dxa"/>
-        <w:right w:w="108" w:type="dxa"/>
-      </w:tblCellMar>
     </w:tblPr>
     <w:tblStylePr w:type="firstRow">
       <w:rPr>
@@ -10116,7 +9955,6 @@
     <w:tblPr>
       <w:tblStyleRowBandSize w:val="1"/>
       <w:tblStyleColBandSize w:val="1"/>
-      <w:tblInd w:w="0" w:type="dxa"/>
       <w:tblBorders>
         <w:top w:val="single" w:sz="4" w:space="0" w:color="94DA7B" w:themeColor="accent6" w:themeTint="90"/>
         <w:left w:val="single" w:sz="4" w:space="0" w:color="94DA7B" w:themeColor="accent6" w:themeTint="90"/>
@@ -10124,12 +9962,6 @@
         <w:right w:val="single" w:sz="4" w:space="0" w:color="94DA7B" w:themeColor="accent6" w:themeTint="90"/>
         <w:insideH w:val="single" w:sz="4" w:space="0" w:color="94DA7B" w:themeColor="accent6" w:themeTint="90"/>
       </w:tblBorders>
-      <w:tblCellMar>
-        <w:top w:w="0" w:type="dxa"/>
-        <w:left w:w="108" w:type="dxa"/>
-        <w:bottom w:w="0" w:type="dxa"/>
-        <w:right w:w="108" w:type="dxa"/>
-      </w:tblCellMar>
     </w:tblPr>
     <w:tblStylePr w:type="firstRow">
       <w:rPr>
@@ -10184,8 +10016,8 @@
       </w:tcPr>
     </w:tblStylePr>
   </w:style>
-  <w:style w:type="table" w:customStyle="1" w:styleId="ListTable5Dark">
-    <w:name w:val="List Table 5 Dark"/>
+  <w:style w:type="table" w:customStyle="1" w:styleId="-510">
+    <w:name w:val="Список-таблица 5 темная1"/>
     <w:basedOn w:val="a1"/>
     <w:uiPriority w:val="99"/>
     <w:rsid w:val="0006470D"/>
@@ -10195,7 +10027,6 @@
     <w:tblPr>
       <w:tblStyleRowBandSize w:val="1"/>
       <w:tblStyleColBandSize w:val="1"/>
-      <w:tblInd w:w="0" w:type="dxa"/>
       <w:tblBorders>
         <w:top w:val="single" w:sz="32" w:space="0" w:color="7F7F7F" w:themeColor="text1" w:themeTint="80"/>
         <w:left w:val="single" w:sz="32" w:space="0" w:color="7F7F7F" w:themeColor="text1" w:themeTint="80"/>
@@ -10203,12 +10034,6 @@
         <w:right w:val="single" w:sz="32" w:space="0" w:color="7F7F7F" w:themeColor="text1" w:themeTint="80"/>
       </w:tblBorders>
       <w:shd w:val="clear" w:color="7F7F7F" w:themeColor="text1" w:themeTint="80" w:fill="7F7F7F" w:themeFill="text1" w:themeFillTint="80"/>
-      <w:tblCellMar>
-        <w:top w:w="0" w:type="dxa"/>
-        <w:left w:w="108" w:type="dxa"/>
-        <w:bottom w:w="0" w:type="dxa"/>
-        <w:right w:w="108" w:type="dxa"/>
-      </w:tblCellMar>
     </w:tblPr>
     <w:tblStylePr w:type="firstRow">
       <w:rPr>
@@ -10309,7 +10134,6 @@
     <w:tblPr>
       <w:tblStyleRowBandSize w:val="1"/>
       <w:tblStyleColBandSize w:val="1"/>
-      <w:tblInd w:w="0" w:type="dxa"/>
       <w:tblBorders>
         <w:top w:val="single" w:sz="32" w:space="0" w:color="156082" w:themeColor="accent1"/>
         <w:left w:val="single" w:sz="32" w:space="0" w:color="156082" w:themeColor="accent1"/>
@@ -10317,12 +10141,6 @@
         <w:right w:val="single" w:sz="32" w:space="0" w:color="156082" w:themeColor="accent1"/>
       </w:tblBorders>
       <w:shd w:val="clear" w:color="156082" w:themeColor="accent1" w:fill="156082" w:themeFill="accent1"/>
-      <w:tblCellMar>
-        <w:top w:w="0" w:type="dxa"/>
-        <w:left w:w="108" w:type="dxa"/>
-        <w:bottom w:w="0" w:type="dxa"/>
-        <w:right w:w="108" w:type="dxa"/>
-      </w:tblCellMar>
     </w:tblPr>
     <w:tblStylePr w:type="firstRow">
       <w:rPr>
@@ -10423,7 +10241,6 @@
     <w:tblPr>
       <w:tblStyleRowBandSize w:val="1"/>
       <w:tblStyleColBandSize w:val="1"/>
-      <w:tblInd w:w="0" w:type="dxa"/>
       <w:tblBorders>
         <w:top w:val="single" w:sz="32" w:space="0" w:color="F2AA85" w:themeColor="accent2" w:themeTint="97"/>
         <w:left w:val="single" w:sz="32" w:space="0" w:color="F2AA85" w:themeColor="accent2" w:themeTint="97"/>
@@ -10431,12 +10248,6 @@
         <w:right w:val="single" w:sz="32" w:space="0" w:color="F2AA85" w:themeColor="accent2" w:themeTint="97"/>
       </w:tblBorders>
       <w:shd w:val="clear" w:color="F2AA85" w:themeColor="accent2" w:themeTint="97" w:fill="F2AA85" w:themeFill="accent2" w:themeFillTint="97"/>
-      <w:tblCellMar>
-        <w:top w:w="0" w:type="dxa"/>
-        <w:left w:w="108" w:type="dxa"/>
-        <w:bottom w:w="0" w:type="dxa"/>
-        <w:right w:w="108" w:type="dxa"/>
-      </w:tblCellMar>
     </w:tblPr>
     <w:tblStylePr w:type="firstRow">
       <w:rPr>
@@ -10537,7 +10348,6 @@
     <w:tblPr>
       <w:tblStyleRowBandSize w:val="1"/>
       <w:tblStyleColBandSize w:val="1"/>
-      <w:tblInd w:w="0" w:type="dxa"/>
       <w:tblBorders>
         <w:top w:val="single" w:sz="32" w:space="0" w:color="48D45B" w:themeColor="accent3" w:themeTint="98"/>
         <w:left w:val="single" w:sz="32" w:space="0" w:color="48D45B" w:themeColor="accent3" w:themeTint="98"/>
@@ -10545,12 +10355,6 @@
         <w:right w:val="single" w:sz="32" w:space="0" w:color="48D45B" w:themeColor="accent3" w:themeTint="98"/>
       </w:tblBorders>
       <w:shd w:val="clear" w:color="48D45B" w:themeColor="accent3" w:themeTint="98" w:fill="48D45B" w:themeFill="accent3" w:themeFillTint="98"/>
-      <w:tblCellMar>
-        <w:top w:w="0" w:type="dxa"/>
-        <w:left w:w="108" w:type="dxa"/>
-        <w:bottom w:w="0" w:type="dxa"/>
-        <w:right w:w="108" w:type="dxa"/>
-      </w:tblCellMar>
     </w:tblPr>
     <w:tblStylePr w:type="firstRow">
       <w:rPr>
@@ -10651,7 +10455,6 @@
     <w:tblPr>
       <w:tblStyleRowBandSize w:val="1"/>
       <w:tblStyleColBandSize w:val="1"/>
-      <w:tblInd w:w="0" w:type="dxa"/>
       <w:tblBorders>
         <w:top w:val="single" w:sz="32" w:space="0" w:color="5FCAF3" w:themeColor="accent4" w:themeTint="9A"/>
         <w:left w:val="single" w:sz="32" w:space="0" w:color="5FCAF3" w:themeColor="accent4" w:themeTint="9A"/>
@@ -10659,12 +10462,6 @@
         <w:right w:val="single" w:sz="32" w:space="0" w:color="5FCAF3" w:themeColor="accent4" w:themeTint="9A"/>
       </w:tblBorders>
       <w:shd w:val="clear" w:color="5FCAF3" w:themeColor="accent4" w:themeTint="9A" w:fill="5FCAF3" w:themeFill="accent4" w:themeFillTint="9A"/>
-      <w:tblCellMar>
-        <w:top w:w="0" w:type="dxa"/>
-        <w:left w:w="108" w:type="dxa"/>
-        <w:bottom w:w="0" w:type="dxa"/>
-        <w:right w:w="108" w:type="dxa"/>
-      </w:tblCellMar>
     </w:tblPr>
     <w:tblStylePr w:type="firstRow">
       <w:rPr>
@@ -10765,7 +10562,6 @@
     <w:tblPr>
       <w:tblStyleRowBandSize w:val="1"/>
       <w:tblStyleColBandSize w:val="1"/>
-      <w:tblInd w:w="0" w:type="dxa"/>
       <w:tblBorders>
         <w:top w:val="single" w:sz="32" w:space="0" w:color="D76CCB" w:themeColor="accent5" w:themeTint="9A"/>
         <w:left w:val="single" w:sz="32" w:space="0" w:color="D76CCB" w:themeColor="accent5" w:themeTint="9A"/>
@@ -10773,12 +10569,6 @@
         <w:right w:val="single" w:sz="32" w:space="0" w:color="D76CCB" w:themeColor="accent5" w:themeTint="9A"/>
       </w:tblBorders>
       <w:shd w:val="clear" w:color="D76CCB" w:themeColor="accent5" w:themeTint="9A" w:fill="D76CCB" w:themeFill="accent5" w:themeFillTint="9A"/>
-      <w:tblCellMar>
-        <w:top w:w="0" w:type="dxa"/>
-        <w:left w:w="108" w:type="dxa"/>
-        <w:bottom w:w="0" w:type="dxa"/>
-        <w:right w:w="108" w:type="dxa"/>
-      </w:tblCellMar>
     </w:tblPr>
     <w:tblStylePr w:type="firstRow">
       <w:rPr>
@@ -10879,7 +10669,6 @@
     <w:tblPr>
       <w:tblStyleRowBandSize w:val="1"/>
       <w:tblStyleColBandSize w:val="1"/>
-      <w:tblInd w:w="0" w:type="dxa"/>
       <w:tblBorders>
         <w:top w:val="single" w:sz="32" w:space="0" w:color="8ED873" w:themeColor="accent6" w:themeTint="98"/>
         <w:left w:val="single" w:sz="32" w:space="0" w:color="8ED873" w:themeColor="accent6" w:themeTint="98"/>
@@ -10887,12 +10676,6 @@
         <w:right w:val="single" w:sz="32" w:space="0" w:color="8ED873" w:themeColor="accent6" w:themeTint="98"/>
       </w:tblBorders>
       <w:shd w:val="clear" w:color="8ED873" w:themeColor="accent6" w:themeTint="98" w:fill="8ED873" w:themeFill="accent6" w:themeFillTint="98"/>
-      <w:tblCellMar>
-        <w:top w:w="0" w:type="dxa"/>
-        <w:left w:w="108" w:type="dxa"/>
-        <w:bottom w:w="0" w:type="dxa"/>
-        <w:right w:w="108" w:type="dxa"/>
-      </w:tblCellMar>
     </w:tblPr>
     <w:tblStylePr w:type="firstRow">
       <w:rPr>
@@ -10982,8 +10765,8 @@
       </w:tcPr>
     </w:tblStylePr>
   </w:style>
-  <w:style w:type="table" w:customStyle="1" w:styleId="ListTable6Colorful">
-    <w:name w:val="List Table 6 Colorful"/>
+  <w:style w:type="table" w:customStyle="1" w:styleId="-610">
+    <w:name w:val="Список-таблица 6 цветная1"/>
     <w:basedOn w:val="a1"/>
     <w:uiPriority w:val="99"/>
     <w:rsid w:val="0006470D"/>
@@ -10993,17 +10776,10 @@
     <w:tblPr>
       <w:tblStyleRowBandSize w:val="1"/>
       <w:tblStyleColBandSize w:val="1"/>
-      <w:tblInd w:w="0" w:type="dxa"/>
       <w:tblBorders>
         <w:top w:val="single" w:sz="4" w:space="0" w:color="7F7F7F" w:themeColor="text1" w:themeTint="80"/>
         <w:bottom w:val="single" w:sz="4" w:space="0" w:color="7F7F7F" w:themeColor="text1" w:themeTint="80"/>
       </w:tblBorders>
-      <w:tblCellMar>
-        <w:top w:w="0" w:type="dxa"/>
-        <w:left w:w="108" w:type="dxa"/>
-        <w:bottom w:w="0" w:type="dxa"/>
-        <w:right w:w="108" w:type="dxa"/>
-      </w:tblCellMar>
     </w:tblPr>
     <w:tblStylePr w:type="firstRow">
       <w:rPr>
@@ -11077,17 +10853,10 @@
     <w:tblPr>
       <w:tblStyleRowBandSize w:val="1"/>
       <w:tblStyleColBandSize w:val="1"/>
-      <w:tblInd w:w="0" w:type="dxa"/>
       <w:tblBorders>
         <w:top w:val="single" w:sz="4" w:space="0" w:color="156082" w:themeColor="accent1"/>
         <w:bottom w:val="single" w:sz="4" w:space="0" w:color="156082" w:themeColor="accent1"/>
       </w:tblBorders>
-      <w:tblCellMar>
-        <w:top w:w="0" w:type="dxa"/>
-        <w:left w:w="108" w:type="dxa"/>
-        <w:bottom w:w="0" w:type="dxa"/>
-        <w:right w:w="108" w:type="dxa"/>
-      </w:tblCellMar>
     </w:tblPr>
     <w:tblStylePr w:type="firstRow">
       <w:rPr>
@@ -11161,17 +10930,10 @@
     <w:tblPr>
       <w:tblStyleRowBandSize w:val="1"/>
       <w:tblStyleColBandSize w:val="1"/>
-      <w:tblInd w:w="0" w:type="dxa"/>
       <w:tblBorders>
         <w:top w:val="single" w:sz="4" w:space="0" w:color="F2AA85" w:themeColor="accent2" w:themeTint="97"/>
         <w:bottom w:val="single" w:sz="4" w:space="0" w:color="F2AA85" w:themeColor="accent2" w:themeTint="97"/>
       </w:tblBorders>
-      <w:tblCellMar>
-        <w:top w:w="0" w:type="dxa"/>
-        <w:left w:w="108" w:type="dxa"/>
-        <w:bottom w:w="0" w:type="dxa"/>
-        <w:right w:w="108" w:type="dxa"/>
-      </w:tblCellMar>
     </w:tblPr>
     <w:tblStylePr w:type="firstRow">
       <w:rPr>
@@ -11245,17 +11007,10 @@
     <w:tblPr>
       <w:tblStyleRowBandSize w:val="1"/>
       <w:tblStyleColBandSize w:val="1"/>
-      <w:tblInd w:w="0" w:type="dxa"/>
       <w:tblBorders>
         <w:top w:val="single" w:sz="4" w:space="0" w:color="48D45B" w:themeColor="accent3" w:themeTint="98"/>
         <w:bottom w:val="single" w:sz="4" w:space="0" w:color="48D45B" w:themeColor="accent3" w:themeTint="98"/>
       </w:tblBorders>
-      <w:tblCellMar>
-        <w:top w:w="0" w:type="dxa"/>
-        <w:left w:w="108" w:type="dxa"/>
-        <w:bottom w:w="0" w:type="dxa"/>
-        <w:right w:w="108" w:type="dxa"/>
-      </w:tblCellMar>
     </w:tblPr>
     <w:tblStylePr w:type="firstRow">
       <w:rPr>
@@ -11329,17 +11084,10 @@
     <w:tblPr>
       <w:tblStyleRowBandSize w:val="1"/>
       <w:tblStyleColBandSize w:val="1"/>
-      <w:tblInd w:w="0" w:type="dxa"/>
       <w:tblBorders>
         <w:top w:val="single" w:sz="4" w:space="0" w:color="5FCAF3" w:themeColor="accent4" w:themeTint="9A"/>
         <w:bottom w:val="single" w:sz="4" w:space="0" w:color="5FCAF3" w:themeColor="accent4" w:themeTint="9A"/>
       </w:tblBorders>
-      <w:tblCellMar>
-        <w:top w:w="0" w:type="dxa"/>
-        <w:left w:w="108" w:type="dxa"/>
-        <w:bottom w:w="0" w:type="dxa"/>
-        <w:right w:w="108" w:type="dxa"/>
-      </w:tblCellMar>
     </w:tblPr>
     <w:tblStylePr w:type="firstRow">
       <w:rPr>
@@ -11413,17 +11161,10 @@
     <w:tblPr>
       <w:tblStyleRowBandSize w:val="1"/>
       <w:tblStyleColBandSize w:val="1"/>
-      <w:tblInd w:w="0" w:type="dxa"/>
       <w:tblBorders>
         <w:top w:val="single" w:sz="4" w:space="0" w:color="D76CCB" w:themeColor="accent5" w:themeTint="9A"/>
         <w:bottom w:val="single" w:sz="4" w:space="0" w:color="D76CCB" w:themeColor="accent5" w:themeTint="9A"/>
       </w:tblBorders>
-      <w:tblCellMar>
-        <w:top w:w="0" w:type="dxa"/>
-        <w:left w:w="108" w:type="dxa"/>
-        <w:bottom w:w="0" w:type="dxa"/>
-        <w:right w:w="108" w:type="dxa"/>
-      </w:tblCellMar>
     </w:tblPr>
     <w:tblStylePr w:type="firstRow">
       <w:rPr>
@@ -11497,17 +11238,10 @@
     <w:tblPr>
       <w:tblStyleRowBandSize w:val="1"/>
       <w:tblStyleColBandSize w:val="1"/>
-      <w:tblInd w:w="0" w:type="dxa"/>
       <w:tblBorders>
         <w:top w:val="single" w:sz="4" w:space="0" w:color="8ED873" w:themeColor="accent6" w:themeTint="98"/>
         <w:bottom w:val="single" w:sz="4" w:space="0" w:color="8ED873" w:themeColor="accent6" w:themeTint="98"/>
       </w:tblBorders>
-      <w:tblCellMar>
-        <w:top w:w="0" w:type="dxa"/>
-        <w:left w:w="108" w:type="dxa"/>
-        <w:bottom w:w="0" w:type="dxa"/>
-        <w:right w:w="108" w:type="dxa"/>
-      </w:tblCellMar>
     </w:tblPr>
     <w:tblStylePr w:type="firstRow">
       <w:rPr>
@@ -11570,8 +11304,8 @@
       </w:rPr>
     </w:tblStylePr>
   </w:style>
-  <w:style w:type="table" w:customStyle="1" w:styleId="ListTable7Colorful">
-    <w:name w:val="List Table 7 Colorful"/>
+  <w:style w:type="table" w:customStyle="1" w:styleId="-710">
+    <w:name w:val="Список-таблица 7 цветная1"/>
     <w:basedOn w:val="a1"/>
     <w:uiPriority w:val="99"/>
     <w:rsid w:val="0006470D"/>
@@ -11581,16 +11315,9 @@
     <w:tblPr>
       <w:tblStyleRowBandSize w:val="1"/>
       <w:tblStyleColBandSize w:val="1"/>
-      <w:tblInd w:w="0" w:type="dxa"/>
       <w:tblBorders>
         <w:right w:val="single" w:sz="4" w:space="0" w:color="7F7F7F" w:themeColor="text1" w:themeTint="80"/>
       </w:tblBorders>
-      <w:tblCellMar>
-        <w:top w:w="0" w:type="dxa"/>
-        <w:left w:w="108" w:type="dxa"/>
-        <w:bottom w:w="0" w:type="dxa"/>
-        <w:right w:w="108" w:type="dxa"/>
-      </w:tblCellMar>
     </w:tblPr>
     <w:tblStylePr w:type="firstRow">
       <w:rPr>
@@ -11703,16 +11430,9 @@
     <w:tblPr>
       <w:tblStyleRowBandSize w:val="1"/>
       <w:tblStyleColBandSize w:val="1"/>
-      <w:tblInd w:w="0" w:type="dxa"/>
       <w:tblBorders>
         <w:right w:val="single" w:sz="4" w:space="0" w:color="156082" w:themeColor="accent1"/>
       </w:tblBorders>
-      <w:tblCellMar>
-        <w:top w:w="0" w:type="dxa"/>
-        <w:left w:w="108" w:type="dxa"/>
-        <w:bottom w:w="0" w:type="dxa"/>
-        <w:right w:w="108" w:type="dxa"/>
-      </w:tblCellMar>
     </w:tblPr>
     <w:tblStylePr w:type="firstRow">
       <w:rPr>
@@ -11825,16 +11545,9 @@
     <w:tblPr>
       <w:tblStyleRowBandSize w:val="1"/>
       <w:tblStyleColBandSize w:val="1"/>
-      <w:tblInd w:w="0" w:type="dxa"/>
       <w:tblBorders>
         <w:right w:val="single" w:sz="4" w:space="0" w:color="F2AA85" w:themeColor="accent2" w:themeTint="97"/>
       </w:tblBorders>
-      <w:tblCellMar>
-        <w:top w:w="0" w:type="dxa"/>
-        <w:left w:w="108" w:type="dxa"/>
-        <w:bottom w:w="0" w:type="dxa"/>
-        <w:right w:w="108" w:type="dxa"/>
-      </w:tblCellMar>
     </w:tblPr>
     <w:tblStylePr w:type="firstRow">
       <w:rPr>
@@ -11947,16 +11660,9 @@
     <w:tblPr>
       <w:tblStyleRowBandSize w:val="1"/>
       <w:tblStyleColBandSize w:val="1"/>
-      <w:tblInd w:w="0" w:type="dxa"/>
       <w:tblBorders>
         <w:right w:val="single" w:sz="4" w:space="0" w:color="48D45B" w:themeColor="accent3" w:themeTint="98"/>
       </w:tblBorders>
-      <w:tblCellMar>
-        <w:top w:w="0" w:type="dxa"/>
-        <w:left w:w="108" w:type="dxa"/>
-        <w:bottom w:w="0" w:type="dxa"/>
-        <w:right w:w="108" w:type="dxa"/>
-      </w:tblCellMar>
     </w:tblPr>
     <w:tblStylePr w:type="firstRow">
       <w:rPr>
@@ -12069,16 +11775,9 @@
     <w:tblPr>
       <w:tblStyleRowBandSize w:val="1"/>
       <w:tblStyleColBandSize w:val="1"/>
-      <w:tblInd w:w="0" w:type="dxa"/>
       <w:tblBorders>
         <w:right w:val="single" w:sz="4" w:space="0" w:color="5FCAF3" w:themeColor="accent4" w:themeTint="9A"/>
       </w:tblBorders>
-      <w:tblCellMar>
-        <w:top w:w="0" w:type="dxa"/>
-        <w:left w:w="108" w:type="dxa"/>
-        <w:bottom w:w="0" w:type="dxa"/>
-        <w:right w:w="108" w:type="dxa"/>
-      </w:tblCellMar>
     </w:tblPr>
     <w:tblStylePr w:type="firstRow">
       <w:rPr>
@@ -12191,16 +11890,9 @@
     <w:tblPr>
       <w:tblStyleRowBandSize w:val="1"/>
       <w:tblStyleColBandSize w:val="1"/>
-      <w:tblInd w:w="0" w:type="dxa"/>
       <w:tblBorders>
         <w:right w:val="single" w:sz="4" w:space="0" w:color="D76CCB" w:themeColor="accent5" w:themeTint="9A"/>
       </w:tblBorders>
-      <w:tblCellMar>
-        <w:top w:w="0" w:type="dxa"/>
-        <w:left w:w="108" w:type="dxa"/>
-        <w:bottom w:w="0" w:type="dxa"/>
-        <w:right w:w="108" w:type="dxa"/>
-      </w:tblCellMar>
     </w:tblPr>
     <w:tblStylePr w:type="firstRow">
       <w:rPr>
@@ -12313,16 +12005,9 @@
     <w:tblPr>
       <w:tblStyleRowBandSize w:val="1"/>
       <w:tblStyleColBandSize w:val="1"/>
-      <w:tblInd w:w="0" w:type="dxa"/>
       <w:tblBorders>
         <w:right w:val="single" w:sz="4" w:space="0" w:color="8ED873" w:themeColor="accent6" w:themeTint="98"/>
       </w:tblBorders>
-      <w:tblCellMar>
-        <w:top w:w="0" w:type="dxa"/>
-        <w:left w:w="108" w:type="dxa"/>
-        <w:bottom w:w="0" w:type="dxa"/>
-        <w:right w:w="108" w:type="dxa"/>
-      </w:tblCellMar>
     </w:tblPr>
     <w:tblStylePr w:type="firstRow">
       <w:rPr>
@@ -12441,13 +12126,6 @@
     <w:tblPr>
       <w:tblStyleRowBandSize w:val="1"/>
       <w:tblStyleColBandSize w:val="1"/>
-      <w:tblInd w:w="0" w:type="dxa"/>
-      <w:tblCellMar>
-        <w:top w:w="0" w:type="dxa"/>
-        <w:left w:w="108" w:type="dxa"/>
-        <w:bottom w:w="0" w:type="dxa"/>
-        <w:right w:w="108" w:type="dxa"/>
-      </w:tblCellMar>
     </w:tblPr>
     <w:tblStylePr w:type="firstRow">
       <w:rPr>
@@ -12508,7 +12186,7 @@
       </w:rPr>
       <w:tblPr/>
       <w:tcPr>
-        <w:shd w:val="clear" w:color="F2F2F2" w:themeColor="text1" w:themeTint="D" w:fill="F2F2F2" w:themeFill="text1" w:themeFillTint="D"/>
+        <w:shd w:val="clear" w:color="F2F2F2" w:themeColor="text1" w:themeTint="0D" w:fill="F2F2F2" w:themeFill="text1" w:themeFillTint="0D"/>
       </w:tcPr>
     </w:tblStylePr>
     <w:tblStylePr w:type="band1Horz">
@@ -12526,7 +12204,7 @@
       </w:rPr>
       <w:tblPr/>
       <w:tcPr>
-        <w:shd w:val="clear" w:color="F2F2F2" w:themeColor="text1" w:themeTint="D" w:fill="F2F2F2" w:themeFill="text1" w:themeFillTint="D"/>
+        <w:shd w:val="clear" w:color="F2F2F2" w:themeColor="text1" w:themeTint="0D" w:fill="F2F2F2" w:themeFill="text1" w:themeFillTint="0D"/>
       </w:tcPr>
     </w:tblStylePr>
   </w:style>
@@ -12547,13 +12225,6 @@
     <w:tblPr>
       <w:tblStyleRowBandSize w:val="1"/>
       <w:tblStyleColBandSize w:val="1"/>
-      <w:tblInd w:w="0" w:type="dxa"/>
-      <w:tblCellMar>
-        <w:top w:w="0" w:type="dxa"/>
-        <w:left w:w="108" w:type="dxa"/>
-        <w:bottom w:w="0" w:type="dxa"/>
-        <w:right w:w="108" w:type="dxa"/>
-      </w:tblCellMar>
     </w:tblPr>
     <w:tblStylePr w:type="firstRow">
       <w:rPr>
@@ -12653,13 +12324,6 @@
     <w:tblPr>
       <w:tblStyleRowBandSize w:val="1"/>
       <w:tblStyleColBandSize w:val="1"/>
-      <w:tblInd w:w="0" w:type="dxa"/>
-      <w:tblCellMar>
-        <w:top w:w="0" w:type="dxa"/>
-        <w:left w:w="108" w:type="dxa"/>
-        <w:bottom w:w="0" w:type="dxa"/>
-        <w:right w:w="108" w:type="dxa"/>
-      </w:tblCellMar>
     </w:tblPr>
     <w:tblStylePr w:type="firstRow">
       <w:rPr>
@@ -12759,13 +12423,6 @@
     <w:tblPr>
       <w:tblStyleRowBandSize w:val="1"/>
       <w:tblStyleColBandSize w:val="1"/>
-      <w:tblInd w:w="0" w:type="dxa"/>
-      <w:tblCellMar>
-        <w:top w:w="0" w:type="dxa"/>
-        <w:left w:w="108" w:type="dxa"/>
-        <w:bottom w:w="0" w:type="dxa"/>
-        <w:right w:w="108" w:type="dxa"/>
-      </w:tblCellMar>
     </w:tblPr>
     <w:tblStylePr w:type="firstRow">
       <w:rPr>
@@ -12865,13 +12522,6 @@
     <w:tblPr>
       <w:tblStyleRowBandSize w:val="1"/>
       <w:tblStyleColBandSize w:val="1"/>
-      <w:tblInd w:w="0" w:type="dxa"/>
-      <w:tblCellMar>
-        <w:top w:w="0" w:type="dxa"/>
-        <w:left w:w="108" w:type="dxa"/>
-        <w:bottom w:w="0" w:type="dxa"/>
-        <w:right w:w="108" w:type="dxa"/>
-      </w:tblCellMar>
     </w:tblPr>
     <w:tblStylePr w:type="firstRow">
       <w:rPr>
@@ -12971,13 +12621,6 @@
     <w:tblPr>
       <w:tblStyleRowBandSize w:val="1"/>
       <w:tblStyleColBandSize w:val="1"/>
-      <w:tblInd w:w="0" w:type="dxa"/>
-      <w:tblCellMar>
-        <w:top w:w="0" w:type="dxa"/>
-        <w:left w:w="108" w:type="dxa"/>
-        <w:bottom w:w="0" w:type="dxa"/>
-        <w:right w:w="108" w:type="dxa"/>
-      </w:tblCellMar>
     </w:tblPr>
     <w:tblStylePr w:type="firstRow">
       <w:rPr>
@@ -13077,13 +12720,6 @@
     <w:tblPr>
       <w:tblStyleRowBandSize w:val="1"/>
       <w:tblStyleColBandSize w:val="1"/>
-      <w:tblInd w:w="0" w:type="dxa"/>
-      <w:tblCellMar>
-        <w:top w:w="0" w:type="dxa"/>
-        <w:left w:w="108" w:type="dxa"/>
-        <w:bottom w:w="0" w:type="dxa"/>
-        <w:right w:w="108" w:type="dxa"/>
-      </w:tblCellMar>
     </w:tblPr>
     <w:tblStylePr w:type="firstRow">
       <w:rPr>
@@ -13183,7 +12819,6 @@
     <w:tblPr>
       <w:tblStyleRowBandSize w:val="1"/>
       <w:tblStyleColBandSize w:val="1"/>
-      <w:tblInd w:w="0" w:type="dxa"/>
       <w:tblBorders>
         <w:top w:val="single" w:sz="4" w:space="0" w:color="595959" w:themeColor="text1" w:themeTint="A6"/>
         <w:left w:val="single" w:sz="4" w:space="0" w:color="595959" w:themeColor="text1" w:themeTint="A6"/>
@@ -13192,12 +12827,6 @@
         <w:insideH w:val="single" w:sz="4" w:space="0" w:color="595959" w:themeColor="text1" w:themeTint="A6"/>
         <w:insideV w:val="single" w:sz="4" w:space="0" w:color="595959" w:themeColor="text1" w:themeTint="A6"/>
       </w:tblBorders>
-      <w:tblCellMar>
-        <w:top w:w="0" w:type="dxa"/>
-        <w:left w:w="108" w:type="dxa"/>
-        <w:bottom w:w="0" w:type="dxa"/>
-        <w:right w:w="108" w:type="dxa"/>
-      </w:tblCellMar>
     </w:tblPr>
     <w:tblStylePr w:type="firstRow">
       <w:rPr>
@@ -13258,7 +12887,7 @@
       </w:rPr>
       <w:tblPr/>
       <w:tcPr>
-        <w:shd w:val="clear" w:color="F2F2F2" w:themeColor="text1" w:themeTint="D" w:fill="F2F2F2" w:themeFill="text1" w:themeFillTint="D"/>
+        <w:shd w:val="clear" w:color="F2F2F2" w:themeColor="text1" w:themeTint="0D" w:fill="F2F2F2" w:themeFill="text1" w:themeFillTint="0D"/>
       </w:tcPr>
     </w:tblStylePr>
     <w:tblStylePr w:type="band1Horz">
@@ -13276,7 +12905,7 @@
       </w:rPr>
       <w:tblPr/>
       <w:tcPr>
-        <w:shd w:val="clear" w:color="F2F2F2" w:themeColor="text1" w:themeTint="D" w:fill="F2F2F2" w:themeFill="text1" w:themeFillTint="D"/>
+        <w:shd w:val="clear" w:color="F2F2F2" w:themeColor="text1" w:themeTint="0D" w:fill="F2F2F2" w:themeFill="text1" w:themeFillTint="0D"/>
       </w:tcPr>
     </w:tblStylePr>
   </w:style>
@@ -13297,7 +12926,6 @@
     <w:tblPr>
       <w:tblStyleRowBandSize w:val="1"/>
       <w:tblStyleColBandSize w:val="1"/>
-      <w:tblInd w:w="0" w:type="dxa"/>
       <w:tblBorders>
         <w:top w:val="single" w:sz="4" w:space="0" w:color="0C374B" w:themeColor="accent1" w:themeShade="95"/>
         <w:left w:val="single" w:sz="4" w:space="0" w:color="0C374B" w:themeColor="accent1" w:themeShade="95"/>
@@ -13306,12 +12934,6 @@
         <w:insideH w:val="single" w:sz="4" w:space="0" w:color="0C374B" w:themeColor="accent1" w:themeShade="95"/>
         <w:insideV w:val="single" w:sz="4" w:space="0" w:color="0C374B" w:themeColor="accent1" w:themeShade="95"/>
       </w:tblBorders>
-      <w:tblCellMar>
-        <w:top w:w="0" w:type="dxa"/>
-        <w:left w:w="108" w:type="dxa"/>
-        <w:bottom w:w="0" w:type="dxa"/>
-        <w:right w:w="108" w:type="dxa"/>
-      </w:tblCellMar>
     </w:tblPr>
     <w:tblStylePr w:type="firstRow">
       <w:rPr>
@@ -13411,7 +13033,6 @@
     <w:tblPr>
       <w:tblStyleRowBandSize w:val="1"/>
       <w:tblStyleColBandSize w:val="1"/>
-      <w:tblInd w:w="0" w:type="dxa"/>
       <w:tblBorders>
         <w:top w:val="single" w:sz="4" w:space="0" w:color="953D10" w:themeColor="accent2" w:themeShade="95"/>
         <w:left w:val="single" w:sz="4" w:space="0" w:color="953D10" w:themeColor="accent2" w:themeShade="95"/>
@@ -13420,12 +13041,6 @@
         <w:insideH w:val="single" w:sz="4" w:space="0" w:color="953D10" w:themeColor="accent2" w:themeShade="95"/>
         <w:insideV w:val="single" w:sz="4" w:space="0" w:color="953D10" w:themeColor="accent2" w:themeShade="95"/>
       </w:tblBorders>
-      <w:tblCellMar>
-        <w:top w:w="0" w:type="dxa"/>
-        <w:left w:w="108" w:type="dxa"/>
-        <w:bottom w:w="0" w:type="dxa"/>
-        <w:right w:w="108" w:type="dxa"/>
-      </w:tblCellMar>
     </w:tblPr>
     <w:tblStylePr w:type="firstRow">
       <w:rPr>
@@ -13525,7 +13140,6 @@
     <w:tblPr>
       <w:tblStyleRowBandSize w:val="1"/>
       <w:tblStyleColBandSize w:val="1"/>
-      <w:tblInd w:w="0" w:type="dxa"/>
       <w:tblBorders>
         <w:top w:val="single" w:sz="4" w:space="0" w:color="0E3E15" w:themeColor="accent3" w:themeShade="95"/>
         <w:left w:val="single" w:sz="4" w:space="0" w:color="0E3E15" w:themeColor="accent3" w:themeShade="95"/>
@@ -13534,12 +13148,6 @@
         <w:insideH w:val="single" w:sz="4" w:space="0" w:color="0E3E15" w:themeColor="accent3" w:themeShade="95"/>
         <w:insideV w:val="single" w:sz="4" w:space="0" w:color="0E3E15" w:themeColor="accent3" w:themeShade="95"/>
       </w:tblBorders>
-      <w:tblCellMar>
-        <w:top w:w="0" w:type="dxa"/>
-        <w:left w:w="108" w:type="dxa"/>
-        <w:bottom w:w="0" w:type="dxa"/>
-        <w:right w:w="108" w:type="dxa"/>
-      </w:tblCellMar>
     </w:tblPr>
     <w:tblStylePr w:type="firstRow">
       <w:rPr>
@@ -13639,7 +13247,6 @@
     <w:tblPr>
       <w:tblStyleRowBandSize w:val="1"/>
       <w:tblStyleColBandSize w:val="1"/>
-      <w:tblInd w:w="0" w:type="dxa"/>
       <w:tblBorders>
         <w:top w:val="single" w:sz="4" w:space="0" w:color="085C7C" w:themeColor="accent4" w:themeShade="95"/>
         <w:left w:val="single" w:sz="4" w:space="0" w:color="085C7C" w:themeColor="accent4" w:themeShade="95"/>
@@ -13648,12 +13255,6 @@
         <w:insideH w:val="single" w:sz="4" w:space="0" w:color="085C7C" w:themeColor="accent4" w:themeShade="95"/>
         <w:insideV w:val="single" w:sz="4" w:space="0" w:color="085C7C" w:themeColor="accent4" w:themeShade="95"/>
       </w:tblBorders>
-      <w:tblCellMar>
-        <w:top w:w="0" w:type="dxa"/>
-        <w:left w:w="108" w:type="dxa"/>
-        <w:bottom w:w="0" w:type="dxa"/>
-        <w:right w:w="108" w:type="dxa"/>
-      </w:tblCellMar>
     </w:tblPr>
     <w:tblStylePr w:type="firstRow">
       <w:rPr>
@@ -13753,7 +13354,6 @@
     <w:tblPr>
       <w:tblStyleRowBandSize w:val="1"/>
       <w:tblStyleColBandSize w:val="1"/>
-      <w:tblInd w:w="0" w:type="dxa"/>
       <w:tblBorders>
         <w:top w:val="single" w:sz="4" w:space="0" w:color="5D1955" w:themeColor="accent5" w:themeShade="95"/>
         <w:left w:val="single" w:sz="4" w:space="0" w:color="5D1955" w:themeColor="accent5" w:themeShade="95"/>
@@ -13762,12 +13362,6 @@
         <w:insideH w:val="single" w:sz="4" w:space="0" w:color="5D1955" w:themeColor="accent5" w:themeShade="95"/>
         <w:insideV w:val="single" w:sz="4" w:space="0" w:color="5D1955" w:themeColor="accent5" w:themeShade="95"/>
       </w:tblBorders>
-      <w:tblCellMar>
-        <w:top w:w="0" w:type="dxa"/>
-        <w:left w:w="108" w:type="dxa"/>
-        <w:bottom w:w="0" w:type="dxa"/>
-        <w:right w:w="108" w:type="dxa"/>
-      </w:tblCellMar>
     </w:tblPr>
     <w:tblStylePr w:type="firstRow">
       <w:rPr>
@@ -13867,7 +13461,6 @@
     <w:tblPr>
       <w:tblStyleRowBandSize w:val="1"/>
       <w:tblStyleColBandSize w:val="1"/>
-      <w:tblInd w:w="0" w:type="dxa"/>
       <w:tblBorders>
         <w:top w:val="single" w:sz="4" w:space="0" w:color="2D611B" w:themeColor="accent6" w:themeShade="95"/>
         <w:left w:val="single" w:sz="4" w:space="0" w:color="2D611B" w:themeColor="accent6" w:themeShade="95"/>
@@ -13876,12 +13469,6 @@
         <w:insideH w:val="single" w:sz="4" w:space="0" w:color="2D611B" w:themeColor="accent6" w:themeShade="95"/>
         <w:insideV w:val="single" w:sz="4" w:space="0" w:color="2D611B" w:themeColor="accent6" w:themeShade="95"/>
       </w:tblBorders>
-      <w:tblCellMar>
-        <w:top w:w="0" w:type="dxa"/>
-        <w:left w:w="108" w:type="dxa"/>
-        <w:bottom w:w="0" w:type="dxa"/>
-        <w:right w:w="108" w:type="dxa"/>
-      </w:tblCellMar>
     </w:tblPr>
     <w:tblStylePr w:type="firstRow">
       <w:rPr>
@@ -13975,7 +13562,6 @@
     <w:tblPr>
       <w:tblStyleRowBandSize w:val="1"/>
       <w:tblStyleColBandSize w:val="1"/>
-      <w:tblInd w:w="0" w:type="dxa"/>
       <w:tblBorders>
         <w:top w:val="single" w:sz="4" w:space="0" w:color="D9D9D9" w:themeColor="text1" w:themeTint="26"/>
         <w:left w:val="single" w:sz="4" w:space="0" w:color="D9D9D9" w:themeColor="text1" w:themeTint="26"/>
@@ -13984,12 +13570,6 @@
         <w:insideH w:val="single" w:sz="4" w:space="0" w:color="D9D9D9" w:themeColor="text1" w:themeTint="26"/>
         <w:insideV w:val="single" w:sz="4" w:space="0" w:color="D9D9D9" w:themeColor="text1" w:themeTint="26"/>
       </w:tblBorders>
-      <w:tblCellMar>
-        <w:top w:w="0" w:type="dxa"/>
-        <w:left w:w="108" w:type="dxa"/>
-        <w:bottom w:w="0" w:type="dxa"/>
-        <w:right w:w="108" w:type="dxa"/>
-      </w:tblCellMar>
     </w:tblPr>
     <w:tblStylePr w:type="firstRow">
       <w:rPr>
@@ -14065,7 +13645,6 @@
     <w:tblPr>
       <w:tblStyleRowBandSize w:val="1"/>
       <w:tblStyleColBandSize w:val="1"/>
-      <w:tblInd w:w="0" w:type="dxa"/>
       <w:tblBorders>
         <w:top w:val="single" w:sz="4" w:space="0" w:color="81C9EA" w:themeColor="accent1" w:themeTint="67"/>
         <w:left w:val="single" w:sz="4" w:space="0" w:color="81C9EA" w:themeColor="accent1" w:themeTint="67"/>
@@ -14074,12 +13653,6 @@
         <w:insideH w:val="single" w:sz="4" w:space="0" w:color="81C9EA" w:themeColor="accent1" w:themeTint="67"/>
         <w:insideV w:val="single" w:sz="4" w:space="0" w:color="81C9EA" w:themeColor="accent1" w:themeTint="67"/>
       </w:tblBorders>
-      <w:tblCellMar>
-        <w:top w:w="0" w:type="dxa"/>
-        <w:left w:w="108" w:type="dxa"/>
-        <w:bottom w:w="0" w:type="dxa"/>
-        <w:right w:w="108" w:type="dxa"/>
-      </w:tblCellMar>
     </w:tblPr>
     <w:tblStylePr w:type="firstRow">
       <w:rPr>
@@ -14155,7 +13728,6 @@
     <w:tblPr>
       <w:tblStyleRowBandSize w:val="1"/>
       <w:tblStyleColBandSize w:val="1"/>
-      <w:tblInd w:w="0" w:type="dxa"/>
       <w:tblBorders>
         <w:top w:val="single" w:sz="4" w:space="0" w:color="F6C5AB" w:themeColor="accent2" w:themeTint="67"/>
         <w:left w:val="single" w:sz="4" w:space="0" w:color="F6C5AB" w:themeColor="accent2" w:themeTint="67"/>
@@ -14164,12 +13736,6 @@
         <w:insideH w:val="single" w:sz="4" w:space="0" w:color="F6C5AB" w:themeColor="accent2" w:themeTint="67"/>
         <w:insideV w:val="single" w:sz="4" w:space="0" w:color="F6C5AB" w:themeColor="accent2" w:themeTint="67"/>
       </w:tblBorders>
-      <w:tblCellMar>
-        <w:top w:w="0" w:type="dxa"/>
-        <w:left w:w="108" w:type="dxa"/>
-        <w:bottom w:w="0" w:type="dxa"/>
-        <w:right w:w="108" w:type="dxa"/>
-      </w:tblCellMar>
     </w:tblPr>
     <w:tblStylePr w:type="firstRow">
       <w:rPr>
@@ -14245,7 +13811,6 @@
     <w:tblPr>
       <w:tblStyleRowBandSize w:val="1"/>
       <w:tblStyleColBandSize w:val="1"/>
-      <w:tblInd w:w="0" w:type="dxa"/>
       <w:tblBorders>
         <w:top w:val="single" w:sz="4" w:space="0" w:color="83E28F" w:themeColor="accent3" w:themeTint="67"/>
         <w:left w:val="single" w:sz="4" w:space="0" w:color="83E28F" w:themeColor="accent3" w:themeTint="67"/>
@@ -14254,12 +13819,6 @@
         <w:insideH w:val="single" w:sz="4" w:space="0" w:color="83E28F" w:themeColor="accent3" w:themeTint="67"/>
         <w:insideV w:val="single" w:sz="4" w:space="0" w:color="83E28F" w:themeColor="accent3" w:themeTint="67"/>
       </w:tblBorders>
-      <w:tblCellMar>
-        <w:top w:w="0" w:type="dxa"/>
-        <w:left w:w="108" w:type="dxa"/>
-        <w:bottom w:w="0" w:type="dxa"/>
-        <w:right w:w="108" w:type="dxa"/>
-      </w:tblCellMar>
     </w:tblPr>
     <w:tblStylePr w:type="firstRow">
       <w:rPr>
@@ -14335,7 +13894,6 @@
     <w:tblPr>
       <w:tblStyleRowBandSize w:val="1"/>
       <w:tblStyleColBandSize w:val="1"/>
-      <w:tblInd w:w="0" w:type="dxa"/>
       <w:tblBorders>
         <w:top w:val="single" w:sz="4" w:space="0" w:color="94DBF7" w:themeColor="accent4" w:themeTint="67"/>
         <w:left w:val="single" w:sz="4" w:space="0" w:color="94DBF7" w:themeColor="accent4" w:themeTint="67"/>
@@ -14344,12 +13902,6 @@
         <w:insideH w:val="single" w:sz="4" w:space="0" w:color="94DBF7" w:themeColor="accent4" w:themeTint="67"/>
         <w:insideV w:val="single" w:sz="4" w:space="0" w:color="94DBF7" w:themeColor="accent4" w:themeTint="67"/>
       </w:tblBorders>
-      <w:tblCellMar>
-        <w:top w:w="0" w:type="dxa"/>
-        <w:left w:w="108" w:type="dxa"/>
-        <w:bottom w:w="0" w:type="dxa"/>
-        <w:right w:w="108" w:type="dxa"/>
-      </w:tblCellMar>
     </w:tblPr>
     <w:tblStylePr w:type="firstRow">
       <w:rPr>
@@ -14425,7 +13977,6 @@
     <w:tblPr>
       <w:tblStyleRowBandSize w:val="1"/>
       <w:tblStyleColBandSize w:val="1"/>
-      <w:tblInd w:w="0" w:type="dxa"/>
       <w:tblBorders>
         <w:top w:val="single" w:sz="4" w:space="0" w:color="E49DDC" w:themeColor="accent5" w:themeTint="67"/>
         <w:left w:val="single" w:sz="4" w:space="0" w:color="E49DDC" w:themeColor="accent5" w:themeTint="67"/>
@@ -14434,12 +13985,6 @@
         <w:insideH w:val="single" w:sz="4" w:space="0" w:color="E49DDC" w:themeColor="accent5" w:themeTint="67"/>
         <w:insideV w:val="single" w:sz="4" w:space="0" w:color="E49DDC" w:themeColor="accent5" w:themeTint="67"/>
       </w:tblBorders>
-      <w:tblCellMar>
-        <w:top w:w="0" w:type="dxa"/>
-        <w:left w:w="108" w:type="dxa"/>
-        <w:bottom w:w="0" w:type="dxa"/>
-        <w:right w:w="108" w:type="dxa"/>
-      </w:tblCellMar>
     </w:tblPr>
     <w:tblStylePr w:type="firstRow">
       <w:rPr>
@@ -14515,7 +14060,6 @@
     <w:tblPr>
       <w:tblStyleRowBandSize w:val="1"/>
       <w:tblStyleColBandSize w:val="1"/>
-      <w:tblInd w:w="0" w:type="dxa"/>
       <w:tblBorders>
         <w:top w:val="single" w:sz="4" w:space="0" w:color="B2E5A0" w:themeColor="accent6" w:themeTint="67"/>
         <w:left w:val="single" w:sz="4" w:space="0" w:color="B2E5A0" w:themeColor="accent6" w:themeTint="67"/>
@@ -14524,12 +14068,6 @@
         <w:insideH w:val="single" w:sz="4" w:space="0" w:color="B2E5A0" w:themeColor="accent6" w:themeTint="67"/>
         <w:insideV w:val="single" w:sz="4" w:space="0" w:color="B2E5A0" w:themeColor="accent6" w:themeTint="67"/>
       </w:tblBorders>
-      <w:tblCellMar>
-        <w:top w:w="0" w:type="dxa"/>
-        <w:left w:w="108" w:type="dxa"/>
-        <w:bottom w:w="0" w:type="dxa"/>
-        <w:right w:w="108" w:type="dxa"/>
-      </w:tblCellMar>
     </w:tblPr>
     <w:tblStylePr w:type="firstRow">
       <w:rPr>
@@ -14673,7 +14211,7 @@
       <w:vertAlign w:val="superscript"/>
     </w:rPr>
   </w:style>
-  <w:style w:type="paragraph" w:styleId="11">
+  <w:style w:type="paragraph" w:styleId="12">
     <w:name w:val="toc 1"/>
     <w:basedOn w:val="a"/>
     <w:next w:val="a"/>
@@ -14684,7 +14222,7 @@
       <w:spacing w:after="57"/>
     </w:pPr>
   </w:style>
-  <w:style w:type="paragraph" w:styleId="21">
+  <w:style w:type="paragraph" w:styleId="22">
     <w:name w:val="toc 2"/>
     <w:basedOn w:val="a"/>
     <w:next w:val="a"/>
@@ -14696,7 +14234,7 @@
       <w:ind w:left="283"/>
     </w:pPr>
   </w:style>
-  <w:style w:type="paragraph" w:styleId="31">
+  <w:style w:type="paragraph" w:styleId="32">
     <w:name w:val="toc 3"/>
     <w:basedOn w:val="a"/>
     <w:next w:val="a"/>
@@ -14708,7 +14246,7 @@
       <w:ind w:left="567"/>
     </w:pPr>
   </w:style>
-  <w:style w:type="paragraph" w:styleId="41">
+  <w:style w:type="paragraph" w:styleId="42">
     <w:name w:val="toc 4"/>
     <w:basedOn w:val="a"/>
     <w:next w:val="a"/>
@@ -14720,7 +14258,7 @@
       <w:ind w:left="850"/>
     </w:pPr>
   </w:style>
-  <w:style w:type="paragraph" w:styleId="51">
+  <w:style w:type="paragraph" w:styleId="52">
     <w:name w:val="toc 5"/>
     <w:basedOn w:val="a"/>
     <w:next w:val="a"/>
@@ -14936,7 +14474,7 @@
     </w:rPr>
   </w:style>
   <w:style w:type="character" w:customStyle="1" w:styleId="af4">
-    <w:name w:val="Название Знак"/>
+    <w:name w:val="Заголовок Знак"/>
     <w:basedOn w:val="a0"/>
     <w:link w:val="af3"/>
     <w:uiPriority w:val="10"/>
@@ -14983,11 +14521,11 @@
       <w:szCs w:val="28"/>
     </w:rPr>
   </w:style>
-  <w:style w:type="paragraph" w:styleId="22">
+  <w:style w:type="paragraph" w:styleId="23">
     <w:name w:val="Quote"/>
     <w:basedOn w:val="a"/>
     <w:next w:val="a"/>
-    <w:link w:val="23"/>
+    <w:link w:val="24"/>
     <w:uiPriority w:val="29"/>
     <w:qFormat/>
     <w:rsid w:val="0006470D"/>
@@ -15001,10 +14539,10 @@
       <w:color w:val="404040" w:themeColor="text1" w:themeTint="BF"/>
     </w:rPr>
   </w:style>
-  <w:style w:type="character" w:customStyle="1" w:styleId="23">
+  <w:style w:type="character" w:customStyle="1" w:styleId="24">
     <w:name w:val="Цитата 2 Знак"/>
     <w:basedOn w:val="a0"/>
-    <w:link w:val="22"/>
+    <w:link w:val="23"/>
     <w:uiPriority w:val="29"/>
     <w:rsid w:val="0006470D"/>
     <w:rPr>
